--- a/docs/11-mvp-development-roadmap.docx
+++ b/docs/11-mvp-development-roadmap.docx
@@ -236,7 +236,7 @@
           <w:lang w:eastAsia="ru-RU"/>
         </w:rPr>
         <w:pict w14:anchorId="793F9573">
-          <v:rect id="_x0000_i1025" style="width:0;height:1.5pt" o:hralign="center" o:hrstd="t" o:hr="t" fillcolor="#a0a0a0" stroked="f"/>
+          <v:rect id="_x0000_i1026" style="width:0;height:1.5pt" o:hralign="center" o:hrstd="t" o:hr="t" fillcolor="#a0a0a0" stroked="f"/>
         </w:pict>
       </w:r>
     </w:p>
@@ -500,7 +500,7 @@
           <w:szCs w:val="24"/>
           <w:lang w:eastAsia="ru-RU"/>
         </w:rPr>
-        <w:t>MapLibre;</w:t>
+        <w:t>MapLibre</w:t>
       </w:r>
     </w:p>
     <w:p>
@@ -514,17 +514,17 @@
           <w:rFonts w:ascii="Times New Roman" w:eastAsia="Times New Roman" w:hAnsi="Times New Roman" w:cs="Times New Roman"/>
           <w:sz w:val="24"/>
           <w:szCs w:val="24"/>
-          <w:lang w:eastAsia="ru-RU"/>
-        </w:rPr>
-      </w:pPr>
-      <w:r>
-        <w:rPr>
-          <w:rFonts w:ascii="Times New Roman" w:eastAsia="Times New Roman" w:hAnsi="Times New Roman" w:cs="Times New Roman"/>
-          <w:sz w:val="24"/>
-          <w:szCs w:val="24"/>
-          <w:lang w:eastAsia="ru-RU"/>
-        </w:rPr>
-        <w:t>PMTiles;</w:t>
+          <w:lang w:val="en-US" w:eastAsia="ru-RU"/>
+        </w:rPr>
+      </w:pPr>
+      <w:r>
+        <w:rPr>
+          <w:rFonts w:ascii="Times New Roman" w:eastAsia="Times New Roman" w:hAnsi="Times New Roman" w:cs="Times New Roman"/>
+          <w:sz w:val="24"/>
+          <w:szCs w:val="24"/>
+          <w:lang w:val="en-US" w:eastAsia="ru-RU"/>
+        </w:rPr>
+        <w:t>Hosted map source (OpenFreeMap for MVP)</w:t>
       </w:r>
     </w:p>
     <w:p>
@@ -569,7 +569,7 @@
           <w:lang w:eastAsia="ru-RU"/>
         </w:rPr>
         <w:pict w14:anchorId="17554574">
-          <v:rect id="_x0000_i1026" style="width:0;height:1.5pt" o:hralign="center" o:hrstd="t" o:hr="t" fillcolor="#a0a0a0" stroked="f"/>
+          <v:rect id="_x0000_i1027" style="width:0;height:1.5pt" o:hralign="center" o:hrstd="t" o:hr="t" fillcolor="#a0a0a0" stroked="f"/>
         </w:pict>
       </w:r>
     </w:p>
@@ -827,7 +827,7 @@
           <w:lang w:eastAsia="ru-RU"/>
         </w:rPr>
         <w:pict w14:anchorId="3D56438A">
-          <v:rect id="_x0000_i1027" style="width:0;height:1.5pt" o:hralign="center" o:hrstd="t" o:hr="t" fillcolor="#a0a0a0" stroked="f"/>
+          <v:rect id="_x0000_i1028" style="width:0;height:1.5pt" o:hralign="center" o:hrstd="t" o:hr="t" fillcolor="#a0a0a0" stroked="f"/>
         </w:pict>
       </w:r>
     </w:p>
@@ -942,7 +942,7 @@
           <w:lang w:eastAsia="ru-RU"/>
         </w:rPr>
         <w:pict w14:anchorId="3169DB27">
-          <v:rect id="_x0000_i1028" style="width:0;height:1.5pt" o:hralign="center" o:hrstd="t" o:hr="t" fillcolor="#a0a0a0" stroked="f"/>
+          <v:rect id="_x0000_i1029" style="width:0;height:1.5pt" o:hralign="center" o:hrstd="t" o:hr="t" fillcolor="#a0a0a0" stroked="f"/>
         </w:pict>
       </w:r>
     </w:p>
@@ -1128,7 +1128,7 @@
           <w:lang w:eastAsia="ru-RU"/>
         </w:rPr>
         <w:pict w14:anchorId="45092EB9">
-          <v:rect id="_x0000_i1029" style="width:0;height:1.5pt" o:hralign="center" o:hrstd="t" o:hr="t" fillcolor="#a0a0a0" stroked="f"/>
+          <v:rect id="_x0000_i1030" style="width:0;height:1.5pt" o:hralign="center" o:hrstd="t" o:hr="t" fillcolor="#a0a0a0" stroked="f"/>
         </w:pict>
       </w:r>
     </w:p>
@@ -1290,7 +1290,7 @@
           <w:lang w:eastAsia="ru-RU"/>
         </w:rPr>
         <w:pict w14:anchorId="0C525AF5">
-          <v:rect id="_x0000_i1030" style="width:0;height:1.5pt" o:hralign="center" o:hrstd="t" o:hr="t" fillcolor="#a0a0a0" stroked="f"/>
+          <v:rect id="_x0000_i1031" style="width:0;height:1.5pt" o:hralign="center" o:hrstd="t" o:hr="t" fillcolor="#a0a0a0" stroked="f"/>
         </w:pict>
       </w:r>
     </w:p>
@@ -1437,7 +1437,7 @@
           <w:lang w:eastAsia="ru-RU"/>
         </w:rPr>
         <w:pict w14:anchorId="4E78241F">
-          <v:rect id="_x0000_i1079" style="width:0;height:1.5pt" o:hralign="center" o:bullet="t" o:hrstd="t" o:hr="t" fillcolor="#a0a0a0" stroked="f"/>
+          <v:rect id="_x0000_i1032" style="width:0;height:1.5pt" o:hralign="center" o:bullet="t" o:hrstd="t" o:hr="t" fillcolor="#a0a0a0" stroked="f"/>
         </w:pict>
       </w:r>
     </w:p>
@@ -1739,17 +1739,53 @@
           <w:rFonts w:ascii="Times New Roman" w:eastAsia="Times New Roman" w:hAnsi="Times New Roman" w:cs="Times New Roman"/>
           <w:sz w:val="24"/>
           <w:szCs w:val="24"/>
-          <w:lang w:eastAsia="ru-RU"/>
-        </w:rPr>
-      </w:pPr>
-      <w:r>
-        <w:rPr>
-          <w:rFonts w:ascii="Times New Roman" w:eastAsia="Times New Roman" w:hAnsi="Times New Roman" w:cs="Times New Roman"/>
-          <w:sz w:val="24"/>
-          <w:szCs w:val="24"/>
-          <w:lang w:eastAsia="ru-RU"/>
-        </w:rPr>
-        <w:t>- проверку запуска Spring Boot</w:t>
+          <w:lang w:val="en-US" w:eastAsia="ru-RU"/>
+        </w:rPr>
+      </w:pPr>
+      <w:r>
+        <w:rPr>
+          <w:rFonts w:ascii="Times New Roman" w:eastAsia="Times New Roman" w:hAnsi="Times New Roman" w:cs="Times New Roman"/>
+          <w:sz w:val="24"/>
+          <w:szCs w:val="24"/>
+          <w:lang w:val="en-US" w:eastAsia="ru-RU"/>
+        </w:rPr>
+        <w:t xml:space="preserve">- </w:t>
+      </w:r>
+      <w:r>
+        <w:rPr>
+          <w:rFonts w:ascii="Times New Roman" w:eastAsia="Times New Roman" w:hAnsi="Times New Roman" w:cs="Times New Roman"/>
+          <w:sz w:val="24"/>
+          <w:szCs w:val="24"/>
+          <w:lang w:eastAsia="ru-RU"/>
+        </w:rPr>
+        <w:t>проверку</w:t>
+      </w:r>
+      <w:r>
+        <w:rPr>
+          <w:rFonts w:ascii="Times New Roman" w:eastAsia="Times New Roman" w:hAnsi="Times New Roman" w:cs="Times New Roman"/>
+          <w:sz w:val="24"/>
+          <w:szCs w:val="24"/>
+          <w:lang w:val="en-US" w:eastAsia="ru-RU"/>
+        </w:rPr>
+        <w:t xml:space="preserve"> </w:t>
+      </w:r>
+      <w:r>
+        <w:rPr>
+          <w:rFonts w:ascii="Times New Roman" w:eastAsia="Times New Roman" w:hAnsi="Times New Roman" w:cs="Times New Roman"/>
+          <w:sz w:val="24"/>
+          <w:szCs w:val="24"/>
+          <w:lang w:eastAsia="ru-RU"/>
+        </w:rPr>
+        <w:t>запуска</w:t>
+      </w:r>
+      <w:r>
+        <w:rPr>
+          <w:rFonts w:ascii="Times New Roman" w:eastAsia="Times New Roman" w:hAnsi="Times New Roman" w:cs="Times New Roman"/>
+          <w:sz w:val="24"/>
+          <w:szCs w:val="24"/>
+          <w:lang w:val="en-US" w:eastAsia="ru-RU"/>
+        </w:rPr>
+        <w:t xml:space="preserve"> Spring Boot</w:t>
       </w:r>
     </w:p>
     <w:p>
@@ -1763,7 +1799,7 @@
           <w:kern w:val="36"/>
           <w:sz w:val="48"/>
           <w:szCs w:val="48"/>
-          <w:lang w:eastAsia="ru-RU"/>
+          <w:lang w:val="en-US" w:eastAsia="ru-RU"/>
         </w:rPr>
       </w:pPr>
       <w:r>
@@ -1774,7 +1810,7 @@
           <w:kern w:val="36"/>
           <w:sz w:val="48"/>
           <w:szCs w:val="48"/>
-          <w:lang w:eastAsia="ru-RU"/>
+          <w:lang w:val="en-US" w:eastAsia="ru-RU"/>
         </w:rPr>
         <w:lastRenderedPageBreak/>
         <w:t>Phase 1</w:t>
@@ -1863,7 +1899,7 @@
           <w:lang w:eastAsia="ru-RU"/>
         </w:rPr>
         <w:pict w14:anchorId="720E9F29">
-          <v:rect id="_x0000_i1032" style="width:0;height:1.5pt" o:hralign="center" o:hrstd="t" o:hr="t" fillcolor="#a0a0a0" stroked="f"/>
+          <v:rect id="_x0000_i1033" style="width:0;height:1.5pt" o:hralign="center" o:hrstd="t" o:hr="t" fillcolor="#a0a0a0" stroked="f"/>
         </w:pict>
       </w:r>
     </w:p>
@@ -2354,7 +2390,7 @@
           <w:lang w:eastAsia="ru-RU"/>
         </w:rPr>
         <w:pict w14:anchorId="35FCE94C">
-          <v:rect id="_x0000_i1033" style="width:0;height:1.5pt" o:hralign="center" o:hrstd="t" o:hr="t" fillcolor="#a0a0a0" stroked="f"/>
+          <v:rect id="_x0000_i1034" style="width:0;height:1.5pt" o:hralign="center" o:hrstd="t" o:hr="t" fillcolor="#a0a0a0" stroked="f"/>
         </w:pict>
       </w:r>
     </w:p>
@@ -2615,7 +2651,7 @@
           <w:lang w:eastAsia="ru-RU"/>
         </w:rPr>
         <w:pict w14:anchorId="428ED6C2">
-          <v:rect id="_x0000_i1034" style="width:0;height:1.5pt" o:hralign="center" o:hrstd="t" o:hr="t" fillcolor="#a0a0a0" stroked="f"/>
+          <v:rect id="_x0000_i1035" style="width:0;height:1.5pt" o:hralign="center" o:hrstd="t" o:hr="t" fillcolor="#a0a0a0" stroked="f"/>
         </w:pict>
       </w:r>
     </w:p>
@@ -2695,7 +2731,7 @@
           <w:lang w:eastAsia="ru-RU"/>
         </w:rPr>
         <w:pict w14:anchorId="7CD1BB9F">
-          <v:rect id="_x0000_i1035" style="width:0;height:1.5pt" o:hralign="center" o:hrstd="t" o:hr="t" fillcolor="#a0a0a0" stroked="f"/>
+          <v:rect id="_x0000_i1036" style="width:0;height:1.5pt" o:hralign="center" o:hrstd="t" o:hr="t" fillcolor="#a0a0a0" stroked="f"/>
         </w:pict>
       </w:r>
     </w:p>
@@ -2809,7 +2845,7 @@
           <w:lang w:eastAsia="ru-RU"/>
         </w:rPr>
         <w:pict w14:anchorId="1517B93A">
-          <v:rect id="_x0000_i1036" style="width:0;height:1.5pt" o:hralign="center" o:hrstd="t" o:hr="t" fillcolor="#a0a0a0" stroked="f"/>
+          <v:rect id="_x0000_i1037" style="width:0;height:1.5pt" o:hralign="center" o:hrstd="t" o:hr="t" fillcolor="#a0a0a0" stroked="f"/>
         </w:pict>
       </w:r>
     </w:p>
@@ -2948,7 +2984,7 @@
           <w:lang w:eastAsia="ru-RU"/>
         </w:rPr>
         <w:pict w14:anchorId="4A29A04A">
-          <v:rect id="_x0000_i1037" style="width:0;height:1.5pt" o:hralign="center" o:hrstd="t" o:hr="t" fillcolor="#a0a0a0" stroked="f"/>
+          <v:rect id="_x0000_i1038" style="width:0;height:1.5pt" o:hralign="center" o:hrstd="t" o:hr="t" fillcolor="#a0a0a0" stroked="f"/>
         </w:pict>
       </w:r>
     </w:p>
@@ -3086,7 +3122,7 @@
           <w:lang w:eastAsia="ru-RU"/>
         </w:rPr>
         <w:pict w14:anchorId="39F715E5">
-          <v:rect id="_x0000_i1038" style="width:0;height:1.5pt" o:hralign="center" o:hrstd="t" o:hr="t" fillcolor="#a0a0a0" stroked="f"/>
+          <v:rect id="_x0000_i1039" style="width:0;height:1.5pt" o:hralign="center" o:hrstd="t" o:hr="t" fillcolor="#a0a0a0" stroked="f"/>
         </w:pict>
       </w:r>
     </w:p>
@@ -3166,7 +3202,7 @@
           <w:lang w:eastAsia="ru-RU"/>
         </w:rPr>
         <w:pict w14:anchorId="570FB1F4">
-          <v:rect id="_x0000_i1039" style="width:0;height:1.5pt" o:hralign="center" o:hrstd="t" o:hr="t" fillcolor="#a0a0a0" stroked="f"/>
+          <v:rect id="_x0000_i1040" style="width:0;height:1.5pt" o:hralign="center" o:hrstd="t" o:hr="t" fillcolor="#a0a0a0" stroked="f"/>
         </w:pict>
       </w:r>
     </w:p>
@@ -3280,7 +3316,7 @@
           <w:lang w:eastAsia="ru-RU"/>
         </w:rPr>
         <w:pict w14:anchorId="102ACD96">
-          <v:rect id="_x0000_i1040" style="width:0;height:1.5pt" o:hralign="center" o:hrstd="t" o:hr="t" fillcolor="#a0a0a0" stroked="f"/>
+          <v:rect id="_x0000_i1041" style="width:0;height:1.5pt" o:hralign="center" o:hrstd="t" o:hr="t" fillcolor="#a0a0a0" stroked="f"/>
         </w:pict>
       </w:r>
     </w:p>
@@ -3418,7 +3454,7 @@
           <w:lang w:eastAsia="ru-RU"/>
         </w:rPr>
         <w:pict w14:anchorId="551DB534">
-          <v:rect id="_x0000_i1041" style="width:0;height:1.5pt" o:hralign="center" o:hrstd="t" o:hr="t" fillcolor="#a0a0a0" stroked="f"/>
+          <v:rect id="_x0000_i1042" style="width:0;height:1.5pt" o:hralign="center" o:hrstd="t" o:hr="t" fillcolor="#a0a0a0" stroked="f"/>
         </w:pict>
       </w:r>
     </w:p>
@@ -3532,7 +3568,7 @@
           <w:lang w:eastAsia="ru-RU"/>
         </w:rPr>
         <w:pict w14:anchorId="6FBD7131">
-          <v:rect id="_x0000_i1042" style="width:0;height:1.5pt" o:hralign="center" o:hrstd="t" o:hr="t" fillcolor="#a0a0a0" stroked="f"/>
+          <v:rect id="_x0000_i1043" style="width:0;height:1.5pt" o:hralign="center" o:hrstd="t" o:hr="t" fillcolor="#a0a0a0" stroked="f"/>
         </w:pict>
       </w:r>
     </w:p>
@@ -3613,7 +3649,7 @@
         </w:rPr>
         <w:lastRenderedPageBreak/>
         <w:pict w14:anchorId="51AC54D1">
-          <v:rect id="_x0000_i1043" style="width:0;height:1.5pt" o:hralign="center" o:hrstd="t" o:hr="t" fillcolor="#a0a0a0" stroked="f"/>
+          <v:rect id="_x0000_i1044" style="width:0;height:1.5pt" o:hralign="center" o:hrstd="t" o:hr="t" fillcolor="#a0a0a0" stroked="f"/>
         </w:pict>
       </w:r>
     </w:p>
@@ -3727,7 +3763,7 @@
           <w:lang w:eastAsia="ru-RU"/>
         </w:rPr>
         <w:pict w14:anchorId="5B3EC50B">
-          <v:rect id="_x0000_i1044" style="width:0;height:1.5pt" o:hralign="center" o:hrstd="t" o:hr="t" fillcolor="#a0a0a0" stroked="f"/>
+          <v:rect id="_x0000_i1045" style="width:0;height:1.5pt" o:hralign="center" o:hrstd="t" o:hr="t" fillcolor="#a0a0a0" stroked="f"/>
         </w:pict>
       </w:r>
     </w:p>
@@ -3841,7 +3877,7 @@
           <w:lang w:eastAsia="ru-RU"/>
         </w:rPr>
         <w:pict w14:anchorId="121A1F26">
-          <v:rect id="_x0000_i1045" style="width:0;height:1.5pt" o:hralign="center" o:hrstd="t" o:hr="t" fillcolor="#a0a0a0" stroked="f"/>
+          <v:rect id="_x0000_i1046" style="width:0;height:1.5pt" o:hralign="center" o:hrstd="t" o:hr="t" fillcolor="#a0a0a0" stroked="f"/>
         </w:pict>
       </w:r>
     </w:p>
@@ -3931,7 +3967,7 @@
           <w:lang w:eastAsia="ru-RU"/>
         </w:rPr>
         <w:pict w14:anchorId="0F29BAB7">
-          <v:rect id="_x0000_i1046" style="width:0;height:1.5pt" o:hralign="center" o:hrstd="t" o:hr="t" fillcolor="#a0a0a0" stroked="f"/>
+          <v:rect id="_x0000_i1047" style="width:0;height:1.5pt" o:hralign="center" o:hrstd="t" o:hr="t" fillcolor="#a0a0a0" stroked="f"/>
         </w:pict>
       </w:r>
     </w:p>
@@ -4011,7 +4047,7 @@
           <w:lang w:eastAsia="ru-RU"/>
         </w:rPr>
         <w:pict w14:anchorId="4EECC403">
-          <v:rect id="_x0000_i1047" style="width:0;height:1.5pt" o:hralign="center" o:hrstd="t" o:hr="t" fillcolor="#a0a0a0" stroked="f"/>
+          <v:rect id="_x0000_i1048" style="width:0;height:1.5pt" o:hralign="center" o:hrstd="t" o:hr="t" fillcolor="#a0a0a0" stroked="f"/>
         </w:pict>
       </w:r>
     </w:p>
@@ -4150,7 +4186,7 @@
           <w:lang w:eastAsia="ru-RU"/>
         </w:rPr>
         <w:pict w14:anchorId="6C289681">
-          <v:rect id="_x0000_i1048" style="width:0;height:1.5pt" o:hralign="center" o:hrstd="t" o:hr="t" fillcolor="#a0a0a0" stroked="f"/>
+          <v:rect id="_x0000_i1049" style="width:0;height:1.5pt" o:hralign="center" o:hrstd="t" o:hr="t" fillcolor="#a0a0a0" stroked="f"/>
         </w:pict>
       </w:r>
     </w:p>
@@ -4288,7 +4324,7 @@
           <w:lang w:eastAsia="ru-RU"/>
         </w:rPr>
         <w:pict w14:anchorId="6C22D6E2">
-          <v:rect id="_x0000_i1049" style="width:0;height:1.5pt" o:hralign="center" o:hrstd="t" o:hr="t" fillcolor="#a0a0a0" stroked="f"/>
+          <v:rect id="_x0000_i1050" style="width:0;height:1.5pt" o:hralign="center" o:hrstd="t" o:hr="t" fillcolor="#a0a0a0" stroked="f"/>
         </w:pict>
       </w:r>
     </w:p>
@@ -4403,7 +4439,7 @@
           <w:lang w:eastAsia="ru-RU"/>
         </w:rPr>
         <w:pict w14:anchorId="0F9A9E68">
-          <v:rect id="_x0000_i1050" style="width:0;height:1.5pt" o:hralign="center" o:hrstd="t" o:hr="t" fillcolor="#a0a0a0" stroked="f"/>
+          <v:rect id="_x0000_i1051" style="width:0;height:1.5pt" o:hralign="center" o:hrstd="t" o:hr="t" fillcolor="#a0a0a0" stroked="f"/>
         </w:pict>
       </w:r>
     </w:p>
@@ -4483,14 +4519,13 @@
           <w:lang w:eastAsia="ru-RU"/>
         </w:rPr>
         <w:pict w14:anchorId="39BBAA76">
-          <v:rect id="_x0000_i1051" style="width:0;height:1.5pt" o:hralign="center" o:hrstd="t" o:hr="t" fillcolor="#a0a0a0" stroked="f"/>
+          <v:rect id="_x0000_i1052" style="width:0;height:1.5pt" o:hralign="center" o:hrstd="t" o:hr="t" fillcolor="#a0a0a0" stroked="f"/>
         </w:pict>
       </w:r>
     </w:p>
     <w:p>
       <w:pPr>
-        <w:spacing w:before="100" w:beforeAutospacing="1" w:after="100" w:afterAutospacing="1" w:line="240" w:lineRule="auto"/>
-        <w:outlineLvl w:val="0"/>
+        <w:spacing w:after="0" w:line="240" w:lineRule="auto"/>
         <w:rPr>
           <w:rFonts w:ascii="Times New Roman" w:eastAsia="Times New Roman" w:hAnsi="Times New Roman" w:cs="Times New Roman"/>
           <w:b/>
@@ -4501,7 +4536,560 @@
           <w:lang w:eastAsia="ru-RU"/>
         </w:rPr>
       </w:pPr>
-      <w:r>
+    </w:p>
+    <w:p>
+      <w:pPr>
+        <w:spacing w:after="0" w:line="240" w:lineRule="auto"/>
+        <w:rPr>
+          <w:rFonts w:ascii="Times New Roman" w:eastAsia="Times New Roman" w:hAnsi="Times New Roman" w:cs="Times New Roman"/>
+          <w:sz w:val="24"/>
+          <w:szCs w:val="24"/>
+          <w:lang w:eastAsia="ru-RU"/>
+        </w:rPr>
+      </w:pPr>
+      <w:r>
+        <w:rPr>
+          <w:rFonts w:ascii="Times New Roman" w:eastAsia="Times New Roman" w:hAnsi="Times New Roman" w:cs="Times New Roman"/>
+          <w:sz w:val="24"/>
+          <w:szCs w:val="24"/>
+          <w:lang w:eastAsia="ru-RU"/>
+        </w:rPr>
+        <w:t>Phase 6</w:t>
+      </w:r>
+    </w:p>
+    <w:p>
+      <w:pPr>
+        <w:spacing w:after="0" w:line="240" w:lineRule="auto"/>
+        <w:rPr>
+          <w:rFonts w:ascii="Times New Roman" w:eastAsia="Times New Roman" w:hAnsi="Times New Roman" w:cs="Times New Roman"/>
+          <w:sz w:val="24"/>
+          <w:szCs w:val="24"/>
+          <w:lang w:eastAsia="ru-RU"/>
+        </w:rPr>
+      </w:pPr>
+      <w:r>
+        <w:rPr>
+          <w:rFonts w:ascii="Times New Roman" w:eastAsia="Times New Roman" w:hAnsi="Times New Roman" w:cs="Times New Roman"/>
+          <w:sz w:val="24"/>
+          <w:szCs w:val="24"/>
+          <w:lang w:eastAsia="ru-RU"/>
+        </w:rPr>
+        <w:t>Map Integration</w:t>
+      </w:r>
+    </w:p>
+    <w:p>
+      <w:pPr>
+        <w:spacing w:after="0" w:line="240" w:lineRule="auto"/>
+        <w:rPr>
+          <w:rFonts w:ascii="Times New Roman" w:eastAsia="Times New Roman" w:hAnsi="Times New Roman" w:cs="Times New Roman"/>
+          <w:sz w:val="24"/>
+          <w:szCs w:val="24"/>
+          <w:lang w:eastAsia="ru-RU"/>
+        </w:rPr>
+      </w:pPr>
+    </w:p>
+    <w:p>
+      <w:pPr>
+        <w:spacing w:after="0" w:line="240" w:lineRule="auto"/>
+        <w:rPr>
+          <w:rFonts w:ascii="Times New Roman" w:eastAsia="Times New Roman" w:hAnsi="Times New Roman" w:cs="Times New Roman"/>
+          <w:sz w:val="24"/>
+          <w:szCs w:val="24"/>
+          <w:lang w:eastAsia="ru-RU"/>
+        </w:rPr>
+      </w:pPr>
+      <w:r>
+        <w:rPr>
+          <w:rFonts w:ascii="Times New Roman" w:eastAsia="Times New Roman" w:hAnsi="Times New Roman" w:cs="Times New Roman"/>
+          <w:sz w:val="24"/>
+          <w:szCs w:val="24"/>
+          <w:lang w:eastAsia="ru-RU"/>
+        </w:rPr>
+        <w:t>Цель:</w:t>
+      </w:r>
+    </w:p>
+    <w:p>
+      <w:pPr>
+        <w:spacing w:after="0" w:line="240" w:lineRule="auto"/>
+        <w:rPr>
+          <w:rFonts w:ascii="Times New Roman" w:eastAsia="Times New Roman" w:hAnsi="Times New Roman" w:cs="Times New Roman"/>
+          <w:sz w:val="24"/>
+          <w:szCs w:val="24"/>
+          <w:lang w:eastAsia="ru-RU"/>
+        </w:rPr>
+      </w:pPr>
+      <w:r>
+        <w:rPr>
+          <w:rFonts w:ascii="Times New Roman" w:eastAsia="Times New Roman" w:hAnsi="Times New Roman" w:cs="Times New Roman"/>
+          <w:sz w:val="24"/>
+          <w:szCs w:val="24"/>
+          <w:lang w:eastAsia="ru-RU"/>
+        </w:rPr>
+        <w:t>Отобразить воспоминания на карте.</w:t>
+      </w:r>
+    </w:p>
+    <w:p>
+      <w:pPr>
+        <w:spacing w:after="0" w:line="240" w:lineRule="auto"/>
+        <w:rPr>
+          <w:rFonts w:ascii="Times New Roman" w:eastAsia="Times New Roman" w:hAnsi="Times New Roman" w:cs="Times New Roman"/>
+          <w:sz w:val="24"/>
+          <w:szCs w:val="24"/>
+          <w:lang w:eastAsia="ru-RU"/>
+        </w:rPr>
+      </w:pPr>
+    </w:p>
+    <w:p>
+      <w:pPr>
+        <w:spacing w:after="0" w:line="240" w:lineRule="auto"/>
+        <w:rPr>
+          <w:rFonts w:ascii="Times New Roman" w:eastAsia="Times New Roman" w:hAnsi="Times New Roman" w:cs="Times New Roman"/>
+          <w:sz w:val="24"/>
+          <w:szCs w:val="24"/>
+          <w:lang w:val="en-US" w:eastAsia="ru-RU"/>
+        </w:rPr>
+      </w:pPr>
+      <w:r>
+        <w:rPr>
+          <w:rFonts w:ascii="Times New Roman" w:eastAsia="Times New Roman" w:hAnsi="Times New Roman" w:cs="Times New Roman"/>
+          <w:sz w:val="24"/>
+          <w:szCs w:val="24"/>
+          <w:lang w:val="en-US" w:eastAsia="ru-RU"/>
+        </w:rPr>
+        <w:t>Flutter:</w:t>
+      </w:r>
+    </w:p>
+    <w:p>
+      <w:pPr>
+        <w:spacing w:after="0" w:line="240" w:lineRule="auto"/>
+        <w:rPr>
+          <w:rFonts w:ascii="Times New Roman" w:eastAsia="Times New Roman" w:hAnsi="Times New Roman" w:cs="Times New Roman"/>
+          <w:sz w:val="24"/>
+          <w:szCs w:val="24"/>
+          <w:lang w:val="en-US" w:eastAsia="ru-RU"/>
+        </w:rPr>
+      </w:pPr>
+      <w:r>
+        <w:rPr>
+          <w:rFonts w:ascii="Times New Roman" w:eastAsia="Times New Roman" w:hAnsi="Times New Roman" w:cs="Times New Roman"/>
+          <w:sz w:val="24"/>
+          <w:szCs w:val="24"/>
+          <w:lang w:val="en-US" w:eastAsia="ru-RU"/>
+        </w:rPr>
+        <w:t>• MapLibre;</w:t>
+      </w:r>
+    </w:p>
+    <w:p>
+      <w:pPr>
+        <w:spacing w:after="0" w:line="240" w:lineRule="auto"/>
+        <w:rPr>
+          <w:rFonts w:ascii="Times New Roman" w:eastAsia="Times New Roman" w:hAnsi="Times New Roman" w:cs="Times New Roman"/>
+          <w:sz w:val="24"/>
+          <w:szCs w:val="24"/>
+          <w:lang w:val="en-US" w:eastAsia="ru-RU"/>
+        </w:rPr>
+      </w:pPr>
+      <w:r>
+        <w:rPr>
+          <w:rFonts w:ascii="Times New Roman" w:eastAsia="Times New Roman" w:hAnsi="Times New Roman" w:cs="Times New Roman"/>
+          <w:sz w:val="24"/>
+          <w:szCs w:val="24"/>
+          <w:lang w:val="en-US" w:eastAsia="ru-RU"/>
+        </w:rPr>
+        <w:t>• OpenFreeMap map source;</w:t>
+      </w:r>
+    </w:p>
+    <w:p>
+      <w:pPr>
+        <w:spacing w:after="0" w:line="240" w:lineRule="auto"/>
+        <w:rPr>
+          <w:rFonts w:ascii="Times New Roman" w:eastAsia="Times New Roman" w:hAnsi="Times New Roman" w:cs="Times New Roman"/>
+          <w:sz w:val="24"/>
+          <w:szCs w:val="24"/>
+          <w:lang w:val="en-US" w:eastAsia="ru-RU"/>
+        </w:rPr>
+      </w:pPr>
+      <w:r>
+        <w:rPr>
+          <w:rFonts w:ascii="Times New Roman" w:eastAsia="Times New Roman" w:hAnsi="Times New Roman" w:cs="Times New Roman"/>
+          <w:sz w:val="24"/>
+          <w:szCs w:val="24"/>
+          <w:lang w:val="en-US" w:eastAsia="ru-RU"/>
+        </w:rPr>
+        <w:t>• replaceable map-source configuration;</w:t>
+      </w:r>
+    </w:p>
+    <w:p>
+      <w:pPr>
+        <w:spacing w:after="0" w:line="240" w:lineRule="auto"/>
+        <w:rPr>
+          <w:rFonts w:ascii="Times New Roman" w:eastAsia="Times New Roman" w:hAnsi="Times New Roman" w:cs="Times New Roman"/>
+          <w:sz w:val="24"/>
+          <w:szCs w:val="24"/>
+          <w:lang w:val="en-US" w:eastAsia="ru-RU"/>
+        </w:rPr>
+      </w:pPr>
+      <w:r>
+        <w:rPr>
+          <w:rFonts w:ascii="Times New Roman" w:eastAsia="Times New Roman" w:hAnsi="Times New Roman" w:cs="Times New Roman"/>
+          <w:sz w:val="24"/>
+          <w:szCs w:val="24"/>
+          <w:lang w:val="en-US" w:eastAsia="ru-RU"/>
+        </w:rPr>
+        <w:t>• Markers;</w:t>
+      </w:r>
+    </w:p>
+    <w:p>
+      <w:pPr>
+        <w:spacing w:after="0" w:line="240" w:lineRule="auto"/>
+        <w:rPr>
+          <w:rFonts w:ascii="Times New Roman" w:eastAsia="Times New Roman" w:hAnsi="Times New Roman" w:cs="Times New Roman"/>
+          <w:sz w:val="24"/>
+          <w:szCs w:val="24"/>
+          <w:lang w:val="en-US" w:eastAsia="ru-RU"/>
+        </w:rPr>
+      </w:pPr>
+      <w:r>
+        <w:rPr>
+          <w:rFonts w:ascii="Times New Roman" w:eastAsia="Times New Roman" w:hAnsi="Times New Roman" w:cs="Times New Roman"/>
+          <w:sz w:val="24"/>
+          <w:szCs w:val="24"/>
+          <w:lang w:val="en-US" w:eastAsia="ru-RU"/>
+        </w:rPr>
+        <w:t>• Memory Selection;</w:t>
+      </w:r>
+    </w:p>
+    <w:p>
+      <w:pPr>
+        <w:spacing w:after="0" w:line="240" w:lineRule="auto"/>
+        <w:rPr>
+          <w:rFonts w:ascii="Times New Roman" w:eastAsia="Times New Roman" w:hAnsi="Times New Roman" w:cs="Times New Roman"/>
+          <w:sz w:val="24"/>
+          <w:szCs w:val="24"/>
+          <w:lang w:val="en-US" w:eastAsia="ru-RU"/>
+        </w:rPr>
+      </w:pPr>
+      <w:r>
+        <w:rPr>
+          <w:rFonts w:ascii="Times New Roman" w:eastAsia="Times New Roman" w:hAnsi="Times New Roman" w:cs="Times New Roman"/>
+          <w:sz w:val="24"/>
+          <w:szCs w:val="24"/>
+          <w:lang w:val="en-US" w:eastAsia="ru-RU"/>
+        </w:rPr>
+        <w:t>• Camera / Bounds;</w:t>
+      </w:r>
+    </w:p>
+    <w:p>
+      <w:pPr>
+        <w:spacing w:after="0" w:line="240" w:lineRule="auto"/>
+        <w:rPr>
+          <w:rFonts w:ascii="Times New Roman" w:eastAsia="Times New Roman" w:hAnsi="Times New Roman" w:cs="Times New Roman"/>
+          <w:sz w:val="24"/>
+          <w:szCs w:val="24"/>
+          <w:lang w:val="en-US" w:eastAsia="ru-RU"/>
+        </w:rPr>
+      </w:pPr>
+      <w:r>
+        <w:rPr>
+          <w:rFonts w:ascii="Times New Roman" w:eastAsia="Times New Roman" w:hAnsi="Times New Roman" w:cs="Times New Roman"/>
+          <w:sz w:val="24"/>
+          <w:szCs w:val="24"/>
+          <w:lang w:val="en-US" w:eastAsia="ru-RU"/>
+        </w:rPr>
+        <w:t>• Memory ↔ Map synchronization.</w:t>
+      </w:r>
+    </w:p>
+    <w:p>
+      <w:pPr>
+        <w:spacing w:after="0" w:line="240" w:lineRule="auto"/>
+        <w:rPr>
+          <w:rFonts w:ascii="Times New Roman" w:eastAsia="Times New Roman" w:hAnsi="Times New Roman" w:cs="Times New Roman"/>
+          <w:sz w:val="24"/>
+          <w:szCs w:val="24"/>
+          <w:lang w:val="en-US" w:eastAsia="ru-RU"/>
+        </w:rPr>
+      </w:pPr>
+    </w:p>
+    <w:p>
+      <w:pPr>
+        <w:spacing w:after="0" w:line="240" w:lineRule="auto"/>
+        <w:rPr>
+          <w:rFonts w:ascii="Times New Roman" w:eastAsia="Times New Roman" w:hAnsi="Times New Roman" w:cs="Times New Roman"/>
+          <w:sz w:val="24"/>
+          <w:szCs w:val="24"/>
+          <w:lang w:eastAsia="ru-RU"/>
+        </w:rPr>
+      </w:pPr>
+      <w:r>
+        <w:rPr>
+          <w:rFonts w:ascii="Times New Roman" w:eastAsia="Times New Roman" w:hAnsi="Times New Roman" w:cs="Times New Roman"/>
+          <w:sz w:val="24"/>
+          <w:szCs w:val="24"/>
+          <w:lang w:eastAsia="ru-RU"/>
+        </w:rPr>
+        <w:t>Результат:</w:t>
+      </w:r>
+    </w:p>
+    <w:p>
+      <w:pPr>
+        <w:spacing w:after="0" w:line="240" w:lineRule="auto"/>
+        <w:rPr>
+          <w:rFonts w:ascii="Times New Roman" w:eastAsia="Times New Roman" w:hAnsi="Times New Roman" w:cs="Times New Roman"/>
+          <w:sz w:val="24"/>
+          <w:szCs w:val="24"/>
+          <w:lang w:eastAsia="ru-RU"/>
+        </w:rPr>
+      </w:pPr>
+      <w:r>
+        <w:rPr>
+          <w:rFonts w:ascii="Times New Roman" w:eastAsia="Times New Roman" w:hAnsi="Times New Roman" w:cs="Times New Roman"/>
+          <w:sz w:val="24"/>
+          <w:szCs w:val="24"/>
+          <w:lang w:eastAsia="ru-RU"/>
+        </w:rPr>
+        <w:t>Воспоминания отображаются на карте.</w:t>
+      </w:r>
+    </w:p>
+    <w:p>
+      <w:pPr>
+        <w:spacing w:after="0" w:line="240" w:lineRule="auto"/>
+        <w:rPr>
+          <w:rFonts w:ascii="Times New Roman" w:eastAsia="Times New Roman" w:hAnsi="Times New Roman" w:cs="Times New Roman"/>
+          <w:sz w:val="24"/>
+          <w:szCs w:val="24"/>
+          <w:lang w:eastAsia="ru-RU"/>
+        </w:rPr>
+      </w:pPr>
+      <w:r>
+        <w:rPr>
+          <w:rFonts w:ascii="Times New Roman" w:eastAsia="Times New Roman" w:hAnsi="Times New Roman" w:cs="Times New Roman"/>
+          <w:sz w:val="24"/>
+          <w:szCs w:val="24"/>
+          <w:lang w:eastAsia="ru-RU"/>
+        </w:rPr>
+        <w:t>Пользователь может выбрать Memory на карте</w:t>
+      </w:r>
+    </w:p>
+    <w:p>
+      <w:pPr>
+        <w:spacing w:after="0" w:line="240" w:lineRule="auto"/>
+        <w:rPr>
+          <w:rFonts w:ascii="Times New Roman" w:eastAsia="Times New Roman" w:hAnsi="Times New Roman" w:cs="Times New Roman"/>
+          <w:sz w:val="24"/>
+          <w:szCs w:val="24"/>
+          <w:lang w:eastAsia="ru-RU"/>
+        </w:rPr>
+      </w:pPr>
+      <w:r>
+        <w:rPr>
+          <w:rFonts w:ascii="Times New Roman" w:eastAsia="Times New Roman" w:hAnsi="Times New Roman" w:cs="Times New Roman"/>
+          <w:sz w:val="24"/>
+          <w:szCs w:val="24"/>
+          <w:lang w:eastAsia="ru-RU"/>
+        </w:rPr>
+        <w:t>и перейти к её просмотру.</w:t>
+      </w:r>
+    </w:p>
+    <w:p>
+      <w:pPr>
+        <w:spacing w:after="0" w:line="240" w:lineRule="auto"/>
+        <w:rPr>
+          <w:rFonts w:ascii="Times New Roman" w:eastAsia="Times New Roman" w:hAnsi="Times New Roman" w:cs="Times New Roman"/>
+          <w:sz w:val="24"/>
+          <w:szCs w:val="24"/>
+          <w:lang w:eastAsia="ru-RU"/>
+        </w:rPr>
+      </w:pPr>
+    </w:p>
+    <w:p>
+      <w:pPr>
+        <w:spacing w:after="0" w:line="240" w:lineRule="auto"/>
+        <w:rPr>
+          <w:rFonts w:ascii="Times New Roman" w:eastAsia="Times New Roman" w:hAnsi="Times New Roman" w:cs="Times New Roman"/>
+          <w:sz w:val="24"/>
+          <w:szCs w:val="24"/>
+          <w:lang w:val="en-US" w:eastAsia="ru-RU"/>
+        </w:rPr>
+      </w:pPr>
+      <w:r>
+        <w:rPr>
+          <w:rFonts w:ascii="Times New Roman" w:eastAsia="Times New Roman" w:hAnsi="Times New Roman" w:cs="Times New Roman"/>
+          <w:sz w:val="24"/>
+          <w:szCs w:val="24"/>
+          <w:lang w:val="en-US" w:eastAsia="ru-RU"/>
+        </w:rPr>
+        <w:t xml:space="preserve">Map source </w:t>
+      </w:r>
+      <w:r>
+        <w:rPr>
+          <w:rFonts w:ascii="Times New Roman" w:eastAsia="Times New Roman" w:hAnsi="Times New Roman" w:cs="Times New Roman"/>
+          <w:sz w:val="24"/>
+          <w:szCs w:val="24"/>
+          <w:lang w:eastAsia="ru-RU"/>
+        </w:rPr>
+        <w:t>не</w:t>
+      </w:r>
+      <w:r>
+        <w:rPr>
+          <w:rFonts w:ascii="Times New Roman" w:eastAsia="Times New Roman" w:hAnsi="Times New Roman" w:cs="Times New Roman"/>
+          <w:sz w:val="24"/>
+          <w:szCs w:val="24"/>
+          <w:lang w:val="en-US" w:eastAsia="ru-RU"/>
+        </w:rPr>
+        <w:t xml:space="preserve"> </w:t>
+      </w:r>
+      <w:r>
+        <w:rPr>
+          <w:rFonts w:ascii="Times New Roman" w:eastAsia="Times New Roman" w:hAnsi="Times New Roman" w:cs="Times New Roman"/>
+          <w:sz w:val="24"/>
+          <w:szCs w:val="24"/>
+          <w:lang w:eastAsia="ru-RU"/>
+        </w:rPr>
+        <w:t>связан</w:t>
+      </w:r>
+      <w:r>
+        <w:rPr>
+          <w:rFonts w:ascii="Times New Roman" w:eastAsia="Times New Roman" w:hAnsi="Times New Roman" w:cs="Times New Roman"/>
+          <w:sz w:val="24"/>
+          <w:szCs w:val="24"/>
+          <w:lang w:val="en-US" w:eastAsia="ru-RU"/>
+        </w:rPr>
+        <w:t xml:space="preserve"> </w:t>
+      </w:r>
+      <w:r>
+        <w:rPr>
+          <w:rFonts w:ascii="Times New Roman" w:eastAsia="Times New Roman" w:hAnsi="Times New Roman" w:cs="Times New Roman"/>
+          <w:sz w:val="24"/>
+          <w:szCs w:val="24"/>
+          <w:lang w:eastAsia="ru-RU"/>
+        </w:rPr>
+        <w:t>с</w:t>
+      </w:r>
+      <w:r>
+        <w:rPr>
+          <w:rFonts w:ascii="Times New Roman" w:eastAsia="Times New Roman" w:hAnsi="Times New Roman" w:cs="Times New Roman"/>
+          <w:sz w:val="24"/>
+          <w:szCs w:val="24"/>
+          <w:lang w:val="en-US" w:eastAsia="ru-RU"/>
+        </w:rPr>
+        <w:t xml:space="preserve"> domain/application </w:t>
+      </w:r>
+      <w:r>
+        <w:rPr>
+          <w:rFonts w:ascii="Times New Roman" w:eastAsia="Times New Roman" w:hAnsi="Times New Roman" w:cs="Times New Roman"/>
+          <w:sz w:val="24"/>
+          <w:szCs w:val="24"/>
+          <w:lang w:eastAsia="ru-RU"/>
+        </w:rPr>
+        <w:t>слоями</w:t>
+      </w:r>
+    </w:p>
+    <w:p>
+      <w:pPr>
+        <w:spacing w:after="0" w:line="240" w:lineRule="auto"/>
+        <w:rPr>
+          <w:rFonts w:ascii="Times New Roman" w:eastAsia="Times New Roman" w:hAnsi="Times New Roman" w:cs="Times New Roman"/>
+          <w:sz w:val="24"/>
+          <w:szCs w:val="24"/>
+          <w:lang w:eastAsia="ru-RU"/>
+        </w:rPr>
+      </w:pPr>
+      <w:r>
+        <w:rPr>
+          <w:rFonts w:ascii="Times New Roman" w:eastAsia="Times New Roman" w:hAnsi="Times New Roman" w:cs="Times New Roman"/>
+          <w:sz w:val="24"/>
+          <w:szCs w:val="24"/>
+          <w:lang w:eastAsia="ru-RU"/>
+        </w:rPr>
+        <w:t>и может быть заменён без изменения основной логики карты.</w:t>
+      </w:r>
+    </w:p>
+    <w:p>
+      <w:pPr>
+        <w:spacing w:after="0" w:line="240" w:lineRule="auto"/>
+        <w:rPr>
+          <w:rFonts w:ascii="Times New Roman" w:eastAsia="Times New Roman" w:hAnsi="Times New Roman" w:cs="Times New Roman"/>
+          <w:sz w:val="24"/>
+          <w:szCs w:val="24"/>
+          <w:lang w:eastAsia="ru-RU"/>
+        </w:rPr>
+      </w:pPr>
+    </w:p>
+    <w:p>
+      <w:pPr>
+        <w:spacing w:after="0" w:line="240" w:lineRule="auto"/>
+        <w:rPr>
+          <w:rFonts w:ascii="Times New Roman" w:eastAsia="Times New Roman" w:hAnsi="Times New Roman" w:cs="Times New Roman"/>
+          <w:sz w:val="24"/>
+          <w:szCs w:val="24"/>
+          <w:lang w:eastAsia="ru-RU"/>
+        </w:rPr>
+      </w:pPr>
+      <w:r>
+        <w:rPr>
+          <w:rFonts w:ascii="Times New Roman" w:eastAsia="Times New Roman" w:hAnsi="Times New Roman" w:cs="Times New Roman"/>
+          <w:sz w:val="24"/>
+          <w:szCs w:val="24"/>
+          <w:lang w:eastAsia="ru-RU"/>
+        </w:rPr>
+        <w:t>Не входит в Phase 6:</w:t>
+      </w:r>
+    </w:p>
+    <w:p>
+      <w:pPr>
+        <w:spacing w:after="0" w:line="240" w:lineRule="auto"/>
+        <w:rPr>
+          <w:rFonts w:ascii="Times New Roman" w:eastAsia="Times New Roman" w:hAnsi="Times New Roman" w:cs="Times New Roman"/>
+          <w:sz w:val="24"/>
+          <w:szCs w:val="24"/>
+          <w:lang w:eastAsia="ru-RU"/>
+        </w:rPr>
+      </w:pPr>
+      <w:r>
+        <w:rPr>
+          <w:rFonts w:ascii="Times New Roman" w:eastAsia="Times New Roman" w:hAnsi="Times New Roman" w:cs="Times New Roman"/>
+          <w:sz w:val="24"/>
+          <w:szCs w:val="24"/>
+          <w:lang w:eastAsia="ru-RU"/>
+        </w:rPr>
+        <w:t>• собственный PMTiles hosting;</w:t>
+      </w:r>
+    </w:p>
+    <w:p>
+      <w:pPr>
+        <w:spacing w:after="0" w:line="240" w:lineRule="auto"/>
+        <w:rPr>
+          <w:rFonts w:ascii="Times New Roman" w:eastAsia="Times New Roman" w:hAnsi="Times New Roman" w:cs="Times New Roman"/>
+          <w:sz w:val="24"/>
+          <w:szCs w:val="24"/>
+          <w:lang w:eastAsia="ru-RU"/>
+        </w:rPr>
+      </w:pPr>
+      <w:r>
+        <w:rPr>
+          <w:rFonts w:ascii="Times New Roman" w:eastAsia="Times New Roman" w:hAnsi="Times New Roman" w:cs="Times New Roman"/>
+          <w:sz w:val="24"/>
+          <w:szCs w:val="24"/>
+          <w:lang w:eastAsia="ru-RU"/>
+        </w:rPr>
+        <w:t>• offline maps.</w:t>
+      </w:r>
+      <w:r>
+        <w:rPr>
+          <w:rFonts w:ascii="Times New Roman" w:eastAsia="Times New Roman" w:hAnsi="Times New Roman" w:cs="Times New Roman"/>
+          <w:sz w:val="24"/>
+          <w:szCs w:val="24"/>
+          <w:lang w:eastAsia="ru-RU"/>
+        </w:rPr>
+        <w:pict w14:anchorId="50152AFD">
+          <v:rect id="_x0000_i1055" style="width:0;height:1.5pt" o:hralign="center" o:hrstd="t" o:hr="t" fillcolor="#a0a0a0" stroked="f"/>
+        </w:pict>
+      </w:r>
+    </w:p>
+    <w:p>
+      <w:pPr>
+        <w:spacing w:before="100" w:beforeAutospacing="1" w:after="100" w:afterAutospacing="1" w:line="240" w:lineRule="auto"/>
+        <w:outlineLvl w:val="0"/>
         <w:rPr>
           <w:rFonts w:ascii="Times New Roman" w:eastAsia="Times New Roman" w:hAnsi="Times New Roman" w:cs="Times New Roman"/>
           <w:b/>
@@ -4511,7 +5099,18 @@
           <w:szCs w:val="48"/>
           <w:lang w:eastAsia="ru-RU"/>
         </w:rPr>
-        <w:t>Phase 6</w:t>
+      </w:pPr>
+      <w:r>
+        <w:rPr>
+          <w:rFonts w:ascii="Times New Roman" w:eastAsia="Times New Roman" w:hAnsi="Times New Roman" w:cs="Times New Roman"/>
+          <w:b/>
+          <w:bCs/>
+          <w:kern w:val="36"/>
+          <w:sz w:val="48"/>
+          <w:szCs w:val="48"/>
+          <w:lang w:eastAsia="ru-RU"/>
+        </w:rPr>
+        <w:t>Phase 7</w:t>
       </w:r>
     </w:p>
     <w:p>
@@ -4536,7 +5135,7 @@
           <w:szCs w:val="36"/>
           <w:lang w:eastAsia="ru-RU"/>
         </w:rPr>
-        <w:t>Map Integration</w:t>
+        <w:t>Photo Upload</w:t>
       </w:r>
     </w:p>
     <w:p>
@@ -4576,7 +5175,7 @@
           <w:szCs w:val="24"/>
           <w:lang w:eastAsia="ru-RU"/>
         </w:rPr>
-        <w:t>Отобразить воспоминания на карте.</w:t>
+        <w:t>Добавить фотографии.</w:t>
       </w:r>
     </w:p>
     <w:p>
@@ -4596,8 +5195,8 @@
           <w:szCs w:val="24"/>
           <w:lang w:eastAsia="ru-RU"/>
         </w:rPr>
-        <w:pict w14:anchorId="6F8750EC">
-          <v:rect id="_x0000_i1052" style="width:0;height:1.5pt" o:hralign="center" o:hrstd="t" o:hr="t" fillcolor="#a0a0a0" stroked="f"/>
+        <w:pict w14:anchorId="571EF9D6">
+          <v:rect id="_x0000_i1056" style="width:0;height:1.5pt" o:hralign="center" o:hrstd="t" o:hr="t" fillcolor="#a0a0a0" stroked="f"/>
         </w:pict>
       </w:r>
     </w:p>
@@ -4618,14 +5217,15 @@
           <w:szCs w:val="24"/>
           <w:lang w:eastAsia="ru-RU"/>
         </w:rPr>
-        <w:t>Flutter:</w:t>
+        <w:lastRenderedPageBreak/>
+        <w:t>Backend:</w:t>
       </w:r>
     </w:p>
     <w:p>
       <w:pPr>
         <w:numPr>
           <w:ilvl w:val="0"/>
-          <w:numId w:val="14"/>
+          <w:numId w:val="15"/>
         </w:numPr>
         <w:spacing w:before="100" w:beforeAutospacing="1" w:after="100" w:afterAutospacing="1" w:line="240" w:lineRule="auto"/>
         <w:rPr>
@@ -4642,14 +5242,14 @@
           <w:szCs w:val="24"/>
           <w:lang w:eastAsia="ru-RU"/>
         </w:rPr>
-        <w:t>MapLibre;</w:t>
+        <w:t>Upload Media;</w:t>
       </w:r>
     </w:p>
     <w:p>
       <w:pPr>
         <w:numPr>
           <w:ilvl w:val="0"/>
-          <w:numId w:val="14"/>
+          <w:numId w:val="15"/>
         </w:numPr>
         <w:spacing w:before="100" w:beforeAutospacing="1" w:after="100" w:afterAutospacing="1" w:line="240" w:lineRule="auto"/>
         <w:rPr>
@@ -4666,14 +5266,14 @@
           <w:szCs w:val="24"/>
           <w:lang w:eastAsia="ru-RU"/>
         </w:rPr>
-        <w:t>PMTiles;</w:t>
+        <w:t>Download Media;</w:t>
       </w:r>
     </w:p>
     <w:p>
       <w:pPr>
         <w:numPr>
           <w:ilvl w:val="0"/>
-          <w:numId w:val="14"/>
+          <w:numId w:val="15"/>
         </w:numPr>
         <w:spacing w:before="100" w:beforeAutospacing="1" w:after="100" w:afterAutospacing="1" w:line="240" w:lineRule="auto"/>
         <w:rPr>
@@ -4690,14 +5290,14 @@
           <w:szCs w:val="24"/>
           <w:lang w:eastAsia="ru-RU"/>
         </w:rPr>
-        <w:t>Markers;</w:t>
+        <w:t>Delete Media;</w:t>
       </w:r>
     </w:p>
     <w:p>
       <w:pPr>
         <w:numPr>
           <w:ilvl w:val="0"/>
-          <w:numId w:val="14"/>
+          <w:numId w:val="15"/>
         </w:numPr>
         <w:spacing w:before="100" w:beforeAutospacing="1" w:after="100" w:afterAutospacing="1" w:line="240" w:lineRule="auto"/>
         <w:rPr>
@@ -4714,7 +5314,7 @@
           <w:szCs w:val="24"/>
           <w:lang w:eastAsia="ru-RU"/>
         </w:rPr>
-        <w:t>Memory Selection.</w:t>
+        <w:t>MinIO Integration.</w:t>
       </w:r>
     </w:p>
     <w:p>
@@ -4734,8 +5334,122 @@
           <w:szCs w:val="24"/>
           <w:lang w:eastAsia="ru-RU"/>
         </w:rPr>
-        <w:pict w14:anchorId="353868B1">
-          <v:rect id="_x0000_i1053" style="width:0;height:1.5pt" o:hralign="center" o:hrstd="t" o:hr="t" fillcolor="#a0a0a0" stroked="f"/>
+        <w:pict w14:anchorId="5A635CFC">
+          <v:rect id="_x0000_i1057" style="width:0;height:1.5pt" o:hralign="center" o:hrstd="t" o:hr="t" fillcolor="#a0a0a0" stroked="f"/>
+        </w:pict>
+      </w:r>
+    </w:p>
+    <w:p>
+      <w:pPr>
+        <w:spacing w:before="100" w:beforeAutospacing="1" w:after="100" w:afterAutospacing="1" w:line="240" w:lineRule="auto"/>
+        <w:rPr>
+          <w:rFonts w:ascii="Times New Roman" w:eastAsia="Times New Roman" w:hAnsi="Times New Roman" w:cs="Times New Roman"/>
+          <w:sz w:val="24"/>
+          <w:szCs w:val="24"/>
+          <w:lang w:eastAsia="ru-RU"/>
+        </w:rPr>
+      </w:pPr>
+      <w:r>
+        <w:rPr>
+          <w:rFonts w:ascii="Times New Roman" w:eastAsia="Times New Roman" w:hAnsi="Times New Roman" w:cs="Times New Roman"/>
+          <w:sz w:val="24"/>
+          <w:szCs w:val="24"/>
+          <w:lang w:eastAsia="ru-RU"/>
+        </w:rPr>
+        <w:t>Flutter:</w:t>
+      </w:r>
+    </w:p>
+    <w:p>
+      <w:pPr>
+        <w:numPr>
+          <w:ilvl w:val="0"/>
+          <w:numId w:val="16"/>
+        </w:numPr>
+        <w:spacing w:before="100" w:beforeAutospacing="1" w:after="100" w:afterAutospacing="1" w:line="240" w:lineRule="auto"/>
+        <w:rPr>
+          <w:rFonts w:ascii="Times New Roman" w:eastAsia="Times New Roman" w:hAnsi="Times New Roman" w:cs="Times New Roman"/>
+          <w:sz w:val="24"/>
+          <w:szCs w:val="24"/>
+          <w:lang w:eastAsia="ru-RU"/>
+        </w:rPr>
+      </w:pPr>
+      <w:r>
+        <w:rPr>
+          <w:rFonts w:ascii="Times New Roman" w:eastAsia="Times New Roman" w:hAnsi="Times New Roman" w:cs="Times New Roman"/>
+          <w:sz w:val="24"/>
+          <w:szCs w:val="24"/>
+          <w:lang w:eastAsia="ru-RU"/>
+        </w:rPr>
+        <w:t>Image Picker;</w:t>
+      </w:r>
+    </w:p>
+    <w:p>
+      <w:pPr>
+        <w:numPr>
+          <w:ilvl w:val="0"/>
+          <w:numId w:val="16"/>
+        </w:numPr>
+        <w:spacing w:before="100" w:beforeAutospacing="1" w:after="100" w:afterAutospacing="1" w:line="240" w:lineRule="auto"/>
+        <w:rPr>
+          <w:rFonts w:ascii="Times New Roman" w:eastAsia="Times New Roman" w:hAnsi="Times New Roman" w:cs="Times New Roman"/>
+          <w:sz w:val="24"/>
+          <w:szCs w:val="24"/>
+          <w:lang w:eastAsia="ru-RU"/>
+        </w:rPr>
+      </w:pPr>
+      <w:r>
+        <w:rPr>
+          <w:rFonts w:ascii="Times New Roman" w:eastAsia="Times New Roman" w:hAnsi="Times New Roman" w:cs="Times New Roman"/>
+          <w:sz w:val="24"/>
+          <w:szCs w:val="24"/>
+          <w:lang w:eastAsia="ru-RU"/>
+        </w:rPr>
+        <w:t>Image Upload;</w:t>
+      </w:r>
+    </w:p>
+    <w:p>
+      <w:pPr>
+        <w:numPr>
+          <w:ilvl w:val="0"/>
+          <w:numId w:val="16"/>
+        </w:numPr>
+        <w:spacing w:before="100" w:beforeAutospacing="1" w:after="100" w:afterAutospacing="1" w:line="240" w:lineRule="auto"/>
+        <w:rPr>
+          <w:rFonts w:ascii="Times New Roman" w:eastAsia="Times New Roman" w:hAnsi="Times New Roman" w:cs="Times New Roman"/>
+          <w:sz w:val="24"/>
+          <w:szCs w:val="24"/>
+          <w:lang w:eastAsia="ru-RU"/>
+        </w:rPr>
+      </w:pPr>
+      <w:r>
+        <w:rPr>
+          <w:rFonts w:ascii="Times New Roman" w:eastAsia="Times New Roman" w:hAnsi="Times New Roman" w:cs="Times New Roman"/>
+          <w:sz w:val="24"/>
+          <w:szCs w:val="24"/>
+          <w:lang w:eastAsia="ru-RU"/>
+        </w:rPr>
+        <w:t>Gallery View.</w:t>
+      </w:r>
+    </w:p>
+    <w:p>
+      <w:pPr>
+        <w:spacing w:after="0" w:line="240" w:lineRule="auto"/>
+        <w:rPr>
+          <w:rFonts w:ascii="Times New Roman" w:eastAsia="Times New Roman" w:hAnsi="Times New Roman" w:cs="Times New Roman"/>
+          <w:sz w:val="24"/>
+          <w:szCs w:val="24"/>
+          <w:lang w:eastAsia="ru-RU"/>
+        </w:rPr>
+      </w:pPr>
+      <w:r>
+        <w:rPr>
+          <w:rFonts w:ascii="Times New Roman" w:eastAsia="Times New Roman" w:hAnsi="Times New Roman" w:cs="Times New Roman"/>
+          <w:sz w:val="24"/>
+          <w:szCs w:val="24"/>
+          <w:lang w:eastAsia="ru-RU"/>
+        </w:rPr>
+        <w:pict w14:anchorId="30F30C02">
+          <v:rect id="_x0000_i1058" style="width:0;height:1.5pt" o:hralign="center" o:hrstd="t" o:hr="t" fillcolor="#a0a0a0" stroked="f"/>
         </w:pict>
       </w:r>
     </w:p>
@@ -4794,7 +5508,7 @@
           <w:szCs w:val="20"/>
           <w:lang w:eastAsia="ru-RU"/>
         </w:rPr>
-        <w:t>Воспоминания отображаются на карте.</w:t>
+        <w:t>Воспоминания поддерживают фотографии.</w:t>
       </w:r>
     </w:p>
     <w:p>
@@ -4814,8 +5528,8 @@
           <w:szCs w:val="24"/>
           <w:lang w:eastAsia="ru-RU"/>
         </w:rPr>
-        <w:pict w14:anchorId="50152AFD">
-          <v:rect id="_x0000_i1054" style="width:0;height:1.5pt" o:hralign="center" o:hrstd="t" o:hr="t" fillcolor="#a0a0a0" stroked="f"/>
+        <w:pict w14:anchorId="7720881B">
+          <v:rect id="_x0000_i1059" style="width:0;height:1.5pt" o:hralign="center" o:hrstd="t" o:hr="t" fillcolor="#a0a0a0" stroked="f"/>
         </w:pict>
       </w:r>
     </w:p>
@@ -4843,7 +5557,7 @@
           <w:szCs w:val="48"/>
           <w:lang w:eastAsia="ru-RU"/>
         </w:rPr>
-        <w:t>Phase 7</w:t>
+        <w:t>Phase 8</w:t>
       </w:r>
     </w:p>
     <w:p>
@@ -4868,7 +5582,7 @@
           <w:szCs w:val="36"/>
           <w:lang w:eastAsia="ru-RU"/>
         </w:rPr>
-        <w:t>Photo Upload</w:t>
+        <w:t>Story Timeline</w:t>
       </w:r>
     </w:p>
     <w:p>
@@ -4908,7 +5622,7 @@
           <w:szCs w:val="24"/>
           <w:lang w:eastAsia="ru-RU"/>
         </w:rPr>
-        <w:t>Добавить фотографии.</w:t>
+        <w:t>Подготовить данные для Story Playback.</w:t>
       </w:r>
     </w:p>
     <w:p>
@@ -4928,8 +5642,8 @@
           <w:szCs w:val="24"/>
           <w:lang w:eastAsia="ru-RU"/>
         </w:rPr>
-        <w:pict w14:anchorId="571EF9D6">
-          <v:rect id="_x0000_i1055" style="width:0;height:1.5pt" o:hralign="center" o:hrstd="t" o:hr="t" fillcolor="#a0a0a0" stroked="f"/>
+        <w:pict w14:anchorId="36127CC7">
+          <v:rect id="_x0000_i1060" style="width:0;height:1.5pt" o:hralign="center" o:hrstd="t" o:hr="t" fillcolor="#a0a0a0" stroked="f"/>
         </w:pict>
       </w:r>
     </w:p>
@@ -4957,7 +5671,7 @@
       <w:pPr>
         <w:numPr>
           <w:ilvl w:val="0"/>
-          <w:numId w:val="15"/>
+          <w:numId w:val="17"/>
         </w:numPr>
         <w:spacing w:before="100" w:beforeAutospacing="1" w:after="100" w:afterAutospacing="1" w:line="240" w:lineRule="auto"/>
         <w:rPr>
@@ -4974,15 +5688,56 @@
           <w:szCs w:val="24"/>
           <w:lang w:eastAsia="ru-RU"/>
         </w:rPr>
-        <w:lastRenderedPageBreak/>
-        <w:t>Upload Media;</w:t>
+        <w:t>Playback API.</w:t>
+      </w:r>
+    </w:p>
+    <w:p>
+      <w:pPr>
+        <w:spacing w:after="0" w:line="240" w:lineRule="auto"/>
+        <w:rPr>
+          <w:rFonts w:ascii="Times New Roman" w:eastAsia="Times New Roman" w:hAnsi="Times New Roman" w:cs="Times New Roman"/>
+          <w:sz w:val="24"/>
+          <w:szCs w:val="24"/>
+          <w:lang w:eastAsia="ru-RU"/>
+        </w:rPr>
+      </w:pPr>
+      <w:r>
+        <w:rPr>
+          <w:rFonts w:ascii="Times New Roman" w:eastAsia="Times New Roman" w:hAnsi="Times New Roman" w:cs="Times New Roman"/>
+          <w:sz w:val="24"/>
+          <w:szCs w:val="24"/>
+          <w:lang w:eastAsia="ru-RU"/>
+        </w:rPr>
+        <w:pict w14:anchorId="7E49B9A1">
+          <v:rect id="_x0000_i1061" style="width:0;height:1.5pt" o:hralign="center" o:hrstd="t" o:hr="t" fillcolor="#a0a0a0" stroked="f"/>
+        </w:pict>
+      </w:r>
+    </w:p>
+    <w:p>
+      <w:pPr>
+        <w:spacing w:before="100" w:beforeAutospacing="1" w:after="100" w:afterAutospacing="1" w:line="240" w:lineRule="auto"/>
+        <w:rPr>
+          <w:rFonts w:ascii="Times New Roman" w:eastAsia="Times New Roman" w:hAnsi="Times New Roman" w:cs="Times New Roman"/>
+          <w:sz w:val="24"/>
+          <w:szCs w:val="24"/>
+          <w:lang w:eastAsia="ru-RU"/>
+        </w:rPr>
+      </w:pPr>
+      <w:r>
+        <w:rPr>
+          <w:rFonts w:ascii="Times New Roman" w:eastAsia="Times New Roman" w:hAnsi="Times New Roman" w:cs="Times New Roman"/>
+          <w:sz w:val="24"/>
+          <w:szCs w:val="24"/>
+          <w:lang w:eastAsia="ru-RU"/>
+        </w:rPr>
+        <w:t>Flutter:</w:t>
       </w:r>
     </w:p>
     <w:p>
       <w:pPr>
         <w:numPr>
           <w:ilvl w:val="0"/>
-          <w:numId w:val="15"/>
+          <w:numId w:val="18"/>
         </w:numPr>
         <w:spacing w:before="100" w:beforeAutospacing="1" w:after="100" w:afterAutospacing="1" w:line="240" w:lineRule="auto"/>
         <w:rPr>
@@ -4999,14 +5754,14 @@
           <w:szCs w:val="24"/>
           <w:lang w:eastAsia="ru-RU"/>
         </w:rPr>
-        <w:t>Download Media;</w:t>
+        <w:t>Timeline Screen;</w:t>
       </w:r>
     </w:p>
     <w:p>
       <w:pPr>
         <w:numPr>
           <w:ilvl w:val="0"/>
-          <w:numId w:val="15"/>
+          <w:numId w:val="18"/>
         </w:numPr>
         <w:spacing w:before="100" w:beforeAutospacing="1" w:after="100" w:afterAutospacing="1" w:line="240" w:lineRule="auto"/>
         <w:rPr>
@@ -5023,31 +5778,7 @@
           <w:szCs w:val="24"/>
           <w:lang w:eastAsia="ru-RU"/>
         </w:rPr>
-        <w:t>Delete Media;</w:t>
-      </w:r>
-    </w:p>
-    <w:p>
-      <w:pPr>
-        <w:numPr>
-          <w:ilvl w:val="0"/>
-          <w:numId w:val="15"/>
-        </w:numPr>
-        <w:spacing w:before="100" w:beforeAutospacing="1" w:after="100" w:afterAutospacing="1" w:line="240" w:lineRule="auto"/>
-        <w:rPr>
-          <w:rFonts w:ascii="Times New Roman" w:eastAsia="Times New Roman" w:hAnsi="Times New Roman" w:cs="Times New Roman"/>
-          <w:sz w:val="24"/>
-          <w:szCs w:val="24"/>
-          <w:lang w:eastAsia="ru-RU"/>
-        </w:rPr>
-      </w:pPr>
-      <w:r>
-        <w:rPr>
-          <w:rFonts w:ascii="Times New Roman" w:eastAsia="Times New Roman" w:hAnsi="Times New Roman" w:cs="Times New Roman"/>
-          <w:sz w:val="24"/>
-          <w:szCs w:val="24"/>
-          <w:lang w:eastAsia="ru-RU"/>
-        </w:rPr>
-        <w:t>MinIO Integration.</w:t>
+        <w:t>Chronological Sorting.</w:t>
       </w:r>
     </w:p>
     <w:p>
@@ -5067,122 +5798,8 @@
           <w:szCs w:val="24"/>
           <w:lang w:eastAsia="ru-RU"/>
         </w:rPr>
-        <w:pict w14:anchorId="5A635CFC">
-          <v:rect id="_x0000_i1056" style="width:0;height:1.5pt" o:hralign="center" o:hrstd="t" o:hr="t" fillcolor="#a0a0a0" stroked="f"/>
-        </w:pict>
-      </w:r>
-    </w:p>
-    <w:p>
-      <w:pPr>
-        <w:spacing w:before="100" w:beforeAutospacing="1" w:after="100" w:afterAutospacing="1" w:line="240" w:lineRule="auto"/>
-        <w:rPr>
-          <w:rFonts w:ascii="Times New Roman" w:eastAsia="Times New Roman" w:hAnsi="Times New Roman" w:cs="Times New Roman"/>
-          <w:sz w:val="24"/>
-          <w:szCs w:val="24"/>
-          <w:lang w:eastAsia="ru-RU"/>
-        </w:rPr>
-      </w:pPr>
-      <w:r>
-        <w:rPr>
-          <w:rFonts w:ascii="Times New Roman" w:eastAsia="Times New Roman" w:hAnsi="Times New Roman" w:cs="Times New Roman"/>
-          <w:sz w:val="24"/>
-          <w:szCs w:val="24"/>
-          <w:lang w:eastAsia="ru-RU"/>
-        </w:rPr>
-        <w:t>Flutter:</w:t>
-      </w:r>
-    </w:p>
-    <w:p>
-      <w:pPr>
-        <w:numPr>
-          <w:ilvl w:val="0"/>
-          <w:numId w:val="16"/>
-        </w:numPr>
-        <w:spacing w:before="100" w:beforeAutospacing="1" w:after="100" w:afterAutospacing="1" w:line="240" w:lineRule="auto"/>
-        <w:rPr>
-          <w:rFonts w:ascii="Times New Roman" w:eastAsia="Times New Roman" w:hAnsi="Times New Roman" w:cs="Times New Roman"/>
-          <w:sz w:val="24"/>
-          <w:szCs w:val="24"/>
-          <w:lang w:eastAsia="ru-RU"/>
-        </w:rPr>
-      </w:pPr>
-      <w:r>
-        <w:rPr>
-          <w:rFonts w:ascii="Times New Roman" w:eastAsia="Times New Roman" w:hAnsi="Times New Roman" w:cs="Times New Roman"/>
-          <w:sz w:val="24"/>
-          <w:szCs w:val="24"/>
-          <w:lang w:eastAsia="ru-RU"/>
-        </w:rPr>
-        <w:t>Image Picker;</w:t>
-      </w:r>
-    </w:p>
-    <w:p>
-      <w:pPr>
-        <w:numPr>
-          <w:ilvl w:val="0"/>
-          <w:numId w:val="16"/>
-        </w:numPr>
-        <w:spacing w:before="100" w:beforeAutospacing="1" w:after="100" w:afterAutospacing="1" w:line="240" w:lineRule="auto"/>
-        <w:rPr>
-          <w:rFonts w:ascii="Times New Roman" w:eastAsia="Times New Roman" w:hAnsi="Times New Roman" w:cs="Times New Roman"/>
-          <w:sz w:val="24"/>
-          <w:szCs w:val="24"/>
-          <w:lang w:eastAsia="ru-RU"/>
-        </w:rPr>
-      </w:pPr>
-      <w:r>
-        <w:rPr>
-          <w:rFonts w:ascii="Times New Roman" w:eastAsia="Times New Roman" w:hAnsi="Times New Roman" w:cs="Times New Roman"/>
-          <w:sz w:val="24"/>
-          <w:szCs w:val="24"/>
-          <w:lang w:eastAsia="ru-RU"/>
-        </w:rPr>
-        <w:t>Image Upload;</w:t>
-      </w:r>
-    </w:p>
-    <w:p>
-      <w:pPr>
-        <w:numPr>
-          <w:ilvl w:val="0"/>
-          <w:numId w:val="16"/>
-        </w:numPr>
-        <w:spacing w:before="100" w:beforeAutospacing="1" w:after="100" w:afterAutospacing="1" w:line="240" w:lineRule="auto"/>
-        <w:rPr>
-          <w:rFonts w:ascii="Times New Roman" w:eastAsia="Times New Roman" w:hAnsi="Times New Roman" w:cs="Times New Roman"/>
-          <w:sz w:val="24"/>
-          <w:szCs w:val="24"/>
-          <w:lang w:eastAsia="ru-RU"/>
-        </w:rPr>
-      </w:pPr>
-      <w:r>
-        <w:rPr>
-          <w:rFonts w:ascii="Times New Roman" w:eastAsia="Times New Roman" w:hAnsi="Times New Roman" w:cs="Times New Roman"/>
-          <w:sz w:val="24"/>
-          <w:szCs w:val="24"/>
-          <w:lang w:eastAsia="ru-RU"/>
-        </w:rPr>
-        <w:t>Gallery View.</w:t>
-      </w:r>
-    </w:p>
-    <w:p>
-      <w:pPr>
-        <w:spacing w:after="0" w:line="240" w:lineRule="auto"/>
-        <w:rPr>
-          <w:rFonts w:ascii="Times New Roman" w:eastAsia="Times New Roman" w:hAnsi="Times New Roman" w:cs="Times New Roman"/>
-          <w:sz w:val="24"/>
-          <w:szCs w:val="24"/>
-          <w:lang w:eastAsia="ru-RU"/>
-        </w:rPr>
-      </w:pPr>
-      <w:r>
-        <w:rPr>
-          <w:rFonts w:ascii="Times New Roman" w:eastAsia="Times New Roman" w:hAnsi="Times New Roman" w:cs="Times New Roman"/>
-          <w:sz w:val="24"/>
-          <w:szCs w:val="24"/>
-          <w:lang w:eastAsia="ru-RU"/>
-        </w:rPr>
-        <w:pict w14:anchorId="30F30C02">
-          <v:rect id="_x0000_i1057" style="width:0;height:1.5pt" o:hralign="center" o:hrstd="t" o:hr="t" fillcolor="#a0a0a0" stroked="f"/>
+        <w:pict w14:anchorId="6D633F6F">
+          <v:rect id="_x0000_i1062" style="width:0;height:1.5pt" o:hralign="center" o:hrstd="t" o:hr="t" fillcolor="#a0a0a0" stroked="f"/>
         </w:pict>
       </w:r>
     </w:p>
@@ -5241,7 +5858,7 @@
           <w:szCs w:val="20"/>
           <w:lang w:eastAsia="ru-RU"/>
         </w:rPr>
-        <w:t>Воспоминания поддерживают фотографии.</w:t>
+        <w:t>Пользователь может просматривать историю по датам.</w:t>
       </w:r>
     </w:p>
     <w:p>
@@ -5261,8 +5878,8 @@
           <w:szCs w:val="24"/>
           <w:lang w:eastAsia="ru-RU"/>
         </w:rPr>
-        <w:pict w14:anchorId="7720881B">
-          <v:rect id="_x0000_i1058" style="width:0;height:1.5pt" o:hralign="center" o:hrstd="t" o:hr="t" fillcolor="#a0a0a0" stroked="f"/>
+        <w:pict w14:anchorId="13857F89">
+          <v:rect id="_x0000_i1063" style="width:0;height:1.5pt" o:hralign="center" o:hrstd="t" o:hr="t" fillcolor="#a0a0a0" stroked="f"/>
         </w:pict>
       </w:r>
     </w:p>
@@ -5290,7 +5907,8 @@
           <w:szCs w:val="48"/>
           <w:lang w:eastAsia="ru-RU"/>
         </w:rPr>
-        <w:t>Phase 8</w:t>
+        <w:lastRenderedPageBreak/>
+        <w:t>Phase 9</w:t>
       </w:r>
     </w:p>
     <w:p>
@@ -5315,47 +5933,27 @@
           <w:szCs w:val="36"/>
           <w:lang w:eastAsia="ru-RU"/>
         </w:rPr>
-        <w:t>Story Timeline</w:t>
-      </w:r>
-    </w:p>
-    <w:p>
-      <w:pPr>
-        <w:spacing w:before="100" w:beforeAutospacing="1" w:after="100" w:afterAutospacing="1" w:line="240" w:lineRule="auto"/>
-        <w:rPr>
-          <w:rFonts w:ascii="Times New Roman" w:eastAsia="Times New Roman" w:hAnsi="Times New Roman" w:cs="Times New Roman"/>
-          <w:sz w:val="24"/>
-          <w:szCs w:val="24"/>
-          <w:lang w:eastAsia="ru-RU"/>
-        </w:rPr>
-      </w:pPr>
-      <w:r>
-        <w:rPr>
-          <w:rFonts w:ascii="Times New Roman" w:eastAsia="Times New Roman" w:hAnsi="Times New Roman" w:cs="Times New Roman"/>
-          <w:sz w:val="24"/>
-          <w:szCs w:val="24"/>
-          <w:lang w:eastAsia="ru-RU"/>
-        </w:rPr>
-        <w:t>Цель:</w:t>
-      </w:r>
-    </w:p>
-    <w:p>
-      <w:pPr>
-        <w:spacing w:before="100" w:beforeAutospacing="1" w:after="100" w:afterAutospacing="1" w:line="240" w:lineRule="auto"/>
-        <w:rPr>
-          <w:rFonts w:ascii="Times New Roman" w:eastAsia="Times New Roman" w:hAnsi="Times New Roman" w:cs="Times New Roman"/>
-          <w:sz w:val="24"/>
-          <w:szCs w:val="24"/>
-          <w:lang w:eastAsia="ru-RU"/>
-        </w:rPr>
-      </w:pPr>
-      <w:r>
-        <w:rPr>
-          <w:rFonts w:ascii="Times New Roman" w:eastAsia="Times New Roman" w:hAnsi="Times New Roman" w:cs="Times New Roman"/>
-          <w:sz w:val="24"/>
-          <w:szCs w:val="24"/>
-          <w:lang w:eastAsia="ru-RU"/>
-        </w:rPr>
-        <w:t>Подготовить данные для Story Playback.</w:t>
+        <w:t>Story Playback</w:t>
+      </w:r>
+    </w:p>
+    <w:p>
+      <w:pPr>
+        <w:spacing w:before="100" w:beforeAutospacing="1" w:after="100" w:afterAutospacing="1" w:line="240" w:lineRule="auto"/>
+        <w:rPr>
+          <w:rFonts w:ascii="Times New Roman" w:eastAsia="Times New Roman" w:hAnsi="Times New Roman" w:cs="Times New Roman"/>
+          <w:sz w:val="24"/>
+          <w:szCs w:val="24"/>
+          <w:lang w:eastAsia="ru-RU"/>
+        </w:rPr>
+      </w:pPr>
+      <w:r>
+        <w:rPr>
+          <w:rFonts w:ascii="Times New Roman" w:eastAsia="Times New Roman" w:hAnsi="Times New Roman" w:cs="Times New Roman"/>
+          <w:sz w:val="24"/>
+          <w:szCs w:val="24"/>
+          <w:lang w:eastAsia="ru-RU"/>
+        </w:rPr>
+        <w:t>Главная эмоциональная фича продукта.</w:t>
       </w:r>
     </w:p>
     <w:p>
@@ -5375,8 +5973,8 @@
           <w:szCs w:val="24"/>
           <w:lang w:eastAsia="ru-RU"/>
         </w:rPr>
-        <w:pict w14:anchorId="36127CC7">
-          <v:rect id="_x0000_i1059" style="width:0;height:1.5pt" o:hralign="center" o:hrstd="t" o:hr="t" fillcolor="#a0a0a0" stroked="f"/>
+        <w:pict w14:anchorId="037A6824">
+          <v:rect id="_x0000_i1064" style="width:0;height:1.5pt" o:hralign="center" o:hrstd="t" o:hr="t" fillcolor="#a0a0a0" stroked="f"/>
         </w:pict>
       </w:r>
     </w:p>
@@ -5397,14 +5995,14 @@
           <w:szCs w:val="24"/>
           <w:lang w:eastAsia="ru-RU"/>
         </w:rPr>
-        <w:t>Backend:</w:t>
+        <w:t>Flutter:</w:t>
       </w:r>
     </w:p>
     <w:p>
       <w:pPr>
         <w:numPr>
           <w:ilvl w:val="0"/>
-          <w:numId w:val="17"/>
+          <w:numId w:val="19"/>
         </w:numPr>
         <w:spacing w:before="100" w:beforeAutospacing="1" w:after="100" w:afterAutospacing="1" w:line="240" w:lineRule="auto"/>
         <w:rPr>
@@ -5421,56 +6019,14 @@
           <w:szCs w:val="24"/>
           <w:lang w:eastAsia="ru-RU"/>
         </w:rPr>
-        <w:t>Playback API.</w:t>
-      </w:r>
-    </w:p>
-    <w:p>
-      <w:pPr>
-        <w:spacing w:after="0" w:line="240" w:lineRule="auto"/>
-        <w:rPr>
-          <w:rFonts w:ascii="Times New Roman" w:eastAsia="Times New Roman" w:hAnsi="Times New Roman" w:cs="Times New Roman"/>
-          <w:sz w:val="24"/>
-          <w:szCs w:val="24"/>
-          <w:lang w:eastAsia="ru-RU"/>
-        </w:rPr>
-      </w:pPr>
-      <w:r>
-        <w:rPr>
-          <w:rFonts w:ascii="Times New Roman" w:eastAsia="Times New Roman" w:hAnsi="Times New Roman" w:cs="Times New Roman"/>
-          <w:sz w:val="24"/>
-          <w:szCs w:val="24"/>
-          <w:lang w:eastAsia="ru-RU"/>
-        </w:rPr>
-        <w:pict w14:anchorId="7E49B9A1">
-          <v:rect id="_x0000_i1060" style="width:0;height:1.5pt" o:hralign="center" o:hrstd="t" o:hr="t" fillcolor="#a0a0a0" stroked="f"/>
-        </w:pict>
-      </w:r>
-    </w:p>
-    <w:p>
-      <w:pPr>
-        <w:spacing w:before="100" w:beforeAutospacing="1" w:after="100" w:afterAutospacing="1" w:line="240" w:lineRule="auto"/>
-        <w:rPr>
-          <w:rFonts w:ascii="Times New Roman" w:eastAsia="Times New Roman" w:hAnsi="Times New Roman" w:cs="Times New Roman"/>
-          <w:sz w:val="24"/>
-          <w:szCs w:val="24"/>
-          <w:lang w:eastAsia="ru-RU"/>
-        </w:rPr>
-      </w:pPr>
-      <w:r>
-        <w:rPr>
-          <w:rFonts w:ascii="Times New Roman" w:eastAsia="Times New Roman" w:hAnsi="Times New Roman" w:cs="Times New Roman"/>
-          <w:sz w:val="24"/>
-          <w:szCs w:val="24"/>
-          <w:lang w:eastAsia="ru-RU"/>
-        </w:rPr>
-        <w:t>Flutter:</w:t>
+        <w:t>Camera Animation;</w:t>
       </w:r>
     </w:p>
     <w:p>
       <w:pPr>
         <w:numPr>
           <w:ilvl w:val="0"/>
-          <w:numId w:val="18"/>
+          <w:numId w:val="19"/>
         </w:numPr>
         <w:spacing w:before="100" w:beforeAutospacing="1" w:after="100" w:afterAutospacing="1" w:line="240" w:lineRule="auto"/>
         <w:rPr>
@@ -5487,14 +6043,14 @@
           <w:szCs w:val="24"/>
           <w:lang w:eastAsia="ru-RU"/>
         </w:rPr>
-        <w:t>Timeline Screen;</w:t>
+        <w:t>Route Transitions;</w:t>
       </w:r>
     </w:p>
     <w:p>
       <w:pPr>
         <w:numPr>
           <w:ilvl w:val="0"/>
-          <w:numId w:val="18"/>
+          <w:numId w:val="19"/>
         </w:numPr>
         <w:spacing w:before="100" w:beforeAutospacing="1" w:after="100" w:afterAutospacing="1" w:line="240" w:lineRule="auto"/>
         <w:rPr>
@@ -5511,7 +6067,31 @@
           <w:szCs w:val="24"/>
           <w:lang w:eastAsia="ru-RU"/>
         </w:rPr>
-        <w:t>Chronological Sorting.</w:t>
+        <w:t>Memory Cards;</w:t>
+      </w:r>
+    </w:p>
+    <w:p>
+      <w:pPr>
+        <w:numPr>
+          <w:ilvl w:val="0"/>
+          <w:numId w:val="19"/>
+        </w:numPr>
+        <w:spacing w:before="100" w:beforeAutospacing="1" w:after="100" w:afterAutospacing="1" w:line="240" w:lineRule="auto"/>
+        <w:rPr>
+          <w:rFonts w:ascii="Times New Roman" w:eastAsia="Times New Roman" w:hAnsi="Times New Roman" w:cs="Times New Roman"/>
+          <w:sz w:val="24"/>
+          <w:szCs w:val="24"/>
+          <w:lang w:eastAsia="ru-RU"/>
+        </w:rPr>
+      </w:pPr>
+      <w:r>
+        <w:rPr>
+          <w:rFonts w:ascii="Times New Roman" w:eastAsia="Times New Roman" w:hAnsi="Times New Roman" w:cs="Times New Roman"/>
+          <w:sz w:val="24"/>
+          <w:szCs w:val="24"/>
+          <w:lang w:eastAsia="ru-RU"/>
+        </w:rPr>
+        <w:t>Photo Transitions.</w:t>
       </w:r>
     </w:p>
     <w:p>
@@ -5531,8 +6111,74 @@
           <w:szCs w:val="24"/>
           <w:lang w:eastAsia="ru-RU"/>
         </w:rPr>
-        <w:pict w14:anchorId="6D633F6F">
-          <v:rect id="_x0000_i1061" style="width:0;height:1.5pt" o:hralign="center" o:hrstd="t" o:hr="t" fillcolor="#a0a0a0" stroked="f"/>
+        <w:pict w14:anchorId="09F9D77E">
+          <v:rect id="_x0000_i1065" style="width:0;height:1.5pt" o:hralign="center" o:hrstd="t" o:hr="t" fillcolor="#a0a0a0" stroked="f"/>
+        </w:pict>
+      </w:r>
+    </w:p>
+    <w:p>
+      <w:pPr>
+        <w:spacing w:before="100" w:beforeAutospacing="1" w:after="100" w:afterAutospacing="1" w:line="240" w:lineRule="auto"/>
+        <w:rPr>
+          <w:rFonts w:ascii="Times New Roman" w:eastAsia="Times New Roman" w:hAnsi="Times New Roman" w:cs="Times New Roman"/>
+          <w:sz w:val="24"/>
+          <w:szCs w:val="24"/>
+          <w:lang w:eastAsia="ru-RU"/>
+        </w:rPr>
+      </w:pPr>
+      <w:r>
+        <w:rPr>
+          <w:rFonts w:ascii="Times New Roman" w:eastAsia="Times New Roman" w:hAnsi="Times New Roman" w:cs="Times New Roman"/>
+          <w:sz w:val="24"/>
+          <w:szCs w:val="24"/>
+          <w:lang w:eastAsia="ru-RU"/>
+        </w:rPr>
+        <w:t>Backend:</w:t>
+      </w:r>
+    </w:p>
+    <w:p>
+      <w:pPr>
+        <w:numPr>
+          <w:ilvl w:val="0"/>
+          <w:numId w:val="20"/>
+        </w:numPr>
+        <w:spacing w:before="100" w:beforeAutospacing="1" w:after="100" w:afterAutospacing="1" w:line="240" w:lineRule="auto"/>
+        <w:rPr>
+          <w:rFonts w:ascii="Times New Roman" w:eastAsia="Times New Roman" w:hAnsi="Times New Roman" w:cs="Times New Roman"/>
+          <w:sz w:val="24"/>
+          <w:szCs w:val="24"/>
+          <w:lang w:eastAsia="ru-RU"/>
+        </w:rPr>
+      </w:pPr>
+      <w:r>
+        <w:rPr>
+          <w:rFonts w:ascii="Times New Roman" w:eastAsia="Times New Roman" w:hAnsi="Times New Roman" w:cs="Times New Roman"/>
+          <w:sz w:val="24"/>
+          <w:szCs w:val="24"/>
+          <w:lang w:eastAsia="ru-RU"/>
+        </w:rPr>
+        <w:t>использование Playback API.</w:t>
+      </w:r>
+    </w:p>
+    <w:p>
+      <w:pPr>
+        <w:spacing w:after="0" w:line="240" w:lineRule="auto"/>
+        <w:rPr>
+          <w:rFonts w:ascii="Times New Roman" w:eastAsia="Times New Roman" w:hAnsi="Times New Roman" w:cs="Times New Roman"/>
+          <w:sz w:val="24"/>
+          <w:szCs w:val="24"/>
+          <w:lang w:eastAsia="ru-RU"/>
+        </w:rPr>
+      </w:pPr>
+      <w:r>
+        <w:rPr>
+          <w:rFonts w:ascii="Times New Roman" w:eastAsia="Times New Roman" w:hAnsi="Times New Roman" w:cs="Times New Roman"/>
+          <w:sz w:val="24"/>
+          <w:szCs w:val="24"/>
+          <w:lang w:eastAsia="ru-RU"/>
+        </w:rPr>
+        <w:pict w14:anchorId="50CCA8E8">
+          <v:rect id="_x0000_i1066" style="width:0;height:1.5pt" o:hralign="center" o:hrstd="t" o:hr="t" fillcolor="#a0a0a0" stroked="f"/>
         </w:pict>
       </w:r>
     </w:p>
@@ -5591,7 +6237,7 @@
           <w:szCs w:val="20"/>
           <w:lang w:eastAsia="ru-RU"/>
         </w:rPr>
-        <w:t>Пользователь может просматривать историю по датам.</w:t>
+        <w:t>История воспроизводится как путешествие.</w:t>
       </w:r>
     </w:p>
     <w:p>
@@ -5611,8 +6257,8 @@
           <w:szCs w:val="24"/>
           <w:lang w:eastAsia="ru-RU"/>
         </w:rPr>
-        <w:pict w14:anchorId="13857F89">
-          <v:rect id="_x0000_i1062" style="width:0;height:1.5pt" o:hralign="center" o:hrstd="t" o:hr="t" fillcolor="#a0a0a0" stroked="f"/>
+        <w:pict w14:anchorId="5678A598">
+          <v:rect id="_x0000_i1067" style="width:0;height:1.5pt" o:hralign="center" o:hrstd="t" o:hr="t" fillcolor="#a0a0a0" stroked="f"/>
         </w:pict>
       </w:r>
     </w:p>
@@ -5640,7 +6286,7 @@
           <w:szCs w:val="48"/>
           <w:lang w:eastAsia="ru-RU"/>
         </w:rPr>
-        <w:t>Phase 9</w:t>
+        <w:t>Phase 10</w:t>
       </w:r>
     </w:p>
     <w:p>
@@ -5665,28 +6311,47 @@
           <w:szCs w:val="36"/>
           <w:lang w:eastAsia="ru-RU"/>
         </w:rPr>
-        <w:lastRenderedPageBreak/>
-        <w:t>Story Playback</w:t>
-      </w:r>
-    </w:p>
-    <w:p>
-      <w:pPr>
-        <w:spacing w:before="100" w:beforeAutospacing="1" w:after="100" w:afterAutospacing="1" w:line="240" w:lineRule="auto"/>
-        <w:rPr>
-          <w:rFonts w:ascii="Times New Roman" w:eastAsia="Times New Roman" w:hAnsi="Times New Roman" w:cs="Times New Roman"/>
-          <w:sz w:val="24"/>
-          <w:szCs w:val="24"/>
-          <w:lang w:eastAsia="ru-RU"/>
-        </w:rPr>
-      </w:pPr>
-      <w:r>
-        <w:rPr>
-          <w:rFonts w:ascii="Times New Roman" w:eastAsia="Times New Roman" w:hAnsi="Times New Roman" w:cs="Times New Roman"/>
-          <w:sz w:val="24"/>
-          <w:szCs w:val="24"/>
-          <w:lang w:eastAsia="ru-RU"/>
-        </w:rPr>
-        <w:t>Главная эмоциональная фича продукта.</w:t>
+        <w:t>Security Hardening</w:t>
+      </w:r>
+    </w:p>
+    <w:p>
+      <w:pPr>
+        <w:spacing w:before="100" w:beforeAutospacing="1" w:after="100" w:afterAutospacing="1" w:line="240" w:lineRule="auto"/>
+        <w:rPr>
+          <w:rFonts w:ascii="Times New Roman" w:eastAsia="Times New Roman" w:hAnsi="Times New Roman" w:cs="Times New Roman"/>
+          <w:sz w:val="24"/>
+          <w:szCs w:val="24"/>
+          <w:lang w:eastAsia="ru-RU"/>
+        </w:rPr>
+      </w:pPr>
+      <w:r>
+        <w:rPr>
+          <w:rFonts w:ascii="Times New Roman" w:eastAsia="Times New Roman" w:hAnsi="Times New Roman" w:cs="Times New Roman"/>
+          <w:sz w:val="24"/>
+          <w:szCs w:val="24"/>
+          <w:lang w:eastAsia="ru-RU"/>
+        </w:rPr>
+        <w:t>Цель:</w:t>
+      </w:r>
+    </w:p>
+    <w:p>
+      <w:pPr>
+        <w:spacing w:before="100" w:beforeAutospacing="1" w:after="100" w:afterAutospacing="1" w:line="240" w:lineRule="auto"/>
+        <w:rPr>
+          <w:rFonts w:ascii="Times New Roman" w:eastAsia="Times New Roman" w:hAnsi="Times New Roman" w:cs="Times New Roman"/>
+          <w:sz w:val="24"/>
+          <w:szCs w:val="24"/>
+          <w:lang w:eastAsia="ru-RU"/>
+        </w:rPr>
+      </w:pPr>
+      <w:r>
+        <w:rPr>
+          <w:rFonts w:ascii="Times New Roman" w:eastAsia="Times New Roman" w:hAnsi="Times New Roman" w:cs="Times New Roman"/>
+          <w:sz w:val="24"/>
+          <w:szCs w:val="24"/>
+          <w:lang w:eastAsia="ru-RU"/>
+        </w:rPr>
+        <w:t>Подготовить систему к реальным пользователям.</w:t>
       </w:r>
     </w:p>
     <w:p>
@@ -5706,8 +6371,8 @@
           <w:szCs w:val="24"/>
           <w:lang w:eastAsia="ru-RU"/>
         </w:rPr>
-        <w:pict w14:anchorId="037A6824">
-          <v:rect id="_x0000_i1063" style="width:0;height:1.5pt" o:hralign="center" o:hrstd="t" o:hr="t" fillcolor="#a0a0a0" stroked="f"/>
+        <w:pict w14:anchorId="6D75A5D6">
+          <v:rect id="_x0000_i1068" style="width:0;height:1.5pt" o:hralign="center" o:hrstd="t" o:hr="t" fillcolor="#a0a0a0" stroked="f"/>
         </w:pict>
       </w:r>
     </w:p>
@@ -5728,14 +6393,14 @@
           <w:szCs w:val="24"/>
           <w:lang w:eastAsia="ru-RU"/>
         </w:rPr>
-        <w:t>Flutter:</w:t>
+        <w:t>Реализовать:</w:t>
       </w:r>
     </w:p>
     <w:p>
       <w:pPr>
         <w:numPr>
           <w:ilvl w:val="0"/>
-          <w:numId w:val="19"/>
+          <w:numId w:val="21"/>
         </w:numPr>
         <w:spacing w:before="100" w:beforeAutospacing="1" w:after="100" w:afterAutospacing="1" w:line="240" w:lineRule="auto"/>
         <w:rPr>
@@ -5752,14 +6417,14 @@
           <w:szCs w:val="24"/>
           <w:lang w:eastAsia="ru-RU"/>
         </w:rPr>
-        <w:t>Camera Animation;</w:t>
+        <w:t>Rate Limiting;</w:t>
       </w:r>
     </w:p>
     <w:p>
       <w:pPr>
         <w:numPr>
           <w:ilvl w:val="0"/>
-          <w:numId w:val="19"/>
+          <w:numId w:val="21"/>
         </w:numPr>
         <w:spacing w:before="100" w:beforeAutospacing="1" w:after="100" w:afterAutospacing="1" w:line="240" w:lineRule="auto"/>
         <w:rPr>
@@ -5776,14 +6441,14 @@
           <w:szCs w:val="24"/>
           <w:lang w:eastAsia="ru-RU"/>
         </w:rPr>
-        <w:t>Route Transitions;</w:t>
+        <w:t>File Validation;</w:t>
       </w:r>
     </w:p>
     <w:p>
       <w:pPr>
         <w:numPr>
           <w:ilvl w:val="0"/>
-          <w:numId w:val="19"/>
+          <w:numId w:val="21"/>
         </w:numPr>
         <w:spacing w:before="100" w:beforeAutospacing="1" w:after="100" w:afterAutospacing="1" w:line="240" w:lineRule="auto"/>
         <w:rPr>
@@ -5800,14 +6465,14 @@
           <w:szCs w:val="24"/>
           <w:lang w:eastAsia="ru-RU"/>
         </w:rPr>
-        <w:t>Memory Cards;</w:t>
+        <w:t>Security Headers;</w:t>
       </w:r>
     </w:p>
     <w:p>
       <w:pPr>
         <w:numPr>
           <w:ilvl w:val="0"/>
-          <w:numId w:val="19"/>
+          <w:numId w:val="21"/>
         </w:numPr>
         <w:spacing w:before="100" w:beforeAutospacing="1" w:after="100" w:afterAutospacing="1" w:line="240" w:lineRule="auto"/>
         <w:rPr>
@@ -5824,56 +6489,14 @@
           <w:szCs w:val="24"/>
           <w:lang w:eastAsia="ru-RU"/>
         </w:rPr>
-        <w:t>Photo Transitions.</w:t>
-      </w:r>
-    </w:p>
-    <w:p>
-      <w:pPr>
-        <w:spacing w:after="0" w:line="240" w:lineRule="auto"/>
-        <w:rPr>
-          <w:rFonts w:ascii="Times New Roman" w:eastAsia="Times New Roman" w:hAnsi="Times New Roman" w:cs="Times New Roman"/>
-          <w:sz w:val="24"/>
-          <w:szCs w:val="24"/>
-          <w:lang w:eastAsia="ru-RU"/>
-        </w:rPr>
-      </w:pPr>
-      <w:r>
-        <w:rPr>
-          <w:rFonts w:ascii="Times New Roman" w:eastAsia="Times New Roman" w:hAnsi="Times New Roman" w:cs="Times New Roman"/>
-          <w:sz w:val="24"/>
-          <w:szCs w:val="24"/>
-          <w:lang w:eastAsia="ru-RU"/>
-        </w:rPr>
-        <w:pict w14:anchorId="09F9D77E">
-          <v:rect id="_x0000_i1064" style="width:0;height:1.5pt" o:hralign="center" o:hrstd="t" o:hr="t" fillcolor="#a0a0a0" stroked="f"/>
-        </w:pict>
-      </w:r>
-    </w:p>
-    <w:p>
-      <w:pPr>
-        <w:spacing w:before="100" w:beforeAutospacing="1" w:after="100" w:afterAutospacing="1" w:line="240" w:lineRule="auto"/>
-        <w:rPr>
-          <w:rFonts w:ascii="Times New Roman" w:eastAsia="Times New Roman" w:hAnsi="Times New Roman" w:cs="Times New Roman"/>
-          <w:sz w:val="24"/>
-          <w:szCs w:val="24"/>
-          <w:lang w:eastAsia="ru-RU"/>
-        </w:rPr>
-      </w:pPr>
-      <w:r>
-        <w:rPr>
-          <w:rFonts w:ascii="Times New Roman" w:eastAsia="Times New Roman" w:hAnsi="Times New Roman" w:cs="Times New Roman"/>
-          <w:sz w:val="24"/>
-          <w:szCs w:val="24"/>
-          <w:lang w:eastAsia="ru-RU"/>
-        </w:rPr>
-        <w:t>Backend:</w:t>
+        <w:t>Access Review;</w:t>
       </w:r>
     </w:p>
     <w:p>
       <w:pPr>
         <w:numPr>
           <w:ilvl w:val="0"/>
-          <w:numId w:val="20"/>
+          <w:numId w:val="21"/>
         </w:numPr>
         <w:spacing w:before="100" w:beforeAutospacing="1" w:after="100" w:afterAutospacing="1" w:line="240" w:lineRule="auto"/>
         <w:rPr>
@@ -5890,7 +6513,31 @@
           <w:szCs w:val="24"/>
           <w:lang w:eastAsia="ru-RU"/>
         </w:rPr>
-        <w:t>использование Playback API.</w:t>
+        <w:t>IDOR Review;</w:t>
+      </w:r>
+    </w:p>
+    <w:p>
+      <w:pPr>
+        <w:numPr>
+          <w:ilvl w:val="0"/>
+          <w:numId w:val="21"/>
+        </w:numPr>
+        <w:spacing w:before="100" w:beforeAutospacing="1" w:after="100" w:afterAutospacing="1" w:line="240" w:lineRule="auto"/>
+        <w:rPr>
+          <w:rFonts w:ascii="Times New Roman" w:eastAsia="Times New Roman" w:hAnsi="Times New Roman" w:cs="Times New Roman"/>
+          <w:sz w:val="24"/>
+          <w:szCs w:val="24"/>
+          <w:lang w:eastAsia="ru-RU"/>
+        </w:rPr>
+      </w:pPr>
+      <w:r>
+        <w:rPr>
+          <w:rFonts w:ascii="Times New Roman" w:eastAsia="Times New Roman" w:hAnsi="Times New Roman" w:cs="Times New Roman"/>
+          <w:sz w:val="24"/>
+          <w:szCs w:val="24"/>
+          <w:lang w:eastAsia="ru-RU"/>
+        </w:rPr>
+        <w:t>JWT Review.</w:t>
       </w:r>
     </w:p>
     <w:p>
@@ -5910,8 +6557,8 @@
           <w:szCs w:val="24"/>
           <w:lang w:eastAsia="ru-RU"/>
         </w:rPr>
-        <w:pict w14:anchorId="50CCA8E8">
-          <v:rect id="_x0000_i1065" style="width:0;height:1.5pt" o:hralign="center" o:hrstd="t" o:hr="t" fillcolor="#a0a0a0" stroked="f"/>
+        <w:pict w14:anchorId="5567F8FA">
+          <v:rect id="_x0000_i1069" style="width:0;height:1.5pt" o:hralign="center" o:hrstd="t" o:hr="t" fillcolor="#a0a0a0" stroked="f"/>
         </w:pict>
       </w:r>
     </w:p>
@@ -5922,17 +6569,27 @@
           <w:rFonts w:ascii="Times New Roman" w:eastAsia="Times New Roman" w:hAnsi="Times New Roman" w:cs="Times New Roman"/>
           <w:sz w:val="24"/>
           <w:szCs w:val="24"/>
-          <w:lang w:eastAsia="ru-RU"/>
-        </w:rPr>
-      </w:pPr>
-      <w:r>
-        <w:rPr>
-          <w:rFonts w:ascii="Times New Roman" w:eastAsia="Times New Roman" w:hAnsi="Times New Roman" w:cs="Times New Roman"/>
-          <w:sz w:val="24"/>
-          <w:szCs w:val="24"/>
-          <w:lang w:eastAsia="ru-RU"/>
-        </w:rPr>
-        <w:t>Результат:</w:t>
+          <w:lang w:val="en-US" w:eastAsia="ru-RU"/>
+        </w:rPr>
+      </w:pPr>
+      <w:r>
+        <w:rPr>
+          <w:rFonts w:ascii="Times New Roman" w:eastAsia="Times New Roman" w:hAnsi="Times New Roman" w:cs="Times New Roman"/>
+          <w:sz w:val="24"/>
+          <w:szCs w:val="24"/>
+          <w:lang w:eastAsia="ru-RU"/>
+        </w:rPr>
+        <w:lastRenderedPageBreak/>
+        <w:t>Результат</w:t>
+      </w:r>
+      <w:r>
+        <w:rPr>
+          <w:rFonts w:ascii="Times New Roman" w:eastAsia="Times New Roman" w:hAnsi="Times New Roman" w:cs="Times New Roman"/>
+          <w:sz w:val="24"/>
+          <w:szCs w:val="24"/>
+          <w:lang w:val="en-US" w:eastAsia="ru-RU"/>
+        </w:rPr>
+        <w:t>:</w:t>
       </w:r>
     </w:p>
     <w:p>
@@ -5960,7 +6617,7 @@
           <w:rFonts w:ascii="Courier New" w:eastAsia="Times New Roman" w:hAnsi="Courier New" w:cs="Courier New"/>
           <w:sz w:val="20"/>
           <w:szCs w:val="20"/>
-          <w:lang w:eastAsia="ru-RU"/>
+          <w:lang w:val="en-US" w:eastAsia="ru-RU"/>
         </w:rPr>
       </w:pPr>
       <w:r>
@@ -5968,9 +6625,9 @@
           <w:rFonts w:ascii="Courier New" w:eastAsia="Times New Roman" w:hAnsi="Courier New" w:cs="Courier New"/>
           <w:sz w:val="20"/>
           <w:szCs w:val="20"/>
-          <w:lang w:eastAsia="ru-RU"/>
-        </w:rPr>
-        <w:t>История воспроизводится как путешествие.</w:t>
+          <w:lang w:val="en-US" w:eastAsia="ru-RU"/>
+        </w:rPr>
+        <w:t>Production-ready security baseline.</w:t>
       </w:r>
     </w:p>
     <w:p>
@@ -5990,8 +6647,8 @@
           <w:szCs w:val="24"/>
           <w:lang w:eastAsia="ru-RU"/>
         </w:rPr>
-        <w:pict w14:anchorId="5678A598">
-          <v:rect id="_x0000_i1066" style="width:0;height:1.5pt" o:hralign="center" o:hrstd="t" o:hr="t" fillcolor="#a0a0a0" stroked="f"/>
+        <w:pict w14:anchorId="10C780F0">
+          <v:rect id="_x0000_i1070" style="width:0;height:1.5pt" o:hralign="center" o:hrstd="t" o:hr="t" fillcolor="#a0a0a0" stroked="f"/>
         </w:pict>
       </w:r>
     </w:p>
@@ -6019,7 +6676,7 @@
           <w:szCs w:val="48"/>
           <w:lang w:eastAsia="ru-RU"/>
         </w:rPr>
-        <w:t>Phase 10</w:t>
+        <w:t>Phase 11</w:t>
       </w:r>
     </w:p>
     <w:p>
@@ -6044,7 +6701,7 @@
           <w:szCs w:val="36"/>
           <w:lang w:eastAsia="ru-RU"/>
         </w:rPr>
-        <w:t>Security Hardening</w:t>
+        <w:t>Closed Beta</w:t>
       </w:r>
     </w:p>
     <w:p>
@@ -6084,7 +6741,7 @@
           <w:szCs w:val="24"/>
           <w:lang w:eastAsia="ru-RU"/>
         </w:rPr>
-        <w:t>Подготовить систему к реальным пользователям.</w:t>
+        <w:t>Проверка продукта реальными пользователями.</w:t>
       </w:r>
     </w:p>
     <w:p>
@@ -6104,8 +6761,8 @@
           <w:szCs w:val="24"/>
           <w:lang w:eastAsia="ru-RU"/>
         </w:rPr>
-        <w:pict w14:anchorId="6D75A5D6">
-          <v:rect id="_x0000_i1067" style="width:0;height:1.5pt" o:hralign="center" o:hrstd="t" o:hr="t" fillcolor="#a0a0a0" stroked="f"/>
+        <w:pict w14:anchorId="50AA432A">
+          <v:rect id="_x0000_i1071" style="width:0;height:1.5pt" o:hralign="center" o:hrstd="t" o:hr="t" fillcolor="#a0a0a0" stroked="f"/>
         </w:pict>
       </w:r>
     </w:p>
@@ -6126,14 +6783,14 @@
           <w:szCs w:val="24"/>
           <w:lang w:eastAsia="ru-RU"/>
         </w:rPr>
-        <w:t>Реализовать:</w:t>
+        <w:t>Пригласить:</w:t>
       </w:r>
     </w:p>
     <w:p>
       <w:pPr>
         <w:numPr>
           <w:ilvl w:val="0"/>
-          <w:numId w:val="21"/>
+          <w:numId w:val="22"/>
         </w:numPr>
         <w:spacing w:before="100" w:beforeAutospacing="1" w:after="100" w:afterAutospacing="1" w:line="240" w:lineRule="auto"/>
         <w:rPr>
@@ -6150,14 +6807,14 @@
           <w:szCs w:val="24"/>
           <w:lang w:eastAsia="ru-RU"/>
         </w:rPr>
-        <w:t>Rate Limiting;</w:t>
+        <w:t>друзей;</w:t>
       </w:r>
     </w:p>
     <w:p>
       <w:pPr>
         <w:numPr>
           <w:ilvl w:val="0"/>
-          <w:numId w:val="21"/>
+          <w:numId w:val="22"/>
         </w:numPr>
         <w:spacing w:before="100" w:beforeAutospacing="1" w:after="100" w:afterAutospacing="1" w:line="240" w:lineRule="auto"/>
         <w:rPr>
@@ -6174,14 +6831,14 @@
           <w:szCs w:val="24"/>
           <w:lang w:eastAsia="ru-RU"/>
         </w:rPr>
-        <w:t>File Validation;</w:t>
+        <w:t>родственников;</w:t>
       </w:r>
     </w:p>
     <w:p>
       <w:pPr>
         <w:numPr>
           <w:ilvl w:val="0"/>
-          <w:numId w:val="21"/>
+          <w:numId w:val="22"/>
         </w:numPr>
         <w:spacing w:before="100" w:beforeAutospacing="1" w:after="100" w:afterAutospacing="1" w:line="240" w:lineRule="auto"/>
         <w:rPr>
@@ -6198,14 +6855,56 @@
           <w:szCs w:val="24"/>
           <w:lang w:eastAsia="ru-RU"/>
         </w:rPr>
-        <w:t>Security Headers;</w:t>
+        <w:t>пары.</w:t>
+      </w:r>
+    </w:p>
+    <w:p>
+      <w:pPr>
+        <w:spacing w:after="0" w:line="240" w:lineRule="auto"/>
+        <w:rPr>
+          <w:rFonts w:ascii="Times New Roman" w:eastAsia="Times New Roman" w:hAnsi="Times New Roman" w:cs="Times New Roman"/>
+          <w:sz w:val="24"/>
+          <w:szCs w:val="24"/>
+          <w:lang w:eastAsia="ru-RU"/>
+        </w:rPr>
+      </w:pPr>
+      <w:r>
+        <w:rPr>
+          <w:rFonts w:ascii="Times New Roman" w:eastAsia="Times New Roman" w:hAnsi="Times New Roman" w:cs="Times New Roman"/>
+          <w:sz w:val="24"/>
+          <w:szCs w:val="24"/>
+          <w:lang w:eastAsia="ru-RU"/>
+        </w:rPr>
+        <w:pict w14:anchorId="2EDF8324">
+          <v:rect id="_x0000_i1072" style="width:0;height:1.5pt" o:hralign="center" o:hrstd="t" o:hr="t" fillcolor="#a0a0a0" stroked="f"/>
+        </w:pict>
+      </w:r>
+    </w:p>
+    <w:p>
+      <w:pPr>
+        <w:spacing w:before="100" w:beforeAutospacing="1" w:after="100" w:afterAutospacing="1" w:line="240" w:lineRule="auto"/>
+        <w:rPr>
+          <w:rFonts w:ascii="Times New Roman" w:eastAsia="Times New Roman" w:hAnsi="Times New Roman" w:cs="Times New Roman"/>
+          <w:sz w:val="24"/>
+          <w:szCs w:val="24"/>
+          <w:lang w:eastAsia="ru-RU"/>
+        </w:rPr>
+      </w:pPr>
+      <w:r>
+        <w:rPr>
+          <w:rFonts w:ascii="Times New Roman" w:eastAsia="Times New Roman" w:hAnsi="Times New Roman" w:cs="Times New Roman"/>
+          <w:sz w:val="24"/>
+          <w:szCs w:val="24"/>
+          <w:lang w:eastAsia="ru-RU"/>
+        </w:rPr>
+        <w:t>Собрать:</w:t>
       </w:r>
     </w:p>
     <w:p>
       <w:pPr>
         <w:numPr>
           <w:ilvl w:val="0"/>
-          <w:numId w:val="21"/>
+          <w:numId w:val="23"/>
         </w:numPr>
         <w:spacing w:before="100" w:beforeAutospacing="1" w:after="100" w:afterAutospacing="1" w:line="240" w:lineRule="auto"/>
         <w:rPr>
@@ -6222,14 +6921,14 @@
           <w:szCs w:val="24"/>
           <w:lang w:eastAsia="ru-RU"/>
         </w:rPr>
-        <w:t>Access Review;</w:t>
+        <w:t>UX Feedback;</w:t>
       </w:r>
     </w:p>
     <w:p>
       <w:pPr>
         <w:numPr>
           <w:ilvl w:val="0"/>
-          <w:numId w:val="21"/>
+          <w:numId w:val="23"/>
         </w:numPr>
         <w:spacing w:before="100" w:beforeAutospacing="1" w:after="100" w:afterAutospacing="1" w:line="240" w:lineRule="auto"/>
         <w:rPr>
@@ -6246,14 +6945,14 @@
           <w:szCs w:val="24"/>
           <w:lang w:eastAsia="ru-RU"/>
         </w:rPr>
-        <w:t>IDOR Review;</w:t>
+        <w:t>Bug Reports;</w:t>
       </w:r>
     </w:p>
     <w:p>
       <w:pPr>
         <w:numPr>
           <w:ilvl w:val="0"/>
-          <w:numId w:val="21"/>
+          <w:numId w:val="23"/>
         </w:numPr>
         <w:spacing w:before="100" w:beforeAutospacing="1" w:after="100" w:afterAutospacing="1" w:line="240" w:lineRule="auto"/>
         <w:rPr>
@@ -6270,7 +6969,7 @@
           <w:szCs w:val="24"/>
           <w:lang w:eastAsia="ru-RU"/>
         </w:rPr>
-        <w:t>JWT Review.</w:t>
+        <w:t>Feature Requests.</w:t>
       </w:r>
     </w:p>
     <w:p>
@@ -6290,8 +6989,8 @@
           <w:szCs w:val="24"/>
           <w:lang w:eastAsia="ru-RU"/>
         </w:rPr>
-        <w:pict w14:anchorId="5567F8FA">
-          <v:rect id="_x0000_i1068" style="width:0;height:1.5pt" o:hralign="center" o:hrstd="t" o:hr="t" fillcolor="#a0a0a0" stroked="f"/>
+        <w:pict w14:anchorId="4FB6D099">
+          <v:rect id="_x0000_i1073" style="width:0;height:1.5pt" o:hralign="center" o:hrstd="t" o:hr="t" fillcolor="#a0a0a0" stroked="f"/>
         </w:pict>
       </w:r>
     </w:p>
@@ -6302,26 +7001,17 @@
           <w:rFonts w:ascii="Times New Roman" w:eastAsia="Times New Roman" w:hAnsi="Times New Roman" w:cs="Times New Roman"/>
           <w:sz w:val="24"/>
           <w:szCs w:val="24"/>
-          <w:lang w:val="en-US" w:eastAsia="ru-RU"/>
-        </w:rPr>
-      </w:pPr>
-      <w:r>
-        <w:rPr>
-          <w:rFonts w:ascii="Times New Roman" w:eastAsia="Times New Roman" w:hAnsi="Times New Roman" w:cs="Times New Roman"/>
-          <w:sz w:val="24"/>
-          <w:szCs w:val="24"/>
-          <w:lang w:eastAsia="ru-RU"/>
-        </w:rPr>
-        <w:t>Результат</w:t>
-      </w:r>
-      <w:r>
-        <w:rPr>
-          <w:rFonts w:ascii="Times New Roman" w:eastAsia="Times New Roman" w:hAnsi="Times New Roman" w:cs="Times New Roman"/>
-          <w:sz w:val="24"/>
-          <w:szCs w:val="24"/>
-          <w:lang w:val="en-US" w:eastAsia="ru-RU"/>
-        </w:rPr>
-        <w:t>:</w:t>
+          <w:lang w:eastAsia="ru-RU"/>
+        </w:rPr>
+      </w:pPr>
+      <w:r>
+        <w:rPr>
+          <w:rFonts w:ascii="Times New Roman" w:eastAsia="Times New Roman" w:hAnsi="Times New Roman" w:cs="Times New Roman"/>
+          <w:sz w:val="24"/>
+          <w:szCs w:val="24"/>
+          <w:lang w:eastAsia="ru-RU"/>
+        </w:rPr>
+        <w:t>Результат:</w:t>
       </w:r>
     </w:p>
     <w:p>
@@ -6349,7 +7039,7 @@
           <w:rFonts w:ascii="Courier New" w:eastAsia="Times New Roman" w:hAnsi="Courier New" w:cs="Courier New"/>
           <w:sz w:val="20"/>
           <w:szCs w:val="20"/>
-          <w:lang w:val="en-US" w:eastAsia="ru-RU"/>
+          <w:lang w:eastAsia="ru-RU"/>
         </w:rPr>
       </w:pPr>
       <w:r>
@@ -6357,9 +7047,9 @@
           <w:rFonts w:ascii="Courier New" w:eastAsia="Times New Roman" w:hAnsi="Courier New" w:cs="Courier New"/>
           <w:sz w:val="20"/>
           <w:szCs w:val="20"/>
-          <w:lang w:val="en-US" w:eastAsia="ru-RU"/>
-        </w:rPr>
-        <w:t>Production-ready security baseline.</w:t>
+          <w:lang w:eastAsia="ru-RU"/>
+        </w:rPr>
+        <w:t>Первая реальная обратная связь.</w:t>
       </w:r>
     </w:p>
     <w:p>
@@ -6379,9 +7069,8 @@
           <w:szCs w:val="24"/>
           <w:lang w:eastAsia="ru-RU"/>
         </w:rPr>
-        <w:lastRenderedPageBreak/>
-        <w:pict w14:anchorId="10C780F0">
-          <v:rect id="_x0000_i1069" style="width:0;height:1.5pt" o:hralign="center" o:hrstd="t" o:hr="t" fillcolor="#a0a0a0" stroked="f"/>
+        <w:pict w14:anchorId="336D533A">
+          <v:rect id="_x0000_i1074" style="width:0;height:1.5pt" o:hralign="center" o:hrstd="t" o:hr="t" fillcolor="#a0a0a0" stroked="f"/>
         </w:pict>
       </w:r>
     </w:p>
@@ -6409,7 +7098,7 @@
           <w:szCs w:val="48"/>
           <w:lang w:eastAsia="ru-RU"/>
         </w:rPr>
-        <w:t>Phase 11</w:t>
+        <w:t>Phase 12</w:t>
       </w:r>
     </w:p>
     <w:p>
@@ -6434,96 +7123,34 @@
           <w:szCs w:val="36"/>
           <w:lang w:eastAsia="ru-RU"/>
         </w:rPr>
-        <w:t>Closed Beta</w:t>
-      </w:r>
-    </w:p>
-    <w:p>
-      <w:pPr>
-        <w:spacing w:before="100" w:beforeAutospacing="1" w:after="100" w:afterAutospacing="1" w:line="240" w:lineRule="auto"/>
-        <w:rPr>
-          <w:rFonts w:ascii="Times New Roman" w:eastAsia="Times New Roman" w:hAnsi="Times New Roman" w:cs="Times New Roman"/>
-          <w:sz w:val="24"/>
-          <w:szCs w:val="24"/>
-          <w:lang w:eastAsia="ru-RU"/>
-        </w:rPr>
-      </w:pPr>
-      <w:r>
-        <w:rPr>
-          <w:rFonts w:ascii="Times New Roman" w:eastAsia="Times New Roman" w:hAnsi="Times New Roman" w:cs="Times New Roman"/>
-          <w:sz w:val="24"/>
-          <w:szCs w:val="24"/>
-          <w:lang w:eastAsia="ru-RU"/>
-        </w:rPr>
-        <w:t>Цель:</w:t>
-      </w:r>
-    </w:p>
-    <w:p>
-      <w:pPr>
-        <w:spacing w:before="100" w:beforeAutospacing="1" w:after="100" w:afterAutospacing="1" w:line="240" w:lineRule="auto"/>
-        <w:rPr>
-          <w:rFonts w:ascii="Times New Roman" w:eastAsia="Times New Roman" w:hAnsi="Times New Roman" w:cs="Times New Roman"/>
-          <w:sz w:val="24"/>
-          <w:szCs w:val="24"/>
-          <w:lang w:eastAsia="ru-RU"/>
-        </w:rPr>
-      </w:pPr>
-      <w:r>
-        <w:rPr>
-          <w:rFonts w:ascii="Times New Roman" w:eastAsia="Times New Roman" w:hAnsi="Times New Roman" w:cs="Times New Roman"/>
-          <w:sz w:val="24"/>
-          <w:szCs w:val="24"/>
-          <w:lang w:eastAsia="ru-RU"/>
-        </w:rPr>
-        <w:t>Проверка продукта реальными пользователями.</w:t>
-      </w:r>
-    </w:p>
-    <w:p>
-      <w:pPr>
-        <w:spacing w:after="0" w:line="240" w:lineRule="auto"/>
-        <w:rPr>
-          <w:rFonts w:ascii="Times New Roman" w:eastAsia="Times New Roman" w:hAnsi="Times New Roman" w:cs="Times New Roman"/>
-          <w:sz w:val="24"/>
-          <w:szCs w:val="24"/>
-          <w:lang w:eastAsia="ru-RU"/>
-        </w:rPr>
-      </w:pPr>
-      <w:r>
-        <w:rPr>
-          <w:rFonts w:ascii="Times New Roman" w:eastAsia="Times New Roman" w:hAnsi="Times New Roman" w:cs="Times New Roman"/>
-          <w:sz w:val="24"/>
-          <w:szCs w:val="24"/>
-          <w:lang w:eastAsia="ru-RU"/>
-        </w:rPr>
-        <w:pict w14:anchorId="50AA432A">
-          <v:rect id="_x0000_i1070" style="width:0;height:1.5pt" o:hralign="center" o:hrstd="t" o:hr="t" fillcolor="#a0a0a0" stroked="f"/>
-        </w:pict>
-      </w:r>
-    </w:p>
-    <w:p>
-      <w:pPr>
-        <w:spacing w:before="100" w:beforeAutospacing="1" w:after="100" w:afterAutospacing="1" w:line="240" w:lineRule="auto"/>
-        <w:rPr>
-          <w:rFonts w:ascii="Times New Roman" w:eastAsia="Times New Roman" w:hAnsi="Times New Roman" w:cs="Times New Roman"/>
-          <w:sz w:val="24"/>
-          <w:szCs w:val="24"/>
-          <w:lang w:eastAsia="ru-RU"/>
-        </w:rPr>
-      </w:pPr>
-      <w:r>
-        <w:rPr>
-          <w:rFonts w:ascii="Times New Roman" w:eastAsia="Times New Roman" w:hAnsi="Times New Roman" w:cs="Times New Roman"/>
-          <w:sz w:val="24"/>
-          <w:szCs w:val="24"/>
-          <w:lang w:eastAsia="ru-RU"/>
-        </w:rPr>
-        <w:t>Пригласить:</w:t>
+        <w:t>MVP Release</w:t>
+      </w:r>
+    </w:p>
+    <w:p>
+      <w:pPr>
+        <w:spacing w:before="100" w:beforeAutospacing="1" w:after="100" w:afterAutospacing="1" w:line="240" w:lineRule="auto"/>
+        <w:rPr>
+          <w:rFonts w:ascii="Times New Roman" w:eastAsia="Times New Roman" w:hAnsi="Times New Roman" w:cs="Times New Roman"/>
+          <w:sz w:val="24"/>
+          <w:szCs w:val="24"/>
+          <w:lang w:eastAsia="ru-RU"/>
+        </w:rPr>
+      </w:pPr>
+      <w:r>
+        <w:rPr>
+          <w:rFonts w:ascii="Times New Roman" w:eastAsia="Times New Roman" w:hAnsi="Times New Roman" w:cs="Times New Roman"/>
+          <w:sz w:val="24"/>
+          <w:szCs w:val="24"/>
+          <w:lang w:eastAsia="ru-RU"/>
+        </w:rPr>
+        <w:t>Условия готовности:</w:t>
       </w:r>
     </w:p>
     <w:p>
       <w:pPr>
         <w:numPr>
           <w:ilvl w:val="0"/>
-          <w:numId w:val="22"/>
+          <w:numId w:val="24"/>
         </w:numPr>
         <w:spacing w:before="100" w:beforeAutospacing="1" w:after="100" w:afterAutospacing="1" w:line="240" w:lineRule="auto"/>
         <w:rPr>
@@ -6540,14 +7167,14 @@
           <w:szCs w:val="24"/>
           <w:lang w:eastAsia="ru-RU"/>
         </w:rPr>
-        <w:t>друзей;</w:t>
+        <w:t>Android Release Build;</w:t>
       </w:r>
     </w:p>
     <w:p>
       <w:pPr>
         <w:numPr>
           <w:ilvl w:val="0"/>
-          <w:numId w:val="22"/>
+          <w:numId w:val="24"/>
         </w:numPr>
         <w:spacing w:before="100" w:beforeAutospacing="1" w:after="100" w:afterAutospacing="1" w:line="240" w:lineRule="auto"/>
         <w:rPr>
@@ -6564,14 +7191,14 @@
           <w:szCs w:val="24"/>
           <w:lang w:eastAsia="ru-RU"/>
         </w:rPr>
-        <w:t>родственников;</w:t>
+        <w:t>iOS Release Build;</w:t>
       </w:r>
     </w:p>
     <w:p>
       <w:pPr>
         <w:numPr>
           <w:ilvl w:val="0"/>
-          <w:numId w:val="22"/>
+          <w:numId w:val="24"/>
         </w:numPr>
         <w:spacing w:before="100" w:beforeAutospacing="1" w:after="100" w:afterAutospacing="1" w:line="240" w:lineRule="auto"/>
         <w:rPr>
@@ -6588,56 +7215,14 @@
           <w:szCs w:val="24"/>
           <w:lang w:eastAsia="ru-RU"/>
         </w:rPr>
-        <w:t>пары.</w:t>
-      </w:r>
-    </w:p>
-    <w:p>
-      <w:pPr>
-        <w:spacing w:after="0" w:line="240" w:lineRule="auto"/>
-        <w:rPr>
-          <w:rFonts w:ascii="Times New Roman" w:eastAsia="Times New Roman" w:hAnsi="Times New Roman" w:cs="Times New Roman"/>
-          <w:sz w:val="24"/>
-          <w:szCs w:val="24"/>
-          <w:lang w:eastAsia="ru-RU"/>
-        </w:rPr>
-      </w:pPr>
-      <w:r>
-        <w:rPr>
-          <w:rFonts w:ascii="Times New Roman" w:eastAsia="Times New Roman" w:hAnsi="Times New Roman" w:cs="Times New Roman"/>
-          <w:sz w:val="24"/>
-          <w:szCs w:val="24"/>
-          <w:lang w:eastAsia="ru-RU"/>
-        </w:rPr>
-        <w:pict w14:anchorId="2EDF8324">
-          <v:rect id="_x0000_i1071" style="width:0;height:1.5pt" o:hralign="center" o:hrstd="t" o:hr="t" fillcolor="#a0a0a0" stroked="f"/>
-        </w:pict>
-      </w:r>
-    </w:p>
-    <w:p>
-      <w:pPr>
-        <w:spacing w:before="100" w:beforeAutospacing="1" w:after="100" w:afterAutospacing="1" w:line="240" w:lineRule="auto"/>
-        <w:rPr>
-          <w:rFonts w:ascii="Times New Roman" w:eastAsia="Times New Roman" w:hAnsi="Times New Roman" w:cs="Times New Roman"/>
-          <w:sz w:val="24"/>
-          <w:szCs w:val="24"/>
-          <w:lang w:eastAsia="ru-RU"/>
-        </w:rPr>
-      </w:pPr>
-      <w:r>
-        <w:rPr>
-          <w:rFonts w:ascii="Times New Roman" w:eastAsia="Times New Roman" w:hAnsi="Times New Roman" w:cs="Times New Roman"/>
-          <w:sz w:val="24"/>
-          <w:szCs w:val="24"/>
-          <w:lang w:eastAsia="ru-RU"/>
-        </w:rPr>
-        <w:t>Собрать:</w:t>
+        <w:t>Production Backend;</w:t>
       </w:r>
     </w:p>
     <w:p>
       <w:pPr>
         <w:numPr>
           <w:ilvl w:val="0"/>
-          <w:numId w:val="23"/>
+          <w:numId w:val="24"/>
         </w:numPr>
         <w:spacing w:before="100" w:beforeAutospacing="1" w:after="100" w:afterAutospacing="1" w:line="240" w:lineRule="auto"/>
         <w:rPr>
@@ -6654,14 +7239,14 @@
           <w:szCs w:val="24"/>
           <w:lang w:eastAsia="ru-RU"/>
         </w:rPr>
-        <w:t>UX Feedback;</w:t>
+        <w:t>Production PostgreSQL;</w:t>
       </w:r>
     </w:p>
     <w:p>
       <w:pPr>
         <w:numPr>
           <w:ilvl w:val="0"/>
-          <w:numId w:val="23"/>
+          <w:numId w:val="24"/>
         </w:numPr>
         <w:spacing w:before="100" w:beforeAutospacing="1" w:after="100" w:afterAutospacing="1" w:line="240" w:lineRule="auto"/>
         <w:rPr>
@@ -6678,14 +7263,14 @@
           <w:szCs w:val="24"/>
           <w:lang w:eastAsia="ru-RU"/>
         </w:rPr>
-        <w:t>Bug Reports;</w:t>
+        <w:t>Production MinIO;</w:t>
       </w:r>
     </w:p>
     <w:p>
       <w:pPr>
         <w:numPr>
           <w:ilvl w:val="0"/>
-          <w:numId w:val="23"/>
+          <w:numId w:val="24"/>
         </w:numPr>
         <w:spacing w:before="100" w:beforeAutospacing="1" w:after="100" w:afterAutospacing="1" w:line="240" w:lineRule="auto"/>
         <w:rPr>
@@ -6702,7 +7287,31 @@
           <w:szCs w:val="24"/>
           <w:lang w:eastAsia="ru-RU"/>
         </w:rPr>
-        <w:t>Feature Requests.</w:t>
+        <w:t>Monitoring;</w:t>
+      </w:r>
+    </w:p>
+    <w:p>
+      <w:pPr>
+        <w:numPr>
+          <w:ilvl w:val="0"/>
+          <w:numId w:val="24"/>
+        </w:numPr>
+        <w:spacing w:before="100" w:beforeAutospacing="1" w:after="100" w:afterAutospacing="1" w:line="240" w:lineRule="auto"/>
+        <w:rPr>
+          <w:rFonts w:ascii="Times New Roman" w:eastAsia="Times New Roman" w:hAnsi="Times New Roman" w:cs="Times New Roman"/>
+          <w:sz w:val="24"/>
+          <w:szCs w:val="24"/>
+          <w:lang w:eastAsia="ru-RU"/>
+        </w:rPr>
+      </w:pPr>
+      <w:r>
+        <w:rPr>
+          <w:rFonts w:ascii="Times New Roman" w:eastAsia="Times New Roman" w:hAnsi="Times New Roman" w:cs="Times New Roman"/>
+          <w:sz w:val="24"/>
+          <w:szCs w:val="24"/>
+          <w:lang w:eastAsia="ru-RU"/>
+        </w:rPr>
+        <w:t>Backups.</w:t>
       </w:r>
     </w:p>
     <w:p>
@@ -6722,8 +7331,9 @@
           <w:szCs w:val="24"/>
           <w:lang w:eastAsia="ru-RU"/>
         </w:rPr>
-        <w:pict w14:anchorId="4FB6D099">
-          <v:rect id="_x0000_i1072" style="width:0;height:1.5pt" o:hralign="center" o:hrstd="t" o:hr="t" fillcolor="#a0a0a0" stroked="f"/>
+        <w:lastRenderedPageBreak/>
+        <w:pict w14:anchorId="041EA327">
+          <v:rect id="_x0000_i1075" style="width:0;height:1.5pt" o:hralign="center" o:hrstd="t" o:hr="t" fillcolor="#a0a0a0" stroked="f"/>
         </w:pict>
       </w:r>
     </w:p>
@@ -6782,7 +7392,7 @@
           <w:szCs w:val="20"/>
           <w:lang w:eastAsia="ru-RU"/>
         </w:rPr>
-        <w:t>Первая реальная обратная связь.</w:t>
+        <w:t>Memory Map MVP опубликован.</w:t>
       </w:r>
     </w:p>
     <w:p>
@@ -6802,351 +7412,8 @@
           <w:szCs w:val="24"/>
           <w:lang w:eastAsia="ru-RU"/>
         </w:rPr>
-        <w:pict w14:anchorId="336D533A">
-          <v:rect id="_x0000_i1073" style="width:0;height:1.5pt" o:hralign="center" o:hrstd="t" o:hr="t" fillcolor="#a0a0a0" stroked="f"/>
-        </w:pict>
-      </w:r>
-    </w:p>
-    <w:p>
-      <w:pPr>
-        <w:spacing w:before="100" w:beforeAutospacing="1" w:after="100" w:afterAutospacing="1" w:line="240" w:lineRule="auto"/>
-        <w:outlineLvl w:val="0"/>
-        <w:rPr>
-          <w:rFonts w:ascii="Times New Roman" w:eastAsia="Times New Roman" w:hAnsi="Times New Roman" w:cs="Times New Roman"/>
-          <w:b/>
-          <w:bCs/>
-          <w:kern w:val="36"/>
-          <w:sz w:val="48"/>
-          <w:szCs w:val="48"/>
-          <w:lang w:eastAsia="ru-RU"/>
-        </w:rPr>
-      </w:pPr>
-      <w:r>
-        <w:rPr>
-          <w:rFonts w:ascii="Times New Roman" w:eastAsia="Times New Roman" w:hAnsi="Times New Roman" w:cs="Times New Roman"/>
-          <w:b/>
-          <w:bCs/>
-          <w:kern w:val="36"/>
-          <w:sz w:val="48"/>
-          <w:szCs w:val="48"/>
-          <w:lang w:eastAsia="ru-RU"/>
-        </w:rPr>
-        <w:t>Phase 12</w:t>
-      </w:r>
-    </w:p>
-    <w:p>
-      <w:pPr>
-        <w:spacing w:before="100" w:beforeAutospacing="1" w:after="100" w:afterAutospacing="1" w:line="240" w:lineRule="auto"/>
-        <w:outlineLvl w:val="1"/>
-        <w:rPr>
-          <w:rFonts w:ascii="Times New Roman" w:eastAsia="Times New Roman" w:hAnsi="Times New Roman" w:cs="Times New Roman"/>
-          <w:b/>
-          <w:bCs/>
-          <w:sz w:val="36"/>
-          <w:szCs w:val="36"/>
-          <w:lang w:eastAsia="ru-RU"/>
-        </w:rPr>
-      </w:pPr>
-      <w:r>
-        <w:rPr>
-          <w:rFonts w:ascii="Times New Roman" w:eastAsia="Times New Roman" w:hAnsi="Times New Roman" w:cs="Times New Roman"/>
-          <w:b/>
-          <w:bCs/>
-          <w:sz w:val="36"/>
-          <w:szCs w:val="36"/>
-          <w:lang w:eastAsia="ru-RU"/>
-        </w:rPr>
-        <w:t>MVP Release</w:t>
-      </w:r>
-    </w:p>
-    <w:p>
-      <w:pPr>
-        <w:spacing w:before="100" w:beforeAutospacing="1" w:after="100" w:afterAutospacing="1" w:line="240" w:lineRule="auto"/>
-        <w:rPr>
-          <w:rFonts w:ascii="Times New Roman" w:eastAsia="Times New Roman" w:hAnsi="Times New Roman" w:cs="Times New Roman"/>
-          <w:sz w:val="24"/>
-          <w:szCs w:val="24"/>
-          <w:lang w:eastAsia="ru-RU"/>
-        </w:rPr>
-      </w:pPr>
-      <w:r>
-        <w:rPr>
-          <w:rFonts w:ascii="Times New Roman" w:eastAsia="Times New Roman" w:hAnsi="Times New Roman" w:cs="Times New Roman"/>
-          <w:sz w:val="24"/>
-          <w:szCs w:val="24"/>
-          <w:lang w:eastAsia="ru-RU"/>
-        </w:rPr>
-        <w:t>Условия готовности:</w:t>
-      </w:r>
-    </w:p>
-    <w:p>
-      <w:pPr>
-        <w:numPr>
-          <w:ilvl w:val="0"/>
-          <w:numId w:val="24"/>
-        </w:numPr>
-        <w:spacing w:before="100" w:beforeAutospacing="1" w:after="100" w:afterAutospacing="1" w:line="240" w:lineRule="auto"/>
-        <w:rPr>
-          <w:rFonts w:ascii="Times New Roman" w:eastAsia="Times New Roman" w:hAnsi="Times New Roman" w:cs="Times New Roman"/>
-          <w:sz w:val="24"/>
-          <w:szCs w:val="24"/>
-          <w:lang w:eastAsia="ru-RU"/>
-        </w:rPr>
-      </w:pPr>
-      <w:r>
-        <w:rPr>
-          <w:rFonts w:ascii="Times New Roman" w:eastAsia="Times New Roman" w:hAnsi="Times New Roman" w:cs="Times New Roman"/>
-          <w:sz w:val="24"/>
-          <w:szCs w:val="24"/>
-          <w:lang w:eastAsia="ru-RU"/>
-        </w:rPr>
-        <w:t>Android Release Build;</w:t>
-      </w:r>
-    </w:p>
-    <w:p>
-      <w:pPr>
-        <w:numPr>
-          <w:ilvl w:val="0"/>
-          <w:numId w:val="24"/>
-        </w:numPr>
-        <w:spacing w:before="100" w:beforeAutospacing="1" w:after="100" w:afterAutospacing="1" w:line="240" w:lineRule="auto"/>
-        <w:rPr>
-          <w:rFonts w:ascii="Times New Roman" w:eastAsia="Times New Roman" w:hAnsi="Times New Roman" w:cs="Times New Roman"/>
-          <w:sz w:val="24"/>
-          <w:szCs w:val="24"/>
-          <w:lang w:eastAsia="ru-RU"/>
-        </w:rPr>
-      </w:pPr>
-      <w:r>
-        <w:rPr>
-          <w:rFonts w:ascii="Times New Roman" w:eastAsia="Times New Roman" w:hAnsi="Times New Roman" w:cs="Times New Roman"/>
-          <w:sz w:val="24"/>
-          <w:szCs w:val="24"/>
-          <w:lang w:eastAsia="ru-RU"/>
-        </w:rPr>
-        <w:t>iOS Release Build;</w:t>
-      </w:r>
-    </w:p>
-    <w:p>
-      <w:pPr>
-        <w:numPr>
-          <w:ilvl w:val="0"/>
-          <w:numId w:val="24"/>
-        </w:numPr>
-        <w:spacing w:before="100" w:beforeAutospacing="1" w:after="100" w:afterAutospacing="1" w:line="240" w:lineRule="auto"/>
-        <w:rPr>
-          <w:rFonts w:ascii="Times New Roman" w:eastAsia="Times New Roman" w:hAnsi="Times New Roman" w:cs="Times New Roman"/>
-          <w:sz w:val="24"/>
-          <w:szCs w:val="24"/>
-          <w:lang w:eastAsia="ru-RU"/>
-        </w:rPr>
-      </w:pPr>
-      <w:r>
-        <w:rPr>
-          <w:rFonts w:ascii="Times New Roman" w:eastAsia="Times New Roman" w:hAnsi="Times New Roman" w:cs="Times New Roman"/>
-          <w:sz w:val="24"/>
-          <w:szCs w:val="24"/>
-          <w:lang w:eastAsia="ru-RU"/>
-        </w:rPr>
-        <w:t>Production Backend;</w:t>
-      </w:r>
-    </w:p>
-    <w:p>
-      <w:pPr>
-        <w:numPr>
-          <w:ilvl w:val="0"/>
-          <w:numId w:val="24"/>
-        </w:numPr>
-        <w:spacing w:before="100" w:beforeAutospacing="1" w:after="100" w:afterAutospacing="1" w:line="240" w:lineRule="auto"/>
-        <w:rPr>
-          <w:rFonts w:ascii="Times New Roman" w:eastAsia="Times New Roman" w:hAnsi="Times New Roman" w:cs="Times New Roman"/>
-          <w:sz w:val="24"/>
-          <w:szCs w:val="24"/>
-          <w:lang w:eastAsia="ru-RU"/>
-        </w:rPr>
-      </w:pPr>
-      <w:r>
-        <w:rPr>
-          <w:rFonts w:ascii="Times New Roman" w:eastAsia="Times New Roman" w:hAnsi="Times New Roman" w:cs="Times New Roman"/>
-          <w:sz w:val="24"/>
-          <w:szCs w:val="24"/>
-          <w:lang w:eastAsia="ru-RU"/>
-        </w:rPr>
-        <w:t>Production PostgreSQL;</w:t>
-      </w:r>
-    </w:p>
-    <w:p>
-      <w:pPr>
-        <w:numPr>
-          <w:ilvl w:val="0"/>
-          <w:numId w:val="24"/>
-        </w:numPr>
-        <w:spacing w:before="100" w:beforeAutospacing="1" w:after="100" w:afterAutospacing="1" w:line="240" w:lineRule="auto"/>
-        <w:rPr>
-          <w:rFonts w:ascii="Times New Roman" w:eastAsia="Times New Roman" w:hAnsi="Times New Roman" w:cs="Times New Roman"/>
-          <w:sz w:val="24"/>
-          <w:szCs w:val="24"/>
-          <w:lang w:eastAsia="ru-RU"/>
-        </w:rPr>
-      </w:pPr>
-      <w:r>
-        <w:rPr>
-          <w:rFonts w:ascii="Times New Roman" w:eastAsia="Times New Roman" w:hAnsi="Times New Roman" w:cs="Times New Roman"/>
-          <w:sz w:val="24"/>
-          <w:szCs w:val="24"/>
-          <w:lang w:eastAsia="ru-RU"/>
-        </w:rPr>
-        <w:t>Production MinIO;</w:t>
-      </w:r>
-    </w:p>
-    <w:p>
-      <w:pPr>
-        <w:numPr>
-          <w:ilvl w:val="0"/>
-          <w:numId w:val="24"/>
-        </w:numPr>
-        <w:spacing w:before="100" w:beforeAutospacing="1" w:after="100" w:afterAutospacing="1" w:line="240" w:lineRule="auto"/>
-        <w:rPr>
-          <w:rFonts w:ascii="Times New Roman" w:eastAsia="Times New Roman" w:hAnsi="Times New Roman" w:cs="Times New Roman"/>
-          <w:sz w:val="24"/>
-          <w:szCs w:val="24"/>
-          <w:lang w:eastAsia="ru-RU"/>
-        </w:rPr>
-      </w:pPr>
-      <w:r>
-        <w:rPr>
-          <w:rFonts w:ascii="Times New Roman" w:eastAsia="Times New Roman" w:hAnsi="Times New Roman" w:cs="Times New Roman"/>
-          <w:sz w:val="24"/>
-          <w:szCs w:val="24"/>
-          <w:lang w:eastAsia="ru-RU"/>
-        </w:rPr>
-        <w:t>Monitoring;</w:t>
-      </w:r>
-    </w:p>
-    <w:p>
-      <w:pPr>
-        <w:numPr>
-          <w:ilvl w:val="0"/>
-          <w:numId w:val="24"/>
-        </w:numPr>
-        <w:spacing w:before="100" w:beforeAutospacing="1" w:after="100" w:afterAutospacing="1" w:line="240" w:lineRule="auto"/>
-        <w:rPr>
-          <w:rFonts w:ascii="Times New Roman" w:eastAsia="Times New Roman" w:hAnsi="Times New Roman" w:cs="Times New Roman"/>
-          <w:sz w:val="24"/>
-          <w:szCs w:val="24"/>
-          <w:lang w:eastAsia="ru-RU"/>
-        </w:rPr>
-      </w:pPr>
-      <w:r>
-        <w:rPr>
-          <w:rFonts w:ascii="Times New Roman" w:eastAsia="Times New Roman" w:hAnsi="Times New Roman" w:cs="Times New Roman"/>
-          <w:sz w:val="24"/>
-          <w:szCs w:val="24"/>
-          <w:lang w:eastAsia="ru-RU"/>
-        </w:rPr>
-        <w:t>Backups.</w:t>
-      </w:r>
-    </w:p>
-    <w:p>
-      <w:pPr>
-        <w:spacing w:after="0" w:line="240" w:lineRule="auto"/>
-        <w:rPr>
-          <w:rFonts w:ascii="Times New Roman" w:eastAsia="Times New Roman" w:hAnsi="Times New Roman" w:cs="Times New Roman"/>
-          <w:sz w:val="24"/>
-          <w:szCs w:val="24"/>
-          <w:lang w:eastAsia="ru-RU"/>
-        </w:rPr>
-      </w:pPr>
-      <w:r>
-        <w:rPr>
-          <w:rFonts w:ascii="Times New Roman" w:eastAsia="Times New Roman" w:hAnsi="Times New Roman" w:cs="Times New Roman"/>
-          <w:sz w:val="24"/>
-          <w:szCs w:val="24"/>
-          <w:lang w:eastAsia="ru-RU"/>
-        </w:rPr>
-        <w:pict w14:anchorId="041EA327">
-          <v:rect id="_x0000_i1074" style="width:0;height:1.5pt" o:hralign="center" o:hrstd="t" o:hr="t" fillcolor="#a0a0a0" stroked="f"/>
-        </w:pict>
-      </w:r>
-    </w:p>
-    <w:p>
-      <w:pPr>
-        <w:spacing w:before="100" w:beforeAutospacing="1" w:after="100" w:afterAutospacing="1" w:line="240" w:lineRule="auto"/>
-        <w:rPr>
-          <w:rFonts w:ascii="Times New Roman" w:eastAsia="Times New Roman" w:hAnsi="Times New Roman" w:cs="Times New Roman"/>
-          <w:sz w:val="24"/>
-          <w:szCs w:val="24"/>
-          <w:lang w:eastAsia="ru-RU"/>
-        </w:rPr>
-      </w:pPr>
-      <w:r>
-        <w:rPr>
-          <w:rFonts w:ascii="Times New Roman" w:eastAsia="Times New Roman" w:hAnsi="Times New Roman" w:cs="Times New Roman"/>
-          <w:sz w:val="24"/>
-          <w:szCs w:val="24"/>
-          <w:lang w:eastAsia="ru-RU"/>
-        </w:rPr>
-        <w:lastRenderedPageBreak/>
-        <w:t>Результат:</w:t>
-      </w:r>
-    </w:p>
-    <w:p>
-      <w:pPr>
-        <w:tabs>
-          <w:tab w:val="left" w:pos="916"/>
-          <w:tab w:val="left" w:pos="1832"/>
-          <w:tab w:val="left" w:pos="2748"/>
-          <w:tab w:val="left" w:pos="3664"/>
-          <w:tab w:val="left" w:pos="4580"/>
-          <w:tab w:val="left" w:pos="5496"/>
-          <w:tab w:val="left" w:pos="6412"/>
-          <w:tab w:val="left" w:pos="7328"/>
-          <w:tab w:val="left" w:pos="8244"/>
-          <w:tab w:val="left" w:pos="9160"/>
-          <w:tab w:val="left" w:pos="10076"/>
-          <w:tab w:val="left" w:pos="10992"/>
-          <w:tab w:val="left" w:pos="11908"/>
-          <w:tab w:val="left" w:pos="12824"/>
-          <w:tab w:val="left" w:pos="13740"/>
-          <w:tab w:val="left" w:pos="14656"/>
-        </w:tabs>
-        <w:spacing w:after="0" w:line="240" w:lineRule="auto"/>
-        <w:rPr>
-          <w:rFonts w:ascii="Courier New" w:eastAsia="Times New Roman" w:hAnsi="Courier New" w:cs="Courier New"/>
-          <w:sz w:val="20"/>
-          <w:szCs w:val="20"/>
-          <w:lang w:eastAsia="ru-RU"/>
-        </w:rPr>
-      </w:pPr>
-      <w:r>
-        <w:rPr>
-          <w:rFonts w:ascii="Courier New" w:eastAsia="Times New Roman" w:hAnsi="Courier New" w:cs="Courier New"/>
-          <w:sz w:val="20"/>
-          <w:szCs w:val="20"/>
-          <w:lang w:eastAsia="ru-RU"/>
-        </w:rPr>
-        <w:t>Memory Map MVP опубликован.</w:t>
-      </w:r>
-    </w:p>
-    <w:p>
-      <w:pPr>
-        <w:spacing w:after="0" w:line="240" w:lineRule="auto"/>
-        <w:rPr>
-          <w:rFonts w:ascii="Times New Roman" w:eastAsia="Times New Roman" w:hAnsi="Times New Roman" w:cs="Times New Roman"/>
-          <w:sz w:val="24"/>
-          <w:szCs w:val="24"/>
-          <w:lang w:eastAsia="ru-RU"/>
-        </w:rPr>
-      </w:pPr>
-      <w:r>
-        <w:rPr>
-          <w:rFonts w:ascii="Times New Roman" w:eastAsia="Times New Roman" w:hAnsi="Times New Roman" w:cs="Times New Roman"/>
-          <w:sz w:val="24"/>
-          <w:szCs w:val="24"/>
-          <w:lang w:eastAsia="ru-RU"/>
-        </w:rPr>
         <w:pict w14:anchorId="2665C2CC">
-          <v:rect id="_x0000_i1075" style="width:0;height:1.5pt" o:hralign="center" o:hrstd="t" o:hr="t" fillcolor="#a0a0a0" stroked="f"/>
+          <v:rect id="_x0000_i1076" style="width:0;height:1.5pt" o:hralign="center" o:hrstd="t" o:hr="t" fillcolor="#a0a0a0" stroked="f"/>
         </w:pict>
       </w:r>
     </w:p>
@@ -7400,7 +7667,7 @@
 <w:numbering xmlns:wpc="http://schemas.microsoft.com/office/word/2010/wordprocessingCanvas" xmlns:cx="http://schemas.microsoft.com/office/drawing/2014/chartex" xmlns:cx1="http://schemas.microsoft.com/office/drawing/2015/9/8/chartex" xmlns:cx2="http://schemas.microsoft.com/office/drawing/2015/10/21/chartex" xmlns:cx3="http://schemas.microsoft.com/office/drawing/2016/5/9/chartex" xmlns:cx4="http://schemas.microsoft.com/office/drawing/2016/5/10/chartex" xmlns:cx5="http://schemas.microsoft.com/office/drawing/2016/5/11/chartex" xmlns:cx6="http://schemas.microsoft.com/office/drawing/2016/5/12/chartex" xmlns:cx7="http://schemas.microsoft.com/office/drawing/2016/5/13/chartex" xmlns:cx8="http://schemas.microsoft.com/office/drawing/2016/5/14/chartex" xmlns:mc="http://schemas.openxmlformats.org/markup-compatibility/2006" xmlns:aink="http://schemas.microsoft.com/office/drawing/2016/ink" xmlns:am3d="http://schemas.microsoft.com/office/drawing/2017/model3d" xmlns:o="urn:schemas-microsoft-com:office:office" xmlns:r="http://schemas.openxmlformats.org/officeDocument/2006/relationships" xmlns:m="http://schemas.openxmlformats.org/officeDocument/2006/math" xmlns:v="urn:schemas-microsoft-com:vml" xmlns:wp14="http://schemas.microsoft.com/office/word/2010/wordprocessingDrawing" xmlns:wp="http://schemas.openxmlformats.org/drawingml/2006/wordprocessingDrawing" xmlns:w10="urn:schemas-microsoft-com:office:word" xmlns:w="http://schemas.openxmlformats.org/wordprocessingml/2006/main" xmlns:w14="http://schemas.microsoft.com/office/word/2010/wordml" xmlns:w15="http://schemas.microsoft.com/office/word/2012/wordml" xmlns:w16cex="http://schemas.microsoft.com/office/word/2018/wordml/cex" xmlns:w16cid="http://schemas.microsoft.com/office/word/2016/wordml/cid" xmlns:w16="http://schemas.microsoft.com/office/word/2018/wordml" xmlns:w16sdtdh="http://schemas.microsoft.com/office/word/2020/wordml/sdtdatahash" xmlns:w16se="http://schemas.microsoft.com/office/word/2015/wordml/symex" xmlns:wpg="http://schemas.microsoft.com/office/word/2010/wordprocessingGroup" xmlns:wpi="http://schemas.microsoft.com/office/word/2010/wordprocessingInk" xmlns:wne="http://schemas.microsoft.com/office/word/2006/wordml" xmlns:wps="http://schemas.microsoft.com/office/word/2010/wordprocessingShape" mc:Ignorable="w14 w15 w16se w16cid w16 w16cex w16sdtdh wp14">
   <w:numPicBullet w:numPicBulletId="0">
     <w:pict>
-      <v:rect id="_x0000_i1058" style="width:0;height:1.5pt" o:hralign="center" o:bullet="t" o:hrstd="t" o:hr="t" fillcolor="#a0a0a0" stroked="f"/>
+      <v:rect id="_x0000_i1048" style="width:0;height:1.5pt" o:hralign="center" o:bullet="t" o:hrstd="t" o:hr="t" fillcolor="#a0a0a0" stroked="f"/>
     </w:pict>
   </w:numPicBullet>
   <w:abstractNum w:abstractNumId="0" w15:restartNumberingAfterBreak="0">

--- a/docs/11-mvp-development-roadmap.docx
+++ b/docs/11-mvp-development-roadmap.docx
@@ -5087,390 +5087,159 @@
       </w:r>
     </w:p>
     <w:p>
-      <w:pPr>
-        <w:spacing w:before="100" w:beforeAutospacing="1" w:after="100" w:afterAutospacing="1" w:line="240" w:lineRule="auto"/>
-        <w:outlineLvl w:val="0"/>
-        <w:rPr>
-          <w:rFonts w:ascii="Times New Roman" w:eastAsia="Times New Roman" w:hAnsi="Times New Roman" w:cs="Times New Roman"/>
-          <w:b/>
-          <w:bCs/>
-          <w:kern w:val="36"/>
-          <w:sz w:val="48"/>
-          <w:szCs w:val="48"/>
-          <w:lang w:eastAsia="ru-RU"/>
-        </w:rPr>
-      </w:pPr>
-      <w:r>
-        <w:rPr>
-          <w:rFonts w:ascii="Times New Roman" w:eastAsia="Times New Roman" w:hAnsi="Times New Roman" w:cs="Times New Roman"/>
-          <w:b/>
-          <w:bCs/>
-          <w:kern w:val="36"/>
-          <w:sz w:val="48"/>
-          <w:szCs w:val="48"/>
-          <w:lang w:eastAsia="ru-RU"/>
-        </w:rPr>
+      <w:pPr/>
+      <w:r>
         <w:t>Phase 7</w:t>
       </w:r>
     </w:p>
     <w:p>
-      <w:pPr>
-        <w:spacing w:before="100" w:beforeAutospacing="1" w:after="100" w:afterAutospacing="1" w:line="240" w:lineRule="auto"/>
-        <w:outlineLvl w:val="1"/>
-        <w:rPr>
-          <w:rFonts w:ascii="Times New Roman" w:eastAsia="Times New Roman" w:hAnsi="Times New Roman" w:cs="Times New Roman"/>
-          <w:b/>
-          <w:bCs/>
-          <w:sz w:val="36"/>
-          <w:szCs w:val="36"/>
-          <w:lang w:eastAsia="ru-RU"/>
-        </w:rPr>
-      </w:pPr>
-      <w:r>
-        <w:rPr>
-          <w:rFonts w:ascii="Times New Roman" w:eastAsia="Times New Roman" w:hAnsi="Times New Roman" w:cs="Times New Roman"/>
-          <w:b/>
-          <w:bCs/>
-          <w:sz w:val="36"/>
-          <w:szCs w:val="36"/>
-          <w:lang w:eastAsia="ru-RU"/>
-        </w:rPr>
-        <w:t>Photo Upload</w:t>
-      </w:r>
-    </w:p>
-    <w:p>
-      <w:pPr>
-        <w:spacing w:before="100" w:beforeAutospacing="1" w:after="100" w:afterAutospacing="1" w:line="240" w:lineRule="auto"/>
-        <w:rPr>
-          <w:rFonts w:ascii="Times New Roman" w:eastAsia="Times New Roman" w:hAnsi="Times New Roman" w:cs="Times New Roman"/>
-          <w:sz w:val="24"/>
-          <w:szCs w:val="24"/>
-          <w:lang w:eastAsia="ru-RU"/>
-        </w:rPr>
-      </w:pPr>
-      <w:r>
-        <w:rPr>
-          <w:rFonts w:ascii="Times New Roman" w:eastAsia="Times New Roman" w:hAnsi="Times New Roman" w:cs="Times New Roman"/>
-          <w:sz w:val="24"/>
-          <w:szCs w:val="24"/>
-          <w:lang w:eastAsia="ru-RU"/>
-        </w:rPr>
-        <w:t>Цель:</w:t>
-      </w:r>
-    </w:p>
-    <w:p>
-      <w:pPr>
-        <w:spacing w:before="100" w:beforeAutospacing="1" w:after="100" w:afterAutospacing="1" w:line="240" w:lineRule="auto"/>
-        <w:rPr>
-          <w:rFonts w:ascii="Times New Roman" w:eastAsia="Times New Roman" w:hAnsi="Times New Roman" w:cs="Times New Roman"/>
-          <w:sz w:val="24"/>
-          <w:szCs w:val="24"/>
-          <w:lang w:eastAsia="ru-RU"/>
-        </w:rPr>
-      </w:pPr>
-      <w:r>
-        <w:rPr>
-          <w:rFonts w:ascii="Times New Roman" w:eastAsia="Times New Roman" w:hAnsi="Times New Roman" w:cs="Times New Roman"/>
-          <w:sz w:val="24"/>
-          <w:szCs w:val="24"/>
-          <w:lang w:eastAsia="ru-RU"/>
-        </w:rPr>
-        <w:t>Добавить фотографии.</w:t>
-      </w:r>
-    </w:p>
-    <w:p>
-      <w:pPr>
-        <w:spacing w:after="0" w:line="240" w:lineRule="auto"/>
-        <w:rPr>
-          <w:rFonts w:ascii="Times New Roman" w:eastAsia="Times New Roman" w:hAnsi="Times New Roman" w:cs="Times New Roman"/>
-          <w:sz w:val="24"/>
-          <w:szCs w:val="24"/>
-          <w:lang w:eastAsia="ru-RU"/>
-        </w:rPr>
-      </w:pPr>
-      <w:r>
-        <w:rPr>
-          <w:rFonts w:ascii="Times New Roman" w:eastAsia="Times New Roman" w:hAnsi="Times New Roman" w:cs="Times New Roman"/>
-          <w:sz w:val="24"/>
-          <w:szCs w:val="24"/>
-          <w:lang w:eastAsia="ru-RU"/>
-        </w:rPr>
-        <w:pict w14:anchorId="571EF9D6">
-          <v:rect id="_x0000_i1056" style="width:0;height:1.5pt" o:hralign="center" o:hrstd="t" o:hr="t" fillcolor="#a0a0a0" stroked="f"/>
-        </w:pict>
-      </w:r>
-    </w:p>
-    <w:p>
-      <w:pPr>
-        <w:spacing w:before="100" w:beforeAutospacing="1" w:after="100" w:afterAutospacing="1" w:line="240" w:lineRule="auto"/>
-        <w:rPr>
-          <w:rFonts w:ascii="Times New Roman" w:eastAsia="Times New Roman" w:hAnsi="Times New Roman" w:cs="Times New Roman"/>
-          <w:sz w:val="24"/>
-          <w:szCs w:val="24"/>
-          <w:lang w:eastAsia="ru-RU"/>
-        </w:rPr>
-      </w:pPr>
-      <w:r>
-        <w:rPr>
-          <w:rFonts w:ascii="Times New Roman" w:eastAsia="Times New Roman" w:hAnsi="Times New Roman" w:cs="Times New Roman"/>
-          <w:sz w:val="24"/>
-          <w:szCs w:val="24"/>
-          <w:lang w:eastAsia="ru-RU"/>
-        </w:rPr>
-        <w:lastRenderedPageBreak/>
-        <w:t>Backend:</w:t>
-      </w:r>
-    </w:p>
-    <w:p>
-      <w:pPr>
-        <w:numPr>
-          <w:ilvl w:val="0"/>
-          <w:numId w:val="15"/>
-        </w:numPr>
-        <w:spacing w:before="100" w:beforeAutospacing="1" w:after="100" w:afterAutospacing="1" w:line="240" w:lineRule="auto"/>
-        <w:rPr>
-          <w:rFonts w:ascii="Times New Roman" w:eastAsia="Times New Roman" w:hAnsi="Times New Roman" w:cs="Times New Roman"/>
-          <w:sz w:val="24"/>
-          <w:szCs w:val="24"/>
-          <w:lang w:eastAsia="ru-RU"/>
-        </w:rPr>
-      </w:pPr>
-      <w:r>
-        <w:rPr>
-          <w:rFonts w:ascii="Times New Roman" w:eastAsia="Times New Roman" w:hAnsi="Times New Roman" w:cs="Times New Roman"/>
-          <w:sz w:val="24"/>
-          <w:szCs w:val="24"/>
-          <w:lang w:eastAsia="ru-RU"/>
-        </w:rPr>
-        <w:t>Upload Media;</w:t>
-      </w:r>
-    </w:p>
-    <w:p>
-      <w:pPr>
-        <w:numPr>
-          <w:ilvl w:val="0"/>
-          <w:numId w:val="15"/>
-        </w:numPr>
-        <w:spacing w:before="100" w:beforeAutospacing="1" w:after="100" w:afterAutospacing="1" w:line="240" w:lineRule="auto"/>
-        <w:rPr>
-          <w:rFonts w:ascii="Times New Roman" w:eastAsia="Times New Roman" w:hAnsi="Times New Roman" w:cs="Times New Roman"/>
-          <w:sz w:val="24"/>
-          <w:szCs w:val="24"/>
-          <w:lang w:eastAsia="ru-RU"/>
-        </w:rPr>
-      </w:pPr>
-      <w:r>
-        <w:rPr>
-          <w:rFonts w:ascii="Times New Roman" w:eastAsia="Times New Roman" w:hAnsi="Times New Roman" w:cs="Times New Roman"/>
-          <w:sz w:val="24"/>
-          <w:szCs w:val="24"/>
-          <w:lang w:eastAsia="ru-RU"/>
-        </w:rPr>
-        <w:t>Download Media;</w:t>
-      </w:r>
-    </w:p>
-    <w:p>
-      <w:pPr>
-        <w:numPr>
-          <w:ilvl w:val="0"/>
-          <w:numId w:val="15"/>
-        </w:numPr>
-        <w:spacing w:before="100" w:beforeAutospacing="1" w:after="100" w:afterAutospacing="1" w:line="240" w:lineRule="auto"/>
-        <w:rPr>
-          <w:rFonts w:ascii="Times New Roman" w:eastAsia="Times New Roman" w:hAnsi="Times New Roman" w:cs="Times New Roman"/>
-          <w:sz w:val="24"/>
-          <w:szCs w:val="24"/>
-          <w:lang w:eastAsia="ru-RU"/>
-        </w:rPr>
-      </w:pPr>
-      <w:r>
-        <w:rPr>
-          <w:rFonts w:ascii="Times New Roman" w:eastAsia="Times New Roman" w:hAnsi="Times New Roman" w:cs="Times New Roman"/>
-          <w:sz w:val="24"/>
-          <w:szCs w:val="24"/>
-          <w:lang w:eastAsia="ru-RU"/>
-        </w:rPr>
-        <w:t>Delete Media;</w:t>
-      </w:r>
-    </w:p>
-    <w:p>
-      <w:pPr>
-        <w:numPr>
-          <w:ilvl w:val="0"/>
-          <w:numId w:val="15"/>
-        </w:numPr>
-        <w:spacing w:before="100" w:beforeAutospacing="1" w:after="100" w:afterAutospacing="1" w:line="240" w:lineRule="auto"/>
-        <w:rPr>
-          <w:rFonts w:ascii="Times New Roman" w:eastAsia="Times New Roman" w:hAnsi="Times New Roman" w:cs="Times New Roman"/>
-          <w:sz w:val="24"/>
-          <w:szCs w:val="24"/>
-          <w:lang w:eastAsia="ru-RU"/>
-        </w:rPr>
-      </w:pPr>
-      <w:r>
-        <w:rPr>
-          <w:rFonts w:ascii="Times New Roman" w:eastAsia="Times New Roman" w:hAnsi="Times New Roman" w:cs="Times New Roman"/>
-          <w:sz w:val="24"/>
-          <w:szCs w:val="24"/>
-          <w:lang w:eastAsia="ru-RU"/>
-        </w:rPr>
-        <w:t>MinIO Integration.</w:t>
-      </w:r>
-    </w:p>
-    <w:p>
-      <w:pPr>
-        <w:spacing w:after="0" w:line="240" w:lineRule="auto"/>
-        <w:rPr>
-          <w:rFonts w:ascii="Times New Roman" w:eastAsia="Times New Roman" w:hAnsi="Times New Roman" w:cs="Times New Roman"/>
-          <w:sz w:val="24"/>
-          <w:szCs w:val="24"/>
-          <w:lang w:eastAsia="ru-RU"/>
-        </w:rPr>
-      </w:pPr>
-      <w:r>
-        <w:rPr>
-          <w:rFonts w:ascii="Times New Roman" w:eastAsia="Times New Roman" w:hAnsi="Times New Roman" w:cs="Times New Roman"/>
-          <w:sz w:val="24"/>
-          <w:szCs w:val="24"/>
-          <w:lang w:eastAsia="ru-RU"/>
-        </w:rPr>
-        <w:pict w14:anchorId="5A635CFC">
-          <v:rect id="_x0000_i1057" style="width:0;height:1.5pt" o:hralign="center" o:hrstd="t" o:hr="t" fillcolor="#a0a0a0" stroked="f"/>
-        </w:pict>
-      </w:r>
-    </w:p>
-    <w:p>
-      <w:pPr>
-        <w:spacing w:before="100" w:beforeAutospacing="1" w:after="100" w:afterAutospacing="1" w:line="240" w:lineRule="auto"/>
-        <w:rPr>
-          <w:rFonts w:ascii="Times New Roman" w:eastAsia="Times New Roman" w:hAnsi="Times New Roman" w:cs="Times New Roman"/>
-          <w:sz w:val="24"/>
-          <w:szCs w:val="24"/>
-          <w:lang w:eastAsia="ru-RU"/>
-        </w:rPr>
-      </w:pPr>
-      <w:r>
-        <w:rPr>
-          <w:rFonts w:ascii="Times New Roman" w:eastAsia="Times New Roman" w:hAnsi="Times New Roman" w:cs="Times New Roman"/>
-          <w:sz w:val="24"/>
-          <w:szCs w:val="24"/>
-          <w:lang w:eastAsia="ru-RU"/>
-        </w:rPr>
-        <w:t>Flutter:</w:t>
-      </w:r>
-    </w:p>
-    <w:p>
-      <w:pPr>
-        <w:numPr>
-          <w:ilvl w:val="0"/>
-          <w:numId w:val="16"/>
-        </w:numPr>
-        <w:spacing w:before="100" w:beforeAutospacing="1" w:after="100" w:afterAutospacing="1" w:line="240" w:lineRule="auto"/>
-        <w:rPr>
-          <w:rFonts w:ascii="Times New Roman" w:eastAsia="Times New Roman" w:hAnsi="Times New Roman" w:cs="Times New Roman"/>
-          <w:sz w:val="24"/>
-          <w:szCs w:val="24"/>
-          <w:lang w:eastAsia="ru-RU"/>
-        </w:rPr>
-      </w:pPr>
-      <w:r>
-        <w:rPr>
-          <w:rFonts w:ascii="Times New Roman" w:eastAsia="Times New Roman" w:hAnsi="Times New Roman" w:cs="Times New Roman"/>
-          <w:sz w:val="24"/>
-          <w:szCs w:val="24"/>
-          <w:lang w:eastAsia="ru-RU"/>
-        </w:rPr>
+      <w:pPr/>
+      <w:r>
+        <w:t>Photo Upload / Media Integration</w:t>
+      </w:r>
+    </w:p>
+    <w:p>
+      <w:pPr/>
+      <w:r>
+        <w:t>Status:</w:t>
+      </w:r>
+    </w:p>
+    <w:p>
+      <w:pPr/>
+      <w:r>
+        <w:t>Complete for MVP.</w:t>
+      </w:r>
+    </w:p>
+    <w:p>
+      <w:pPr/>
+      <w:r>
+        <w:t>Goal:</w:t>
+      </w:r>
+    </w:p>
+    <w:p>
+      <w:pPr/>
+      <w:r>
+        <w:t>Add photos to Memory with private storage, authenticated read and safe lifecycle cleanup.</w:t>
+      </w:r>
+    </w:p>
+    <w:p>
+      <w:pPr/>
+      <w:r>
+        <w:t>Backend completed scope:</w:t>
+      </w:r>
+    </w:p>
+    <w:p>
+      <w:pPr/>
+      <w:r>
+        <w:t>Storage/Image Processing contracts;</w:t>
+      </w:r>
+    </w:p>
+    <w:p>
+      <w:pPr/>
+      <w:r>
+        <w:t>MinIO integration;</w:t>
+      </w:r>
+    </w:p>
+    <w:p>
+      <w:pPr/>
+      <w:r>
+        <w:t>Upload Photo;</w:t>
+      </w:r>
+    </w:p>
+    <w:p>
+      <w:pPr/>
+      <w:r>
+        <w:t>List Memory Media;</w:t>
+      </w:r>
+    </w:p>
+    <w:p>
+      <w:pPr/>
+      <w:r>
+        <w:t>Download Thumbnail;</w:t>
+      </w:r>
+    </w:p>
+    <w:p>
+      <w:pPr/>
+      <w:r>
+        <w:t>Download Display;</w:t>
+      </w:r>
+    </w:p>
+    <w:p>
+      <w:pPr/>
+      <w:r>
+        <w:t>Individual Delete Media;</w:t>
+      </w:r>
+    </w:p>
+    <w:p>
+      <w:pPr/>
+      <w:r>
+        <w:t>Memory delete physical media cleanup after commit.</w:t>
+      </w:r>
+    </w:p>
+    <w:p>
+      <w:pPr/>
+      <w:r>
+        <w:t>Flutter completed scope:</w:t>
+      </w:r>
+    </w:p>
+    <w:p>
+      <w:pPr/>
+      <w:r>
         <w:t>Image Picker;</w:t>
       </w:r>
     </w:p>
     <w:p>
-      <w:pPr>
-        <w:numPr>
-          <w:ilvl w:val="0"/>
-          <w:numId w:val="16"/>
-        </w:numPr>
-        <w:spacing w:before="100" w:beforeAutospacing="1" w:after="100" w:afterAutospacing="1" w:line="240" w:lineRule="auto"/>
-        <w:rPr>
-          <w:rFonts w:ascii="Times New Roman" w:eastAsia="Times New Roman" w:hAnsi="Times New Roman" w:cs="Times New Roman"/>
-          <w:sz w:val="24"/>
-          <w:szCs w:val="24"/>
-          <w:lang w:eastAsia="ru-RU"/>
-        </w:rPr>
-      </w:pPr>
-      <w:r>
-        <w:rPr>
-          <w:rFonts w:ascii="Times New Roman" w:eastAsia="Times New Roman" w:hAnsi="Times New Roman" w:cs="Times New Roman"/>
-          <w:sz w:val="24"/>
-          <w:szCs w:val="24"/>
-          <w:lang w:eastAsia="ru-RU"/>
-        </w:rPr>
-        <w:t>Image Upload;</w:t>
-      </w:r>
-    </w:p>
-    <w:p>
-      <w:pPr>
-        <w:numPr>
-          <w:ilvl w:val="0"/>
-          <w:numId w:val="16"/>
-        </w:numPr>
-        <w:spacing w:before="100" w:beforeAutospacing="1" w:after="100" w:afterAutospacing="1" w:line="240" w:lineRule="auto"/>
-        <w:rPr>
-          <w:rFonts w:ascii="Times New Roman" w:eastAsia="Times New Roman" w:hAnsi="Times New Roman" w:cs="Times New Roman"/>
-          <w:sz w:val="24"/>
-          <w:szCs w:val="24"/>
-          <w:lang w:eastAsia="ru-RU"/>
-        </w:rPr>
-      </w:pPr>
-      <w:r>
-        <w:rPr>
-          <w:rFonts w:ascii="Times New Roman" w:eastAsia="Times New Roman" w:hAnsi="Times New Roman" w:cs="Times New Roman"/>
-          <w:sz w:val="24"/>
-          <w:szCs w:val="24"/>
-          <w:lang w:eastAsia="ru-RU"/>
-        </w:rPr>
-        <w:t>Gallery View.</w:t>
-      </w:r>
-    </w:p>
-    <w:p>
-      <w:pPr>
-        <w:spacing w:after="0" w:line="240" w:lineRule="auto"/>
-        <w:rPr>
-          <w:rFonts w:ascii="Times New Roman" w:eastAsia="Times New Roman" w:hAnsi="Times New Roman" w:cs="Times New Roman"/>
-          <w:sz w:val="24"/>
-          <w:szCs w:val="24"/>
-          <w:lang w:eastAsia="ru-RU"/>
-        </w:rPr>
-      </w:pPr>
-      <w:r>
-        <w:rPr>
-          <w:rFonts w:ascii="Times New Roman" w:eastAsia="Times New Roman" w:hAnsi="Times New Roman" w:cs="Times New Roman"/>
-          <w:sz w:val="24"/>
-          <w:szCs w:val="24"/>
-          <w:lang w:eastAsia="ru-RU"/>
-        </w:rPr>
-        <w:pict w14:anchorId="30F30C02">
-          <v:rect id="_x0000_i1058" style="width:0;height:1.5pt" o:hralign="center" o:hrstd="t" o:hr="t" fillcolor="#a0a0a0" stroked="f"/>
-        </w:pict>
-      </w:r>
-    </w:p>
-    <w:p>
-      <w:pPr>
-        <w:spacing w:before="100" w:beforeAutospacing="1" w:after="100" w:afterAutospacing="1" w:line="240" w:lineRule="auto"/>
-        <w:rPr>
-          <w:rFonts w:ascii="Times New Roman" w:eastAsia="Times New Roman" w:hAnsi="Times New Roman" w:cs="Times New Roman"/>
-          <w:sz w:val="24"/>
-          <w:szCs w:val="24"/>
-          <w:lang w:eastAsia="ru-RU"/>
-        </w:rPr>
-      </w:pPr>
-      <w:r>
-        <w:rPr>
-          <w:rFonts w:ascii="Times New Roman" w:eastAsia="Times New Roman" w:hAnsi="Times New Roman" w:cs="Times New Roman"/>
-          <w:sz w:val="24"/>
-          <w:szCs w:val="24"/>
-          <w:lang w:eastAsia="ru-RU"/>
-        </w:rPr>
-        <w:t>Результат:</w:t>
+      <w:pPr/>
+      <w:r>
+        <w:t>client preprocessing/compression;</w:t>
+      </w:r>
+    </w:p>
+    <w:p>
+      <w:pPr/>
+      <w:r>
+        <w:t>authenticated upload;</w:t>
+      </w:r>
+    </w:p>
+    <w:p>
+      <w:pPr/>
+      <w:r>
+        <w:t>thumbnail gallery;</w:t>
+      </w:r>
+    </w:p>
+    <w:p>
+      <w:pPr/>
+      <w:r>
+        <w:t>fullscreen display viewer;</w:t>
+      </w:r>
+    </w:p>
+    <w:p>
+      <w:pPr/>
+      <w:r>
+        <w:t>individual media delete.</w:t>
+      </w:r>
+    </w:p>
+    <w:p>
+      <w:pPr/>
+      <w:r>
+        <w:t>Result:</w:t>
+      </w:r>
+    </w:p>
+    <w:p>
+      <w:pPr/>
+      <w:r>
+        <w:t>Memories support photos as an MVP media lifecycle: upload, list, thumbnail, display, delete, persistence after reopen and parent Memory cleanup.</w:t>
+      </w:r>
+    </w:p>
+    <w:p>
+      <w:pPr/>
+      <w:r>
+        <w:t>Post-MVP reliability:</w:t>
+      </w:r>
+    </w:p>
+    <w:p>
+      <w:pPr/>
+      <w:r>
+        <w:t>durable orphan reconciliation / cleanup outbox worker.</w:t>
       </w:r>
     </w:p>
     <w:p>

--- a/docs/11-mvp-development-roadmap.docx
+++ b/docs/11-mvp-development-roadmap.docx
@@ -5062,15 +5062,15 @@
           <w:rFonts w:ascii="Times New Roman" w:eastAsia="Times New Roman" w:hAnsi="Times New Roman" w:cs="Times New Roman"/>
           <w:sz w:val="24"/>
           <w:szCs w:val="24"/>
-          <w:lang w:eastAsia="ru-RU"/>
-        </w:rPr>
-      </w:pPr>
-      <w:r>
-        <w:rPr>
-          <w:rFonts w:ascii="Times New Roman" w:eastAsia="Times New Roman" w:hAnsi="Times New Roman" w:cs="Times New Roman"/>
-          <w:sz w:val="24"/>
-          <w:szCs w:val="24"/>
-          <w:lang w:eastAsia="ru-RU"/>
+          <w:lang w:val="en-US" w:eastAsia="ru-RU"/>
+        </w:rPr>
+      </w:pPr>
+      <w:r>
+        <w:rPr>
+          <w:rFonts w:ascii="Times New Roman" w:eastAsia="Times New Roman" w:hAnsi="Times New Roman" w:cs="Times New Roman"/>
+          <w:sz w:val="24"/>
+          <w:szCs w:val="24"/>
+          <w:lang w:val="en-US" w:eastAsia="ru-RU"/>
         </w:rPr>
         <w:t>• offline maps.</w:t>
       </w:r>
@@ -5082,164 +5082,404 @@
           <w:lang w:eastAsia="ru-RU"/>
         </w:rPr>
         <w:pict w14:anchorId="50152AFD">
+          <v:rect id="_x0000_i1053" style="width:0;height:1.5pt" o:hralign="center" o:hrstd="t" o:hr="t" fillcolor="#a0a0a0" stroked="f"/>
+        </w:pict>
+      </w:r>
+    </w:p>
+    <w:p>
+      <w:pPr>
+        <w:spacing w:before="100" w:beforeAutospacing="1" w:after="100" w:afterAutospacing="1" w:line="240" w:lineRule="auto"/>
+        <w:outlineLvl w:val="0"/>
+        <w:rPr>
+          <w:rFonts w:ascii="Times New Roman" w:eastAsia="Times New Roman" w:hAnsi="Times New Roman" w:cs="Times New Roman"/>
+          <w:b/>
+          <w:bCs/>
+          <w:kern w:val="36"/>
+          <w:sz w:val="48"/>
+          <w:szCs w:val="48"/>
+          <w:lang w:val="en-US" w:eastAsia="ru-RU"/>
+        </w:rPr>
+      </w:pPr>
+      <w:r>
+        <w:rPr>
+          <w:rFonts w:ascii="Times New Roman" w:eastAsia="Times New Roman" w:hAnsi="Times New Roman" w:cs="Times New Roman"/>
+          <w:b/>
+          <w:bCs/>
+          <w:kern w:val="36"/>
+          <w:sz w:val="48"/>
+          <w:szCs w:val="48"/>
+          <w:lang w:val="en-US" w:eastAsia="ru-RU"/>
+        </w:rPr>
+        <w:t>Phase 7</w:t>
+      </w:r>
+    </w:p>
+    <w:p>
+      <w:pPr>
+        <w:spacing w:before="100" w:beforeAutospacing="1" w:after="100" w:afterAutospacing="1" w:line="240" w:lineRule="auto"/>
+        <w:outlineLvl w:val="1"/>
+        <w:rPr>
+          <w:rFonts w:ascii="Times New Roman" w:eastAsia="Times New Roman" w:hAnsi="Times New Roman" w:cs="Times New Roman"/>
+          <w:b/>
+          <w:bCs/>
+          <w:sz w:val="36"/>
+          <w:szCs w:val="36"/>
+          <w:lang w:val="en-US" w:eastAsia="ru-RU"/>
+        </w:rPr>
+      </w:pPr>
+      <w:r>
+        <w:rPr>
+          <w:rFonts w:ascii="Times New Roman" w:eastAsia="Times New Roman" w:hAnsi="Times New Roman" w:cs="Times New Roman"/>
+          <w:b/>
+          <w:bCs/>
+          <w:sz w:val="36"/>
+          <w:szCs w:val="36"/>
+          <w:lang w:val="en-US" w:eastAsia="ru-RU"/>
+        </w:rPr>
+        <w:t>Photo Upload</w:t>
+      </w:r>
+    </w:p>
+    <w:p>
+      <w:pPr>
+        <w:spacing w:before="100" w:beforeAutospacing="1" w:after="100" w:afterAutospacing="1" w:line="240" w:lineRule="auto"/>
+        <w:rPr>
+          <w:rFonts w:ascii="Times New Roman" w:eastAsia="Times New Roman" w:hAnsi="Times New Roman" w:cs="Times New Roman"/>
+          <w:sz w:val="24"/>
+          <w:szCs w:val="24"/>
+          <w:lang w:val="en-US" w:eastAsia="ru-RU"/>
+        </w:rPr>
+      </w:pPr>
+      <w:r>
+        <w:rPr>
+          <w:rFonts w:ascii="Times New Roman" w:eastAsia="Times New Roman" w:hAnsi="Times New Roman" w:cs="Times New Roman"/>
+          <w:sz w:val="24"/>
+          <w:szCs w:val="24"/>
+          <w:lang w:eastAsia="ru-RU"/>
+        </w:rPr>
+        <w:t>Цель</w:t>
+      </w:r>
+      <w:r>
+        <w:rPr>
+          <w:rFonts w:ascii="Times New Roman" w:eastAsia="Times New Roman" w:hAnsi="Times New Roman" w:cs="Times New Roman"/>
+          <w:sz w:val="24"/>
+          <w:szCs w:val="24"/>
+          <w:lang w:val="en-US" w:eastAsia="ru-RU"/>
+        </w:rPr>
+        <w:t>:</w:t>
+      </w:r>
+    </w:p>
+    <w:p>
+      <w:pPr>
+        <w:spacing w:before="100" w:beforeAutospacing="1" w:after="100" w:afterAutospacing="1" w:line="240" w:lineRule="auto"/>
+        <w:rPr>
+          <w:rFonts w:ascii="Times New Roman" w:eastAsia="Times New Roman" w:hAnsi="Times New Roman" w:cs="Times New Roman"/>
+          <w:sz w:val="24"/>
+          <w:szCs w:val="24"/>
+          <w:lang w:eastAsia="ru-RU"/>
+        </w:rPr>
+      </w:pPr>
+      <w:r>
+        <w:rPr>
+          <w:rFonts w:ascii="Times New Roman" w:eastAsia="Times New Roman" w:hAnsi="Times New Roman" w:cs="Times New Roman"/>
+          <w:sz w:val="24"/>
+          <w:szCs w:val="24"/>
+          <w:lang w:eastAsia="ru-RU"/>
+        </w:rPr>
+        <w:t>Добавить фотографии.</w:t>
+      </w:r>
+    </w:p>
+    <w:p>
+      <w:pPr>
+        <w:spacing w:after="0" w:line="240" w:lineRule="auto"/>
+        <w:rPr>
+          <w:rFonts w:ascii="Times New Roman" w:eastAsia="Times New Roman" w:hAnsi="Times New Roman" w:cs="Times New Roman"/>
+          <w:sz w:val="24"/>
+          <w:szCs w:val="24"/>
+          <w:lang w:eastAsia="ru-RU"/>
+        </w:rPr>
+      </w:pPr>
+      <w:r>
+        <w:rPr>
+          <w:rFonts w:ascii="Times New Roman" w:eastAsia="Times New Roman" w:hAnsi="Times New Roman" w:cs="Times New Roman"/>
+          <w:sz w:val="24"/>
+          <w:szCs w:val="24"/>
+          <w:lang w:eastAsia="ru-RU"/>
+        </w:rPr>
+        <w:pict w14:anchorId="571EF9D6">
+          <v:rect id="_x0000_i1054" style="width:0;height:1.5pt" o:hralign="center" o:hrstd="t" o:hr="t" fillcolor="#a0a0a0" stroked="f"/>
+        </w:pict>
+      </w:r>
+    </w:p>
+    <w:p>
+      <w:pPr>
+        <w:spacing w:before="100" w:beforeAutospacing="1" w:after="100" w:afterAutospacing="1" w:line="240" w:lineRule="auto"/>
+        <w:rPr>
+          <w:rFonts w:ascii="Times New Roman" w:eastAsia="Times New Roman" w:hAnsi="Times New Roman" w:cs="Times New Roman"/>
+          <w:sz w:val="24"/>
+          <w:szCs w:val="24"/>
+          <w:lang w:eastAsia="ru-RU"/>
+        </w:rPr>
+      </w:pPr>
+      <w:r>
+        <w:rPr>
+          <w:rFonts w:ascii="Times New Roman" w:eastAsia="Times New Roman" w:hAnsi="Times New Roman" w:cs="Times New Roman"/>
+          <w:sz w:val="24"/>
+          <w:szCs w:val="24"/>
+          <w:lang w:eastAsia="ru-RU"/>
+        </w:rPr>
+        <w:lastRenderedPageBreak/>
+        <w:t>Backend:</w:t>
+      </w:r>
+    </w:p>
+    <w:p>
+      <w:pPr>
+        <w:numPr>
+          <w:ilvl w:val="0"/>
+          <w:numId w:val="15"/>
+        </w:numPr>
+        <w:spacing w:before="100" w:beforeAutospacing="1" w:after="100" w:afterAutospacing="1" w:line="240" w:lineRule="auto"/>
+        <w:rPr>
+          <w:rFonts w:ascii="Times New Roman" w:eastAsia="Times New Roman" w:hAnsi="Times New Roman" w:cs="Times New Roman"/>
+          <w:sz w:val="24"/>
+          <w:szCs w:val="24"/>
+          <w:lang w:eastAsia="ru-RU"/>
+        </w:rPr>
+      </w:pPr>
+      <w:r>
+        <w:rPr>
+          <w:rFonts w:ascii="Times New Roman" w:eastAsia="Times New Roman" w:hAnsi="Times New Roman" w:cs="Times New Roman"/>
+          <w:sz w:val="24"/>
+          <w:szCs w:val="24"/>
+          <w:lang w:eastAsia="ru-RU"/>
+        </w:rPr>
+        <w:t>Upload Media;</w:t>
+      </w:r>
+    </w:p>
+    <w:p>
+      <w:pPr>
+        <w:numPr>
+          <w:ilvl w:val="0"/>
+          <w:numId w:val="15"/>
+        </w:numPr>
+        <w:spacing w:before="100" w:beforeAutospacing="1" w:after="100" w:afterAutospacing="1" w:line="240" w:lineRule="auto"/>
+        <w:rPr>
+          <w:rFonts w:ascii="Times New Roman" w:eastAsia="Times New Roman" w:hAnsi="Times New Roman" w:cs="Times New Roman"/>
+          <w:sz w:val="24"/>
+          <w:szCs w:val="24"/>
+          <w:lang w:eastAsia="ru-RU"/>
+        </w:rPr>
+      </w:pPr>
+      <w:r>
+        <w:rPr>
+          <w:rFonts w:ascii="Times New Roman" w:eastAsia="Times New Roman" w:hAnsi="Times New Roman" w:cs="Times New Roman"/>
+          <w:sz w:val="24"/>
+          <w:szCs w:val="24"/>
+          <w:lang w:eastAsia="ru-RU"/>
+        </w:rPr>
+        <w:t>Download Media;</w:t>
+      </w:r>
+    </w:p>
+    <w:p>
+      <w:pPr>
+        <w:numPr>
+          <w:ilvl w:val="0"/>
+          <w:numId w:val="15"/>
+        </w:numPr>
+        <w:spacing w:before="100" w:beforeAutospacing="1" w:after="100" w:afterAutospacing="1" w:line="240" w:lineRule="auto"/>
+        <w:rPr>
+          <w:rFonts w:ascii="Times New Roman" w:eastAsia="Times New Roman" w:hAnsi="Times New Roman" w:cs="Times New Roman"/>
+          <w:sz w:val="24"/>
+          <w:szCs w:val="24"/>
+          <w:lang w:eastAsia="ru-RU"/>
+        </w:rPr>
+      </w:pPr>
+      <w:r>
+        <w:rPr>
+          <w:rFonts w:ascii="Times New Roman" w:eastAsia="Times New Roman" w:hAnsi="Times New Roman" w:cs="Times New Roman"/>
+          <w:sz w:val="24"/>
+          <w:szCs w:val="24"/>
+          <w:lang w:eastAsia="ru-RU"/>
+        </w:rPr>
+        <w:t>Delete Media;</w:t>
+      </w:r>
+    </w:p>
+    <w:p>
+      <w:pPr>
+        <w:numPr>
+          <w:ilvl w:val="0"/>
+          <w:numId w:val="15"/>
+        </w:numPr>
+        <w:spacing w:before="100" w:beforeAutospacing="1" w:after="100" w:afterAutospacing="1" w:line="240" w:lineRule="auto"/>
+        <w:rPr>
+          <w:rFonts w:ascii="Times New Roman" w:eastAsia="Times New Roman" w:hAnsi="Times New Roman" w:cs="Times New Roman"/>
+          <w:sz w:val="24"/>
+          <w:szCs w:val="24"/>
+          <w:lang w:eastAsia="ru-RU"/>
+        </w:rPr>
+      </w:pPr>
+      <w:r>
+        <w:rPr>
+          <w:rFonts w:ascii="Times New Roman" w:eastAsia="Times New Roman" w:hAnsi="Times New Roman" w:cs="Times New Roman"/>
+          <w:sz w:val="24"/>
+          <w:szCs w:val="24"/>
+          <w:lang w:eastAsia="ru-RU"/>
+        </w:rPr>
+        <w:t>MinIO Integration.</w:t>
+      </w:r>
+    </w:p>
+    <w:p>
+      <w:pPr>
+        <w:spacing w:after="0" w:line="240" w:lineRule="auto"/>
+        <w:rPr>
+          <w:rFonts w:ascii="Times New Roman" w:eastAsia="Times New Roman" w:hAnsi="Times New Roman" w:cs="Times New Roman"/>
+          <w:sz w:val="24"/>
+          <w:szCs w:val="24"/>
+          <w:lang w:eastAsia="ru-RU"/>
+        </w:rPr>
+      </w:pPr>
+      <w:r>
+        <w:rPr>
+          <w:rFonts w:ascii="Times New Roman" w:eastAsia="Times New Roman" w:hAnsi="Times New Roman" w:cs="Times New Roman"/>
+          <w:sz w:val="24"/>
+          <w:szCs w:val="24"/>
+          <w:lang w:eastAsia="ru-RU"/>
+        </w:rPr>
+        <w:pict w14:anchorId="5A635CFC">
           <v:rect id="_x0000_i1055" style="width:0;height:1.5pt" o:hralign="center" o:hrstd="t" o:hr="t" fillcolor="#a0a0a0" stroked="f"/>
         </w:pict>
       </w:r>
     </w:p>
     <w:p>
-      <w:pPr/>
-      <w:r>
-        <w:t>Phase 7</w:t>
-      </w:r>
-    </w:p>
-    <w:p>
-      <w:pPr/>
-      <w:r>
-        <w:t>Photo Upload / Media Integration</w:t>
-      </w:r>
-    </w:p>
-    <w:p>
-      <w:pPr/>
-      <w:r>
-        <w:t>Status:</w:t>
-      </w:r>
-    </w:p>
-    <w:p>
-      <w:pPr/>
-      <w:r>
-        <w:t>Complete for MVP.</w:t>
-      </w:r>
-    </w:p>
-    <w:p>
-      <w:pPr/>
-      <w:r>
-        <w:t>Goal:</w:t>
-      </w:r>
-    </w:p>
-    <w:p>
-      <w:pPr/>
-      <w:r>
-        <w:t>Add photos to Memory with private storage, authenticated read and safe lifecycle cleanup.</w:t>
-      </w:r>
-    </w:p>
-    <w:p>
-      <w:pPr/>
-      <w:r>
-        <w:t>Backend completed scope:</w:t>
-      </w:r>
-    </w:p>
-    <w:p>
-      <w:pPr/>
-      <w:r>
-        <w:t>Storage/Image Processing contracts;</w:t>
-      </w:r>
-    </w:p>
-    <w:p>
-      <w:pPr/>
-      <w:r>
-        <w:t>MinIO integration;</w:t>
-      </w:r>
-    </w:p>
-    <w:p>
-      <w:pPr/>
-      <w:r>
-        <w:t>Upload Photo;</w:t>
-      </w:r>
-    </w:p>
-    <w:p>
-      <w:pPr/>
-      <w:r>
-        <w:t>List Memory Media;</w:t>
-      </w:r>
-    </w:p>
-    <w:p>
-      <w:pPr/>
-      <w:r>
-        <w:t>Download Thumbnail;</w:t>
-      </w:r>
-    </w:p>
-    <w:p>
-      <w:pPr/>
-      <w:r>
-        <w:t>Download Display;</w:t>
-      </w:r>
-    </w:p>
-    <w:p>
-      <w:pPr/>
-      <w:r>
-        <w:t>Individual Delete Media;</w:t>
-      </w:r>
-    </w:p>
-    <w:p>
-      <w:pPr/>
-      <w:r>
-        <w:t>Memory delete physical media cleanup after commit.</w:t>
-      </w:r>
-    </w:p>
-    <w:p>
-      <w:pPr/>
-      <w:r>
-        <w:t>Flutter completed scope:</w:t>
-      </w:r>
-    </w:p>
-    <w:p>
-      <w:pPr/>
-      <w:r>
+      <w:pPr>
+        <w:spacing w:before="100" w:beforeAutospacing="1" w:after="100" w:afterAutospacing="1" w:line="240" w:lineRule="auto"/>
+        <w:rPr>
+          <w:rFonts w:ascii="Times New Roman" w:eastAsia="Times New Roman" w:hAnsi="Times New Roman" w:cs="Times New Roman"/>
+          <w:sz w:val="24"/>
+          <w:szCs w:val="24"/>
+          <w:lang w:eastAsia="ru-RU"/>
+        </w:rPr>
+      </w:pPr>
+      <w:r>
+        <w:rPr>
+          <w:rFonts w:ascii="Times New Roman" w:eastAsia="Times New Roman" w:hAnsi="Times New Roman" w:cs="Times New Roman"/>
+          <w:sz w:val="24"/>
+          <w:szCs w:val="24"/>
+          <w:lang w:eastAsia="ru-RU"/>
+        </w:rPr>
+        <w:t>Flutter:</w:t>
+      </w:r>
+    </w:p>
+    <w:p>
+      <w:pPr>
+        <w:numPr>
+          <w:ilvl w:val="0"/>
+          <w:numId w:val="16"/>
+        </w:numPr>
+        <w:spacing w:before="100" w:beforeAutospacing="1" w:after="100" w:afterAutospacing="1" w:line="240" w:lineRule="auto"/>
+        <w:rPr>
+          <w:rFonts w:ascii="Times New Roman" w:eastAsia="Times New Roman" w:hAnsi="Times New Roman" w:cs="Times New Roman"/>
+          <w:sz w:val="24"/>
+          <w:szCs w:val="24"/>
+          <w:lang w:eastAsia="ru-RU"/>
+        </w:rPr>
+      </w:pPr>
+      <w:r>
+        <w:rPr>
+          <w:rFonts w:ascii="Times New Roman" w:eastAsia="Times New Roman" w:hAnsi="Times New Roman" w:cs="Times New Roman"/>
+          <w:sz w:val="24"/>
+          <w:szCs w:val="24"/>
+          <w:lang w:eastAsia="ru-RU"/>
+        </w:rPr>
         <w:t>Image Picker;</w:t>
       </w:r>
     </w:p>
     <w:p>
-      <w:pPr/>
-      <w:r>
-        <w:t>client preprocessing/compression;</w:t>
-      </w:r>
-    </w:p>
-    <w:p>
-      <w:pPr/>
-      <w:r>
-        <w:t>authenticated upload;</w:t>
-      </w:r>
-    </w:p>
-    <w:p>
-      <w:pPr/>
-      <w:r>
-        <w:t>thumbnail gallery;</w:t>
-      </w:r>
-    </w:p>
-    <w:p>
-      <w:pPr/>
-      <w:r>
-        <w:t>fullscreen display viewer;</w:t>
-      </w:r>
-    </w:p>
-    <w:p>
-      <w:pPr/>
-      <w:r>
-        <w:t>individual media delete.</w:t>
-      </w:r>
-    </w:p>
-    <w:p>
-      <w:pPr/>
-      <w:r>
-        <w:t>Result:</w:t>
-      </w:r>
-    </w:p>
-    <w:p>
-      <w:pPr/>
-      <w:r>
-        <w:t>Memories support photos as an MVP media lifecycle: upload, list, thumbnail, display, delete, persistence after reopen and parent Memory cleanup.</w:t>
-      </w:r>
-    </w:p>
-    <w:p>
-      <w:pPr/>
-      <w:r>
-        <w:t>Post-MVP reliability:</w:t>
-      </w:r>
-    </w:p>
-    <w:p>
-      <w:pPr/>
-      <w:r>
-        <w:t>durable orphan reconciliation / cleanup outbox worker.</w:t>
+      <w:pPr>
+        <w:numPr>
+          <w:ilvl w:val="0"/>
+          <w:numId w:val="16"/>
+        </w:numPr>
+        <w:spacing w:before="100" w:beforeAutospacing="1" w:after="100" w:afterAutospacing="1" w:line="240" w:lineRule="auto"/>
+        <w:rPr>
+          <w:rFonts w:ascii="Times New Roman" w:eastAsia="Times New Roman" w:hAnsi="Times New Roman" w:cs="Times New Roman"/>
+          <w:sz w:val="24"/>
+          <w:szCs w:val="24"/>
+          <w:lang w:eastAsia="ru-RU"/>
+        </w:rPr>
+      </w:pPr>
+      <w:r>
+        <w:rPr>
+          <w:rFonts w:ascii="Times New Roman" w:eastAsia="Times New Roman" w:hAnsi="Times New Roman" w:cs="Times New Roman"/>
+          <w:sz w:val="24"/>
+          <w:szCs w:val="24"/>
+          <w:lang w:eastAsia="ru-RU"/>
+        </w:rPr>
+        <w:t>Image Upload;</w:t>
+      </w:r>
+    </w:p>
+    <w:p>
+      <w:pPr>
+        <w:numPr>
+          <w:ilvl w:val="0"/>
+          <w:numId w:val="16"/>
+        </w:numPr>
+        <w:spacing w:before="100" w:beforeAutospacing="1" w:after="100" w:afterAutospacing="1" w:line="240" w:lineRule="auto"/>
+        <w:rPr>
+          <w:rFonts w:ascii="Times New Roman" w:eastAsia="Times New Roman" w:hAnsi="Times New Roman" w:cs="Times New Roman"/>
+          <w:sz w:val="24"/>
+          <w:szCs w:val="24"/>
+          <w:lang w:eastAsia="ru-RU"/>
+        </w:rPr>
+      </w:pPr>
+      <w:r>
+        <w:rPr>
+          <w:rFonts w:ascii="Times New Roman" w:eastAsia="Times New Roman" w:hAnsi="Times New Roman" w:cs="Times New Roman"/>
+          <w:sz w:val="24"/>
+          <w:szCs w:val="24"/>
+          <w:lang w:eastAsia="ru-RU"/>
+        </w:rPr>
+        <w:t>Gallery View.</w:t>
+      </w:r>
+    </w:p>
+    <w:p>
+      <w:pPr>
+        <w:spacing w:after="0" w:line="240" w:lineRule="auto"/>
+        <w:rPr>
+          <w:rFonts w:ascii="Times New Roman" w:eastAsia="Times New Roman" w:hAnsi="Times New Roman" w:cs="Times New Roman"/>
+          <w:sz w:val="24"/>
+          <w:szCs w:val="24"/>
+          <w:lang w:eastAsia="ru-RU"/>
+        </w:rPr>
+      </w:pPr>
+      <w:r>
+        <w:rPr>
+          <w:rFonts w:ascii="Times New Roman" w:eastAsia="Times New Roman" w:hAnsi="Times New Roman" w:cs="Times New Roman"/>
+          <w:sz w:val="24"/>
+          <w:szCs w:val="24"/>
+          <w:lang w:eastAsia="ru-RU"/>
+        </w:rPr>
+        <w:pict w14:anchorId="30F30C02">
+          <v:rect id="_x0000_i1056" style="width:0;height:1.5pt" o:hralign="center" o:hrstd="t" o:hr="t" fillcolor="#a0a0a0" stroked="f"/>
+        </w:pict>
+      </w:r>
+    </w:p>
+    <w:p>
+      <w:pPr>
+        <w:spacing w:before="100" w:beforeAutospacing="1" w:after="100" w:afterAutospacing="1" w:line="240" w:lineRule="auto"/>
+        <w:rPr>
+          <w:rFonts w:ascii="Times New Roman" w:eastAsia="Times New Roman" w:hAnsi="Times New Roman" w:cs="Times New Roman"/>
+          <w:sz w:val="24"/>
+          <w:szCs w:val="24"/>
+          <w:lang w:eastAsia="ru-RU"/>
+        </w:rPr>
+      </w:pPr>
+      <w:r>
+        <w:rPr>
+          <w:rFonts w:ascii="Times New Roman" w:eastAsia="Times New Roman" w:hAnsi="Times New Roman" w:cs="Times New Roman"/>
+          <w:sz w:val="24"/>
+          <w:szCs w:val="24"/>
+          <w:lang w:eastAsia="ru-RU"/>
+        </w:rPr>
+        <w:t>Результат:</w:t>
       </w:r>
     </w:p>
     <w:p>
@@ -5298,7 +5538,7 @@
           <w:lang w:eastAsia="ru-RU"/>
         </w:rPr>
         <w:pict w14:anchorId="7720881B">
-          <v:rect id="_x0000_i1059" style="width:0;height:1.5pt" o:hralign="center" o:hrstd="t" o:hr="t" fillcolor="#a0a0a0" stroked="f"/>
+          <v:rect id="_x0000_i1057" style="width:0;height:1.5pt" o:hralign="center" o:hrstd="t" o:hr="t" fillcolor="#a0a0a0" stroked="f"/>
         </w:pict>
       </w:r>
     </w:p>
@@ -5332,6 +5572,1242 @@
     <w:p>
       <w:pPr>
         <w:spacing w:before="100" w:beforeAutospacing="1" w:after="100" w:afterAutospacing="1" w:line="240" w:lineRule="auto"/>
+        <w:outlineLvl w:val="0"/>
+        <w:rPr>
+          <w:rFonts w:ascii="Times New Roman" w:eastAsia="Times New Roman" w:hAnsi="Times New Roman" w:cs="Times New Roman"/>
+          <w:b/>
+          <w:bCs/>
+          <w:kern w:val="36"/>
+          <w:sz w:val="48"/>
+          <w:szCs w:val="48"/>
+          <w:lang w:eastAsia="ru-RU"/>
+        </w:rPr>
+      </w:pPr>
+      <w:r>
+        <w:rPr>
+          <w:rFonts w:ascii="Times New Roman" w:eastAsia="Times New Roman" w:hAnsi="Times New Roman" w:cs="Times New Roman"/>
+          <w:b/>
+          <w:bCs/>
+          <w:kern w:val="36"/>
+          <w:sz w:val="48"/>
+          <w:szCs w:val="48"/>
+          <w:lang w:eastAsia="ru-RU"/>
+        </w:rPr>
+        <w:t>Story Timeline</w:t>
+      </w:r>
+    </w:p>
+    <w:p>
+      <w:pPr>
+        <w:spacing w:before="100" w:beforeAutospacing="1" w:after="100" w:afterAutospacing="1" w:line="240" w:lineRule="auto"/>
+        <w:outlineLvl w:val="0"/>
+        <w:rPr>
+          <w:rFonts w:ascii="Times New Roman" w:eastAsia="Times New Roman" w:hAnsi="Times New Roman" w:cs="Times New Roman"/>
+          <w:b/>
+          <w:bCs/>
+          <w:kern w:val="36"/>
+          <w:sz w:val="48"/>
+          <w:szCs w:val="48"/>
+          <w:lang w:eastAsia="ru-RU"/>
+        </w:rPr>
+      </w:pPr>
+    </w:p>
+    <w:p>
+      <w:pPr>
+        <w:spacing w:before="100" w:beforeAutospacing="1" w:after="100" w:afterAutospacing="1" w:line="240" w:lineRule="auto"/>
+        <w:outlineLvl w:val="0"/>
+        <w:rPr>
+          <w:rFonts w:ascii="Times New Roman" w:eastAsia="Times New Roman" w:hAnsi="Times New Roman" w:cs="Times New Roman"/>
+          <w:b/>
+          <w:bCs/>
+          <w:kern w:val="36"/>
+          <w:sz w:val="48"/>
+          <w:szCs w:val="48"/>
+          <w:lang w:eastAsia="ru-RU"/>
+        </w:rPr>
+      </w:pPr>
+      <w:r>
+        <w:rPr>
+          <w:rFonts w:ascii="Times New Roman" w:eastAsia="Times New Roman" w:hAnsi="Times New Roman" w:cs="Times New Roman"/>
+          <w:b/>
+          <w:bCs/>
+          <w:kern w:val="36"/>
+          <w:sz w:val="48"/>
+          <w:szCs w:val="48"/>
+          <w:lang w:eastAsia="ru-RU"/>
+        </w:rPr>
+        <w:t>Цель:</w:t>
+      </w:r>
+    </w:p>
+    <w:p>
+      <w:pPr>
+        <w:spacing w:before="100" w:beforeAutospacing="1" w:after="100" w:afterAutospacing="1" w:line="240" w:lineRule="auto"/>
+        <w:outlineLvl w:val="0"/>
+        <w:rPr>
+          <w:rFonts w:ascii="Times New Roman" w:eastAsia="Times New Roman" w:hAnsi="Times New Roman" w:cs="Times New Roman"/>
+          <w:b/>
+          <w:bCs/>
+          <w:kern w:val="36"/>
+          <w:sz w:val="48"/>
+          <w:szCs w:val="48"/>
+          <w:lang w:eastAsia="ru-RU"/>
+        </w:rPr>
+      </w:pPr>
+      <w:r>
+        <w:rPr>
+          <w:rFonts w:ascii="Times New Roman" w:eastAsia="Times New Roman" w:hAnsi="Times New Roman" w:cs="Times New Roman"/>
+          <w:b/>
+          <w:bCs/>
+          <w:kern w:val="36"/>
+          <w:sz w:val="48"/>
+          <w:szCs w:val="48"/>
+          <w:lang w:eastAsia="ru-RU"/>
+        </w:rPr>
+        <w:t>Представить Memories как визуальную хронологию Story и подготовить</w:t>
+      </w:r>
+    </w:p>
+    <w:p>
+      <w:pPr>
+        <w:spacing w:before="100" w:beforeAutospacing="1" w:after="100" w:afterAutospacing="1" w:line="240" w:lineRule="auto"/>
+        <w:outlineLvl w:val="0"/>
+        <w:rPr>
+          <w:rFonts w:ascii="Times New Roman" w:eastAsia="Times New Roman" w:hAnsi="Times New Roman" w:cs="Times New Roman"/>
+          <w:b/>
+          <w:bCs/>
+          <w:kern w:val="36"/>
+          <w:sz w:val="48"/>
+          <w:szCs w:val="48"/>
+          <w:lang w:val="en-US" w:eastAsia="ru-RU"/>
+        </w:rPr>
+      </w:pPr>
+      <w:r>
+        <w:rPr>
+          <w:rFonts w:ascii="Times New Roman" w:eastAsia="Times New Roman" w:hAnsi="Times New Roman" w:cs="Times New Roman"/>
+          <w:b/>
+          <w:bCs/>
+          <w:kern w:val="36"/>
+          <w:sz w:val="48"/>
+          <w:szCs w:val="48"/>
+          <w:lang w:val="en-US" w:eastAsia="ru-RU"/>
+        </w:rPr>
+        <w:t xml:space="preserve">Flutter read architecture </w:t>
+      </w:r>
+      <w:r>
+        <w:rPr>
+          <w:rFonts w:ascii="Times New Roman" w:eastAsia="Times New Roman" w:hAnsi="Times New Roman" w:cs="Times New Roman"/>
+          <w:b/>
+          <w:bCs/>
+          <w:kern w:val="36"/>
+          <w:sz w:val="48"/>
+          <w:szCs w:val="48"/>
+          <w:lang w:eastAsia="ru-RU"/>
+        </w:rPr>
+        <w:t>для</w:t>
+      </w:r>
+      <w:r>
+        <w:rPr>
+          <w:rFonts w:ascii="Times New Roman" w:eastAsia="Times New Roman" w:hAnsi="Times New Roman" w:cs="Times New Roman"/>
+          <w:b/>
+          <w:bCs/>
+          <w:kern w:val="36"/>
+          <w:sz w:val="48"/>
+          <w:szCs w:val="48"/>
+          <w:lang w:val="en-US" w:eastAsia="ru-RU"/>
+        </w:rPr>
+        <w:t xml:space="preserve"> </w:t>
+      </w:r>
+      <w:r>
+        <w:rPr>
+          <w:rFonts w:ascii="Times New Roman" w:eastAsia="Times New Roman" w:hAnsi="Times New Roman" w:cs="Times New Roman"/>
+          <w:b/>
+          <w:bCs/>
+          <w:kern w:val="36"/>
+          <w:sz w:val="48"/>
+          <w:szCs w:val="48"/>
+          <w:lang w:eastAsia="ru-RU"/>
+        </w:rPr>
+        <w:t>будущего</w:t>
+      </w:r>
+      <w:r>
+        <w:rPr>
+          <w:rFonts w:ascii="Times New Roman" w:eastAsia="Times New Roman" w:hAnsi="Times New Roman" w:cs="Times New Roman"/>
+          <w:b/>
+          <w:bCs/>
+          <w:kern w:val="36"/>
+          <w:sz w:val="48"/>
+          <w:szCs w:val="48"/>
+          <w:lang w:val="en-US" w:eastAsia="ru-RU"/>
+        </w:rPr>
+        <w:t xml:space="preserve"> Story Playback.</w:t>
+      </w:r>
+    </w:p>
+    <w:p>
+      <w:pPr>
+        <w:spacing w:before="100" w:beforeAutospacing="1" w:after="100" w:afterAutospacing="1" w:line="240" w:lineRule="auto"/>
+        <w:outlineLvl w:val="0"/>
+        <w:rPr>
+          <w:rFonts w:ascii="Times New Roman" w:eastAsia="Times New Roman" w:hAnsi="Times New Roman" w:cs="Times New Roman"/>
+          <w:b/>
+          <w:bCs/>
+          <w:kern w:val="36"/>
+          <w:sz w:val="48"/>
+          <w:szCs w:val="48"/>
+          <w:lang w:val="en-US" w:eastAsia="ru-RU"/>
+        </w:rPr>
+      </w:pPr>
+    </w:p>
+    <w:p>
+      <w:pPr>
+        <w:spacing w:before="100" w:beforeAutospacing="1" w:after="100" w:afterAutospacing="1" w:line="240" w:lineRule="auto"/>
+        <w:outlineLvl w:val="0"/>
+        <w:rPr>
+          <w:rFonts w:ascii="Times New Roman" w:eastAsia="Times New Roman" w:hAnsi="Times New Roman" w:cs="Times New Roman"/>
+          <w:b/>
+          <w:bCs/>
+          <w:kern w:val="36"/>
+          <w:sz w:val="48"/>
+          <w:szCs w:val="48"/>
+          <w:lang w:val="en-US" w:eastAsia="ru-RU"/>
+        </w:rPr>
+      </w:pPr>
+      <w:r>
+        <w:rPr>
+          <w:rFonts w:ascii="Times New Roman" w:eastAsia="Times New Roman" w:hAnsi="Times New Roman" w:cs="Times New Roman"/>
+          <w:b/>
+          <w:bCs/>
+          <w:kern w:val="36"/>
+          <w:sz w:val="48"/>
+          <w:szCs w:val="48"/>
+          <w:lang w:val="en-US" w:eastAsia="ru-RU"/>
+        </w:rPr>
+        <w:t>Backend:</w:t>
+      </w:r>
+    </w:p>
+    <w:p>
+      <w:pPr>
+        <w:spacing w:before="100" w:beforeAutospacing="1" w:after="100" w:afterAutospacing="1" w:line="240" w:lineRule="auto"/>
+        <w:outlineLvl w:val="0"/>
+        <w:rPr>
+          <w:rFonts w:ascii="Times New Roman" w:eastAsia="Times New Roman" w:hAnsi="Times New Roman" w:cs="Times New Roman"/>
+          <w:b/>
+          <w:bCs/>
+          <w:kern w:val="36"/>
+          <w:sz w:val="48"/>
+          <w:szCs w:val="48"/>
+          <w:lang w:val="en-US" w:eastAsia="ru-RU"/>
+        </w:rPr>
+      </w:pPr>
+      <w:r>
+        <w:rPr>
+          <w:rFonts w:ascii="Times New Roman" w:eastAsia="Times New Roman" w:hAnsi="Times New Roman" w:cs="Times New Roman"/>
+          <w:b/>
+          <w:bCs/>
+          <w:kern w:val="36"/>
+          <w:sz w:val="48"/>
+          <w:szCs w:val="48"/>
+          <w:lang w:val="en-US" w:eastAsia="ru-RU"/>
+        </w:rPr>
+        <w:t>• Memory photo preview read projection;</w:t>
+      </w:r>
+    </w:p>
+    <w:p>
+      <w:pPr>
+        <w:spacing w:before="100" w:beforeAutospacing="1" w:after="100" w:afterAutospacing="1" w:line="240" w:lineRule="auto"/>
+        <w:outlineLvl w:val="0"/>
+        <w:rPr>
+          <w:rFonts w:ascii="Times New Roman" w:eastAsia="Times New Roman" w:hAnsi="Times New Roman" w:cs="Times New Roman"/>
+          <w:b/>
+          <w:bCs/>
+          <w:kern w:val="36"/>
+          <w:sz w:val="48"/>
+          <w:szCs w:val="48"/>
+          <w:lang w:val="en-US" w:eastAsia="ru-RU"/>
+        </w:rPr>
+      </w:pPr>
+      <w:r>
+        <w:rPr>
+          <w:rFonts w:ascii="Times New Roman" w:eastAsia="Times New Roman" w:hAnsi="Times New Roman" w:cs="Times New Roman"/>
+          <w:b/>
+          <w:bCs/>
+          <w:kern w:val="36"/>
+          <w:sz w:val="48"/>
+          <w:szCs w:val="48"/>
+          <w:lang w:val="en-US" w:eastAsia="ru-RU"/>
+        </w:rPr>
+        <w:lastRenderedPageBreak/>
+        <w:t>• optional previewPhoto in Memory read responses;</w:t>
+      </w:r>
+    </w:p>
+    <w:p>
+      <w:pPr>
+        <w:spacing w:before="100" w:beforeAutospacing="1" w:after="100" w:afterAutospacing="1" w:line="240" w:lineRule="auto"/>
+        <w:outlineLvl w:val="0"/>
+        <w:rPr>
+          <w:rFonts w:ascii="Times New Roman" w:eastAsia="Times New Roman" w:hAnsi="Times New Roman" w:cs="Times New Roman"/>
+          <w:b/>
+          <w:bCs/>
+          <w:kern w:val="36"/>
+          <w:sz w:val="48"/>
+          <w:szCs w:val="48"/>
+          <w:lang w:val="en-US" w:eastAsia="ru-RU"/>
+        </w:rPr>
+      </w:pPr>
+      <w:r>
+        <w:rPr>
+          <w:rFonts w:ascii="Times New Roman" w:eastAsia="Times New Roman" w:hAnsi="Times New Roman" w:cs="Times New Roman"/>
+          <w:b/>
+          <w:bCs/>
+          <w:kern w:val="36"/>
+          <w:sz w:val="48"/>
+          <w:szCs w:val="48"/>
+          <w:lang w:val="en-US" w:eastAsia="ru-RU"/>
+        </w:rPr>
+        <w:t>• efficient preview selection without Media metadata N+1;</w:t>
+      </w:r>
+    </w:p>
+    <w:p>
+      <w:pPr>
+        <w:spacing w:before="100" w:beforeAutospacing="1" w:after="100" w:afterAutospacing="1" w:line="240" w:lineRule="auto"/>
+        <w:outlineLvl w:val="0"/>
+        <w:rPr>
+          <w:rFonts w:ascii="Times New Roman" w:eastAsia="Times New Roman" w:hAnsi="Times New Roman" w:cs="Times New Roman"/>
+          <w:b/>
+          <w:bCs/>
+          <w:kern w:val="36"/>
+          <w:sz w:val="48"/>
+          <w:szCs w:val="48"/>
+          <w:lang w:val="en-US" w:eastAsia="ru-RU"/>
+        </w:rPr>
+      </w:pPr>
+      <w:r>
+        <w:rPr>
+          <w:rFonts w:ascii="Times New Roman" w:eastAsia="Times New Roman" w:hAnsi="Times New Roman" w:cs="Times New Roman"/>
+          <w:b/>
+          <w:bCs/>
+          <w:kern w:val="36"/>
+          <w:sz w:val="48"/>
+          <w:szCs w:val="48"/>
+          <w:lang w:val="en-US" w:eastAsia="ru-RU"/>
+        </w:rPr>
+        <w:t>• authenticated thumbnail reuse.</w:t>
+      </w:r>
+    </w:p>
+    <w:p>
+      <w:pPr>
+        <w:spacing w:before="100" w:beforeAutospacing="1" w:after="100" w:afterAutospacing="1" w:line="240" w:lineRule="auto"/>
+        <w:outlineLvl w:val="0"/>
+        <w:rPr>
+          <w:rFonts w:ascii="Times New Roman" w:eastAsia="Times New Roman" w:hAnsi="Times New Roman" w:cs="Times New Roman"/>
+          <w:b/>
+          <w:bCs/>
+          <w:kern w:val="36"/>
+          <w:sz w:val="48"/>
+          <w:szCs w:val="48"/>
+          <w:lang w:val="en-US" w:eastAsia="ru-RU"/>
+        </w:rPr>
+      </w:pPr>
+    </w:p>
+    <w:p>
+      <w:pPr>
+        <w:spacing w:before="100" w:beforeAutospacing="1" w:after="100" w:afterAutospacing="1" w:line="240" w:lineRule="auto"/>
+        <w:outlineLvl w:val="0"/>
+        <w:rPr>
+          <w:rFonts w:ascii="Times New Roman" w:eastAsia="Times New Roman" w:hAnsi="Times New Roman" w:cs="Times New Roman"/>
+          <w:b/>
+          <w:bCs/>
+          <w:kern w:val="36"/>
+          <w:sz w:val="48"/>
+          <w:szCs w:val="48"/>
+          <w:lang w:val="en-US" w:eastAsia="ru-RU"/>
+        </w:rPr>
+      </w:pPr>
+      <w:r>
+        <w:rPr>
+          <w:rFonts w:ascii="Times New Roman" w:eastAsia="Times New Roman" w:hAnsi="Times New Roman" w:cs="Times New Roman"/>
+          <w:b/>
+          <w:bCs/>
+          <w:kern w:val="36"/>
+          <w:sz w:val="48"/>
+          <w:szCs w:val="48"/>
+          <w:lang w:val="en-US" w:eastAsia="ru-RU"/>
+        </w:rPr>
+        <w:t>Flutter:</w:t>
+      </w:r>
+    </w:p>
+    <w:p>
+      <w:pPr>
+        <w:spacing w:before="100" w:beforeAutospacing="1" w:after="100" w:afterAutospacing="1" w:line="240" w:lineRule="auto"/>
+        <w:outlineLvl w:val="0"/>
+        <w:rPr>
+          <w:rFonts w:ascii="Times New Roman" w:eastAsia="Times New Roman" w:hAnsi="Times New Roman" w:cs="Times New Roman"/>
+          <w:b/>
+          <w:bCs/>
+          <w:kern w:val="36"/>
+          <w:sz w:val="48"/>
+          <w:szCs w:val="48"/>
+          <w:lang w:val="en-US" w:eastAsia="ru-RU"/>
+        </w:rPr>
+      </w:pPr>
+      <w:r>
+        <w:rPr>
+          <w:rFonts w:ascii="Times New Roman" w:eastAsia="Times New Roman" w:hAnsi="Times New Roman" w:cs="Times New Roman"/>
+          <w:b/>
+          <w:bCs/>
+          <w:kern w:val="36"/>
+          <w:sz w:val="48"/>
+          <w:szCs w:val="48"/>
+          <w:lang w:val="en-US" w:eastAsia="ru-RU"/>
+        </w:rPr>
+        <w:t>• MemoryReadModel;</w:t>
+      </w:r>
+    </w:p>
+    <w:p>
+      <w:pPr>
+        <w:spacing w:before="100" w:beforeAutospacing="1" w:after="100" w:afterAutospacing="1" w:line="240" w:lineRule="auto"/>
+        <w:outlineLvl w:val="0"/>
+        <w:rPr>
+          <w:rFonts w:ascii="Times New Roman" w:eastAsia="Times New Roman" w:hAnsi="Times New Roman" w:cs="Times New Roman"/>
+          <w:b/>
+          <w:bCs/>
+          <w:kern w:val="36"/>
+          <w:sz w:val="48"/>
+          <w:szCs w:val="48"/>
+          <w:lang w:val="en-US" w:eastAsia="ru-RU"/>
+        </w:rPr>
+      </w:pPr>
+      <w:r>
+        <w:rPr>
+          <w:rFonts w:ascii="Times New Roman" w:eastAsia="Times New Roman" w:hAnsi="Times New Roman" w:cs="Times New Roman"/>
+          <w:b/>
+          <w:bCs/>
+          <w:kern w:val="36"/>
+          <w:sz w:val="48"/>
+          <w:szCs w:val="48"/>
+          <w:lang w:val="en-US" w:eastAsia="ru-RU"/>
+        </w:rPr>
+        <w:t>• reusable MemoryPhotoPreview;</w:t>
+      </w:r>
+    </w:p>
+    <w:p>
+      <w:pPr>
+        <w:spacing w:before="100" w:beforeAutospacing="1" w:after="100" w:afterAutospacing="1" w:line="240" w:lineRule="auto"/>
+        <w:outlineLvl w:val="0"/>
+        <w:rPr>
+          <w:rFonts w:ascii="Times New Roman" w:eastAsia="Times New Roman" w:hAnsi="Times New Roman" w:cs="Times New Roman"/>
+          <w:b/>
+          <w:bCs/>
+          <w:kern w:val="36"/>
+          <w:sz w:val="48"/>
+          <w:szCs w:val="48"/>
+          <w:lang w:val="en-US" w:eastAsia="ru-RU"/>
+        </w:rPr>
+      </w:pPr>
+      <w:r>
+        <w:rPr>
+          <w:rFonts w:ascii="Times New Roman" w:eastAsia="Times New Roman" w:hAnsi="Times New Roman" w:cs="Times New Roman"/>
+          <w:b/>
+          <w:bCs/>
+          <w:kern w:val="36"/>
+          <w:sz w:val="48"/>
+          <w:szCs w:val="48"/>
+          <w:lang w:val="en-US" w:eastAsia="ru-RU"/>
+        </w:rPr>
+        <w:t>• Story Timeline Screen;</w:t>
+      </w:r>
+    </w:p>
+    <w:p>
+      <w:pPr>
+        <w:spacing w:before="100" w:beforeAutospacing="1" w:after="100" w:afterAutospacing="1" w:line="240" w:lineRule="auto"/>
+        <w:outlineLvl w:val="0"/>
+        <w:rPr>
+          <w:rFonts w:ascii="Times New Roman" w:eastAsia="Times New Roman" w:hAnsi="Times New Roman" w:cs="Times New Roman"/>
+          <w:b/>
+          <w:bCs/>
+          <w:kern w:val="36"/>
+          <w:sz w:val="48"/>
+          <w:szCs w:val="48"/>
+          <w:lang w:val="en-US" w:eastAsia="ru-RU"/>
+        </w:rPr>
+      </w:pPr>
+      <w:r>
+        <w:rPr>
+          <w:rFonts w:ascii="Times New Roman" w:eastAsia="Times New Roman" w:hAnsi="Times New Roman" w:cs="Times New Roman"/>
+          <w:b/>
+          <w:bCs/>
+          <w:kern w:val="36"/>
+          <w:sz w:val="48"/>
+          <w:szCs w:val="48"/>
+          <w:lang w:val="en-US" w:eastAsia="ru-RU"/>
+        </w:rPr>
+        <w:t>• year grouping;</w:t>
+      </w:r>
+    </w:p>
+    <w:p>
+      <w:pPr>
+        <w:spacing w:before="100" w:beforeAutospacing="1" w:after="100" w:afterAutospacing="1" w:line="240" w:lineRule="auto"/>
+        <w:outlineLvl w:val="0"/>
+        <w:rPr>
+          <w:rFonts w:ascii="Times New Roman" w:eastAsia="Times New Roman" w:hAnsi="Times New Roman" w:cs="Times New Roman"/>
+          <w:b/>
+          <w:bCs/>
+          <w:kern w:val="36"/>
+          <w:sz w:val="48"/>
+          <w:szCs w:val="48"/>
+          <w:lang w:val="en-US" w:eastAsia="ru-RU"/>
+        </w:rPr>
+      </w:pPr>
+      <w:r>
+        <w:rPr>
+          <w:rFonts w:ascii="Times New Roman" w:eastAsia="Times New Roman" w:hAnsi="Times New Roman" w:cs="Times New Roman"/>
+          <w:b/>
+          <w:bCs/>
+          <w:kern w:val="36"/>
+          <w:sz w:val="48"/>
+          <w:szCs w:val="48"/>
+          <w:lang w:val="en-US" w:eastAsia="ru-RU"/>
+        </w:rPr>
+        <w:t>• chronological ordering;</w:t>
+      </w:r>
+    </w:p>
+    <w:p>
+      <w:pPr>
+        <w:spacing w:before="100" w:beforeAutospacing="1" w:after="100" w:afterAutospacing="1" w:line="240" w:lineRule="auto"/>
+        <w:outlineLvl w:val="0"/>
+        <w:rPr>
+          <w:rFonts w:ascii="Times New Roman" w:eastAsia="Times New Roman" w:hAnsi="Times New Roman" w:cs="Times New Roman"/>
+          <w:b/>
+          <w:bCs/>
+          <w:kern w:val="36"/>
+          <w:sz w:val="48"/>
+          <w:szCs w:val="48"/>
+          <w:lang w:val="en-US" w:eastAsia="ru-RU"/>
+        </w:rPr>
+      </w:pPr>
+      <w:r>
+        <w:rPr>
+          <w:rFonts w:ascii="Times New Roman" w:eastAsia="Times New Roman" w:hAnsi="Times New Roman" w:cs="Times New Roman"/>
+          <w:b/>
+          <w:bCs/>
+          <w:kern w:val="36"/>
+          <w:sz w:val="48"/>
+          <w:szCs w:val="48"/>
+          <w:lang w:val="en-US" w:eastAsia="ru-RU"/>
+        </w:rPr>
+        <w:t>• real authenticated thumbnails;</w:t>
+      </w:r>
+    </w:p>
+    <w:p>
+      <w:pPr>
+        <w:spacing w:before="100" w:beforeAutospacing="1" w:after="100" w:afterAutospacing="1" w:line="240" w:lineRule="auto"/>
+        <w:outlineLvl w:val="0"/>
+        <w:rPr>
+          <w:rFonts w:ascii="Times New Roman" w:eastAsia="Times New Roman" w:hAnsi="Times New Roman" w:cs="Times New Roman"/>
+          <w:b/>
+          <w:bCs/>
+          <w:kern w:val="36"/>
+          <w:sz w:val="48"/>
+          <w:szCs w:val="48"/>
+          <w:lang w:val="en-US" w:eastAsia="ru-RU"/>
+        </w:rPr>
+      </w:pPr>
+      <w:r>
+        <w:rPr>
+          <w:rFonts w:ascii="Times New Roman" w:eastAsia="Times New Roman" w:hAnsi="Times New Roman" w:cs="Times New Roman"/>
+          <w:b/>
+          <w:bCs/>
+          <w:kern w:val="36"/>
+          <w:sz w:val="48"/>
+          <w:szCs w:val="48"/>
+          <w:lang w:val="en-US" w:eastAsia="ru-RU"/>
+        </w:rPr>
+        <w:t>• Story Details → Timeline navigation;</w:t>
+      </w:r>
+    </w:p>
+    <w:p>
+      <w:pPr>
+        <w:spacing w:before="100" w:beforeAutospacing="1" w:after="100" w:afterAutospacing="1" w:line="240" w:lineRule="auto"/>
+        <w:outlineLvl w:val="0"/>
+        <w:rPr>
+          <w:rFonts w:ascii="Times New Roman" w:eastAsia="Times New Roman" w:hAnsi="Times New Roman" w:cs="Times New Roman"/>
+          <w:b/>
+          <w:bCs/>
+          <w:kern w:val="36"/>
+          <w:sz w:val="48"/>
+          <w:szCs w:val="48"/>
+          <w:lang w:val="en-US" w:eastAsia="ru-RU"/>
+        </w:rPr>
+      </w:pPr>
+      <w:r>
+        <w:rPr>
+          <w:rFonts w:ascii="Times New Roman" w:eastAsia="Times New Roman" w:hAnsi="Times New Roman" w:cs="Times New Roman"/>
+          <w:b/>
+          <w:bCs/>
+          <w:kern w:val="36"/>
+          <w:sz w:val="48"/>
+          <w:szCs w:val="48"/>
+          <w:lang w:val="en-US" w:eastAsia="ru-RU"/>
+        </w:rPr>
+        <w:t>• Timeline → Memory Details navigation;</w:t>
+      </w:r>
+    </w:p>
+    <w:p>
+      <w:pPr>
+        <w:spacing w:before="100" w:beforeAutospacing="1" w:after="100" w:afterAutospacing="1" w:line="240" w:lineRule="auto"/>
+        <w:outlineLvl w:val="0"/>
+        <w:rPr>
+          <w:rFonts w:ascii="Times New Roman" w:eastAsia="Times New Roman" w:hAnsi="Times New Roman" w:cs="Times New Roman"/>
+          <w:b/>
+          <w:bCs/>
+          <w:kern w:val="36"/>
+          <w:sz w:val="48"/>
+          <w:szCs w:val="48"/>
+          <w:lang w:val="en-US" w:eastAsia="ru-RU"/>
+        </w:rPr>
+      </w:pPr>
+      <w:r>
+        <w:rPr>
+          <w:rFonts w:ascii="Times New Roman" w:eastAsia="Times New Roman" w:hAnsi="Times New Roman" w:cs="Times New Roman"/>
+          <w:b/>
+          <w:bCs/>
+          <w:kern w:val="36"/>
+          <w:sz w:val="48"/>
+          <w:szCs w:val="48"/>
+          <w:lang w:val="en-US" w:eastAsia="ru-RU"/>
+        </w:rPr>
+        <w:t>• create/edit/delete reconciliation;</w:t>
+      </w:r>
+    </w:p>
+    <w:p>
+      <w:pPr>
+        <w:spacing w:before="100" w:beforeAutospacing="1" w:after="100" w:afterAutospacing="1" w:line="240" w:lineRule="auto"/>
+        <w:outlineLvl w:val="0"/>
+        <w:rPr>
+          <w:rFonts w:ascii="Times New Roman" w:eastAsia="Times New Roman" w:hAnsi="Times New Roman" w:cs="Times New Roman"/>
+          <w:b/>
+          <w:bCs/>
+          <w:kern w:val="36"/>
+          <w:sz w:val="48"/>
+          <w:szCs w:val="48"/>
+          <w:lang w:val="en-US" w:eastAsia="ru-RU"/>
+        </w:rPr>
+      </w:pPr>
+      <w:r>
+        <w:rPr>
+          <w:rFonts w:ascii="Times New Roman" w:eastAsia="Times New Roman" w:hAnsi="Times New Roman" w:cs="Times New Roman"/>
+          <w:b/>
+          <w:bCs/>
+          <w:kern w:val="36"/>
+          <w:sz w:val="48"/>
+          <w:szCs w:val="48"/>
+          <w:lang w:val="en-US" w:eastAsia="ru-RU"/>
+        </w:rPr>
+        <w:t>• media upload/delete preview reconciliation.</w:t>
+      </w:r>
+    </w:p>
+    <w:p>
+      <w:pPr>
+        <w:spacing w:before="100" w:beforeAutospacing="1" w:after="100" w:afterAutospacing="1" w:line="240" w:lineRule="auto"/>
+        <w:outlineLvl w:val="0"/>
+        <w:rPr>
+          <w:rFonts w:ascii="Times New Roman" w:eastAsia="Times New Roman" w:hAnsi="Times New Roman" w:cs="Times New Roman"/>
+          <w:b/>
+          <w:bCs/>
+          <w:kern w:val="36"/>
+          <w:sz w:val="48"/>
+          <w:szCs w:val="48"/>
+          <w:lang w:val="en-US" w:eastAsia="ru-RU"/>
+        </w:rPr>
+      </w:pPr>
+    </w:p>
+    <w:p>
+      <w:pPr>
+        <w:spacing w:before="100" w:beforeAutospacing="1" w:after="100" w:afterAutospacing="1" w:line="240" w:lineRule="auto"/>
+        <w:outlineLvl w:val="0"/>
+        <w:rPr>
+          <w:rFonts w:ascii="Times New Roman" w:eastAsia="Times New Roman" w:hAnsi="Times New Roman" w:cs="Times New Roman"/>
+          <w:b/>
+          <w:bCs/>
+          <w:kern w:val="36"/>
+          <w:sz w:val="48"/>
+          <w:szCs w:val="48"/>
+          <w:lang w:eastAsia="ru-RU"/>
+        </w:rPr>
+      </w:pPr>
+      <w:r>
+        <w:rPr>
+          <w:rFonts w:ascii="Times New Roman" w:eastAsia="Times New Roman" w:hAnsi="Times New Roman" w:cs="Times New Roman"/>
+          <w:b/>
+          <w:bCs/>
+          <w:kern w:val="36"/>
+          <w:sz w:val="48"/>
+          <w:szCs w:val="48"/>
+          <w:lang w:eastAsia="ru-RU"/>
+        </w:rPr>
+        <w:lastRenderedPageBreak/>
+        <w:t>Архитектурные решения:</w:t>
+      </w:r>
+    </w:p>
+    <w:p>
+      <w:pPr>
+        <w:spacing w:before="100" w:beforeAutospacing="1" w:after="100" w:afterAutospacing="1" w:line="240" w:lineRule="auto"/>
+        <w:outlineLvl w:val="0"/>
+        <w:rPr>
+          <w:rFonts w:ascii="Times New Roman" w:eastAsia="Times New Roman" w:hAnsi="Times New Roman" w:cs="Times New Roman"/>
+          <w:b/>
+          <w:bCs/>
+          <w:kern w:val="36"/>
+          <w:sz w:val="48"/>
+          <w:szCs w:val="48"/>
+          <w:lang w:eastAsia="ru-RU"/>
+        </w:rPr>
+      </w:pPr>
+      <w:r>
+        <w:rPr>
+          <w:rFonts w:ascii="Times New Roman" w:eastAsia="Times New Roman" w:hAnsi="Times New Roman" w:cs="Times New Roman"/>
+          <w:b/>
+          <w:bCs/>
+          <w:kern w:val="36"/>
+          <w:sz w:val="48"/>
+          <w:szCs w:val="48"/>
+          <w:lang w:eastAsia="ru-RU"/>
+        </w:rPr>
+        <w:t>• отдельный Timeline backend endpoint не создаётся;</w:t>
+      </w:r>
+    </w:p>
+    <w:p>
+      <w:pPr>
+        <w:spacing w:before="100" w:beforeAutospacing="1" w:after="100" w:afterAutospacing="1" w:line="240" w:lineRule="auto"/>
+        <w:outlineLvl w:val="0"/>
+        <w:rPr>
+          <w:rFonts w:ascii="Times New Roman" w:eastAsia="Times New Roman" w:hAnsi="Times New Roman" w:cs="Times New Roman"/>
+          <w:b/>
+          <w:bCs/>
+          <w:kern w:val="36"/>
+          <w:sz w:val="48"/>
+          <w:szCs w:val="48"/>
+          <w:lang w:val="en-US" w:eastAsia="ru-RU"/>
+        </w:rPr>
+      </w:pPr>
+      <w:r>
+        <w:rPr>
+          <w:rFonts w:ascii="Times New Roman" w:eastAsia="Times New Roman" w:hAnsi="Times New Roman" w:cs="Times New Roman"/>
+          <w:b/>
+          <w:bCs/>
+          <w:kern w:val="36"/>
+          <w:sz w:val="48"/>
+          <w:szCs w:val="48"/>
+          <w:lang w:val="en-US" w:eastAsia="ru-RU"/>
+        </w:rPr>
+        <w:t xml:space="preserve">• Timeline </w:t>
+      </w:r>
+      <w:r>
+        <w:rPr>
+          <w:rFonts w:ascii="Times New Roman" w:eastAsia="Times New Roman" w:hAnsi="Times New Roman" w:cs="Times New Roman"/>
+          <w:b/>
+          <w:bCs/>
+          <w:kern w:val="36"/>
+          <w:sz w:val="48"/>
+          <w:szCs w:val="48"/>
+          <w:lang w:eastAsia="ru-RU"/>
+        </w:rPr>
+        <w:t>использует</w:t>
+      </w:r>
+      <w:r>
+        <w:rPr>
+          <w:rFonts w:ascii="Times New Roman" w:eastAsia="Times New Roman" w:hAnsi="Times New Roman" w:cs="Times New Roman"/>
+          <w:b/>
+          <w:bCs/>
+          <w:kern w:val="36"/>
+          <w:sz w:val="48"/>
+          <w:szCs w:val="48"/>
+          <w:lang w:val="en-US" w:eastAsia="ru-RU"/>
+        </w:rPr>
+        <w:t xml:space="preserve"> Story Memories read resource;</w:t>
+      </w:r>
+    </w:p>
+    <w:p>
+      <w:pPr>
+        <w:spacing w:before="100" w:beforeAutospacing="1" w:after="100" w:afterAutospacing="1" w:line="240" w:lineRule="auto"/>
+        <w:outlineLvl w:val="0"/>
+        <w:rPr>
+          <w:rFonts w:ascii="Times New Roman" w:eastAsia="Times New Roman" w:hAnsi="Times New Roman" w:cs="Times New Roman"/>
+          <w:b/>
+          <w:bCs/>
+          <w:kern w:val="36"/>
+          <w:sz w:val="48"/>
+          <w:szCs w:val="48"/>
+          <w:lang w:val="en-US" w:eastAsia="ru-RU"/>
+        </w:rPr>
+      </w:pPr>
+      <w:r>
+        <w:rPr>
+          <w:rFonts w:ascii="Times New Roman" w:eastAsia="Times New Roman" w:hAnsi="Times New Roman" w:cs="Times New Roman"/>
+          <w:b/>
+          <w:bCs/>
+          <w:kern w:val="36"/>
+          <w:sz w:val="48"/>
+          <w:szCs w:val="48"/>
+          <w:lang w:val="en-US" w:eastAsia="ru-RU"/>
+        </w:rPr>
+        <w:t xml:space="preserve">• Memory domain </w:t>
+      </w:r>
+      <w:r>
+        <w:rPr>
+          <w:rFonts w:ascii="Times New Roman" w:eastAsia="Times New Roman" w:hAnsi="Times New Roman" w:cs="Times New Roman"/>
+          <w:b/>
+          <w:bCs/>
+          <w:kern w:val="36"/>
+          <w:sz w:val="48"/>
+          <w:szCs w:val="48"/>
+          <w:lang w:eastAsia="ru-RU"/>
+        </w:rPr>
+        <w:t>не</w:t>
+      </w:r>
+      <w:r>
+        <w:rPr>
+          <w:rFonts w:ascii="Times New Roman" w:eastAsia="Times New Roman" w:hAnsi="Times New Roman" w:cs="Times New Roman"/>
+          <w:b/>
+          <w:bCs/>
+          <w:kern w:val="36"/>
+          <w:sz w:val="48"/>
+          <w:szCs w:val="48"/>
+          <w:lang w:val="en-US" w:eastAsia="ru-RU"/>
+        </w:rPr>
+        <w:t xml:space="preserve"> </w:t>
+      </w:r>
+      <w:r>
+        <w:rPr>
+          <w:rFonts w:ascii="Times New Roman" w:eastAsia="Times New Roman" w:hAnsi="Times New Roman" w:cs="Times New Roman"/>
+          <w:b/>
+          <w:bCs/>
+          <w:kern w:val="36"/>
+          <w:sz w:val="48"/>
+          <w:szCs w:val="48"/>
+          <w:lang w:eastAsia="ru-RU"/>
+        </w:rPr>
+        <w:t>содержит</w:t>
+      </w:r>
+      <w:r>
+        <w:rPr>
+          <w:rFonts w:ascii="Times New Roman" w:eastAsia="Times New Roman" w:hAnsi="Times New Roman" w:cs="Times New Roman"/>
+          <w:b/>
+          <w:bCs/>
+          <w:kern w:val="36"/>
+          <w:sz w:val="48"/>
+          <w:szCs w:val="48"/>
+          <w:lang w:val="en-US" w:eastAsia="ru-RU"/>
+        </w:rPr>
+        <w:t xml:space="preserve"> preview metadata;</w:t>
+      </w:r>
+    </w:p>
+    <w:p>
+      <w:pPr>
+        <w:spacing w:before="100" w:beforeAutospacing="1" w:after="100" w:afterAutospacing="1" w:line="240" w:lineRule="auto"/>
+        <w:outlineLvl w:val="0"/>
+        <w:rPr>
+          <w:rFonts w:ascii="Times New Roman" w:eastAsia="Times New Roman" w:hAnsi="Times New Roman" w:cs="Times New Roman"/>
+          <w:b/>
+          <w:bCs/>
+          <w:kern w:val="36"/>
+          <w:sz w:val="48"/>
+          <w:szCs w:val="48"/>
+          <w:lang w:val="en-US" w:eastAsia="ru-RU"/>
+        </w:rPr>
+      </w:pPr>
+      <w:r>
+        <w:rPr>
+          <w:rFonts w:ascii="Times New Roman" w:eastAsia="Times New Roman" w:hAnsi="Times New Roman" w:cs="Times New Roman"/>
+          <w:b/>
+          <w:bCs/>
+          <w:kern w:val="36"/>
+          <w:sz w:val="48"/>
+          <w:szCs w:val="48"/>
+          <w:lang w:val="en-US" w:eastAsia="ru-RU"/>
+        </w:rPr>
+        <w:t xml:space="preserve">• preview </w:t>
+      </w:r>
+      <w:r>
+        <w:rPr>
+          <w:rFonts w:ascii="Times New Roman" w:eastAsia="Times New Roman" w:hAnsi="Times New Roman" w:cs="Times New Roman"/>
+          <w:b/>
+          <w:bCs/>
+          <w:kern w:val="36"/>
+          <w:sz w:val="48"/>
+          <w:szCs w:val="48"/>
+          <w:lang w:eastAsia="ru-RU"/>
+        </w:rPr>
+        <w:t>является</w:t>
+      </w:r>
+      <w:r>
+        <w:rPr>
+          <w:rFonts w:ascii="Times New Roman" w:eastAsia="Times New Roman" w:hAnsi="Times New Roman" w:cs="Times New Roman"/>
+          <w:b/>
+          <w:bCs/>
+          <w:kern w:val="36"/>
+          <w:sz w:val="48"/>
+          <w:szCs w:val="48"/>
+          <w:lang w:val="en-US" w:eastAsia="ru-RU"/>
+        </w:rPr>
+        <w:t xml:space="preserve"> read projection;</w:t>
+      </w:r>
+    </w:p>
+    <w:p>
+      <w:pPr>
+        <w:spacing w:before="100" w:beforeAutospacing="1" w:after="100" w:afterAutospacing="1" w:line="240" w:lineRule="auto"/>
+        <w:outlineLvl w:val="0"/>
+        <w:rPr>
+          <w:rFonts w:ascii="Times New Roman" w:eastAsia="Times New Roman" w:hAnsi="Times New Roman" w:cs="Times New Roman"/>
+          <w:b/>
+          <w:bCs/>
+          <w:kern w:val="36"/>
+          <w:sz w:val="48"/>
+          <w:szCs w:val="48"/>
+          <w:lang w:val="en-US" w:eastAsia="ru-RU"/>
+        </w:rPr>
+      </w:pPr>
+      <w:r>
+        <w:rPr>
+          <w:rFonts w:ascii="Times New Roman" w:eastAsia="Times New Roman" w:hAnsi="Times New Roman" w:cs="Times New Roman"/>
+          <w:b/>
+          <w:bCs/>
+          <w:kern w:val="36"/>
+          <w:sz w:val="48"/>
+          <w:szCs w:val="48"/>
+          <w:lang w:val="en-US" w:eastAsia="ru-RU"/>
+        </w:rPr>
+        <w:t xml:space="preserve">• </w:t>
+      </w:r>
+      <w:r>
+        <w:rPr>
+          <w:rFonts w:ascii="Times New Roman" w:eastAsia="Times New Roman" w:hAnsi="Times New Roman" w:cs="Times New Roman"/>
+          <w:b/>
+          <w:bCs/>
+          <w:kern w:val="36"/>
+          <w:sz w:val="48"/>
+          <w:szCs w:val="48"/>
+          <w:lang w:eastAsia="ru-RU"/>
+        </w:rPr>
+        <w:t>реальные</w:t>
+      </w:r>
+      <w:r>
+        <w:rPr>
+          <w:rFonts w:ascii="Times New Roman" w:eastAsia="Times New Roman" w:hAnsi="Times New Roman" w:cs="Times New Roman"/>
+          <w:b/>
+          <w:bCs/>
+          <w:kern w:val="36"/>
+          <w:sz w:val="48"/>
+          <w:szCs w:val="48"/>
+          <w:lang w:val="en-US" w:eastAsia="ru-RU"/>
+        </w:rPr>
+        <w:t xml:space="preserve"> thumbnails </w:t>
+      </w:r>
+      <w:r>
+        <w:rPr>
+          <w:rFonts w:ascii="Times New Roman" w:eastAsia="Times New Roman" w:hAnsi="Times New Roman" w:cs="Times New Roman"/>
+          <w:b/>
+          <w:bCs/>
+          <w:kern w:val="36"/>
+          <w:sz w:val="48"/>
+          <w:szCs w:val="48"/>
+          <w:lang w:eastAsia="ru-RU"/>
+        </w:rPr>
+        <w:t>используются</w:t>
+      </w:r>
+      <w:r>
+        <w:rPr>
+          <w:rFonts w:ascii="Times New Roman" w:eastAsia="Times New Roman" w:hAnsi="Times New Roman" w:cs="Times New Roman"/>
+          <w:b/>
+          <w:bCs/>
+          <w:kern w:val="36"/>
+          <w:sz w:val="48"/>
+          <w:szCs w:val="48"/>
+          <w:lang w:val="en-US" w:eastAsia="ru-RU"/>
+        </w:rPr>
+        <w:t xml:space="preserve"> </w:t>
+      </w:r>
+      <w:r>
+        <w:rPr>
+          <w:rFonts w:ascii="Times New Roman" w:eastAsia="Times New Roman" w:hAnsi="Times New Roman" w:cs="Times New Roman"/>
+          <w:b/>
+          <w:bCs/>
+          <w:kern w:val="36"/>
+          <w:sz w:val="48"/>
+          <w:szCs w:val="48"/>
+          <w:lang w:eastAsia="ru-RU"/>
+        </w:rPr>
+        <w:t>на</w:t>
+      </w:r>
+      <w:r>
+        <w:rPr>
+          <w:rFonts w:ascii="Times New Roman" w:eastAsia="Times New Roman" w:hAnsi="Times New Roman" w:cs="Times New Roman"/>
+          <w:b/>
+          <w:bCs/>
+          <w:kern w:val="36"/>
+          <w:sz w:val="48"/>
+          <w:szCs w:val="48"/>
+          <w:lang w:val="en-US" w:eastAsia="ru-RU"/>
+        </w:rPr>
+        <w:t xml:space="preserve"> </w:t>
+      </w:r>
+      <w:r>
+        <w:rPr>
+          <w:rFonts w:ascii="Times New Roman" w:eastAsia="Times New Roman" w:hAnsi="Times New Roman" w:cs="Times New Roman"/>
+          <w:b/>
+          <w:bCs/>
+          <w:kern w:val="36"/>
+          <w:sz w:val="48"/>
+          <w:szCs w:val="48"/>
+          <w:lang w:eastAsia="ru-RU"/>
+        </w:rPr>
+        <w:t>визуальных</w:t>
+      </w:r>
+      <w:r>
+        <w:rPr>
+          <w:rFonts w:ascii="Times New Roman" w:eastAsia="Times New Roman" w:hAnsi="Times New Roman" w:cs="Times New Roman"/>
+          <w:b/>
+          <w:bCs/>
+          <w:kern w:val="36"/>
+          <w:sz w:val="48"/>
+          <w:szCs w:val="48"/>
+          <w:lang w:val="en-US" w:eastAsia="ru-RU"/>
+        </w:rPr>
+        <w:t xml:space="preserve"> Memory surfaces,</w:t>
+      </w:r>
+    </w:p>
+    <w:p>
+      <w:pPr>
+        <w:spacing w:before="100" w:beforeAutospacing="1" w:after="100" w:afterAutospacing="1" w:line="240" w:lineRule="auto"/>
+        <w:outlineLvl w:val="0"/>
+        <w:rPr>
+          <w:rFonts w:ascii="Times New Roman" w:eastAsia="Times New Roman" w:hAnsi="Times New Roman" w:cs="Times New Roman"/>
+          <w:b/>
+          <w:bCs/>
+          <w:kern w:val="36"/>
+          <w:sz w:val="48"/>
+          <w:szCs w:val="48"/>
+          <w:lang w:eastAsia="ru-RU"/>
+        </w:rPr>
+      </w:pPr>
+      <w:r>
+        <w:rPr>
+          <w:rFonts w:ascii="Times New Roman" w:eastAsia="Times New Roman" w:hAnsi="Times New Roman" w:cs="Times New Roman"/>
+          <w:b/>
+          <w:bCs/>
+          <w:kern w:val="36"/>
+          <w:sz w:val="48"/>
+          <w:szCs w:val="48"/>
+          <w:lang w:val="en-US" w:eastAsia="ru-RU"/>
+        </w:rPr>
+        <w:t xml:space="preserve">  </w:t>
+      </w:r>
+      <w:r>
+        <w:rPr>
+          <w:rFonts w:ascii="Times New Roman" w:eastAsia="Times New Roman" w:hAnsi="Times New Roman" w:cs="Times New Roman"/>
+          <w:b/>
+          <w:bCs/>
+          <w:kern w:val="36"/>
+          <w:sz w:val="48"/>
+          <w:szCs w:val="48"/>
+          <w:lang w:eastAsia="ru-RU"/>
+        </w:rPr>
+        <w:t>когда фотография существует.</w:t>
+      </w:r>
+    </w:p>
+    <w:p>
+      <w:pPr>
+        <w:spacing w:before="100" w:beforeAutospacing="1" w:after="100" w:afterAutospacing="1" w:line="240" w:lineRule="auto"/>
+        <w:outlineLvl w:val="0"/>
+        <w:rPr>
+          <w:rFonts w:ascii="Times New Roman" w:eastAsia="Times New Roman" w:hAnsi="Times New Roman" w:cs="Times New Roman"/>
+          <w:b/>
+          <w:bCs/>
+          <w:kern w:val="36"/>
+          <w:sz w:val="48"/>
+          <w:szCs w:val="48"/>
+          <w:lang w:eastAsia="ru-RU"/>
+        </w:rPr>
+      </w:pPr>
+    </w:p>
+    <w:p>
+      <w:pPr>
+        <w:spacing w:before="100" w:beforeAutospacing="1" w:after="100" w:afterAutospacing="1" w:line="240" w:lineRule="auto"/>
+        <w:outlineLvl w:val="0"/>
+        <w:rPr>
+          <w:rFonts w:ascii="Times New Roman" w:eastAsia="Times New Roman" w:hAnsi="Times New Roman" w:cs="Times New Roman"/>
+          <w:b/>
+          <w:bCs/>
+          <w:kern w:val="36"/>
+          <w:sz w:val="48"/>
+          <w:szCs w:val="48"/>
+          <w:lang w:eastAsia="ru-RU"/>
+        </w:rPr>
+      </w:pPr>
+      <w:r>
+        <w:rPr>
+          <w:rFonts w:ascii="Times New Roman" w:eastAsia="Times New Roman" w:hAnsi="Times New Roman" w:cs="Times New Roman"/>
+          <w:b/>
+          <w:bCs/>
+          <w:kern w:val="36"/>
+          <w:sz w:val="48"/>
+          <w:szCs w:val="48"/>
+          <w:lang w:eastAsia="ru-RU"/>
+        </w:rPr>
+        <w:t>Результат:</w:t>
+      </w:r>
+    </w:p>
+    <w:p>
+      <w:pPr>
+        <w:spacing w:before="100" w:beforeAutospacing="1" w:after="100" w:afterAutospacing="1" w:line="240" w:lineRule="auto"/>
+        <w:outlineLvl w:val="0"/>
+        <w:rPr>
+          <w:rFonts w:ascii="Times New Roman" w:eastAsia="Times New Roman" w:hAnsi="Times New Roman" w:cs="Times New Roman"/>
+          <w:b/>
+          <w:bCs/>
+          <w:kern w:val="36"/>
+          <w:sz w:val="48"/>
+          <w:szCs w:val="48"/>
+          <w:lang w:eastAsia="ru-RU"/>
+        </w:rPr>
+      </w:pPr>
+      <w:r>
+        <w:rPr>
+          <w:rFonts w:ascii="Times New Roman" w:eastAsia="Times New Roman" w:hAnsi="Times New Roman" w:cs="Times New Roman"/>
+          <w:b/>
+          <w:bCs/>
+          <w:kern w:val="36"/>
+          <w:sz w:val="48"/>
+          <w:szCs w:val="48"/>
+          <w:lang w:eastAsia="ru-RU"/>
+        </w:rPr>
+        <w:t>Пользователь может просматривать Story как визуальную хронологию</w:t>
+      </w:r>
+    </w:p>
+    <w:p>
+      <w:pPr>
+        <w:spacing w:before="100" w:beforeAutospacing="1" w:after="100" w:afterAutospacing="1" w:line="240" w:lineRule="auto"/>
+        <w:outlineLvl w:val="0"/>
+        <w:rPr>
+          <w:rFonts w:ascii="Times New Roman" w:eastAsia="Times New Roman" w:hAnsi="Times New Roman" w:cs="Times New Roman"/>
+          <w:b/>
+          <w:bCs/>
+          <w:kern w:val="36"/>
+          <w:sz w:val="48"/>
+          <w:szCs w:val="48"/>
+          <w:lang w:eastAsia="ru-RU"/>
+        </w:rPr>
+      </w:pPr>
+      <w:r>
+        <w:rPr>
+          <w:rFonts w:ascii="Times New Roman" w:eastAsia="Times New Roman" w:hAnsi="Times New Roman" w:cs="Times New Roman"/>
+          <w:b/>
+          <w:bCs/>
+          <w:kern w:val="36"/>
+          <w:sz w:val="48"/>
+          <w:szCs w:val="48"/>
+          <w:lang w:eastAsia="ru-RU"/>
+        </w:rPr>
+        <w:t>по годам, видеть реальные фотографии Memories и переходить к</w:t>
+      </w:r>
+    </w:p>
+    <w:p>
+      <w:pPr>
+        <w:spacing w:before="100" w:beforeAutospacing="1" w:after="100" w:afterAutospacing="1" w:line="240" w:lineRule="auto"/>
+        <w:outlineLvl w:val="0"/>
+        <w:rPr>
+          <w:rFonts w:ascii="Times New Roman" w:eastAsia="Times New Roman" w:hAnsi="Times New Roman" w:cs="Times New Roman"/>
+          <w:b/>
+          <w:bCs/>
+          <w:kern w:val="36"/>
+          <w:sz w:val="48"/>
+          <w:szCs w:val="48"/>
+          <w:lang w:val="en-US" w:eastAsia="ru-RU"/>
+        </w:rPr>
+      </w:pPr>
+      <w:r>
+        <w:rPr>
+          <w:rFonts w:ascii="Times New Roman" w:eastAsia="Times New Roman" w:hAnsi="Times New Roman" w:cs="Times New Roman"/>
+          <w:b/>
+          <w:bCs/>
+          <w:kern w:val="36"/>
+          <w:sz w:val="48"/>
+          <w:szCs w:val="48"/>
+          <w:lang w:val="en-US" w:eastAsia="ru-RU"/>
+        </w:rPr>
+        <w:t>Memory Details.</w:t>
+      </w:r>
+    </w:p>
+    <w:p>
+      <w:pPr>
+        <w:spacing w:before="100" w:beforeAutospacing="1" w:after="100" w:afterAutospacing="1" w:line="240" w:lineRule="auto"/>
+        <w:outlineLvl w:val="0"/>
+        <w:rPr>
+          <w:rFonts w:ascii="Times New Roman" w:eastAsia="Times New Roman" w:hAnsi="Times New Roman" w:cs="Times New Roman"/>
+          <w:b/>
+          <w:bCs/>
+          <w:kern w:val="36"/>
+          <w:sz w:val="48"/>
+          <w:szCs w:val="48"/>
+          <w:lang w:val="en-US" w:eastAsia="ru-RU"/>
+        </w:rPr>
+      </w:pPr>
+    </w:p>
+    <w:p>
+      <w:pPr>
+        <w:spacing w:before="100" w:beforeAutospacing="1" w:after="100" w:afterAutospacing="1" w:line="240" w:lineRule="auto"/>
+        <w:outlineLvl w:val="0"/>
+        <w:rPr>
+          <w:rFonts w:ascii="Times New Roman" w:eastAsia="Times New Roman" w:hAnsi="Times New Roman" w:cs="Times New Roman"/>
+          <w:b/>
+          <w:bCs/>
+          <w:kern w:val="36"/>
+          <w:sz w:val="48"/>
+          <w:szCs w:val="48"/>
+          <w:lang w:val="en-US" w:eastAsia="ru-RU"/>
+        </w:rPr>
+      </w:pPr>
+      <w:r>
+        <w:rPr>
+          <w:rFonts w:ascii="Times New Roman" w:eastAsia="Times New Roman" w:hAnsi="Times New Roman" w:cs="Times New Roman"/>
+          <w:b/>
+          <w:bCs/>
+          <w:kern w:val="36"/>
+          <w:sz w:val="48"/>
+          <w:szCs w:val="48"/>
+          <w:lang w:val="en-US" w:eastAsia="ru-RU"/>
+        </w:rPr>
+        <w:lastRenderedPageBreak/>
+        <w:t>Phase 8 — COMPLETE.</w:t>
+      </w:r>
+    </w:p>
+    <w:p>
+      <w:pPr>
+        <w:spacing w:before="100" w:beforeAutospacing="1" w:after="100" w:afterAutospacing="1" w:line="240" w:lineRule="auto"/>
+        <w:outlineLvl w:val="0"/>
+        <w:rPr>
+          <w:rFonts w:ascii="Times New Roman" w:eastAsia="Times New Roman" w:hAnsi="Times New Roman" w:cs="Times New Roman"/>
+          <w:b/>
+          <w:bCs/>
+          <w:kern w:val="36"/>
+          <w:sz w:val="48"/>
+          <w:szCs w:val="48"/>
+          <w:lang w:val="en-US" w:eastAsia="ru-RU"/>
+        </w:rPr>
+      </w:pPr>
+      <w:r>
+        <w:rPr>
+          <w:rFonts w:ascii="Times New Roman" w:eastAsia="Times New Roman" w:hAnsi="Times New Roman" w:cs="Times New Roman"/>
+          <w:b/>
+          <w:bCs/>
+          <w:kern w:val="36"/>
+          <w:sz w:val="48"/>
+          <w:szCs w:val="48"/>
+          <w:lang w:val="en-US" w:eastAsia="ru-RU"/>
+        </w:rPr>
+        <w:t>Phase 9</w:t>
+      </w:r>
+    </w:p>
+    <w:p>
+      <w:pPr>
+        <w:spacing w:before="100" w:beforeAutospacing="1" w:after="100" w:afterAutospacing="1" w:line="240" w:lineRule="auto"/>
         <w:outlineLvl w:val="1"/>
         <w:rPr>
           <w:rFonts w:ascii="Times New Roman" w:eastAsia="Times New Roman" w:hAnsi="Times New Roman" w:cs="Times New Roman"/>
@@ -5351,47 +6827,27 @@
           <w:szCs w:val="36"/>
           <w:lang w:eastAsia="ru-RU"/>
         </w:rPr>
-        <w:t>Story Timeline</w:t>
-      </w:r>
-    </w:p>
-    <w:p>
-      <w:pPr>
-        <w:spacing w:before="100" w:beforeAutospacing="1" w:after="100" w:afterAutospacing="1" w:line="240" w:lineRule="auto"/>
-        <w:rPr>
-          <w:rFonts w:ascii="Times New Roman" w:eastAsia="Times New Roman" w:hAnsi="Times New Roman" w:cs="Times New Roman"/>
-          <w:sz w:val="24"/>
-          <w:szCs w:val="24"/>
-          <w:lang w:eastAsia="ru-RU"/>
-        </w:rPr>
-      </w:pPr>
-      <w:r>
-        <w:rPr>
-          <w:rFonts w:ascii="Times New Roman" w:eastAsia="Times New Roman" w:hAnsi="Times New Roman" w:cs="Times New Roman"/>
-          <w:sz w:val="24"/>
-          <w:szCs w:val="24"/>
-          <w:lang w:eastAsia="ru-RU"/>
-        </w:rPr>
-        <w:t>Цель:</w:t>
-      </w:r>
-    </w:p>
-    <w:p>
-      <w:pPr>
-        <w:spacing w:before="100" w:beforeAutospacing="1" w:after="100" w:afterAutospacing="1" w:line="240" w:lineRule="auto"/>
-        <w:rPr>
-          <w:rFonts w:ascii="Times New Roman" w:eastAsia="Times New Roman" w:hAnsi="Times New Roman" w:cs="Times New Roman"/>
-          <w:sz w:val="24"/>
-          <w:szCs w:val="24"/>
-          <w:lang w:eastAsia="ru-RU"/>
-        </w:rPr>
-      </w:pPr>
-      <w:r>
-        <w:rPr>
-          <w:rFonts w:ascii="Times New Roman" w:eastAsia="Times New Roman" w:hAnsi="Times New Roman" w:cs="Times New Roman"/>
-          <w:sz w:val="24"/>
-          <w:szCs w:val="24"/>
-          <w:lang w:eastAsia="ru-RU"/>
-        </w:rPr>
-        <w:t>Подготовить данные для Story Playback.</w:t>
+        <w:t>Story Playback</w:t>
+      </w:r>
+    </w:p>
+    <w:p>
+      <w:pPr>
+        <w:spacing w:before="100" w:beforeAutospacing="1" w:after="100" w:afterAutospacing="1" w:line="240" w:lineRule="auto"/>
+        <w:rPr>
+          <w:rFonts w:ascii="Times New Roman" w:eastAsia="Times New Roman" w:hAnsi="Times New Roman" w:cs="Times New Roman"/>
+          <w:sz w:val="24"/>
+          <w:szCs w:val="24"/>
+          <w:lang w:eastAsia="ru-RU"/>
+        </w:rPr>
+      </w:pPr>
+      <w:r>
+        <w:rPr>
+          <w:rFonts w:ascii="Times New Roman" w:eastAsia="Times New Roman" w:hAnsi="Times New Roman" w:cs="Times New Roman"/>
+          <w:sz w:val="24"/>
+          <w:szCs w:val="24"/>
+          <w:lang w:eastAsia="ru-RU"/>
+        </w:rPr>
+        <w:t>Главная эмоциональная фича продукта.</w:t>
       </w:r>
     </w:p>
     <w:p>
@@ -5411,8 +6867,8 @@
           <w:szCs w:val="24"/>
           <w:lang w:eastAsia="ru-RU"/>
         </w:rPr>
-        <w:pict w14:anchorId="36127CC7">
-          <v:rect id="_x0000_i1060" style="width:0;height:1.5pt" o:hralign="center" o:hrstd="t" o:hr="t" fillcolor="#a0a0a0" stroked="f"/>
+        <w:pict w14:anchorId="037A6824">
+          <v:rect id="_x0000_i1062" style="width:0;height:1.5pt" o:hralign="center" o:hrstd="t" o:hr="t" fillcolor="#a0a0a0" stroked="f"/>
         </w:pict>
       </w:r>
     </w:p>
@@ -5433,14 +6889,14 @@
           <w:szCs w:val="24"/>
           <w:lang w:eastAsia="ru-RU"/>
         </w:rPr>
-        <w:t>Backend:</w:t>
+        <w:t>Flutter:</w:t>
       </w:r>
     </w:p>
     <w:p>
       <w:pPr>
         <w:numPr>
           <w:ilvl w:val="0"/>
-          <w:numId w:val="17"/>
+          <w:numId w:val="19"/>
         </w:numPr>
         <w:spacing w:before="100" w:beforeAutospacing="1" w:after="100" w:afterAutospacing="1" w:line="240" w:lineRule="auto"/>
         <w:rPr>
@@ -5457,56 +6913,14 @@
           <w:szCs w:val="24"/>
           <w:lang w:eastAsia="ru-RU"/>
         </w:rPr>
-        <w:t>Playback API.</w:t>
-      </w:r>
-    </w:p>
-    <w:p>
-      <w:pPr>
-        <w:spacing w:after="0" w:line="240" w:lineRule="auto"/>
-        <w:rPr>
-          <w:rFonts w:ascii="Times New Roman" w:eastAsia="Times New Roman" w:hAnsi="Times New Roman" w:cs="Times New Roman"/>
-          <w:sz w:val="24"/>
-          <w:szCs w:val="24"/>
-          <w:lang w:eastAsia="ru-RU"/>
-        </w:rPr>
-      </w:pPr>
-      <w:r>
-        <w:rPr>
-          <w:rFonts w:ascii="Times New Roman" w:eastAsia="Times New Roman" w:hAnsi="Times New Roman" w:cs="Times New Roman"/>
-          <w:sz w:val="24"/>
-          <w:szCs w:val="24"/>
-          <w:lang w:eastAsia="ru-RU"/>
-        </w:rPr>
-        <w:pict w14:anchorId="7E49B9A1">
-          <v:rect id="_x0000_i1061" style="width:0;height:1.5pt" o:hralign="center" o:hrstd="t" o:hr="t" fillcolor="#a0a0a0" stroked="f"/>
-        </w:pict>
-      </w:r>
-    </w:p>
-    <w:p>
-      <w:pPr>
-        <w:spacing w:before="100" w:beforeAutospacing="1" w:after="100" w:afterAutospacing="1" w:line="240" w:lineRule="auto"/>
-        <w:rPr>
-          <w:rFonts w:ascii="Times New Roman" w:eastAsia="Times New Roman" w:hAnsi="Times New Roman" w:cs="Times New Roman"/>
-          <w:sz w:val="24"/>
-          <w:szCs w:val="24"/>
-          <w:lang w:eastAsia="ru-RU"/>
-        </w:rPr>
-      </w:pPr>
-      <w:r>
-        <w:rPr>
-          <w:rFonts w:ascii="Times New Roman" w:eastAsia="Times New Roman" w:hAnsi="Times New Roman" w:cs="Times New Roman"/>
-          <w:sz w:val="24"/>
-          <w:szCs w:val="24"/>
-          <w:lang w:eastAsia="ru-RU"/>
-        </w:rPr>
-        <w:t>Flutter:</w:t>
+        <w:t>Camera Animation;</w:t>
       </w:r>
     </w:p>
     <w:p>
       <w:pPr>
         <w:numPr>
           <w:ilvl w:val="0"/>
-          <w:numId w:val="18"/>
+          <w:numId w:val="19"/>
         </w:numPr>
         <w:spacing w:before="100" w:beforeAutospacing="1" w:after="100" w:afterAutospacing="1" w:line="240" w:lineRule="auto"/>
         <w:rPr>
@@ -5523,14 +6937,14 @@
           <w:szCs w:val="24"/>
           <w:lang w:eastAsia="ru-RU"/>
         </w:rPr>
-        <w:t>Timeline Screen;</w:t>
+        <w:t>Route Transitions;</w:t>
       </w:r>
     </w:p>
     <w:p>
       <w:pPr>
         <w:numPr>
           <w:ilvl w:val="0"/>
-          <w:numId w:val="18"/>
+          <w:numId w:val="19"/>
         </w:numPr>
         <w:spacing w:before="100" w:beforeAutospacing="1" w:after="100" w:afterAutospacing="1" w:line="240" w:lineRule="auto"/>
         <w:rPr>
@@ -5547,7 +6961,31 @@
           <w:szCs w:val="24"/>
           <w:lang w:eastAsia="ru-RU"/>
         </w:rPr>
-        <w:t>Chronological Sorting.</w:t>
+        <w:t>Memory Cards;</w:t>
+      </w:r>
+    </w:p>
+    <w:p>
+      <w:pPr>
+        <w:numPr>
+          <w:ilvl w:val="0"/>
+          <w:numId w:val="19"/>
+        </w:numPr>
+        <w:spacing w:before="100" w:beforeAutospacing="1" w:after="100" w:afterAutospacing="1" w:line="240" w:lineRule="auto"/>
+        <w:rPr>
+          <w:rFonts w:ascii="Times New Roman" w:eastAsia="Times New Roman" w:hAnsi="Times New Roman" w:cs="Times New Roman"/>
+          <w:sz w:val="24"/>
+          <w:szCs w:val="24"/>
+          <w:lang w:eastAsia="ru-RU"/>
+        </w:rPr>
+      </w:pPr>
+      <w:r>
+        <w:rPr>
+          <w:rFonts w:ascii="Times New Roman" w:eastAsia="Times New Roman" w:hAnsi="Times New Roman" w:cs="Times New Roman"/>
+          <w:sz w:val="24"/>
+          <w:szCs w:val="24"/>
+          <w:lang w:eastAsia="ru-RU"/>
+        </w:rPr>
+        <w:t>Photo Transitions.</w:t>
       </w:r>
     </w:p>
     <w:p>
@@ -5567,8 +7005,74 @@
           <w:szCs w:val="24"/>
           <w:lang w:eastAsia="ru-RU"/>
         </w:rPr>
-        <w:pict w14:anchorId="6D633F6F">
-          <v:rect id="_x0000_i1062" style="width:0;height:1.5pt" o:hralign="center" o:hrstd="t" o:hr="t" fillcolor="#a0a0a0" stroked="f"/>
+        <w:pict w14:anchorId="09F9D77E">
+          <v:rect id="_x0000_i1063" style="width:0;height:1.5pt" o:hralign="center" o:hrstd="t" o:hr="t" fillcolor="#a0a0a0" stroked="f"/>
+        </w:pict>
+      </w:r>
+    </w:p>
+    <w:p>
+      <w:pPr>
+        <w:spacing w:before="100" w:beforeAutospacing="1" w:after="100" w:afterAutospacing="1" w:line="240" w:lineRule="auto"/>
+        <w:rPr>
+          <w:rFonts w:ascii="Times New Roman" w:eastAsia="Times New Roman" w:hAnsi="Times New Roman" w:cs="Times New Roman"/>
+          <w:sz w:val="24"/>
+          <w:szCs w:val="24"/>
+          <w:lang w:eastAsia="ru-RU"/>
+        </w:rPr>
+      </w:pPr>
+      <w:r>
+        <w:rPr>
+          <w:rFonts w:ascii="Times New Roman" w:eastAsia="Times New Roman" w:hAnsi="Times New Roman" w:cs="Times New Roman"/>
+          <w:sz w:val="24"/>
+          <w:szCs w:val="24"/>
+          <w:lang w:eastAsia="ru-RU"/>
+        </w:rPr>
+        <w:t>Backend:</w:t>
+      </w:r>
+    </w:p>
+    <w:p>
+      <w:pPr>
+        <w:numPr>
+          <w:ilvl w:val="0"/>
+          <w:numId w:val="20"/>
+        </w:numPr>
+        <w:spacing w:before="100" w:beforeAutospacing="1" w:after="100" w:afterAutospacing="1" w:line="240" w:lineRule="auto"/>
+        <w:rPr>
+          <w:rFonts w:ascii="Times New Roman" w:eastAsia="Times New Roman" w:hAnsi="Times New Roman" w:cs="Times New Roman"/>
+          <w:sz w:val="24"/>
+          <w:szCs w:val="24"/>
+          <w:lang w:eastAsia="ru-RU"/>
+        </w:rPr>
+      </w:pPr>
+      <w:r>
+        <w:rPr>
+          <w:rFonts w:ascii="Times New Roman" w:eastAsia="Times New Roman" w:hAnsi="Times New Roman" w:cs="Times New Roman"/>
+          <w:sz w:val="24"/>
+          <w:szCs w:val="24"/>
+          <w:lang w:eastAsia="ru-RU"/>
+        </w:rPr>
+        <w:t>использование Playback API.</w:t>
+      </w:r>
+    </w:p>
+    <w:p>
+      <w:pPr>
+        <w:spacing w:after="0" w:line="240" w:lineRule="auto"/>
+        <w:rPr>
+          <w:rFonts w:ascii="Times New Roman" w:eastAsia="Times New Roman" w:hAnsi="Times New Roman" w:cs="Times New Roman"/>
+          <w:sz w:val="24"/>
+          <w:szCs w:val="24"/>
+          <w:lang w:eastAsia="ru-RU"/>
+        </w:rPr>
+      </w:pPr>
+      <w:r>
+        <w:rPr>
+          <w:rFonts w:ascii="Times New Roman" w:eastAsia="Times New Roman" w:hAnsi="Times New Roman" w:cs="Times New Roman"/>
+          <w:sz w:val="24"/>
+          <w:szCs w:val="24"/>
+          <w:lang w:eastAsia="ru-RU"/>
+        </w:rPr>
+        <w:pict w14:anchorId="50CCA8E8">
+          <v:rect id="_x0000_i1064" style="width:0;height:1.5pt" o:hralign="center" o:hrstd="t" o:hr="t" fillcolor="#a0a0a0" stroked="f"/>
         </w:pict>
       </w:r>
     </w:p>
@@ -5627,7 +7131,7 @@
           <w:szCs w:val="20"/>
           <w:lang w:eastAsia="ru-RU"/>
         </w:rPr>
-        <w:t>Пользователь может просматривать историю по датам.</w:t>
+        <w:t>История воспроизводится как путешествие.</w:t>
       </w:r>
     </w:p>
     <w:p>
@@ -5647,8 +7151,8 @@
           <w:szCs w:val="24"/>
           <w:lang w:eastAsia="ru-RU"/>
         </w:rPr>
-        <w:pict w14:anchorId="13857F89">
-          <v:rect id="_x0000_i1063" style="width:0;height:1.5pt" o:hralign="center" o:hrstd="t" o:hr="t" fillcolor="#a0a0a0" stroked="f"/>
+        <w:pict w14:anchorId="5678A598">
+          <v:rect id="_x0000_i1065" style="width:0;height:1.5pt" o:hralign="center" o:hrstd="t" o:hr="t" fillcolor="#a0a0a0" stroked="f"/>
         </w:pict>
       </w:r>
     </w:p>
@@ -5676,8 +7180,7 @@
           <w:szCs w:val="48"/>
           <w:lang w:eastAsia="ru-RU"/>
         </w:rPr>
-        <w:lastRenderedPageBreak/>
-        <w:t>Phase 9</w:t>
+        <w:t>Phase 10</w:t>
       </w:r>
     </w:p>
     <w:p>
@@ -5702,27 +7205,47 @@
           <w:szCs w:val="36"/>
           <w:lang w:eastAsia="ru-RU"/>
         </w:rPr>
-        <w:t>Story Playback</w:t>
-      </w:r>
-    </w:p>
-    <w:p>
-      <w:pPr>
-        <w:spacing w:before="100" w:beforeAutospacing="1" w:after="100" w:afterAutospacing="1" w:line="240" w:lineRule="auto"/>
-        <w:rPr>
-          <w:rFonts w:ascii="Times New Roman" w:eastAsia="Times New Roman" w:hAnsi="Times New Roman" w:cs="Times New Roman"/>
-          <w:sz w:val="24"/>
-          <w:szCs w:val="24"/>
-          <w:lang w:eastAsia="ru-RU"/>
-        </w:rPr>
-      </w:pPr>
-      <w:r>
-        <w:rPr>
-          <w:rFonts w:ascii="Times New Roman" w:eastAsia="Times New Roman" w:hAnsi="Times New Roman" w:cs="Times New Roman"/>
-          <w:sz w:val="24"/>
-          <w:szCs w:val="24"/>
-          <w:lang w:eastAsia="ru-RU"/>
-        </w:rPr>
-        <w:t>Главная эмоциональная фича продукта.</w:t>
+        <w:t>Security Hardening</w:t>
+      </w:r>
+    </w:p>
+    <w:p>
+      <w:pPr>
+        <w:spacing w:before="100" w:beforeAutospacing="1" w:after="100" w:afterAutospacing="1" w:line="240" w:lineRule="auto"/>
+        <w:rPr>
+          <w:rFonts w:ascii="Times New Roman" w:eastAsia="Times New Roman" w:hAnsi="Times New Roman" w:cs="Times New Roman"/>
+          <w:sz w:val="24"/>
+          <w:szCs w:val="24"/>
+          <w:lang w:eastAsia="ru-RU"/>
+        </w:rPr>
+      </w:pPr>
+      <w:r>
+        <w:rPr>
+          <w:rFonts w:ascii="Times New Roman" w:eastAsia="Times New Roman" w:hAnsi="Times New Roman" w:cs="Times New Roman"/>
+          <w:sz w:val="24"/>
+          <w:szCs w:val="24"/>
+          <w:lang w:eastAsia="ru-RU"/>
+        </w:rPr>
+        <w:t>Цель:</w:t>
+      </w:r>
+    </w:p>
+    <w:p>
+      <w:pPr>
+        <w:spacing w:before="100" w:beforeAutospacing="1" w:after="100" w:afterAutospacing="1" w:line="240" w:lineRule="auto"/>
+        <w:rPr>
+          <w:rFonts w:ascii="Times New Roman" w:eastAsia="Times New Roman" w:hAnsi="Times New Roman" w:cs="Times New Roman"/>
+          <w:sz w:val="24"/>
+          <w:szCs w:val="24"/>
+          <w:lang w:eastAsia="ru-RU"/>
+        </w:rPr>
+      </w:pPr>
+      <w:r>
+        <w:rPr>
+          <w:rFonts w:ascii="Times New Roman" w:eastAsia="Times New Roman" w:hAnsi="Times New Roman" w:cs="Times New Roman"/>
+          <w:sz w:val="24"/>
+          <w:szCs w:val="24"/>
+          <w:lang w:eastAsia="ru-RU"/>
+        </w:rPr>
+        <w:t>Подготовить систему к реальным пользователям.</w:t>
       </w:r>
     </w:p>
     <w:p>
@@ -5742,8 +7265,8 @@
           <w:szCs w:val="24"/>
           <w:lang w:eastAsia="ru-RU"/>
         </w:rPr>
-        <w:pict w14:anchorId="037A6824">
-          <v:rect id="_x0000_i1064" style="width:0;height:1.5pt" o:hralign="center" o:hrstd="t" o:hr="t" fillcolor="#a0a0a0" stroked="f"/>
+        <w:pict w14:anchorId="6D75A5D6">
+          <v:rect id="_x0000_i1066" style="width:0;height:1.5pt" o:hralign="center" o:hrstd="t" o:hr="t" fillcolor="#a0a0a0" stroked="f"/>
         </w:pict>
       </w:r>
     </w:p>
@@ -5764,14 +7287,14 @@
           <w:szCs w:val="24"/>
           <w:lang w:eastAsia="ru-RU"/>
         </w:rPr>
-        <w:t>Flutter:</w:t>
+        <w:t>Реализовать:</w:t>
       </w:r>
     </w:p>
     <w:p>
       <w:pPr>
         <w:numPr>
           <w:ilvl w:val="0"/>
-          <w:numId w:val="19"/>
+          <w:numId w:val="21"/>
         </w:numPr>
         <w:spacing w:before="100" w:beforeAutospacing="1" w:after="100" w:afterAutospacing="1" w:line="240" w:lineRule="auto"/>
         <w:rPr>
@@ -5788,14 +7311,14 @@
           <w:szCs w:val="24"/>
           <w:lang w:eastAsia="ru-RU"/>
         </w:rPr>
-        <w:t>Camera Animation;</w:t>
+        <w:t>Rate Limiting;</w:t>
       </w:r>
     </w:p>
     <w:p>
       <w:pPr>
         <w:numPr>
           <w:ilvl w:val="0"/>
-          <w:numId w:val="19"/>
+          <w:numId w:val="21"/>
         </w:numPr>
         <w:spacing w:before="100" w:beforeAutospacing="1" w:after="100" w:afterAutospacing="1" w:line="240" w:lineRule="auto"/>
         <w:rPr>
@@ -5812,14 +7335,14 @@
           <w:szCs w:val="24"/>
           <w:lang w:eastAsia="ru-RU"/>
         </w:rPr>
-        <w:t>Route Transitions;</w:t>
+        <w:t>File Validation;</w:t>
       </w:r>
     </w:p>
     <w:p>
       <w:pPr>
         <w:numPr>
           <w:ilvl w:val="0"/>
-          <w:numId w:val="19"/>
+          <w:numId w:val="21"/>
         </w:numPr>
         <w:spacing w:before="100" w:beforeAutospacing="1" w:after="100" w:afterAutospacing="1" w:line="240" w:lineRule="auto"/>
         <w:rPr>
@@ -5836,14 +7359,14 @@
           <w:szCs w:val="24"/>
           <w:lang w:eastAsia="ru-RU"/>
         </w:rPr>
-        <w:t>Memory Cards;</w:t>
+        <w:t>Security Headers;</w:t>
       </w:r>
     </w:p>
     <w:p>
       <w:pPr>
         <w:numPr>
           <w:ilvl w:val="0"/>
-          <w:numId w:val="19"/>
+          <w:numId w:val="21"/>
         </w:numPr>
         <w:spacing w:before="100" w:beforeAutospacing="1" w:after="100" w:afterAutospacing="1" w:line="240" w:lineRule="auto"/>
         <w:rPr>
@@ -5860,56 +7383,14 @@
           <w:szCs w:val="24"/>
           <w:lang w:eastAsia="ru-RU"/>
         </w:rPr>
-        <w:t>Photo Transitions.</w:t>
-      </w:r>
-    </w:p>
-    <w:p>
-      <w:pPr>
-        <w:spacing w:after="0" w:line="240" w:lineRule="auto"/>
-        <w:rPr>
-          <w:rFonts w:ascii="Times New Roman" w:eastAsia="Times New Roman" w:hAnsi="Times New Roman" w:cs="Times New Roman"/>
-          <w:sz w:val="24"/>
-          <w:szCs w:val="24"/>
-          <w:lang w:eastAsia="ru-RU"/>
-        </w:rPr>
-      </w:pPr>
-      <w:r>
-        <w:rPr>
-          <w:rFonts w:ascii="Times New Roman" w:eastAsia="Times New Roman" w:hAnsi="Times New Roman" w:cs="Times New Roman"/>
-          <w:sz w:val="24"/>
-          <w:szCs w:val="24"/>
-          <w:lang w:eastAsia="ru-RU"/>
-        </w:rPr>
-        <w:pict w14:anchorId="09F9D77E">
-          <v:rect id="_x0000_i1065" style="width:0;height:1.5pt" o:hralign="center" o:hrstd="t" o:hr="t" fillcolor="#a0a0a0" stroked="f"/>
-        </w:pict>
-      </w:r>
-    </w:p>
-    <w:p>
-      <w:pPr>
-        <w:spacing w:before="100" w:beforeAutospacing="1" w:after="100" w:afterAutospacing="1" w:line="240" w:lineRule="auto"/>
-        <w:rPr>
-          <w:rFonts w:ascii="Times New Roman" w:eastAsia="Times New Roman" w:hAnsi="Times New Roman" w:cs="Times New Roman"/>
-          <w:sz w:val="24"/>
-          <w:szCs w:val="24"/>
-          <w:lang w:eastAsia="ru-RU"/>
-        </w:rPr>
-      </w:pPr>
-      <w:r>
-        <w:rPr>
-          <w:rFonts w:ascii="Times New Roman" w:eastAsia="Times New Roman" w:hAnsi="Times New Roman" w:cs="Times New Roman"/>
-          <w:sz w:val="24"/>
-          <w:szCs w:val="24"/>
-          <w:lang w:eastAsia="ru-RU"/>
-        </w:rPr>
-        <w:t>Backend:</w:t>
+        <w:t>Access Review;</w:t>
       </w:r>
     </w:p>
     <w:p>
       <w:pPr>
         <w:numPr>
           <w:ilvl w:val="0"/>
-          <w:numId w:val="20"/>
+          <w:numId w:val="21"/>
         </w:numPr>
         <w:spacing w:before="100" w:beforeAutospacing="1" w:after="100" w:afterAutospacing="1" w:line="240" w:lineRule="auto"/>
         <w:rPr>
@@ -5926,7 +7407,31 @@
           <w:szCs w:val="24"/>
           <w:lang w:eastAsia="ru-RU"/>
         </w:rPr>
-        <w:t>использование Playback API.</w:t>
+        <w:t>IDOR Review;</w:t>
+      </w:r>
+    </w:p>
+    <w:p>
+      <w:pPr>
+        <w:numPr>
+          <w:ilvl w:val="0"/>
+          <w:numId w:val="21"/>
+        </w:numPr>
+        <w:spacing w:before="100" w:beforeAutospacing="1" w:after="100" w:afterAutospacing="1" w:line="240" w:lineRule="auto"/>
+        <w:rPr>
+          <w:rFonts w:ascii="Times New Roman" w:eastAsia="Times New Roman" w:hAnsi="Times New Roman" w:cs="Times New Roman"/>
+          <w:sz w:val="24"/>
+          <w:szCs w:val="24"/>
+          <w:lang w:eastAsia="ru-RU"/>
+        </w:rPr>
+      </w:pPr>
+      <w:r>
+        <w:rPr>
+          <w:rFonts w:ascii="Times New Roman" w:eastAsia="Times New Roman" w:hAnsi="Times New Roman" w:cs="Times New Roman"/>
+          <w:sz w:val="24"/>
+          <w:szCs w:val="24"/>
+          <w:lang w:eastAsia="ru-RU"/>
+        </w:rPr>
+        <w:t>JWT Review.</w:t>
       </w:r>
     </w:p>
     <w:p>
@@ -5946,8 +7451,9 @@
           <w:szCs w:val="24"/>
           <w:lang w:eastAsia="ru-RU"/>
         </w:rPr>
-        <w:pict w14:anchorId="50CCA8E8">
-          <v:rect id="_x0000_i1066" style="width:0;height:1.5pt" o:hralign="center" o:hrstd="t" o:hr="t" fillcolor="#a0a0a0" stroked="f"/>
+        <w:lastRenderedPageBreak/>
+        <w:pict w14:anchorId="5567F8FA">
+          <v:rect id="_x0000_i1067" style="width:0;height:1.5pt" o:hralign="center" o:hrstd="t" o:hr="t" fillcolor="#a0a0a0" stroked="f"/>
         </w:pict>
       </w:r>
     </w:p>
@@ -5958,17 +7464,26 @@
           <w:rFonts w:ascii="Times New Roman" w:eastAsia="Times New Roman" w:hAnsi="Times New Roman" w:cs="Times New Roman"/>
           <w:sz w:val="24"/>
           <w:szCs w:val="24"/>
-          <w:lang w:eastAsia="ru-RU"/>
-        </w:rPr>
-      </w:pPr>
-      <w:r>
-        <w:rPr>
-          <w:rFonts w:ascii="Times New Roman" w:eastAsia="Times New Roman" w:hAnsi="Times New Roman" w:cs="Times New Roman"/>
-          <w:sz w:val="24"/>
-          <w:szCs w:val="24"/>
-          <w:lang w:eastAsia="ru-RU"/>
-        </w:rPr>
-        <w:t>Результат:</w:t>
+          <w:lang w:val="en-US" w:eastAsia="ru-RU"/>
+        </w:rPr>
+      </w:pPr>
+      <w:r>
+        <w:rPr>
+          <w:rFonts w:ascii="Times New Roman" w:eastAsia="Times New Roman" w:hAnsi="Times New Roman" w:cs="Times New Roman"/>
+          <w:sz w:val="24"/>
+          <w:szCs w:val="24"/>
+          <w:lang w:eastAsia="ru-RU"/>
+        </w:rPr>
+        <w:t>Результат</w:t>
+      </w:r>
+      <w:r>
+        <w:rPr>
+          <w:rFonts w:ascii="Times New Roman" w:eastAsia="Times New Roman" w:hAnsi="Times New Roman" w:cs="Times New Roman"/>
+          <w:sz w:val="24"/>
+          <w:szCs w:val="24"/>
+          <w:lang w:val="en-US" w:eastAsia="ru-RU"/>
+        </w:rPr>
+        <w:t>:</w:t>
       </w:r>
     </w:p>
     <w:p>
@@ -5996,7 +7511,7 @@
           <w:rFonts w:ascii="Courier New" w:eastAsia="Times New Roman" w:hAnsi="Courier New" w:cs="Courier New"/>
           <w:sz w:val="20"/>
           <w:szCs w:val="20"/>
-          <w:lang w:eastAsia="ru-RU"/>
+          <w:lang w:val="en-US" w:eastAsia="ru-RU"/>
         </w:rPr>
       </w:pPr>
       <w:r>
@@ -6004,9 +7519,9 @@
           <w:rFonts w:ascii="Courier New" w:eastAsia="Times New Roman" w:hAnsi="Courier New" w:cs="Courier New"/>
           <w:sz w:val="20"/>
           <w:szCs w:val="20"/>
-          <w:lang w:eastAsia="ru-RU"/>
-        </w:rPr>
-        <w:t>История воспроизводится как путешествие.</w:t>
+          <w:lang w:val="en-US" w:eastAsia="ru-RU"/>
+        </w:rPr>
+        <w:t>Production-ready security baseline.</w:t>
       </w:r>
     </w:p>
     <w:p>
@@ -6026,8 +7541,8 @@
           <w:szCs w:val="24"/>
           <w:lang w:eastAsia="ru-RU"/>
         </w:rPr>
-        <w:pict w14:anchorId="5678A598">
-          <v:rect id="_x0000_i1067" style="width:0;height:1.5pt" o:hralign="center" o:hrstd="t" o:hr="t" fillcolor="#a0a0a0" stroked="f"/>
+        <w:pict w14:anchorId="10C780F0">
+          <v:rect id="_x0000_i1068" style="width:0;height:1.5pt" o:hralign="center" o:hrstd="t" o:hr="t" fillcolor="#a0a0a0" stroked="f"/>
         </w:pict>
       </w:r>
     </w:p>
@@ -6055,7 +7570,7 @@
           <w:szCs w:val="48"/>
           <w:lang w:eastAsia="ru-RU"/>
         </w:rPr>
-        <w:t>Phase 10</w:t>
+        <w:t>Phase 11</w:t>
       </w:r>
     </w:p>
     <w:p>
@@ -6080,7 +7595,7 @@
           <w:szCs w:val="36"/>
           <w:lang w:eastAsia="ru-RU"/>
         </w:rPr>
-        <w:t>Security Hardening</w:t>
+        <w:t>Closed Beta</w:t>
       </w:r>
     </w:p>
     <w:p>
@@ -6120,7 +7635,7 @@
           <w:szCs w:val="24"/>
           <w:lang w:eastAsia="ru-RU"/>
         </w:rPr>
-        <w:t>Подготовить систему к реальным пользователям.</w:t>
+        <w:t>Проверка продукта реальными пользователями.</w:t>
       </w:r>
     </w:p>
     <w:p>
@@ -6140,8 +7655,8 @@
           <w:szCs w:val="24"/>
           <w:lang w:eastAsia="ru-RU"/>
         </w:rPr>
-        <w:pict w14:anchorId="6D75A5D6">
-          <v:rect id="_x0000_i1068" style="width:0;height:1.5pt" o:hralign="center" o:hrstd="t" o:hr="t" fillcolor="#a0a0a0" stroked="f"/>
+        <w:pict w14:anchorId="50AA432A">
+          <v:rect id="_x0000_i1069" style="width:0;height:1.5pt" o:hralign="center" o:hrstd="t" o:hr="t" fillcolor="#a0a0a0" stroked="f"/>
         </w:pict>
       </w:r>
     </w:p>
@@ -6162,14 +7677,14 @@
           <w:szCs w:val="24"/>
           <w:lang w:eastAsia="ru-RU"/>
         </w:rPr>
-        <w:t>Реализовать:</w:t>
+        <w:t>Пригласить:</w:t>
       </w:r>
     </w:p>
     <w:p>
       <w:pPr>
         <w:numPr>
           <w:ilvl w:val="0"/>
-          <w:numId w:val="21"/>
+          <w:numId w:val="22"/>
         </w:numPr>
         <w:spacing w:before="100" w:beforeAutospacing="1" w:after="100" w:afterAutospacing="1" w:line="240" w:lineRule="auto"/>
         <w:rPr>
@@ -6186,14 +7701,14 @@
           <w:szCs w:val="24"/>
           <w:lang w:eastAsia="ru-RU"/>
         </w:rPr>
-        <w:t>Rate Limiting;</w:t>
+        <w:t>друзей;</w:t>
       </w:r>
     </w:p>
     <w:p>
       <w:pPr>
         <w:numPr>
           <w:ilvl w:val="0"/>
-          <w:numId w:val="21"/>
+          <w:numId w:val="22"/>
         </w:numPr>
         <w:spacing w:before="100" w:beforeAutospacing="1" w:after="100" w:afterAutospacing="1" w:line="240" w:lineRule="auto"/>
         <w:rPr>
@@ -6210,14 +7725,14 @@
           <w:szCs w:val="24"/>
           <w:lang w:eastAsia="ru-RU"/>
         </w:rPr>
-        <w:t>File Validation;</w:t>
+        <w:t>родственников;</w:t>
       </w:r>
     </w:p>
     <w:p>
       <w:pPr>
         <w:numPr>
           <w:ilvl w:val="0"/>
-          <w:numId w:val="21"/>
+          <w:numId w:val="22"/>
         </w:numPr>
         <w:spacing w:before="100" w:beforeAutospacing="1" w:after="100" w:afterAutospacing="1" w:line="240" w:lineRule="auto"/>
         <w:rPr>
@@ -6234,14 +7749,56 @@
           <w:szCs w:val="24"/>
           <w:lang w:eastAsia="ru-RU"/>
         </w:rPr>
-        <w:t>Security Headers;</w:t>
+        <w:t>пары.</w:t>
+      </w:r>
+    </w:p>
+    <w:p>
+      <w:pPr>
+        <w:spacing w:after="0" w:line="240" w:lineRule="auto"/>
+        <w:rPr>
+          <w:rFonts w:ascii="Times New Roman" w:eastAsia="Times New Roman" w:hAnsi="Times New Roman" w:cs="Times New Roman"/>
+          <w:sz w:val="24"/>
+          <w:szCs w:val="24"/>
+          <w:lang w:eastAsia="ru-RU"/>
+        </w:rPr>
+      </w:pPr>
+      <w:r>
+        <w:rPr>
+          <w:rFonts w:ascii="Times New Roman" w:eastAsia="Times New Roman" w:hAnsi="Times New Roman" w:cs="Times New Roman"/>
+          <w:sz w:val="24"/>
+          <w:szCs w:val="24"/>
+          <w:lang w:eastAsia="ru-RU"/>
+        </w:rPr>
+        <w:pict w14:anchorId="2EDF8324">
+          <v:rect id="_x0000_i1070" style="width:0;height:1.5pt" o:hralign="center" o:hrstd="t" o:hr="t" fillcolor="#a0a0a0" stroked="f"/>
+        </w:pict>
+      </w:r>
+    </w:p>
+    <w:p>
+      <w:pPr>
+        <w:spacing w:before="100" w:beforeAutospacing="1" w:after="100" w:afterAutospacing="1" w:line="240" w:lineRule="auto"/>
+        <w:rPr>
+          <w:rFonts w:ascii="Times New Roman" w:eastAsia="Times New Roman" w:hAnsi="Times New Roman" w:cs="Times New Roman"/>
+          <w:sz w:val="24"/>
+          <w:szCs w:val="24"/>
+          <w:lang w:eastAsia="ru-RU"/>
+        </w:rPr>
+      </w:pPr>
+      <w:r>
+        <w:rPr>
+          <w:rFonts w:ascii="Times New Roman" w:eastAsia="Times New Roman" w:hAnsi="Times New Roman" w:cs="Times New Roman"/>
+          <w:sz w:val="24"/>
+          <w:szCs w:val="24"/>
+          <w:lang w:eastAsia="ru-RU"/>
+        </w:rPr>
+        <w:t>Собрать:</w:t>
       </w:r>
     </w:p>
     <w:p>
       <w:pPr>
         <w:numPr>
           <w:ilvl w:val="0"/>
-          <w:numId w:val="21"/>
+          <w:numId w:val="23"/>
         </w:numPr>
         <w:spacing w:before="100" w:beforeAutospacing="1" w:after="100" w:afterAutospacing="1" w:line="240" w:lineRule="auto"/>
         <w:rPr>
@@ -6258,14 +7815,14 @@
           <w:szCs w:val="24"/>
           <w:lang w:eastAsia="ru-RU"/>
         </w:rPr>
-        <w:t>Access Review;</w:t>
+        <w:t>UX Feedback;</w:t>
       </w:r>
     </w:p>
     <w:p>
       <w:pPr>
         <w:numPr>
           <w:ilvl w:val="0"/>
-          <w:numId w:val="21"/>
+          <w:numId w:val="23"/>
         </w:numPr>
         <w:spacing w:before="100" w:beforeAutospacing="1" w:after="100" w:afterAutospacing="1" w:line="240" w:lineRule="auto"/>
         <w:rPr>
@@ -6282,31 +7839,31 @@
           <w:szCs w:val="24"/>
           <w:lang w:eastAsia="ru-RU"/>
         </w:rPr>
-        <w:t>IDOR Review;</w:t>
+        <w:t>Bug Reports;</w:t>
       </w:r>
     </w:p>
     <w:p>
       <w:pPr>
         <w:numPr>
           <w:ilvl w:val="0"/>
-          <w:numId w:val="21"/>
+          <w:numId w:val="23"/>
         </w:numPr>
         <w:spacing w:before="100" w:beforeAutospacing="1" w:after="100" w:afterAutospacing="1" w:line="240" w:lineRule="auto"/>
         <w:rPr>
           <w:rFonts w:ascii="Times New Roman" w:eastAsia="Times New Roman" w:hAnsi="Times New Roman" w:cs="Times New Roman"/>
           <w:sz w:val="24"/>
           <w:szCs w:val="24"/>
-          <w:lang w:eastAsia="ru-RU"/>
-        </w:rPr>
-      </w:pPr>
-      <w:r>
-        <w:rPr>
-          <w:rFonts w:ascii="Times New Roman" w:eastAsia="Times New Roman" w:hAnsi="Times New Roman" w:cs="Times New Roman"/>
-          <w:sz w:val="24"/>
-          <w:szCs w:val="24"/>
-          <w:lang w:eastAsia="ru-RU"/>
-        </w:rPr>
-        <w:t>JWT Review.</w:t>
+          <w:lang w:val="en-US" w:eastAsia="ru-RU"/>
+        </w:rPr>
+      </w:pPr>
+      <w:r>
+        <w:rPr>
+          <w:rFonts w:ascii="Times New Roman" w:eastAsia="Times New Roman" w:hAnsi="Times New Roman" w:cs="Times New Roman"/>
+          <w:sz w:val="24"/>
+          <w:szCs w:val="24"/>
+          <w:lang w:val="en-US" w:eastAsia="ru-RU"/>
+        </w:rPr>
+        <w:t>Feature Requests.</w:t>
       </w:r>
     </w:p>
     <w:p>
@@ -6326,8 +7883,8 @@
           <w:szCs w:val="24"/>
           <w:lang w:eastAsia="ru-RU"/>
         </w:rPr>
-        <w:pict w14:anchorId="5567F8FA">
-          <v:rect id="_x0000_i1069" style="width:0;height:1.5pt" o:hralign="center" o:hrstd="t" o:hr="t" fillcolor="#a0a0a0" stroked="f"/>
+        <w:pict w14:anchorId="4FB6D099">
+          <v:rect id="_x0000_i1071" style="width:0;height:1.5pt" o:hralign="center" o:hrstd="t" o:hr="t" fillcolor="#a0a0a0" stroked="f"/>
         </w:pict>
       </w:r>
     </w:p>
@@ -6338,27 +7895,17 @@
           <w:rFonts w:ascii="Times New Roman" w:eastAsia="Times New Roman" w:hAnsi="Times New Roman" w:cs="Times New Roman"/>
           <w:sz w:val="24"/>
           <w:szCs w:val="24"/>
-          <w:lang w:val="en-US" w:eastAsia="ru-RU"/>
-        </w:rPr>
-      </w:pPr>
-      <w:r>
-        <w:rPr>
-          <w:rFonts w:ascii="Times New Roman" w:eastAsia="Times New Roman" w:hAnsi="Times New Roman" w:cs="Times New Roman"/>
-          <w:sz w:val="24"/>
-          <w:szCs w:val="24"/>
-          <w:lang w:eastAsia="ru-RU"/>
-        </w:rPr>
-        <w:lastRenderedPageBreak/>
-        <w:t>Результат</w:t>
-      </w:r>
-      <w:r>
-        <w:rPr>
-          <w:rFonts w:ascii="Times New Roman" w:eastAsia="Times New Roman" w:hAnsi="Times New Roman" w:cs="Times New Roman"/>
-          <w:sz w:val="24"/>
-          <w:szCs w:val="24"/>
-          <w:lang w:val="en-US" w:eastAsia="ru-RU"/>
-        </w:rPr>
-        <w:t>:</w:t>
+          <w:lang w:eastAsia="ru-RU"/>
+        </w:rPr>
+      </w:pPr>
+      <w:r>
+        <w:rPr>
+          <w:rFonts w:ascii="Times New Roman" w:eastAsia="Times New Roman" w:hAnsi="Times New Roman" w:cs="Times New Roman"/>
+          <w:sz w:val="24"/>
+          <w:szCs w:val="24"/>
+          <w:lang w:eastAsia="ru-RU"/>
+        </w:rPr>
+        <w:t>Результат:</w:t>
       </w:r>
     </w:p>
     <w:p>
@@ -6386,7 +7933,7 @@
           <w:rFonts w:ascii="Courier New" w:eastAsia="Times New Roman" w:hAnsi="Courier New" w:cs="Courier New"/>
           <w:sz w:val="20"/>
           <w:szCs w:val="20"/>
-          <w:lang w:val="en-US" w:eastAsia="ru-RU"/>
+          <w:lang w:eastAsia="ru-RU"/>
         </w:rPr>
       </w:pPr>
       <w:r>
@@ -6394,9 +7941,9 @@
           <w:rFonts w:ascii="Courier New" w:eastAsia="Times New Roman" w:hAnsi="Courier New" w:cs="Courier New"/>
           <w:sz w:val="20"/>
           <w:szCs w:val="20"/>
-          <w:lang w:val="en-US" w:eastAsia="ru-RU"/>
-        </w:rPr>
-        <w:t>Production-ready security baseline.</w:t>
+          <w:lang w:eastAsia="ru-RU"/>
+        </w:rPr>
+        <w:t>Первая реальная обратная связь.</w:t>
       </w:r>
     </w:p>
     <w:p>
@@ -6416,8 +7963,8 @@
           <w:szCs w:val="24"/>
           <w:lang w:eastAsia="ru-RU"/>
         </w:rPr>
-        <w:pict w14:anchorId="10C780F0">
-          <v:rect id="_x0000_i1070" style="width:0;height:1.5pt" o:hralign="center" o:hrstd="t" o:hr="t" fillcolor="#a0a0a0" stroked="f"/>
+        <w:pict w14:anchorId="336D533A">
+          <v:rect id="_x0000_i1072" style="width:0;height:1.5pt" o:hralign="center" o:hrstd="t" o:hr="t" fillcolor="#a0a0a0" stroked="f"/>
         </w:pict>
       </w:r>
     </w:p>
@@ -6445,7 +7992,7 @@
           <w:szCs w:val="48"/>
           <w:lang w:eastAsia="ru-RU"/>
         </w:rPr>
-        <w:t>Phase 11</w:t>
+        <w:t>Phase 12</w:t>
       </w:r>
     </w:p>
     <w:p>
@@ -6470,96 +8017,34 @@
           <w:szCs w:val="36"/>
           <w:lang w:eastAsia="ru-RU"/>
         </w:rPr>
-        <w:t>Closed Beta</w:t>
-      </w:r>
-    </w:p>
-    <w:p>
-      <w:pPr>
-        <w:spacing w:before="100" w:beforeAutospacing="1" w:after="100" w:afterAutospacing="1" w:line="240" w:lineRule="auto"/>
-        <w:rPr>
-          <w:rFonts w:ascii="Times New Roman" w:eastAsia="Times New Roman" w:hAnsi="Times New Roman" w:cs="Times New Roman"/>
-          <w:sz w:val="24"/>
-          <w:szCs w:val="24"/>
-          <w:lang w:eastAsia="ru-RU"/>
-        </w:rPr>
-      </w:pPr>
-      <w:r>
-        <w:rPr>
-          <w:rFonts w:ascii="Times New Roman" w:eastAsia="Times New Roman" w:hAnsi="Times New Roman" w:cs="Times New Roman"/>
-          <w:sz w:val="24"/>
-          <w:szCs w:val="24"/>
-          <w:lang w:eastAsia="ru-RU"/>
-        </w:rPr>
-        <w:t>Цель:</w:t>
-      </w:r>
-    </w:p>
-    <w:p>
-      <w:pPr>
-        <w:spacing w:before="100" w:beforeAutospacing="1" w:after="100" w:afterAutospacing="1" w:line="240" w:lineRule="auto"/>
-        <w:rPr>
-          <w:rFonts w:ascii="Times New Roman" w:eastAsia="Times New Roman" w:hAnsi="Times New Roman" w:cs="Times New Roman"/>
-          <w:sz w:val="24"/>
-          <w:szCs w:val="24"/>
-          <w:lang w:eastAsia="ru-RU"/>
-        </w:rPr>
-      </w:pPr>
-      <w:r>
-        <w:rPr>
-          <w:rFonts w:ascii="Times New Roman" w:eastAsia="Times New Roman" w:hAnsi="Times New Roman" w:cs="Times New Roman"/>
-          <w:sz w:val="24"/>
-          <w:szCs w:val="24"/>
-          <w:lang w:eastAsia="ru-RU"/>
-        </w:rPr>
-        <w:t>Проверка продукта реальными пользователями.</w:t>
-      </w:r>
-    </w:p>
-    <w:p>
-      <w:pPr>
-        <w:spacing w:after="0" w:line="240" w:lineRule="auto"/>
-        <w:rPr>
-          <w:rFonts w:ascii="Times New Roman" w:eastAsia="Times New Roman" w:hAnsi="Times New Roman" w:cs="Times New Roman"/>
-          <w:sz w:val="24"/>
-          <w:szCs w:val="24"/>
-          <w:lang w:eastAsia="ru-RU"/>
-        </w:rPr>
-      </w:pPr>
-      <w:r>
-        <w:rPr>
-          <w:rFonts w:ascii="Times New Roman" w:eastAsia="Times New Roman" w:hAnsi="Times New Roman" w:cs="Times New Roman"/>
-          <w:sz w:val="24"/>
-          <w:szCs w:val="24"/>
-          <w:lang w:eastAsia="ru-RU"/>
-        </w:rPr>
-        <w:pict w14:anchorId="50AA432A">
-          <v:rect id="_x0000_i1071" style="width:0;height:1.5pt" o:hralign="center" o:hrstd="t" o:hr="t" fillcolor="#a0a0a0" stroked="f"/>
-        </w:pict>
-      </w:r>
-    </w:p>
-    <w:p>
-      <w:pPr>
-        <w:spacing w:before="100" w:beforeAutospacing="1" w:after="100" w:afterAutospacing="1" w:line="240" w:lineRule="auto"/>
-        <w:rPr>
-          <w:rFonts w:ascii="Times New Roman" w:eastAsia="Times New Roman" w:hAnsi="Times New Roman" w:cs="Times New Roman"/>
-          <w:sz w:val="24"/>
-          <w:szCs w:val="24"/>
-          <w:lang w:eastAsia="ru-RU"/>
-        </w:rPr>
-      </w:pPr>
-      <w:r>
-        <w:rPr>
-          <w:rFonts w:ascii="Times New Roman" w:eastAsia="Times New Roman" w:hAnsi="Times New Roman" w:cs="Times New Roman"/>
-          <w:sz w:val="24"/>
-          <w:szCs w:val="24"/>
-          <w:lang w:eastAsia="ru-RU"/>
-        </w:rPr>
-        <w:t>Пригласить:</w:t>
+        <w:t>MVP Release</w:t>
+      </w:r>
+    </w:p>
+    <w:p>
+      <w:pPr>
+        <w:spacing w:before="100" w:beforeAutospacing="1" w:after="100" w:afterAutospacing="1" w:line="240" w:lineRule="auto"/>
+        <w:rPr>
+          <w:rFonts w:ascii="Times New Roman" w:eastAsia="Times New Roman" w:hAnsi="Times New Roman" w:cs="Times New Roman"/>
+          <w:sz w:val="24"/>
+          <w:szCs w:val="24"/>
+          <w:lang w:eastAsia="ru-RU"/>
+        </w:rPr>
+      </w:pPr>
+      <w:r>
+        <w:rPr>
+          <w:rFonts w:ascii="Times New Roman" w:eastAsia="Times New Roman" w:hAnsi="Times New Roman" w:cs="Times New Roman"/>
+          <w:sz w:val="24"/>
+          <w:szCs w:val="24"/>
+          <w:lang w:eastAsia="ru-RU"/>
+        </w:rPr>
+        <w:t>Условия готовности:</w:t>
       </w:r>
     </w:p>
     <w:p>
       <w:pPr>
         <w:numPr>
           <w:ilvl w:val="0"/>
-          <w:numId w:val="22"/>
+          <w:numId w:val="24"/>
         </w:numPr>
         <w:spacing w:before="100" w:beforeAutospacing="1" w:after="100" w:afterAutospacing="1" w:line="240" w:lineRule="auto"/>
         <w:rPr>
@@ -6576,14 +8061,14 @@
           <w:szCs w:val="24"/>
           <w:lang w:eastAsia="ru-RU"/>
         </w:rPr>
-        <w:t>друзей;</w:t>
+        <w:t>Android Release Build;</w:t>
       </w:r>
     </w:p>
     <w:p>
       <w:pPr>
         <w:numPr>
           <w:ilvl w:val="0"/>
-          <w:numId w:val="22"/>
+          <w:numId w:val="24"/>
         </w:numPr>
         <w:spacing w:before="100" w:beforeAutospacing="1" w:after="100" w:afterAutospacing="1" w:line="240" w:lineRule="auto"/>
         <w:rPr>
@@ -6600,14 +8085,14 @@
           <w:szCs w:val="24"/>
           <w:lang w:eastAsia="ru-RU"/>
         </w:rPr>
-        <w:t>родственников;</w:t>
+        <w:t>iOS Release Build;</w:t>
       </w:r>
     </w:p>
     <w:p>
       <w:pPr>
         <w:numPr>
           <w:ilvl w:val="0"/>
-          <w:numId w:val="22"/>
+          <w:numId w:val="24"/>
         </w:numPr>
         <w:spacing w:before="100" w:beforeAutospacing="1" w:after="100" w:afterAutospacing="1" w:line="240" w:lineRule="auto"/>
         <w:rPr>
@@ -6624,56 +8109,14 @@
           <w:szCs w:val="24"/>
           <w:lang w:eastAsia="ru-RU"/>
         </w:rPr>
-        <w:t>пары.</w:t>
-      </w:r>
-    </w:p>
-    <w:p>
-      <w:pPr>
-        <w:spacing w:after="0" w:line="240" w:lineRule="auto"/>
-        <w:rPr>
-          <w:rFonts w:ascii="Times New Roman" w:eastAsia="Times New Roman" w:hAnsi="Times New Roman" w:cs="Times New Roman"/>
-          <w:sz w:val="24"/>
-          <w:szCs w:val="24"/>
-          <w:lang w:eastAsia="ru-RU"/>
-        </w:rPr>
-      </w:pPr>
-      <w:r>
-        <w:rPr>
-          <w:rFonts w:ascii="Times New Roman" w:eastAsia="Times New Roman" w:hAnsi="Times New Roman" w:cs="Times New Roman"/>
-          <w:sz w:val="24"/>
-          <w:szCs w:val="24"/>
-          <w:lang w:eastAsia="ru-RU"/>
-        </w:rPr>
-        <w:pict w14:anchorId="2EDF8324">
-          <v:rect id="_x0000_i1072" style="width:0;height:1.5pt" o:hralign="center" o:hrstd="t" o:hr="t" fillcolor="#a0a0a0" stroked="f"/>
-        </w:pict>
-      </w:r>
-    </w:p>
-    <w:p>
-      <w:pPr>
-        <w:spacing w:before="100" w:beforeAutospacing="1" w:after="100" w:afterAutospacing="1" w:line="240" w:lineRule="auto"/>
-        <w:rPr>
-          <w:rFonts w:ascii="Times New Roman" w:eastAsia="Times New Roman" w:hAnsi="Times New Roman" w:cs="Times New Roman"/>
-          <w:sz w:val="24"/>
-          <w:szCs w:val="24"/>
-          <w:lang w:eastAsia="ru-RU"/>
-        </w:rPr>
-      </w:pPr>
-      <w:r>
-        <w:rPr>
-          <w:rFonts w:ascii="Times New Roman" w:eastAsia="Times New Roman" w:hAnsi="Times New Roman" w:cs="Times New Roman"/>
-          <w:sz w:val="24"/>
-          <w:szCs w:val="24"/>
-          <w:lang w:eastAsia="ru-RU"/>
-        </w:rPr>
-        <w:t>Собрать:</w:t>
+        <w:t>Production Backend;</w:t>
       </w:r>
     </w:p>
     <w:p>
       <w:pPr>
         <w:numPr>
           <w:ilvl w:val="0"/>
-          <w:numId w:val="23"/>
+          <w:numId w:val="24"/>
         </w:numPr>
         <w:spacing w:before="100" w:beforeAutospacing="1" w:after="100" w:afterAutospacing="1" w:line="240" w:lineRule="auto"/>
         <w:rPr>
@@ -6690,14 +8133,14 @@
           <w:szCs w:val="24"/>
           <w:lang w:eastAsia="ru-RU"/>
         </w:rPr>
-        <w:t>UX Feedback;</w:t>
+        <w:t>Production PostgreSQL;</w:t>
       </w:r>
     </w:p>
     <w:p>
       <w:pPr>
         <w:numPr>
           <w:ilvl w:val="0"/>
-          <w:numId w:val="23"/>
+          <w:numId w:val="24"/>
         </w:numPr>
         <w:spacing w:before="100" w:beforeAutospacing="1" w:after="100" w:afterAutospacing="1" w:line="240" w:lineRule="auto"/>
         <w:rPr>
@@ -6714,14 +8157,14 @@
           <w:szCs w:val="24"/>
           <w:lang w:eastAsia="ru-RU"/>
         </w:rPr>
-        <w:t>Bug Reports;</w:t>
+        <w:t>Production MinIO;</w:t>
       </w:r>
     </w:p>
     <w:p>
       <w:pPr>
         <w:numPr>
           <w:ilvl w:val="0"/>
-          <w:numId w:val="23"/>
+          <w:numId w:val="24"/>
         </w:numPr>
         <w:spacing w:before="100" w:beforeAutospacing="1" w:after="100" w:afterAutospacing="1" w:line="240" w:lineRule="auto"/>
         <w:rPr>
@@ -6738,7 +8181,32 @@
           <w:szCs w:val="24"/>
           <w:lang w:eastAsia="ru-RU"/>
         </w:rPr>
-        <w:t>Feature Requests.</w:t>
+        <w:lastRenderedPageBreak/>
+        <w:t>Monitoring;</w:t>
+      </w:r>
+    </w:p>
+    <w:p>
+      <w:pPr>
+        <w:numPr>
+          <w:ilvl w:val="0"/>
+          <w:numId w:val="24"/>
+        </w:numPr>
+        <w:spacing w:before="100" w:beforeAutospacing="1" w:after="100" w:afterAutospacing="1" w:line="240" w:lineRule="auto"/>
+        <w:rPr>
+          <w:rFonts w:ascii="Times New Roman" w:eastAsia="Times New Roman" w:hAnsi="Times New Roman" w:cs="Times New Roman"/>
+          <w:sz w:val="24"/>
+          <w:szCs w:val="24"/>
+          <w:lang w:eastAsia="ru-RU"/>
+        </w:rPr>
+      </w:pPr>
+      <w:r>
+        <w:rPr>
+          <w:rFonts w:ascii="Times New Roman" w:eastAsia="Times New Roman" w:hAnsi="Times New Roman" w:cs="Times New Roman"/>
+          <w:sz w:val="24"/>
+          <w:szCs w:val="24"/>
+          <w:lang w:eastAsia="ru-RU"/>
+        </w:rPr>
+        <w:t>Backups.</w:t>
       </w:r>
     </w:p>
     <w:p>
@@ -6758,7 +8226,7 @@
           <w:szCs w:val="24"/>
           <w:lang w:eastAsia="ru-RU"/>
         </w:rPr>
-        <w:pict w14:anchorId="4FB6D099">
+        <w:pict w14:anchorId="041EA327">
           <v:rect id="_x0000_i1073" style="width:0;height:1.5pt" o:hralign="center" o:hrstd="t" o:hr="t" fillcolor="#a0a0a0" stroked="f"/>
         </w:pict>
       </w:r>
@@ -6818,7 +8286,7 @@
           <w:szCs w:val="20"/>
           <w:lang w:eastAsia="ru-RU"/>
         </w:rPr>
-        <w:t>Первая реальная обратная связь.</w:t>
+        <w:t>Memory Map MVP опубликован.</w:t>
       </w:r>
     </w:p>
     <w:p>
@@ -6838,351 +8306,8 @@
           <w:szCs w:val="24"/>
           <w:lang w:eastAsia="ru-RU"/>
         </w:rPr>
-        <w:pict w14:anchorId="336D533A">
+        <w:pict w14:anchorId="2665C2CC">
           <v:rect id="_x0000_i1074" style="width:0;height:1.5pt" o:hralign="center" o:hrstd="t" o:hr="t" fillcolor="#a0a0a0" stroked="f"/>
-        </w:pict>
-      </w:r>
-    </w:p>
-    <w:p>
-      <w:pPr>
-        <w:spacing w:before="100" w:beforeAutospacing="1" w:after="100" w:afterAutospacing="1" w:line="240" w:lineRule="auto"/>
-        <w:outlineLvl w:val="0"/>
-        <w:rPr>
-          <w:rFonts w:ascii="Times New Roman" w:eastAsia="Times New Roman" w:hAnsi="Times New Roman" w:cs="Times New Roman"/>
-          <w:b/>
-          <w:bCs/>
-          <w:kern w:val="36"/>
-          <w:sz w:val="48"/>
-          <w:szCs w:val="48"/>
-          <w:lang w:eastAsia="ru-RU"/>
-        </w:rPr>
-      </w:pPr>
-      <w:r>
-        <w:rPr>
-          <w:rFonts w:ascii="Times New Roman" w:eastAsia="Times New Roman" w:hAnsi="Times New Roman" w:cs="Times New Roman"/>
-          <w:b/>
-          <w:bCs/>
-          <w:kern w:val="36"/>
-          <w:sz w:val="48"/>
-          <w:szCs w:val="48"/>
-          <w:lang w:eastAsia="ru-RU"/>
-        </w:rPr>
-        <w:t>Phase 12</w:t>
-      </w:r>
-    </w:p>
-    <w:p>
-      <w:pPr>
-        <w:spacing w:before="100" w:beforeAutospacing="1" w:after="100" w:afterAutospacing="1" w:line="240" w:lineRule="auto"/>
-        <w:outlineLvl w:val="1"/>
-        <w:rPr>
-          <w:rFonts w:ascii="Times New Roman" w:eastAsia="Times New Roman" w:hAnsi="Times New Roman" w:cs="Times New Roman"/>
-          <w:b/>
-          <w:bCs/>
-          <w:sz w:val="36"/>
-          <w:szCs w:val="36"/>
-          <w:lang w:eastAsia="ru-RU"/>
-        </w:rPr>
-      </w:pPr>
-      <w:r>
-        <w:rPr>
-          <w:rFonts w:ascii="Times New Roman" w:eastAsia="Times New Roman" w:hAnsi="Times New Roman" w:cs="Times New Roman"/>
-          <w:b/>
-          <w:bCs/>
-          <w:sz w:val="36"/>
-          <w:szCs w:val="36"/>
-          <w:lang w:eastAsia="ru-RU"/>
-        </w:rPr>
-        <w:t>MVP Release</w:t>
-      </w:r>
-    </w:p>
-    <w:p>
-      <w:pPr>
-        <w:spacing w:before="100" w:beforeAutospacing="1" w:after="100" w:afterAutospacing="1" w:line="240" w:lineRule="auto"/>
-        <w:rPr>
-          <w:rFonts w:ascii="Times New Roman" w:eastAsia="Times New Roman" w:hAnsi="Times New Roman" w:cs="Times New Roman"/>
-          <w:sz w:val="24"/>
-          <w:szCs w:val="24"/>
-          <w:lang w:eastAsia="ru-RU"/>
-        </w:rPr>
-      </w:pPr>
-      <w:r>
-        <w:rPr>
-          <w:rFonts w:ascii="Times New Roman" w:eastAsia="Times New Roman" w:hAnsi="Times New Roman" w:cs="Times New Roman"/>
-          <w:sz w:val="24"/>
-          <w:szCs w:val="24"/>
-          <w:lang w:eastAsia="ru-RU"/>
-        </w:rPr>
-        <w:t>Условия готовности:</w:t>
-      </w:r>
-    </w:p>
-    <w:p>
-      <w:pPr>
-        <w:numPr>
-          <w:ilvl w:val="0"/>
-          <w:numId w:val="24"/>
-        </w:numPr>
-        <w:spacing w:before="100" w:beforeAutospacing="1" w:after="100" w:afterAutospacing="1" w:line="240" w:lineRule="auto"/>
-        <w:rPr>
-          <w:rFonts w:ascii="Times New Roman" w:eastAsia="Times New Roman" w:hAnsi="Times New Roman" w:cs="Times New Roman"/>
-          <w:sz w:val="24"/>
-          <w:szCs w:val="24"/>
-          <w:lang w:eastAsia="ru-RU"/>
-        </w:rPr>
-      </w:pPr>
-      <w:r>
-        <w:rPr>
-          <w:rFonts w:ascii="Times New Roman" w:eastAsia="Times New Roman" w:hAnsi="Times New Roman" w:cs="Times New Roman"/>
-          <w:sz w:val="24"/>
-          <w:szCs w:val="24"/>
-          <w:lang w:eastAsia="ru-RU"/>
-        </w:rPr>
-        <w:t>Android Release Build;</w:t>
-      </w:r>
-    </w:p>
-    <w:p>
-      <w:pPr>
-        <w:numPr>
-          <w:ilvl w:val="0"/>
-          <w:numId w:val="24"/>
-        </w:numPr>
-        <w:spacing w:before="100" w:beforeAutospacing="1" w:after="100" w:afterAutospacing="1" w:line="240" w:lineRule="auto"/>
-        <w:rPr>
-          <w:rFonts w:ascii="Times New Roman" w:eastAsia="Times New Roman" w:hAnsi="Times New Roman" w:cs="Times New Roman"/>
-          <w:sz w:val="24"/>
-          <w:szCs w:val="24"/>
-          <w:lang w:eastAsia="ru-RU"/>
-        </w:rPr>
-      </w:pPr>
-      <w:r>
-        <w:rPr>
-          <w:rFonts w:ascii="Times New Roman" w:eastAsia="Times New Roman" w:hAnsi="Times New Roman" w:cs="Times New Roman"/>
-          <w:sz w:val="24"/>
-          <w:szCs w:val="24"/>
-          <w:lang w:eastAsia="ru-RU"/>
-        </w:rPr>
-        <w:t>iOS Release Build;</w:t>
-      </w:r>
-    </w:p>
-    <w:p>
-      <w:pPr>
-        <w:numPr>
-          <w:ilvl w:val="0"/>
-          <w:numId w:val="24"/>
-        </w:numPr>
-        <w:spacing w:before="100" w:beforeAutospacing="1" w:after="100" w:afterAutospacing="1" w:line="240" w:lineRule="auto"/>
-        <w:rPr>
-          <w:rFonts w:ascii="Times New Roman" w:eastAsia="Times New Roman" w:hAnsi="Times New Roman" w:cs="Times New Roman"/>
-          <w:sz w:val="24"/>
-          <w:szCs w:val="24"/>
-          <w:lang w:eastAsia="ru-RU"/>
-        </w:rPr>
-      </w:pPr>
-      <w:r>
-        <w:rPr>
-          <w:rFonts w:ascii="Times New Roman" w:eastAsia="Times New Roman" w:hAnsi="Times New Roman" w:cs="Times New Roman"/>
-          <w:sz w:val="24"/>
-          <w:szCs w:val="24"/>
-          <w:lang w:eastAsia="ru-RU"/>
-        </w:rPr>
-        <w:t>Production Backend;</w:t>
-      </w:r>
-    </w:p>
-    <w:p>
-      <w:pPr>
-        <w:numPr>
-          <w:ilvl w:val="0"/>
-          <w:numId w:val="24"/>
-        </w:numPr>
-        <w:spacing w:before="100" w:beforeAutospacing="1" w:after="100" w:afterAutospacing="1" w:line="240" w:lineRule="auto"/>
-        <w:rPr>
-          <w:rFonts w:ascii="Times New Roman" w:eastAsia="Times New Roman" w:hAnsi="Times New Roman" w:cs="Times New Roman"/>
-          <w:sz w:val="24"/>
-          <w:szCs w:val="24"/>
-          <w:lang w:eastAsia="ru-RU"/>
-        </w:rPr>
-      </w:pPr>
-      <w:r>
-        <w:rPr>
-          <w:rFonts w:ascii="Times New Roman" w:eastAsia="Times New Roman" w:hAnsi="Times New Roman" w:cs="Times New Roman"/>
-          <w:sz w:val="24"/>
-          <w:szCs w:val="24"/>
-          <w:lang w:eastAsia="ru-RU"/>
-        </w:rPr>
-        <w:t>Production PostgreSQL;</w:t>
-      </w:r>
-    </w:p>
-    <w:p>
-      <w:pPr>
-        <w:numPr>
-          <w:ilvl w:val="0"/>
-          <w:numId w:val="24"/>
-        </w:numPr>
-        <w:spacing w:before="100" w:beforeAutospacing="1" w:after="100" w:afterAutospacing="1" w:line="240" w:lineRule="auto"/>
-        <w:rPr>
-          <w:rFonts w:ascii="Times New Roman" w:eastAsia="Times New Roman" w:hAnsi="Times New Roman" w:cs="Times New Roman"/>
-          <w:sz w:val="24"/>
-          <w:szCs w:val="24"/>
-          <w:lang w:eastAsia="ru-RU"/>
-        </w:rPr>
-      </w:pPr>
-      <w:r>
-        <w:rPr>
-          <w:rFonts w:ascii="Times New Roman" w:eastAsia="Times New Roman" w:hAnsi="Times New Roman" w:cs="Times New Roman"/>
-          <w:sz w:val="24"/>
-          <w:szCs w:val="24"/>
-          <w:lang w:eastAsia="ru-RU"/>
-        </w:rPr>
-        <w:t>Production MinIO;</w:t>
-      </w:r>
-    </w:p>
-    <w:p>
-      <w:pPr>
-        <w:numPr>
-          <w:ilvl w:val="0"/>
-          <w:numId w:val="24"/>
-        </w:numPr>
-        <w:spacing w:before="100" w:beforeAutospacing="1" w:after="100" w:afterAutospacing="1" w:line="240" w:lineRule="auto"/>
-        <w:rPr>
-          <w:rFonts w:ascii="Times New Roman" w:eastAsia="Times New Roman" w:hAnsi="Times New Roman" w:cs="Times New Roman"/>
-          <w:sz w:val="24"/>
-          <w:szCs w:val="24"/>
-          <w:lang w:eastAsia="ru-RU"/>
-        </w:rPr>
-      </w:pPr>
-      <w:r>
-        <w:rPr>
-          <w:rFonts w:ascii="Times New Roman" w:eastAsia="Times New Roman" w:hAnsi="Times New Roman" w:cs="Times New Roman"/>
-          <w:sz w:val="24"/>
-          <w:szCs w:val="24"/>
-          <w:lang w:eastAsia="ru-RU"/>
-        </w:rPr>
-        <w:t>Monitoring;</w:t>
-      </w:r>
-    </w:p>
-    <w:p>
-      <w:pPr>
-        <w:numPr>
-          <w:ilvl w:val="0"/>
-          <w:numId w:val="24"/>
-        </w:numPr>
-        <w:spacing w:before="100" w:beforeAutospacing="1" w:after="100" w:afterAutospacing="1" w:line="240" w:lineRule="auto"/>
-        <w:rPr>
-          <w:rFonts w:ascii="Times New Roman" w:eastAsia="Times New Roman" w:hAnsi="Times New Roman" w:cs="Times New Roman"/>
-          <w:sz w:val="24"/>
-          <w:szCs w:val="24"/>
-          <w:lang w:eastAsia="ru-RU"/>
-        </w:rPr>
-      </w:pPr>
-      <w:r>
-        <w:rPr>
-          <w:rFonts w:ascii="Times New Roman" w:eastAsia="Times New Roman" w:hAnsi="Times New Roman" w:cs="Times New Roman"/>
-          <w:sz w:val="24"/>
-          <w:szCs w:val="24"/>
-          <w:lang w:eastAsia="ru-RU"/>
-        </w:rPr>
-        <w:t>Backups.</w:t>
-      </w:r>
-    </w:p>
-    <w:p>
-      <w:pPr>
-        <w:spacing w:after="0" w:line="240" w:lineRule="auto"/>
-        <w:rPr>
-          <w:rFonts w:ascii="Times New Roman" w:eastAsia="Times New Roman" w:hAnsi="Times New Roman" w:cs="Times New Roman"/>
-          <w:sz w:val="24"/>
-          <w:szCs w:val="24"/>
-          <w:lang w:eastAsia="ru-RU"/>
-        </w:rPr>
-      </w:pPr>
-      <w:r>
-        <w:rPr>
-          <w:rFonts w:ascii="Times New Roman" w:eastAsia="Times New Roman" w:hAnsi="Times New Roman" w:cs="Times New Roman"/>
-          <w:sz w:val="24"/>
-          <w:szCs w:val="24"/>
-          <w:lang w:eastAsia="ru-RU"/>
-        </w:rPr>
-        <w:lastRenderedPageBreak/>
-        <w:pict w14:anchorId="041EA327">
-          <v:rect id="_x0000_i1075" style="width:0;height:1.5pt" o:hralign="center" o:hrstd="t" o:hr="t" fillcolor="#a0a0a0" stroked="f"/>
-        </w:pict>
-      </w:r>
-    </w:p>
-    <w:p>
-      <w:pPr>
-        <w:spacing w:before="100" w:beforeAutospacing="1" w:after="100" w:afterAutospacing="1" w:line="240" w:lineRule="auto"/>
-        <w:rPr>
-          <w:rFonts w:ascii="Times New Roman" w:eastAsia="Times New Roman" w:hAnsi="Times New Roman" w:cs="Times New Roman"/>
-          <w:sz w:val="24"/>
-          <w:szCs w:val="24"/>
-          <w:lang w:eastAsia="ru-RU"/>
-        </w:rPr>
-      </w:pPr>
-      <w:r>
-        <w:rPr>
-          <w:rFonts w:ascii="Times New Roman" w:eastAsia="Times New Roman" w:hAnsi="Times New Roman" w:cs="Times New Roman"/>
-          <w:sz w:val="24"/>
-          <w:szCs w:val="24"/>
-          <w:lang w:eastAsia="ru-RU"/>
-        </w:rPr>
-        <w:t>Результат:</w:t>
-      </w:r>
-    </w:p>
-    <w:p>
-      <w:pPr>
-        <w:tabs>
-          <w:tab w:val="left" w:pos="916"/>
-          <w:tab w:val="left" w:pos="1832"/>
-          <w:tab w:val="left" w:pos="2748"/>
-          <w:tab w:val="left" w:pos="3664"/>
-          <w:tab w:val="left" w:pos="4580"/>
-          <w:tab w:val="left" w:pos="5496"/>
-          <w:tab w:val="left" w:pos="6412"/>
-          <w:tab w:val="left" w:pos="7328"/>
-          <w:tab w:val="left" w:pos="8244"/>
-          <w:tab w:val="left" w:pos="9160"/>
-          <w:tab w:val="left" w:pos="10076"/>
-          <w:tab w:val="left" w:pos="10992"/>
-          <w:tab w:val="left" w:pos="11908"/>
-          <w:tab w:val="left" w:pos="12824"/>
-          <w:tab w:val="left" w:pos="13740"/>
-          <w:tab w:val="left" w:pos="14656"/>
-        </w:tabs>
-        <w:spacing w:after="0" w:line="240" w:lineRule="auto"/>
-        <w:rPr>
-          <w:rFonts w:ascii="Courier New" w:eastAsia="Times New Roman" w:hAnsi="Courier New" w:cs="Courier New"/>
-          <w:sz w:val="20"/>
-          <w:szCs w:val="20"/>
-          <w:lang w:eastAsia="ru-RU"/>
-        </w:rPr>
-      </w:pPr>
-      <w:r>
-        <w:rPr>
-          <w:rFonts w:ascii="Courier New" w:eastAsia="Times New Roman" w:hAnsi="Courier New" w:cs="Courier New"/>
-          <w:sz w:val="20"/>
-          <w:szCs w:val="20"/>
-          <w:lang w:eastAsia="ru-RU"/>
-        </w:rPr>
-        <w:t>Memory Map MVP опубликован.</w:t>
-      </w:r>
-    </w:p>
-    <w:p>
-      <w:pPr>
-        <w:spacing w:after="0" w:line="240" w:lineRule="auto"/>
-        <w:rPr>
-          <w:rFonts w:ascii="Times New Roman" w:eastAsia="Times New Roman" w:hAnsi="Times New Roman" w:cs="Times New Roman"/>
-          <w:sz w:val="24"/>
-          <w:szCs w:val="24"/>
-          <w:lang w:eastAsia="ru-RU"/>
-        </w:rPr>
-      </w:pPr>
-      <w:r>
-        <w:rPr>
-          <w:rFonts w:ascii="Times New Roman" w:eastAsia="Times New Roman" w:hAnsi="Times New Roman" w:cs="Times New Roman"/>
-          <w:sz w:val="24"/>
-          <w:szCs w:val="24"/>
-          <w:lang w:eastAsia="ru-RU"/>
-        </w:rPr>
-        <w:pict w14:anchorId="2665C2CC">
-          <v:rect id="_x0000_i1076" style="width:0;height:1.5pt" o:hralign="center" o:hrstd="t" o:hr="t" fillcolor="#a0a0a0" stroked="f"/>
         </w:pict>
       </w:r>
     </w:p>
@@ -7436,7 +8561,7 @@
 <w:numbering xmlns:wpc="http://schemas.microsoft.com/office/word/2010/wordprocessingCanvas" xmlns:cx="http://schemas.microsoft.com/office/drawing/2014/chartex" xmlns:cx1="http://schemas.microsoft.com/office/drawing/2015/9/8/chartex" xmlns:cx2="http://schemas.microsoft.com/office/drawing/2015/10/21/chartex" xmlns:cx3="http://schemas.microsoft.com/office/drawing/2016/5/9/chartex" xmlns:cx4="http://schemas.microsoft.com/office/drawing/2016/5/10/chartex" xmlns:cx5="http://schemas.microsoft.com/office/drawing/2016/5/11/chartex" xmlns:cx6="http://schemas.microsoft.com/office/drawing/2016/5/12/chartex" xmlns:cx7="http://schemas.microsoft.com/office/drawing/2016/5/13/chartex" xmlns:cx8="http://schemas.microsoft.com/office/drawing/2016/5/14/chartex" xmlns:mc="http://schemas.openxmlformats.org/markup-compatibility/2006" xmlns:aink="http://schemas.microsoft.com/office/drawing/2016/ink" xmlns:am3d="http://schemas.microsoft.com/office/drawing/2017/model3d" xmlns:o="urn:schemas-microsoft-com:office:office" xmlns:r="http://schemas.openxmlformats.org/officeDocument/2006/relationships" xmlns:m="http://schemas.openxmlformats.org/officeDocument/2006/math" xmlns:v="urn:schemas-microsoft-com:vml" xmlns:wp14="http://schemas.microsoft.com/office/word/2010/wordprocessingDrawing" xmlns:wp="http://schemas.openxmlformats.org/drawingml/2006/wordprocessingDrawing" xmlns:w10="urn:schemas-microsoft-com:office:word" xmlns:w="http://schemas.openxmlformats.org/wordprocessingml/2006/main" xmlns:w14="http://schemas.microsoft.com/office/word/2010/wordml" xmlns:w15="http://schemas.microsoft.com/office/word/2012/wordml" xmlns:w16cex="http://schemas.microsoft.com/office/word/2018/wordml/cex" xmlns:w16cid="http://schemas.microsoft.com/office/word/2016/wordml/cid" xmlns:w16="http://schemas.microsoft.com/office/word/2018/wordml" xmlns:w16sdtdh="http://schemas.microsoft.com/office/word/2020/wordml/sdtdatahash" xmlns:w16se="http://schemas.microsoft.com/office/word/2015/wordml/symex" xmlns:wpg="http://schemas.microsoft.com/office/word/2010/wordprocessingGroup" xmlns:wpi="http://schemas.microsoft.com/office/word/2010/wordprocessingInk" xmlns:wne="http://schemas.microsoft.com/office/word/2006/wordml" xmlns:wps="http://schemas.microsoft.com/office/word/2010/wordprocessingShape" mc:Ignorable="w14 w15 w16se w16cid w16 w16cex w16sdtdh wp14">
   <w:numPicBullet w:numPicBulletId="0">
     <w:pict>
-      <v:rect id="_x0000_i1048" style="width:0;height:1.5pt" o:hralign="center" o:bullet="t" o:hrstd="t" o:hr="t" fillcolor="#a0a0a0" stroked="f"/>
+      <v:rect id="_x0000_i1026" style="width:0;height:1.5pt" o:hralign="center" o:bullet="t" o:hrstd="t" o:hr="t" fillcolor="#a0a0a0" stroked="f"/>
     </w:pict>
   </w:numPicBullet>
   <w:abstractNum w:abstractNumId="0" w15:restartNumberingAfterBreak="0">

--- a/docs/11-mvp-development-roadmap.docx
+++ b/docs/11-mvp-development-roadmap.docx
@@ -6868,7 +6868,7 @@
           <w:lang w:eastAsia="ru-RU"/>
         </w:rPr>
         <w:pict w14:anchorId="037A6824">
-          <v:rect id="_x0000_i1062" style="width:0;height:1.5pt" o:hralign="center" o:hrstd="t" o:hr="t" fillcolor="#a0a0a0" stroked="f"/>
+          <v:rect id="_x0000_i1058" style="width:0;height:1.5pt" o:hralign="center" o:hrstd="t" o:hr="t" fillcolor="#a0a0a0" stroked="f"/>
         </w:pict>
       </w:r>
     </w:p>
@@ -7006,7 +7006,7 @@
           <w:lang w:eastAsia="ru-RU"/>
         </w:rPr>
         <w:pict w14:anchorId="09F9D77E">
-          <v:rect id="_x0000_i1063" style="width:0;height:1.5pt" o:hralign="center" o:hrstd="t" o:hr="t" fillcolor="#a0a0a0" stroked="f"/>
+          <v:rect id="_x0000_i1059" style="width:0;height:1.5pt" o:hralign="center" o:hrstd="t" o:hr="t" fillcolor="#a0a0a0" stroked="f"/>
         </w:pict>
       </w:r>
     </w:p>
@@ -7072,7 +7072,7 @@
           <w:lang w:eastAsia="ru-RU"/>
         </w:rPr>
         <w:pict w14:anchorId="50CCA8E8">
-          <v:rect id="_x0000_i1064" style="width:0;height:1.5pt" o:hralign="center" o:hrstd="t" o:hr="t" fillcolor="#a0a0a0" stroked="f"/>
+          <v:rect id="_x0000_i1060" style="width:0;height:1.5pt" o:hralign="center" o:hrstd="t" o:hr="t" fillcolor="#a0a0a0" stroked="f"/>
         </w:pict>
       </w:r>
     </w:p>
@@ -7136,358 +7136,6 @@
     </w:p>
     <w:p>
       <w:pPr>
-        <w:spacing w:after="0" w:line="240" w:lineRule="auto"/>
-        <w:rPr>
-          <w:rFonts w:ascii="Times New Roman" w:eastAsia="Times New Roman" w:hAnsi="Times New Roman" w:cs="Times New Roman"/>
-          <w:sz w:val="24"/>
-          <w:szCs w:val="24"/>
-          <w:lang w:eastAsia="ru-RU"/>
-        </w:rPr>
-      </w:pPr>
-      <w:r>
-        <w:rPr>
-          <w:rFonts w:ascii="Times New Roman" w:eastAsia="Times New Roman" w:hAnsi="Times New Roman" w:cs="Times New Roman"/>
-          <w:sz w:val="24"/>
-          <w:szCs w:val="24"/>
-          <w:lang w:eastAsia="ru-RU"/>
-        </w:rPr>
-        <w:pict w14:anchorId="5678A598">
-          <v:rect id="_x0000_i1065" style="width:0;height:1.5pt" o:hralign="center" o:hrstd="t" o:hr="t" fillcolor="#a0a0a0" stroked="f"/>
-        </w:pict>
-      </w:r>
-    </w:p>
-    <w:p>
-      <w:pPr>
-        <w:spacing w:before="100" w:beforeAutospacing="1" w:after="100" w:afterAutospacing="1" w:line="240" w:lineRule="auto"/>
-        <w:outlineLvl w:val="0"/>
-        <w:rPr>
-          <w:rFonts w:ascii="Times New Roman" w:eastAsia="Times New Roman" w:hAnsi="Times New Roman" w:cs="Times New Roman"/>
-          <w:b/>
-          <w:bCs/>
-          <w:kern w:val="36"/>
-          <w:sz w:val="48"/>
-          <w:szCs w:val="48"/>
-          <w:lang w:eastAsia="ru-RU"/>
-        </w:rPr>
-      </w:pPr>
-      <w:r>
-        <w:rPr>
-          <w:rFonts w:ascii="Times New Roman" w:eastAsia="Times New Roman" w:hAnsi="Times New Roman" w:cs="Times New Roman"/>
-          <w:b/>
-          <w:bCs/>
-          <w:kern w:val="36"/>
-          <w:sz w:val="48"/>
-          <w:szCs w:val="48"/>
-          <w:lang w:eastAsia="ru-RU"/>
-        </w:rPr>
-        <w:t>Phase 10</w:t>
-      </w:r>
-    </w:p>
-    <w:p>
-      <w:pPr>
-        <w:spacing w:before="100" w:beforeAutospacing="1" w:after="100" w:afterAutospacing="1" w:line="240" w:lineRule="auto"/>
-        <w:outlineLvl w:val="1"/>
-        <w:rPr>
-          <w:rFonts w:ascii="Times New Roman" w:eastAsia="Times New Roman" w:hAnsi="Times New Roman" w:cs="Times New Roman"/>
-          <w:b/>
-          <w:bCs/>
-          <w:sz w:val="36"/>
-          <w:szCs w:val="36"/>
-          <w:lang w:eastAsia="ru-RU"/>
-        </w:rPr>
-      </w:pPr>
-      <w:r>
-        <w:rPr>
-          <w:rFonts w:ascii="Times New Roman" w:eastAsia="Times New Roman" w:hAnsi="Times New Roman" w:cs="Times New Roman"/>
-          <w:b/>
-          <w:bCs/>
-          <w:sz w:val="36"/>
-          <w:szCs w:val="36"/>
-          <w:lang w:eastAsia="ru-RU"/>
-        </w:rPr>
-        <w:t>Security Hardening</w:t>
-      </w:r>
-    </w:p>
-    <w:p>
-      <w:pPr>
-        <w:spacing w:before="100" w:beforeAutospacing="1" w:after="100" w:afterAutospacing="1" w:line="240" w:lineRule="auto"/>
-        <w:rPr>
-          <w:rFonts w:ascii="Times New Roman" w:eastAsia="Times New Roman" w:hAnsi="Times New Roman" w:cs="Times New Roman"/>
-          <w:sz w:val="24"/>
-          <w:szCs w:val="24"/>
-          <w:lang w:eastAsia="ru-RU"/>
-        </w:rPr>
-      </w:pPr>
-      <w:r>
-        <w:rPr>
-          <w:rFonts w:ascii="Times New Roman" w:eastAsia="Times New Roman" w:hAnsi="Times New Roman" w:cs="Times New Roman"/>
-          <w:sz w:val="24"/>
-          <w:szCs w:val="24"/>
-          <w:lang w:eastAsia="ru-RU"/>
-        </w:rPr>
-        <w:t>Цель:</w:t>
-      </w:r>
-    </w:p>
-    <w:p>
-      <w:pPr>
-        <w:spacing w:before="100" w:beforeAutospacing="1" w:after="100" w:afterAutospacing="1" w:line="240" w:lineRule="auto"/>
-        <w:rPr>
-          <w:rFonts w:ascii="Times New Roman" w:eastAsia="Times New Roman" w:hAnsi="Times New Roman" w:cs="Times New Roman"/>
-          <w:sz w:val="24"/>
-          <w:szCs w:val="24"/>
-          <w:lang w:eastAsia="ru-RU"/>
-        </w:rPr>
-      </w:pPr>
-      <w:r>
-        <w:rPr>
-          <w:rFonts w:ascii="Times New Roman" w:eastAsia="Times New Roman" w:hAnsi="Times New Roman" w:cs="Times New Roman"/>
-          <w:sz w:val="24"/>
-          <w:szCs w:val="24"/>
-          <w:lang w:eastAsia="ru-RU"/>
-        </w:rPr>
-        <w:t>Подготовить систему к реальным пользователям.</w:t>
-      </w:r>
-    </w:p>
-    <w:p>
-      <w:pPr>
-        <w:spacing w:after="0" w:line="240" w:lineRule="auto"/>
-        <w:rPr>
-          <w:rFonts w:ascii="Times New Roman" w:eastAsia="Times New Roman" w:hAnsi="Times New Roman" w:cs="Times New Roman"/>
-          <w:sz w:val="24"/>
-          <w:szCs w:val="24"/>
-          <w:lang w:eastAsia="ru-RU"/>
-        </w:rPr>
-      </w:pPr>
-      <w:r>
-        <w:rPr>
-          <w:rFonts w:ascii="Times New Roman" w:eastAsia="Times New Roman" w:hAnsi="Times New Roman" w:cs="Times New Roman"/>
-          <w:sz w:val="24"/>
-          <w:szCs w:val="24"/>
-          <w:lang w:eastAsia="ru-RU"/>
-        </w:rPr>
-        <w:pict w14:anchorId="6D75A5D6">
-          <v:rect id="_x0000_i1066" style="width:0;height:1.5pt" o:hralign="center" o:hrstd="t" o:hr="t" fillcolor="#a0a0a0" stroked="f"/>
-        </w:pict>
-      </w:r>
-    </w:p>
-    <w:p>
-      <w:pPr>
-        <w:spacing w:before="100" w:beforeAutospacing="1" w:after="100" w:afterAutospacing="1" w:line="240" w:lineRule="auto"/>
-        <w:rPr>
-          <w:rFonts w:ascii="Times New Roman" w:eastAsia="Times New Roman" w:hAnsi="Times New Roman" w:cs="Times New Roman"/>
-          <w:sz w:val="24"/>
-          <w:szCs w:val="24"/>
-          <w:lang w:eastAsia="ru-RU"/>
-        </w:rPr>
-      </w:pPr>
-      <w:r>
-        <w:rPr>
-          <w:rFonts w:ascii="Times New Roman" w:eastAsia="Times New Roman" w:hAnsi="Times New Roman" w:cs="Times New Roman"/>
-          <w:sz w:val="24"/>
-          <w:szCs w:val="24"/>
-          <w:lang w:eastAsia="ru-RU"/>
-        </w:rPr>
-        <w:t>Реализовать:</w:t>
-      </w:r>
-    </w:p>
-    <w:p>
-      <w:pPr>
-        <w:numPr>
-          <w:ilvl w:val="0"/>
-          <w:numId w:val="21"/>
-        </w:numPr>
-        <w:spacing w:before="100" w:beforeAutospacing="1" w:after="100" w:afterAutospacing="1" w:line="240" w:lineRule="auto"/>
-        <w:rPr>
-          <w:rFonts w:ascii="Times New Roman" w:eastAsia="Times New Roman" w:hAnsi="Times New Roman" w:cs="Times New Roman"/>
-          <w:sz w:val="24"/>
-          <w:szCs w:val="24"/>
-          <w:lang w:eastAsia="ru-RU"/>
-        </w:rPr>
-      </w:pPr>
-      <w:r>
-        <w:rPr>
-          <w:rFonts w:ascii="Times New Roman" w:eastAsia="Times New Roman" w:hAnsi="Times New Roman" w:cs="Times New Roman"/>
-          <w:sz w:val="24"/>
-          <w:szCs w:val="24"/>
-          <w:lang w:eastAsia="ru-RU"/>
-        </w:rPr>
-        <w:t>Rate Limiting;</w:t>
-      </w:r>
-    </w:p>
-    <w:p>
-      <w:pPr>
-        <w:numPr>
-          <w:ilvl w:val="0"/>
-          <w:numId w:val="21"/>
-        </w:numPr>
-        <w:spacing w:before="100" w:beforeAutospacing="1" w:after="100" w:afterAutospacing="1" w:line="240" w:lineRule="auto"/>
-        <w:rPr>
-          <w:rFonts w:ascii="Times New Roman" w:eastAsia="Times New Roman" w:hAnsi="Times New Roman" w:cs="Times New Roman"/>
-          <w:sz w:val="24"/>
-          <w:szCs w:val="24"/>
-          <w:lang w:eastAsia="ru-RU"/>
-        </w:rPr>
-      </w:pPr>
-      <w:r>
-        <w:rPr>
-          <w:rFonts w:ascii="Times New Roman" w:eastAsia="Times New Roman" w:hAnsi="Times New Roman" w:cs="Times New Roman"/>
-          <w:sz w:val="24"/>
-          <w:szCs w:val="24"/>
-          <w:lang w:eastAsia="ru-RU"/>
-        </w:rPr>
-        <w:t>File Validation;</w:t>
-      </w:r>
-    </w:p>
-    <w:p>
-      <w:pPr>
-        <w:numPr>
-          <w:ilvl w:val="0"/>
-          <w:numId w:val="21"/>
-        </w:numPr>
-        <w:spacing w:before="100" w:beforeAutospacing="1" w:after="100" w:afterAutospacing="1" w:line="240" w:lineRule="auto"/>
-        <w:rPr>
-          <w:rFonts w:ascii="Times New Roman" w:eastAsia="Times New Roman" w:hAnsi="Times New Roman" w:cs="Times New Roman"/>
-          <w:sz w:val="24"/>
-          <w:szCs w:val="24"/>
-          <w:lang w:eastAsia="ru-RU"/>
-        </w:rPr>
-      </w:pPr>
-      <w:r>
-        <w:rPr>
-          <w:rFonts w:ascii="Times New Roman" w:eastAsia="Times New Roman" w:hAnsi="Times New Roman" w:cs="Times New Roman"/>
-          <w:sz w:val="24"/>
-          <w:szCs w:val="24"/>
-          <w:lang w:eastAsia="ru-RU"/>
-        </w:rPr>
-        <w:t>Security Headers;</w:t>
-      </w:r>
-    </w:p>
-    <w:p>
-      <w:pPr>
-        <w:numPr>
-          <w:ilvl w:val="0"/>
-          <w:numId w:val="21"/>
-        </w:numPr>
-        <w:spacing w:before="100" w:beforeAutospacing="1" w:after="100" w:afterAutospacing="1" w:line="240" w:lineRule="auto"/>
-        <w:rPr>
-          <w:rFonts w:ascii="Times New Roman" w:eastAsia="Times New Roman" w:hAnsi="Times New Roman" w:cs="Times New Roman"/>
-          <w:sz w:val="24"/>
-          <w:szCs w:val="24"/>
-          <w:lang w:eastAsia="ru-RU"/>
-        </w:rPr>
-      </w:pPr>
-      <w:r>
-        <w:rPr>
-          <w:rFonts w:ascii="Times New Roman" w:eastAsia="Times New Roman" w:hAnsi="Times New Roman" w:cs="Times New Roman"/>
-          <w:sz w:val="24"/>
-          <w:szCs w:val="24"/>
-          <w:lang w:eastAsia="ru-RU"/>
-        </w:rPr>
-        <w:t>Access Review;</w:t>
-      </w:r>
-    </w:p>
-    <w:p>
-      <w:pPr>
-        <w:numPr>
-          <w:ilvl w:val="0"/>
-          <w:numId w:val="21"/>
-        </w:numPr>
-        <w:spacing w:before="100" w:beforeAutospacing="1" w:after="100" w:afterAutospacing="1" w:line="240" w:lineRule="auto"/>
-        <w:rPr>
-          <w:rFonts w:ascii="Times New Roman" w:eastAsia="Times New Roman" w:hAnsi="Times New Roman" w:cs="Times New Roman"/>
-          <w:sz w:val="24"/>
-          <w:szCs w:val="24"/>
-          <w:lang w:eastAsia="ru-RU"/>
-        </w:rPr>
-      </w:pPr>
-      <w:r>
-        <w:rPr>
-          <w:rFonts w:ascii="Times New Roman" w:eastAsia="Times New Roman" w:hAnsi="Times New Roman" w:cs="Times New Roman"/>
-          <w:sz w:val="24"/>
-          <w:szCs w:val="24"/>
-          <w:lang w:eastAsia="ru-RU"/>
-        </w:rPr>
-        <w:t>IDOR Review;</w:t>
-      </w:r>
-    </w:p>
-    <w:p>
-      <w:pPr>
-        <w:numPr>
-          <w:ilvl w:val="0"/>
-          <w:numId w:val="21"/>
-        </w:numPr>
-        <w:spacing w:before="100" w:beforeAutospacing="1" w:after="100" w:afterAutospacing="1" w:line="240" w:lineRule="auto"/>
-        <w:rPr>
-          <w:rFonts w:ascii="Times New Roman" w:eastAsia="Times New Roman" w:hAnsi="Times New Roman" w:cs="Times New Roman"/>
-          <w:sz w:val="24"/>
-          <w:szCs w:val="24"/>
-          <w:lang w:eastAsia="ru-RU"/>
-        </w:rPr>
-      </w:pPr>
-      <w:r>
-        <w:rPr>
-          <w:rFonts w:ascii="Times New Roman" w:eastAsia="Times New Roman" w:hAnsi="Times New Roman" w:cs="Times New Roman"/>
-          <w:sz w:val="24"/>
-          <w:szCs w:val="24"/>
-          <w:lang w:eastAsia="ru-RU"/>
-        </w:rPr>
-        <w:t>JWT Review.</w:t>
-      </w:r>
-    </w:p>
-    <w:p>
-      <w:pPr>
-        <w:spacing w:after="0" w:line="240" w:lineRule="auto"/>
-        <w:rPr>
-          <w:rFonts w:ascii="Times New Roman" w:eastAsia="Times New Roman" w:hAnsi="Times New Roman" w:cs="Times New Roman"/>
-          <w:sz w:val="24"/>
-          <w:szCs w:val="24"/>
-          <w:lang w:eastAsia="ru-RU"/>
-        </w:rPr>
-      </w:pPr>
-      <w:r>
-        <w:rPr>
-          <w:rFonts w:ascii="Times New Roman" w:eastAsia="Times New Roman" w:hAnsi="Times New Roman" w:cs="Times New Roman"/>
-          <w:sz w:val="24"/>
-          <w:szCs w:val="24"/>
-          <w:lang w:eastAsia="ru-RU"/>
-        </w:rPr>
-        <w:lastRenderedPageBreak/>
-        <w:pict w14:anchorId="5567F8FA">
-          <v:rect id="_x0000_i1067" style="width:0;height:1.5pt" o:hralign="center" o:hrstd="t" o:hr="t" fillcolor="#a0a0a0" stroked="f"/>
-        </w:pict>
-      </w:r>
-    </w:p>
-    <w:p>
-      <w:pPr>
-        <w:spacing w:before="100" w:beforeAutospacing="1" w:after="100" w:afterAutospacing="1" w:line="240" w:lineRule="auto"/>
-        <w:rPr>
-          <w:rFonts w:ascii="Times New Roman" w:eastAsia="Times New Roman" w:hAnsi="Times New Roman" w:cs="Times New Roman"/>
-          <w:sz w:val="24"/>
-          <w:szCs w:val="24"/>
-          <w:lang w:val="en-US" w:eastAsia="ru-RU"/>
-        </w:rPr>
-      </w:pPr>
-      <w:r>
-        <w:rPr>
-          <w:rFonts w:ascii="Times New Roman" w:eastAsia="Times New Roman" w:hAnsi="Times New Roman" w:cs="Times New Roman"/>
-          <w:sz w:val="24"/>
-          <w:szCs w:val="24"/>
-          <w:lang w:eastAsia="ru-RU"/>
-        </w:rPr>
-        <w:t>Результат</w:t>
-      </w:r>
-      <w:r>
-        <w:rPr>
-          <w:rFonts w:ascii="Times New Roman" w:eastAsia="Times New Roman" w:hAnsi="Times New Roman" w:cs="Times New Roman"/>
-          <w:sz w:val="24"/>
-          <w:szCs w:val="24"/>
-          <w:lang w:val="en-US" w:eastAsia="ru-RU"/>
-        </w:rPr>
-        <w:t>:</w:t>
-      </w:r>
-    </w:p>
-    <w:p>
-      <w:pPr>
         <w:tabs>
           <w:tab w:val="left" w:pos="916"/>
           <w:tab w:val="left" w:pos="1832"/>
@@ -7511,402 +7159,9 @@
           <w:rFonts w:ascii="Courier New" w:eastAsia="Times New Roman" w:hAnsi="Courier New" w:cs="Courier New"/>
           <w:sz w:val="20"/>
           <w:szCs w:val="20"/>
-          <w:lang w:val="en-US" w:eastAsia="ru-RU"/>
-        </w:rPr>
-      </w:pPr>
-      <w:r>
-        <w:rPr>
-          <w:rFonts w:ascii="Courier New" w:eastAsia="Times New Roman" w:hAnsi="Courier New" w:cs="Courier New"/>
-          <w:sz w:val="20"/>
-          <w:szCs w:val="20"/>
-          <w:lang w:val="en-US" w:eastAsia="ru-RU"/>
-        </w:rPr>
-        <w:t>Production-ready security baseline.</w:t>
-      </w:r>
-    </w:p>
-    <w:p>
-      <w:pPr>
-        <w:spacing w:after="0" w:line="240" w:lineRule="auto"/>
-        <w:rPr>
-          <w:rFonts w:ascii="Times New Roman" w:eastAsia="Times New Roman" w:hAnsi="Times New Roman" w:cs="Times New Roman"/>
-          <w:sz w:val="24"/>
-          <w:szCs w:val="24"/>
-          <w:lang w:eastAsia="ru-RU"/>
-        </w:rPr>
-      </w:pPr>
-      <w:r>
-        <w:rPr>
-          <w:rFonts w:ascii="Times New Roman" w:eastAsia="Times New Roman" w:hAnsi="Times New Roman" w:cs="Times New Roman"/>
-          <w:sz w:val="24"/>
-          <w:szCs w:val="24"/>
-          <w:lang w:eastAsia="ru-RU"/>
-        </w:rPr>
-        <w:pict w14:anchorId="10C780F0">
-          <v:rect id="_x0000_i1068" style="width:0;height:1.5pt" o:hralign="center" o:hrstd="t" o:hr="t" fillcolor="#a0a0a0" stroked="f"/>
-        </w:pict>
-      </w:r>
-    </w:p>
-    <w:p>
-      <w:pPr>
-        <w:spacing w:before="100" w:beforeAutospacing="1" w:after="100" w:afterAutospacing="1" w:line="240" w:lineRule="auto"/>
-        <w:outlineLvl w:val="0"/>
-        <w:rPr>
-          <w:rFonts w:ascii="Times New Roman" w:eastAsia="Times New Roman" w:hAnsi="Times New Roman" w:cs="Times New Roman"/>
-          <w:b/>
-          <w:bCs/>
-          <w:kern w:val="36"/>
-          <w:sz w:val="48"/>
-          <w:szCs w:val="48"/>
-          <w:lang w:eastAsia="ru-RU"/>
-        </w:rPr>
-      </w:pPr>
-      <w:r>
-        <w:rPr>
-          <w:rFonts w:ascii="Times New Roman" w:eastAsia="Times New Roman" w:hAnsi="Times New Roman" w:cs="Times New Roman"/>
-          <w:b/>
-          <w:bCs/>
-          <w:kern w:val="36"/>
-          <w:sz w:val="48"/>
-          <w:szCs w:val="48"/>
-          <w:lang w:eastAsia="ru-RU"/>
-        </w:rPr>
-        <w:t>Phase 11</w:t>
-      </w:r>
-    </w:p>
-    <w:p>
-      <w:pPr>
-        <w:spacing w:before="100" w:beforeAutospacing="1" w:after="100" w:afterAutospacing="1" w:line="240" w:lineRule="auto"/>
-        <w:outlineLvl w:val="1"/>
-        <w:rPr>
-          <w:rFonts w:ascii="Times New Roman" w:eastAsia="Times New Roman" w:hAnsi="Times New Roman" w:cs="Times New Roman"/>
-          <w:b/>
-          <w:bCs/>
-          <w:sz w:val="36"/>
-          <w:szCs w:val="36"/>
-          <w:lang w:eastAsia="ru-RU"/>
-        </w:rPr>
-      </w:pPr>
-      <w:r>
-        <w:rPr>
-          <w:rFonts w:ascii="Times New Roman" w:eastAsia="Times New Roman" w:hAnsi="Times New Roman" w:cs="Times New Roman"/>
-          <w:b/>
-          <w:bCs/>
-          <w:sz w:val="36"/>
-          <w:szCs w:val="36"/>
-          <w:lang w:eastAsia="ru-RU"/>
-        </w:rPr>
-        <w:t>Closed Beta</w:t>
-      </w:r>
-    </w:p>
-    <w:p>
-      <w:pPr>
-        <w:spacing w:before="100" w:beforeAutospacing="1" w:after="100" w:afterAutospacing="1" w:line="240" w:lineRule="auto"/>
-        <w:rPr>
-          <w:rFonts w:ascii="Times New Roman" w:eastAsia="Times New Roman" w:hAnsi="Times New Roman" w:cs="Times New Roman"/>
-          <w:sz w:val="24"/>
-          <w:szCs w:val="24"/>
-          <w:lang w:eastAsia="ru-RU"/>
-        </w:rPr>
-      </w:pPr>
-      <w:r>
-        <w:rPr>
-          <w:rFonts w:ascii="Times New Roman" w:eastAsia="Times New Roman" w:hAnsi="Times New Roman" w:cs="Times New Roman"/>
-          <w:sz w:val="24"/>
-          <w:szCs w:val="24"/>
-          <w:lang w:eastAsia="ru-RU"/>
-        </w:rPr>
-        <w:t>Цель:</w:t>
-      </w:r>
-    </w:p>
-    <w:p>
-      <w:pPr>
-        <w:spacing w:before="100" w:beforeAutospacing="1" w:after="100" w:afterAutospacing="1" w:line="240" w:lineRule="auto"/>
-        <w:rPr>
-          <w:rFonts w:ascii="Times New Roman" w:eastAsia="Times New Roman" w:hAnsi="Times New Roman" w:cs="Times New Roman"/>
-          <w:sz w:val="24"/>
-          <w:szCs w:val="24"/>
-          <w:lang w:eastAsia="ru-RU"/>
-        </w:rPr>
-      </w:pPr>
-      <w:r>
-        <w:rPr>
-          <w:rFonts w:ascii="Times New Roman" w:eastAsia="Times New Roman" w:hAnsi="Times New Roman" w:cs="Times New Roman"/>
-          <w:sz w:val="24"/>
-          <w:szCs w:val="24"/>
-          <w:lang w:eastAsia="ru-RU"/>
-        </w:rPr>
-        <w:t>Проверка продукта реальными пользователями.</w:t>
-      </w:r>
-    </w:p>
-    <w:p>
-      <w:pPr>
-        <w:spacing w:after="0" w:line="240" w:lineRule="auto"/>
-        <w:rPr>
-          <w:rFonts w:ascii="Times New Roman" w:eastAsia="Times New Roman" w:hAnsi="Times New Roman" w:cs="Times New Roman"/>
-          <w:sz w:val="24"/>
-          <w:szCs w:val="24"/>
-          <w:lang w:eastAsia="ru-RU"/>
-        </w:rPr>
-      </w:pPr>
-      <w:r>
-        <w:rPr>
-          <w:rFonts w:ascii="Times New Roman" w:eastAsia="Times New Roman" w:hAnsi="Times New Roman" w:cs="Times New Roman"/>
-          <w:sz w:val="24"/>
-          <w:szCs w:val="24"/>
-          <w:lang w:eastAsia="ru-RU"/>
-        </w:rPr>
-        <w:pict w14:anchorId="50AA432A">
-          <v:rect id="_x0000_i1069" style="width:0;height:1.5pt" o:hralign="center" o:hrstd="t" o:hr="t" fillcolor="#a0a0a0" stroked="f"/>
-        </w:pict>
-      </w:r>
-    </w:p>
-    <w:p>
-      <w:pPr>
-        <w:spacing w:before="100" w:beforeAutospacing="1" w:after="100" w:afterAutospacing="1" w:line="240" w:lineRule="auto"/>
-        <w:rPr>
-          <w:rFonts w:ascii="Times New Roman" w:eastAsia="Times New Roman" w:hAnsi="Times New Roman" w:cs="Times New Roman"/>
-          <w:sz w:val="24"/>
-          <w:szCs w:val="24"/>
-          <w:lang w:eastAsia="ru-RU"/>
-        </w:rPr>
-      </w:pPr>
-      <w:r>
-        <w:rPr>
-          <w:rFonts w:ascii="Times New Roman" w:eastAsia="Times New Roman" w:hAnsi="Times New Roman" w:cs="Times New Roman"/>
-          <w:sz w:val="24"/>
-          <w:szCs w:val="24"/>
-          <w:lang w:eastAsia="ru-RU"/>
-        </w:rPr>
-        <w:t>Пригласить:</w:t>
-      </w:r>
-    </w:p>
-    <w:p>
-      <w:pPr>
-        <w:numPr>
-          <w:ilvl w:val="0"/>
-          <w:numId w:val="22"/>
-        </w:numPr>
-        <w:spacing w:before="100" w:beforeAutospacing="1" w:after="100" w:afterAutospacing="1" w:line="240" w:lineRule="auto"/>
-        <w:rPr>
-          <w:rFonts w:ascii="Times New Roman" w:eastAsia="Times New Roman" w:hAnsi="Times New Roman" w:cs="Times New Roman"/>
-          <w:sz w:val="24"/>
-          <w:szCs w:val="24"/>
-          <w:lang w:eastAsia="ru-RU"/>
-        </w:rPr>
-      </w:pPr>
-      <w:r>
-        <w:rPr>
-          <w:rFonts w:ascii="Times New Roman" w:eastAsia="Times New Roman" w:hAnsi="Times New Roman" w:cs="Times New Roman"/>
-          <w:sz w:val="24"/>
-          <w:szCs w:val="24"/>
-          <w:lang w:eastAsia="ru-RU"/>
-        </w:rPr>
-        <w:t>друзей;</w:t>
-      </w:r>
-    </w:p>
-    <w:p>
-      <w:pPr>
-        <w:numPr>
-          <w:ilvl w:val="0"/>
-          <w:numId w:val="22"/>
-        </w:numPr>
-        <w:spacing w:before="100" w:beforeAutospacing="1" w:after="100" w:afterAutospacing="1" w:line="240" w:lineRule="auto"/>
-        <w:rPr>
-          <w:rFonts w:ascii="Times New Roman" w:eastAsia="Times New Roman" w:hAnsi="Times New Roman" w:cs="Times New Roman"/>
-          <w:sz w:val="24"/>
-          <w:szCs w:val="24"/>
-          <w:lang w:eastAsia="ru-RU"/>
-        </w:rPr>
-      </w:pPr>
-      <w:r>
-        <w:rPr>
-          <w:rFonts w:ascii="Times New Roman" w:eastAsia="Times New Roman" w:hAnsi="Times New Roman" w:cs="Times New Roman"/>
-          <w:sz w:val="24"/>
-          <w:szCs w:val="24"/>
-          <w:lang w:eastAsia="ru-RU"/>
-        </w:rPr>
-        <w:t>родственников;</w:t>
-      </w:r>
-    </w:p>
-    <w:p>
-      <w:pPr>
-        <w:numPr>
-          <w:ilvl w:val="0"/>
-          <w:numId w:val="22"/>
-        </w:numPr>
-        <w:spacing w:before="100" w:beforeAutospacing="1" w:after="100" w:afterAutospacing="1" w:line="240" w:lineRule="auto"/>
-        <w:rPr>
-          <w:rFonts w:ascii="Times New Roman" w:eastAsia="Times New Roman" w:hAnsi="Times New Roman" w:cs="Times New Roman"/>
-          <w:sz w:val="24"/>
-          <w:szCs w:val="24"/>
-          <w:lang w:eastAsia="ru-RU"/>
-        </w:rPr>
-      </w:pPr>
-      <w:r>
-        <w:rPr>
-          <w:rFonts w:ascii="Times New Roman" w:eastAsia="Times New Roman" w:hAnsi="Times New Roman" w:cs="Times New Roman"/>
-          <w:sz w:val="24"/>
-          <w:szCs w:val="24"/>
-          <w:lang w:eastAsia="ru-RU"/>
-        </w:rPr>
-        <w:t>пары.</w:t>
-      </w:r>
-    </w:p>
-    <w:p>
-      <w:pPr>
-        <w:spacing w:after="0" w:line="240" w:lineRule="auto"/>
-        <w:rPr>
-          <w:rFonts w:ascii="Times New Roman" w:eastAsia="Times New Roman" w:hAnsi="Times New Roman" w:cs="Times New Roman"/>
-          <w:sz w:val="24"/>
-          <w:szCs w:val="24"/>
-          <w:lang w:eastAsia="ru-RU"/>
-        </w:rPr>
-      </w:pPr>
-      <w:r>
-        <w:rPr>
-          <w:rFonts w:ascii="Times New Roman" w:eastAsia="Times New Roman" w:hAnsi="Times New Roman" w:cs="Times New Roman"/>
-          <w:sz w:val="24"/>
-          <w:szCs w:val="24"/>
-          <w:lang w:eastAsia="ru-RU"/>
-        </w:rPr>
-        <w:pict w14:anchorId="2EDF8324">
-          <v:rect id="_x0000_i1070" style="width:0;height:1.5pt" o:hralign="center" o:hrstd="t" o:hr="t" fillcolor="#a0a0a0" stroked="f"/>
-        </w:pict>
-      </w:r>
-    </w:p>
-    <w:p>
-      <w:pPr>
-        <w:spacing w:before="100" w:beforeAutospacing="1" w:after="100" w:afterAutospacing="1" w:line="240" w:lineRule="auto"/>
-        <w:rPr>
-          <w:rFonts w:ascii="Times New Roman" w:eastAsia="Times New Roman" w:hAnsi="Times New Roman" w:cs="Times New Roman"/>
-          <w:sz w:val="24"/>
-          <w:szCs w:val="24"/>
-          <w:lang w:eastAsia="ru-RU"/>
-        </w:rPr>
-      </w:pPr>
-      <w:r>
-        <w:rPr>
-          <w:rFonts w:ascii="Times New Roman" w:eastAsia="Times New Roman" w:hAnsi="Times New Roman" w:cs="Times New Roman"/>
-          <w:sz w:val="24"/>
-          <w:szCs w:val="24"/>
-          <w:lang w:eastAsia="ru-RU"/>
-        </w:rPr>
-        <w:t>Собрать:</w:t>
-      </w:r>
-    </w:p>
-    <w:p>
-      <w:pPr>
-        <w:numPr>
-          <w:ilvl w:val="0"/>
-          <w:numId w:val="23"/>
-        </w:numPr>
-        <w:spacing w:before="100" w:beforeAutospacing="1" w:after="100" w:afterAutospacing="1" w:line="240" w:lineRule="auto"/>
-        <w:rPr>
-          <w:rFonts w:ascii="Times New Roman" w:eastAsia="Times New Roman" w:hAnsi="Times New Roman" w:cs="Times New Roman"/>
-          <w:sz w:val="24"/>
-          <w:szCs w:val="24"/>
-          <w:lang w:eastAsia="ru-RU"/>
-        </w:rPr>
-      </w:pPr>
-      <w:r>
-        <w:rPr>
-          <w:rFonts w:ascii="Times New Roman" w:eastAsia="Times New Roman" w:hAnsi="Times New Roman" w:cs="Times New Roman"/>
-          <w:sz w:val="24"/>
-          <w:szCs w:val="24"/>
-          <w:lang w:eastAsia="ru-RU"/>
-        </w:rPr>
-        <w:t>UX Feedback;</w:t>
-      </w:r>
-    </w:p>
-    <w:p>
-      <w:pPr>
-        <w:numPr>
-          <w:ilvl w:val="0"/>
-          <w:numId w:val="23"/>
-        </w:numPr>
-        <w:spacing w:before="100" w:beforeAutospacing="1" w:after="100" w:afterAutospacing="1" w:line="240" w:lineRule="auto"/>
-        <w:rPr>
-          <w:rFonts w:ascii="Times New Roman" w:eastAsia="Times New Roman" w:hAnsi="Times New Roman" w:cs="Times New Roman"/>
-          <w:sz w:val="24"/>
-          <w:szCs w:val="24"/>
-          <w:lang w:eastAsia="ru-RU"/>
-        </w:rPr>
-      </w:pPr>
-      <w:r>
-        <w:rPr>
-          <w:rFonts w:ascii="Times New Roman" w:eastAsia="Times New Roman" w:hAnsi="Times New Roman" w:cs="Times New Roman"/>
-          <w:sz w:val="24"/>
-          <w:szCs w:val="24"/>
-          <w:lang w:eastAsia="ru-RU"/>
-        </w:rPr>
-        <w:t>Bug Reports;</w:t>
-      </w:r>
-    </w:p>
-    <w:p>
-      <w:pPr>
-        <w:numPr>
-          <w:ilvl w:val="0"/>
-          <w:numId w:val="23"/>
-        </w:numPr>
-        <w:spacing w:before="100" w:beforeAutospacing="1" w:after="100" w:afterAutospacing="1" w:line="240" w:lineRule="auto"/>
-        <w:rPr>
-          <w:rFonts w:ascii="Times New Roman" w:eastAsia="Times New Roman" w:hAnsi="Times New Roman" w:cs="Times New Roman"/>
-          <w:sz w:val="24"/>
-          <w:szCs w:val="24"/>
-          <w:lang w:val="en-US" w:eastAsia="ru-RU"/>
-        </w:rPr>
-      </w:pPr>
-      <w:r>
-        <w:rPr>
-          <w:rFonts w:ascii="Times New Roman" w:eastAsia="Times New Roman" w:hAnsi="Times New Roman" w:cs="Times New Roman"/>
-          <w:sz w:val="24"/>
-          <w:szCs w:val="24"/>
-          <w:lang w:val="en-US" w:eastAsia="ru-RU"/>
-        </w:rPr>
-        <w:t>Feature Requests.</w:t>
-      </w:r>
-    </w:p>
-    <w:p>
-      <w:pPr>
-        <w:spacing w:after="0" w:line="240" w:lineRule="auto"/>
-        <w:rPr>
-          <w:rFonts w:ascii="Times New Roman" w:eastAsia="Times New Roman" w:hAnsi="Times New Roman" w:cs="Times New Roman"/>
-          <w:sz w:val="24"/>
-          <w:szCs w:val="24"/>
-          <w:lang w:eastAsia="ru-RU"/>
-        </w:rPr>
-      </w:pPr>
-      <w:r>
-        <w:rPr>
-          <w:rFonts w:ascii="Times New Roman" w:eastAsia="Times New Roman" w:hAnsi="Times New Roman" w:cs="Times New Roman"/>
-          <w:sz w:val="24"/>
-          <w:szCs w:val="24"/>
-          <w:lang w:eastAsia="ru-RU"/>
-        </w:rPr>
-        <w:pict w14:anchorId="4FB6D099">
-          <v:rect id="_x0000_i1071" style="width:0;height:1.5pt" o:hralign="center" o:hrstd="t" o:hr="t" fillcolor="#a0a0a0" stroked="f"/>
-        </w:pict>
-      </w:r>
-    </w:p>
-    <w:p>
-      <w:pPr>
-        <w:spacing w:before="100" w:beforeAutospacing="1" w:after="100" w:afterAutospacing="1" w:line="240" w:lineRule="auto"/>
-        <w:rPr>
-          <w:rFonts w:ascii="Times New Roman" w:eastAsia="Times New Roman" w:hAnsi="Times New Roman" w:cs="Times New Roman"/>
-          <w:sz w:val="24"/>
-          <w:szCs w:val="24"/>
-          <w:lang w:eastAsia="ru-RU"/>
-        </w:rPr>
-      </w:pPr>
-      <w:r>
-        <w:rPr>
-          <w:rFonts w:ascii="Times New Roman" w:eastAsia="Times New Roman" w:hAnsi="Times New Roman" w:cs="Times New Roman"/>
-          <w:sz w:val="24"/>
-          <w:szCs w:val="24"/>
-          <w:lang w:eastAsia="ru-RU"/>
-        </w:rPr>
-        <w:t>Результат:</w:t>
-      </w:r>
+          <w:lang w:eastAsia="ru-RU"/>
+        </w:rPr>
+      </w:pPr>
     </w:p>
     <w:p>
       <w:pPr>
@@ -7933,322 +7188,17 @@
           <w:rFonts w:ascii="Courier New" w:eastAsia="Times New Roman" w:hAnsi="Courier New" w:cs="Courier New"/>
           <w:sz w:val="20"/>
           <w:szCs w:val="20"/>
-          <w:lang w:eastAsia="ru-RU"/>
-        </w:rPr>
-      </w:pPr>
-      <w:r>
-        <w:rPr>
-          <w:rFonts w:ascii="Courier New" w:eastAsia="Times New Roman" w:hAnsi="Courier New" w:cs="Courier New"/>
-          <w:sz w:val="20"/>
-          <w:szCs w:val="20"/>
-          <w:lang w:eastAsia="ru-RU"/>
-        </w:rPr>
-        <w:t>Первая реальная обратная связь.</w:t>
-      </w:r>
-    </w:p>
-    <w:p>
-      <w:pPr>
-        <w:spacing w:after="0" w:line="240" w:lineRule="auto"/>
-        <w:rPr>
-          <w:rFonts w:ascii="Times New Roman" w:eastAsia="Times New Roman" w:hAnsi="Times New Roman" w:cs="Times New Roman"/>
-          <w:sz w:val="24"/>
-          <w:szCs w:val="24"/>
-          <w:lang w:eastAsia="ru-RU"/>
-        </w:rPr>
-      </w:pPr>
-      <w:r>
-        <w:rPr>
-          <w:rFonts w:ascii="Times New Roman" w:eastAsia="Times New Roman" w:hAnsi="Times New Roman" w:cs="Times New Roman"/>
-          <w:sz w:val="24"/>
-          <w:szCs w:val="24"/>
-          <w:lang w:eastAsia="ru-RU"/>
-        </w:rPr>
-        <w:pict w14:anchorId="336D533A">
-          <v:rect id="_x0000_i1072" style="width:0;height:1.5pt" o:hralign="center" o:hrstd="t" o:hr="t" fillcolor="#a0a0a0" stroked="f"/>
-        </w:pict>
-      </w:r>
-    </w:p>
-    <w:p>
-      <w:pPr>
-        <w:spacing w:before="100" w:beforeAutospacing="1" w:after="100" w:afterAutospacing="1" w:line="240" w:lineRule="auto"/>
-        <w:outlineLvl w:val="0"/>
-        <w:rPr>
-          <w:rFonts w:ascii="Times New Roman" w:eastAsia="Times New Roman" w:hAnsi="Times New Roman" w:cs="Times New Roman"/>
-          <w:b/>
-          <w:bCs/>
-          <w:kern w:val="36"/>
-          <w:sz w:val="48"/>
-          <w:szCs w:val="48"/>
-          <w:lang w:eastAsia="ru-RU"/>
-        </w:rPr>
-      </w:pPr>
-      <w:r>
-        <w:rPr>
-          <w:rFonts w:ascii="Times New Roman" w:eastAsia="Times New Roman" w:hAnsi="Times New Roman" w:cs="Times New Roman"/>
-          <w:b/>
-          <w:bCs/>
-          <w:kern w:val="36"/>
-          <w:sz w:val="48"/>
-          <w:szCs w:val="48"/>
-          <w:lang w:eastAsia="ru-RU"/>
-        </w:rPr>
-        <w:t>Phase 12</w:t>
-      </w:r>
-    </w:p>
-    <w:p>
-      <w:pPr>
-        <w:spacing w:before="100" w:beforeAutospacing="1" w:after="100" w:afterAutospacing="1" w:line="240" w:lineRule="auto"/>
-        <w:outlineLvl w:val="1"/>
-        <w:rPr>
-          <w:rFonts w:ascii="Times New Roman" w:eastAsia="Times New Roman" w:hAnsi="Times New Roman" w:cs="Times New Roman"/>
-          <w:b/>
-          <w:bCs/>
-          <w:sz w:val="36"/>
-          <w:szCs w:val="36"/>
-          <w:lang w:eastAsia="ru-RU"/>
-        </w:rPr>
-      </w:pPr>
-      <w:r>
-        <w:rPr>
-          <w:rFonts w:ascii="Times New Roman" w:eastAsia="Times New Roman" w:hAnsi="Times New Roman" w:cs="Times New Roman"/>
-          <w:b/>
-          <w:bCs/>
-          <w:sz w:val="36"/>
-          <w:szCs w:val="36"/>
-          <w:lang w:eastAsia="ru-RU"/>
-        </w:rPr>
-        <w:t>MVP Release</w:t>
-      </w:r>
-    </w:p>
-    <w:p>
-      <w:pPr>
-        <w:spacing w:before="100" w:beforeAutospacing="1" w:after="100" w:afterAutospacing="1" w:line="240" w:lineRule="auto"/>
-        <w:rPr>
-          <w:rFonts w:ascii="Times New Roman" w:eastAsia="Times New Roman" w:hAnsi="Times New Roman" w:cs="Times New Roman"/>
-          <w:sz w:val="24"/>
-          <w:szCs w:val="24"/>
-          <w:lang w:eastAsia="ru-RU"/>
-        </w:rPr>
-      </w:pPr>
-      <w:r>
-        <w:rPr>
-          <w:rFonts w:ascii="Times New Roman" w:eastAsia="Times New Roman" w:hAnsi="Times New Roman" w:cs="Times New Roman"/>
-          <w:sz w:val="24"/>
-          <w:szCs w:val="24"/>
-          <w:lang w:eastAsia="ru-RU"/>
-        </w:rPr>
-        <w:t>Условия готовности:</w:t>
-      </w:r>
-    </w:p>
-    <w:p>
-      <w:pPr>
-        <w:numPr>
-          <w:ilvl w:val="0"/>
-          <w:numId w:val="24"/>
-        </w:numPr>
-        <w:spacing w:before="100" w:beforeAutospacing="1" w:after="100" w:afterAutospacing="1" w:line="240" w:lineRule="auto"/>
-        <w:rPr>
-          <w:rFonts w:ascii="Times New Roman" w:eastAsia="Times New Roman" w:hAnsi="Times New Roman" w:cs="Times New Roman"/>
-          <w:sz w:val="24"/>
-          <w:szCs w:val="24"/>
-          <w:lang w:eastAsia="ru-RU"/>
-        </w:rPr>
-      </w:pPr>
-      <w:r>
-        <w:rPr>
-          <w:rFonts w:ascii="Times New Roman" w:eastAsia="Times New Roman" w:hAnsi="Times New Roman" w:cs="Times New Roman"/>
-          <w:sz w:val="24"/>
-          <w:szCs w:val="24"/>
-          <w:lang w:eastAsia="ru-RU"/>
-        </w:rPr>
-        <w:t>Android Release Build;</w:t>
-      </w:r>
-    </w:p>
-    <w:p>
-      <w:pPr>
-        <w:numPr>
-          <w:ilvl w:val="0"/>
-          <w:numId w:val="24"/>
-        </w:numPr>
-        <w:spacing w:before="100" w:beforeAutospacing="1" w:after="100" w:afterAutospacing="1" w:line="240" w:lineRule="auto"/>
-        <w:rPr>
-          <w:rFonts w:ascii="Times New Roman" w:eastAsia="Times New Roman" w:hAnsi="Times New Roman" w:cs="Times New Roman"/>
-          <w:sz w:val="24"/>
-          <w:szCs w:val="24"/>
-          <w:lang w:eastAsia="ru-RU"/>
-        </w:rPr>
-      </w:pPr>
-      <w:r>
-        <w:rPr>
-          <w:rFonts w:ascii="Times New Roman" w:eastAsia="Times New Roman" w:hAnsi="Times New Roman" w:cs="Times New Roman"/>
-          <w:sz w:val="24"/>
-          <w:szCs w:val="24"/>
-          <w:lang w:eastAsia="ru-RU"/>
-        </w:rPr>
-        <w:t>iOS Release Build;</w:t>
-      </w:r>
-    </w:p>
-    <w:p>
-      <w:pPr>
-        <w:numPr>
-          <w:ilvl w:val="0"/>
-          <w:numId w:val="24"/>
-        </w:numPr>
-        <w:spacing w:before="100" w:beforeAutospacing="1" w:after="100" w:afterAutospacing="1" w:line="240" w:lineRule="auto"/>
-        <w:rPr>
-          <w:rFonts w:ascii="Times New Roman" w:eastAsia="Times New Roman" w:hAnsi="Times New Roman" w:cs="Times New Roman"/>
-          <w:sz w:val="24"/>
-          <w:szCs w:val="24"/>
-          <w:lang w:eastAsia="ru-RU"/>
-        </w:rPr>
-      </w:pPr>
-      <w:r>
-        <w:rPr>
-          <w:rFonts w:ascii="Times New Roman" w:eastAsia="Times New Roman" w:hAnsi="Times New Roman" w:cs="Times New Roman"/>
-          <w:sz w:val="24"/>
-          <w:szCs w:val="24"/>
-          <w:lang w:eastAsia="ru-RU"/>
-        </w:rPr>
-        <w:t>Production Backend;</w:t>
-      </w:r>
-    </w:p>
-    <w:p>
-      <w:pPr>
-        <w:numPr>
-          <w:ilvl w:val="0"/>
-          <w:numId w:val="24"/>
-        </w:numPr>
-        <w:spacing w:before="100" w:beforeAutospacing="1" w:after="100" w:afterAutospacing="1" w:line="240" w:lineRule="auto"/>
-        <w:rPr>
-          <w:rFonts w:ascii="Times New Roman" w:eastAsia="Times New Roman" w:hAnsi="Times New Roman" w:cs="Times New Roman"/>
-          <w:sz w:val="24"/>
-          <w:szCs w:val="24"/>
-          <w:lang w:eastAsia="ru-RU"/>
-        </w:rPr>
-      </w:pPr>
-      <w:r>
-        <w:rPr>
-          <w:rFonts w:ascii="Times New Roman" w:eastAsia="Times New Roman" w:hAnsi="Times New Roman" w:cs="Times New Roman"/>
-          <w:sz w:val="24"/>
-          <w:szCs w:val="24"/>
-          <w:lang w:eastAsia="ru-RU"/>
-        </w:rPr>
-        <w:t>Production PostgreSQL;</w:t>
-      </w:r>
-    </w:p>
-    <w:p>
-      <w:pPr>
-        <w:numPr>
-          <w:ilvl w:val="0"/>
-          <w:numId w:val="24"/>
-        </w:numPr>
-        <w:spacing w:before="100" w:beforeAutospacing="1" w:after="100" w:afterAutospacing="1" w:line="240" w:lineRule="auto"/>
-        <w:rPr>
-          <w:rFonts w:ascii="Times New Roman" w:eastAsia="Times New Roman" w:hAnsi="Times New Roman" w:cs="Times New Roman"/>
-          <w:sz w:val="24"/>
-          <w:szCs w:val="24"/>
-          <w:lang w:eastAsia="ru-RU"/>
-        </w:rPr>
-      </w:pPr>
-      <w:r>
-        <w:rPr>
-          <w:rFonts w:ascii="Times New Roman" w:eastAsia="Times New Roman" w:hAnsi="Times New Roman" w:cs="Times New Roman"/>
-          <w:sz w:val="24"/>
-          <w:szCs w:val="24"/>
-          <w:lang w:eastAsia="ru-RU"/>
-        </w:rPr>
-        <w:t>Production MinIO;</w:t>
-      </w:r>
-    </w:p>
-    <w:p>
-      <w:pPr>
-        <w:numPr>
-          <w:ilvl w:val="0"/>
-          <w:numId w:val="24"/>
-        </w:numPr>
-        <w:spacing w:before="100" w:beforeAutospacing="1" w:after="100" w:afterAutospacing="1" w:line="240" w:lineRule="auto"/>
-        <w:rPr>
-          <w:rFonts w:ascii="Times New Roman" w:eastAsia="Times New Roman" w:hAnsi="Times New Roman" w:cs="Times New Roman"/>
-          <w:sz w:val="24"/>
-          <w:szCs w:val="24"/>
-          <w:lang w:eastAsia="ru-RU"/>
-        </w:rPr>
-      </w:pPr>
-      <w:r>
-        <w:rPr>
-          <w:rFonts w:ascii="Times New Roman" w:eastAsia="Times New Roman" w:hAnsi="Times New Roman" w:cs="Times New Roman"/>
-          <w:sz w:val="24"/>
-          <w:szCs w:val="24"/>
-          <w:lang w:eastAsia="ru-RU"/>
-        </w:rPr>
-        <w:lastRenderedPageBreak/>
-        <w:t>Monitoring;</w:t>
-      </w:r>
-    </w:p>
-    <w:p>
-      <w:pPr>
-        <w:numPr>
-          <w:ilvl w:val="0"/>
-          <w:numId w:val="24"/>
-        </w:numPr>
-        <w:spacing w:before="100" w:beforeAutospacing="1" w:after="100" w:afterAutospacing="1" w:line="240" w:lineRule="auto"/>
-        <w:rPr>
-          <w:rFonts w:ascii="Times New Roman" w:eastAsia="Times New Roman" w:hAnsi="Times New Roman" w:cs="Times New Roman"/>
-          <w:sz w:val="24"/>
-          <w:szCs w:val="24"/>
-          <w:lang w:eastAsia="ru-RU"/>
-        </w:rPr>
-      </w:pPr>
-      <w:r>
-        <w:rPr>
-          <w:rFonts w:ascii="Times New Roman" w:eastAsia="Times New Roman" w:hAnsi="Times New Roman" w:cs="Times New Roman"/>
-          <w:sz w:val="24"/>
-          <w:szCs w:val="24"/>
-          <w:lang w:eastAsia="ru-RU"/>
-        </w:rPr>
-        <w:t>Backups.</w:t>
-      </w:r>
-    </w:p>
-    <w:p>
-      <w:pPr>
-        <w:spacing w:after="0" w:line="240" w:lineRule="auto"/>
-        <w:rPr>
-          <w:rFonts w:ascii="Times New Roman" w:eastAsia="Times New Roman" w:hAnsi="Times New Roman" w:cs="Times New Roman"/>
-          <w:sz w:val="24"/>
-          <w:szCs w:val="24"/>
-          <w:lang w:eastAsia="ru-RU"/>
-        </w:rPr>
-      </w:pPr>
-      <w:r>
-        <w:rPr>
-          <w:rFonts w:ascii="Times New Roman" w:eastAsia="Times New Roman" w:hAnsi="Times New Roman" w:cs="Times New Roman"/>
-          <w:sz w:val="24"/>
-          <w:szCs w:val="24"/>
-          <w:lang w:eastAsia="ru-RU"/>
-        </w:rPr>
-        <w:pict w14:anchorId="041EA327">
-          <v:rect id="_x0000_i1073" style="width:0;height:1.5pt" o:hralign="center" o:hrstd="t" o:hr="t" fillcolor="#a0a0a0" stroked="f"/>
-        </w:pict>
-      </w:r>
-    </w:p>
-    <w:p>
-      <w:pPr>
-        <w:spacing w:before="100" w:beforeAutospacing="1" w:after="100" w:afterAutospacing="1" w:line="240" w:lineRule="auto"/>
-        <w:rPr>
-          <w:rFonts w:ascii="Times New Roman" w:eastAsia="Times New Roman" w:hAnsi="Times New Roman" w:cs="Times New Roman"/>
-          <w:sz w:val="24"/>
-          <w:szCs w:val="24"/>
-          <w:lang w:eastAsia="ru-RU"/>
-        </w:rPr>
-      </w:pPr>
-      <w:r>
-        <w:rPr>
-          <w:rFonts w:ascii="Times New Roman" w:eastAsia="Times New Roman" w:hAnsi="Times New Roman" w:cs="Times New Roman"/>
-          <w:sz w:val="24"/>
-          <w:szCs w:val="24"/>
-          <w:lang w:eastAsia="ru-RU"/>
-        </w:rPr>
-        <w:t>Результат:</w:t>
+          <w:lang w:val="en-US" w:eastAsia="ru-RU"/>
+        </w:rPr>
+      </w:pPr>
+      <w:r>
+        <w:rPr>
+          <w:rFonts w:ascii="Courier New" w:eastAsia="Times New Roman" w:hAnsi="Courier New" w:cs="Courier New"/>
+          <w:sz w:val="20"/>
+          <w:szCs w:val="20"/>
+          <w:lang w:val="en-US" w:eastAsia="ru-RU"/>
+        </w:rPr>
+        <w:t>Phase 9 Extension</w:t>
       </w:r>
     </w:p>
     <w:p>
@@ -8276,6 +7226,3440 @@
           <w:rFonts w:ascii="Courier New" w:eastAsia="Times New Roman" w:hAnsi="Courier New" w:cs="Courier New"/>
           <w:sz w:val="20"/>
           <w:szCs w:val="20"/>
+          <w:lang w:val="en-US" w:eastAsia="ru-RU"/>
+        </w:rPr>
+      </w:pPr>
+      <w:r>
+        <w:rPr>
+          <w:rFonts w:ascii="Courier New" w:eastAsia="Times New Roman" w:hAnsi="Courier New" w:cs="Courier New"/>
+          <w:sz w:val="20"/>
+          <w:szCs w:val="20"/>
+          <w:lang w:val="en-US" w:eastAsia="ru-RU"/>
+        </w:rPr>
+        <w:t>Story Playback Background Music</w:t>
+      </w:r>
+    </w:p>
+    <w:p>
+      <w:pPr>
+        <w:tabs>
+          <w:tab w:val="left" w:pos="916"/>
+          <w:tab w:val="left" w:pos="1832"/>
+          <w:tab w:val="left" w:pos="2748"/>
+          <w:tab w:val="left" w:pos="3664"/>
+          <w:tab w:val="left" w:pos="4580"/>
+          <w:tab w:val="left" w:pos="5496"/>
+          <w:tab w:val="left" w:pos="6412"/>
+          <w:tab w:val="left" w:pos="7328"/>
+          <w:tab w:val="left" w:pos="8244"/>
+          <w:tab w:val="left" w:pos="9160"/>
+          <w:tab w:val="left" w:pos="10076"/>
+          <w:tab w:val="left" w:pos="10992"/>
+          <w:tab w:val="left" w:pos="11908"/>
+          <w:tab w:val="left" w:pos="12824"/>
+          <w:tab w:val="left" w:pos="13740"/>
+          <w:tab w:val="left" w:pos="14656"/>
+        </w:tabs>
+        <w:spacing w:after="0" w:line="240" w:lineRule="auto"/>
+        <w:rPr>
+          <w:rFonts w:ascii="Courier New" w:eastAsia="Times New Roman" w:hAnsi="Courier New" w:cs="Courier New"/>
+          <w:sz w:val="20"/>
+          <w:szCs w:val="20"/>
+          <w:lang w:val="en-US" w:eastAsia="ru-RU"/>
+        </w:rPr>
+      </w:pPr>
+    </w:p>
+    <w:p>
+      <w:pPr>
+        <w:tabs>
+          <w:tab w:val="left" w:pos="916"/>
+          <w:tab w:val="left" w:pos="1832"/>
+          <w:tab w:val="left" w:pos="2748"/>
+          <w:tab w:val="left" w:pos="3664"/>
+          <w:tab w:val="left" w:pos="4580"/>
+          <w:tab w:val="left" w:pos="5496"/>
+          <w:tab w:val="left" w:pos="6412"/>
+          <w:tab w:val="left" w:pos="7328"/>
+          <w:tab w:val="left" w:pos="8244"/>
+          <w:tab w:val="left" w:pos="9160"/>
+          <w:tab w:val="left" w:pos="10076"/>
+          <w:tab w:val="left" w:pos="10992"/>
+          <w:tab w:val="left" w:pos="11908"/>
+          <w:tab w:val="left" w:pos="12824"/>
+          <w:tab w:val="left" w:pos="13740"/>
+          <w:tab w:val="left" w:pos="14656"/>
+        </w:tabs>
+        <w:spacing w:after="0" w:line="240" w:lineRule="auto"/>
+        <w:rPr>
+          <w:rFonts w:ascii="Courier New" w:eastAsia="Times New Roman" w:hAnsi="Courier New" w:cs="Courier New"/>
+          <w:sz w:val="20"/>
+          <w:szCs w:val="20"/>
+          <w:lang w:val="en-US" w:eastAsia="ru-RU"/>
+        </w:rPr>
+      </w:pPr>
+      <w:r>
+        <w:rPr>
+          <w:rFonts w:ascii="Courier New" w:eastAsia="Times New Roman" w:hAnsi="Courier New" w:cs="Courier New"/>
+          <w:sz w:val="20"/>
+          <w:szCs w:val="20"/>
+          <w:lang w:eastAsia="ru-RU"/>
+        </w:rPr>
+        <w:t>Цель</w:t>
+      </w:r>
+      <w:r>
+        <w:rPr>
+          <w:rFonts w:ascii="Courier New" w:eastAsia="Times New Roman" w:hAnsi="Courier New" w:cs="Courier New"/>
+          <w:sz w:val="20"/>
+          <w:szCs w:val="20"/>
+          <w:lang w:val="en-US" w:eastAsia="ru-RU"/>
+        </w:rPr>
+        <w:t>:</w:t>
+      </w:r>
+    </w:p>
+    <w:p>
+      <w:pPr>
+        <w:tabs>
+          <w:tab w:val="left" w:pos="916"/>
+          <w:tab w:val="left" w:pos="1832"/>
+          <w:tab w:val="left" w:pos="2748"/>
+          <w:tab w:val="left" w:pos="3664"/>
+          <w:tab w:val="left" w:pos="4580"/>
+          <w:tab w:val="left" w:pos="5496"/>
+          <w:tab w:val="left" w:pos="6412"/>
+          <w:tab w:val="left" w:pos="7328"/>
+          <w:tab w:val="left" w:pos="8244"/>
+          <w:tab w:val="left" w:pos="9160"/>
+          <w:tab w:val="left" w:pos="10076"/>
+          <w:tab w:val="left" w:pos="10992"/>
+          <w:tab w:val="left" w:pos="11908"/>
+          <w:tab w:val="left" w:pos="12824"/>
+          <w:tab w:val="left" w:pos="13740"/>
+          <w:tab w:val="left" w:pos="14656"/>
+        </w:tabs>
+        <w:spacing w:after="0" w:line="240" w:lineRule="auto"/>
+        <w:rPr>
+          <w:rFonts w:ascii="Courier New" w:eastAsia="Times New Roman" w:hAnsi="Courier New" w:cs="Courier New"/>
+          <w:sz w:val="20"/>
+          <w:szCs w:val="20"/>
+          <w:lang w:val="en-US" w:eastAsia="ru-RU"/>
+        </w:rPr>
+      </w:pPr>
+    </w:p>
+    <w:p>
+      <w:pPr>
+        <w:tabs>
+          <w:tab w:val="left" w:pos="916"/>
+          <w:tab w:val="left" w:pos="1832"/>
+          <w:tab w:val="left" w:pos="2748"/>
+          <w:tab w:val="left" w:pos="3664"/>
+          <w:tab w:val="left" w:pos="4580"/>
+          <w:tab w:val="left" w:pos="5496"/>
+          <w:tab w:val="left" w:pos="6412"/>
+          <w:tab w:val="left" w:pos="7328"/>
+          <w:tab w:val="left" w:pos="8244"/>
+          <w:tab w:val="left" w:pos="9160"/>
+          <w:tab w:val="left" w:pos="10076"/>
+          <w:tab w:val="left" w:pos="10992"/>
+          <w:tab w:val="left" w:pos="11908"/>
+          <w:tab w:val="left" w:pos="12824"/>
+          <w:tab w:val="left" w:pos="13740"/>
+          <w:tab w:val="left" w:pos="14656"/>
+        </w:tabs>
+        <w:spacing w:after="0" w:line="240" w:lineRule="auto"/>
+        <w:rPr>
+          <w:rFonts w:ascii="Courier New" w:eastAsia="Times New Roman" w:hAnsi="Courier New" w:cs="Courier New"/>
+          <w:sz w:val="20"/>
+          <w:szCs w:val="20"/>
+          <w:lang w:val="en-US" w:eastAsia="ru-RU"/>
+        </w:rPr>
+      </w:pPr>
+      <w:r>
+        <w:rPr>
+          <w:rFonts w:ascii="Courier New" w:eastAsia="Times New Roman" w:hAnsi="Courier New" w:cs="Courier New"/>
+          <w:sz w:val="20"/>
+          <w:szCs w:val="20"/>
+          <w:lang w:eastAsia="ru-RU"/>
+        </w:rPr>
+        <w:t>Добавить</w:t>
+      </w:r>
+      <w:r>
+        <w:rPr>
+          <w:rFonts w:ascii="Courier New" w:eastAsia="Times New Roman" w:hAnsi="Courier New" w:cs="Courier New"/>
+          <w:sz w:val="20"/>
+          <w:szCs w:val="20"/>
+          <w:lang w:val="en-US" w:eastAsia="ru-RU"/>
+        </w:rPr>
+        <w:t xml:space="preserve"> optional curated background soundtrack</w:t>
+      </w:r>
+    </w:p>
+    <w:p>
+      <w:pPr>
+        <w:tabs>
+          <w:tab w:val="left" w:pos="916"/>
+          <w:tab w:val="left" w:pos="1832"/>
+          <w:tab w:val="left" w:pos="2748"/>
+          <w:tab w:val="left" w:pos="3664"/>
+          <w:tab w:val="left" w:pos="4580"/>
+          <w:tab w:val="left" w:pos="5496"/>
+          <w:tab w:val="left" w:pos="6412"/>
+          <w:tab w:val="left" w:pos="7328"/>
+          <w:tab w:val="left" w:pos="8244"/>
+          <w:tab w:val="left" w:pos="9160"/>
+          <w:tab w:val="left" w:pos="10076"/>
+          <w:tab w:val="left" w:pos="10992"/>
+          <w:tab w:val="left" w:pos="11908"/>
+          <w:tab w:val="left" w:pos="12824"/>
+          <w:tab w:val="left" w:pos="13740"/>
+          <w:tab w:val="left" w:pos="14656"/>
+        </w:tabs>
+        <w:spacing w:after="0" w:line="240" w:lineRule="auto"/>
+        <w:rPr>
+          <w:rFonts w:ascii="Courier New" w:eastAsia="Times New Roman" w:hAnsi="Courier New" w:cs="Courier New"/>
+          <w:sz w:val="20"/>
+          <w:szCs w:val="20"/>
+          <w:lang w:eastAsia="ru-RU"/>
+        </w:rPr>
+      </w:pPr>
+      <w:r>
+        <w:rPr>
+          <w:rFonts w:ascii="Courier New" w:eastAsia="Times New Roman" w:hAnsi="Courier New" w:cs="Courier New"/>
+          <w:sz w:val="20"/>
+          <w:szCs w:val="20"/>
+          <w:lang w:eastAsia="ru-RU"/>
+        </w:rPr>
+        <w:t>к существующему Story Playback.</w:t>
+      </w:r>
+    </w:p>
+    <w:p>
+      <w:pPr>
+        <w:tabs>
+          <w:tab w:val="left" w:pos="916"/>
+          <w:tab w:val="left" w:pos="1832"/>
+          <w:tab w:val="left" w:pos="2748"/>
+          <w:tab w:val="left" w:pos="3664"/>
+          <w:tab w:val="left" w:pos="4580"/>
+          <w:tab w:val="left" w:pos="5496"/>
+          <w:tab w:val="left" w:pos="6412"/>
+          <w:tab w:val="left" w:pos="7328"/>
+          <w:tab w:val="left" w:pos="8244"/>
+          <w:tab w:val="left" w:pos="9160"/>
+          <w:tab w:val="left" w:pos="10076"/>
+          <w:tab w:val="left" w:pos="10992"/>
+          <w:tab w:val="left" w:pos="11908"/>
+          <w:tab w:val="left" w:pos="12824"/>
+          <w:tab w:val="left" w:pos="13740"/>
+          <w:tab w:val="left" w:pos="14656"/>
+        </w:tabs>
+        <w:spacing w:after="0" w:line="240" w:lineRule="auto"/>
+        <w:rPr>
+          <w:rFonts w:ascii="Courier New" w:eastAsia="Times New Roman" w:hAnsi="Courier New" w:cs="Courier New"/>
+          <w:sz w:val="20"/>
+          <w:szCs w:val="20"/>
+          <w:lang w:eastAsia="ru-RU"/>
+        </w:rPr>
+      </w:pPr>
+    </w:p>
+    <w:p>
+      <w:pPr>
+        <w:tabs>
+          <w:tab w:val="left" w:pos="916"/>
+          <w:tab w:val="left" w:pos="1832"/>
+          <w:tab w:val="left" w:pos="2748"/>
+          <w:tab w:val="left" w:pos="3664"/>
+          <w:tab w:val="left" w:pos="4580"/>
+          <w:tab w:val="left" w:pos="5496"/>
+          <w:tab w:val="left" w:pos="6412"/>
+          <w:tab w:val="left" w:pos="7328"/>
+          <w:tab w:val="left" w:pos="8244"/>
+          <w:tab w:val="left" w:pos="9160"/>
+          <w:tab w:val="left" w:pos="10076"/>
+          <w:tab w:val="left" w:pos="10992"/>
+          <w:tab w:val="left" w:pos="11908"/>
+          <w:tab w:val="left" w:pos="12824"/>
+          <w:tab w:val="left" w:pos="13740"/>
+          <w:tab w:val="left" w:pos="14656"/>
+        </w:tabs>
+        <w:spacing w:after="0" w:line="240" w:lineRule="auto"/>
+        <w:rPr>
+          <w:rFonts w:ascii="Courier New" w:eastAsia="Times New Roman" w:hAnsi="Courier New" w:cs="Courier New"/>
+          <w:sz w:val="20"/>
+          <w:szCs w:val="20"/>
+          <w:lang w:eastAsia="ru-RU"/>
+        </w:rPr>
+      </w:pPr>
+      <w:r>
+        <w:rPr>
+          <w:rFonts w:ascii="Courier New" w:eastAsia="Times New Roman" w:hAnsi="Courier New" w:cs="Courier New"/>
+          <w:sz w:val="20"/>
+          <w:szCs w:val="20"/>
+          <w:lang w:eastAsia="ru-RU"/>
+        </w:rPr>
+        <w:t>Это расширение эмоциональной Playback experience.</w:t>
+      </w:r>
+    </w:p>
+    <w:p>
+      <w:pPr>
+        <w:tabs>
+          <w:tab w:val="left" w:pos="916"/>
+          <w:tab w:val="left" w:pos="1832"/>
+          <w:tab w:val="left" w:pos="2748"/>
+          <w:tab w:val="left" w:pos="3664"/>
+          <w:tab w:val="left" w:pos="4580"/>
+          <w:tab w:val="left" w:pos="5496"/>
+          <w:tab w:val="left" w:pos="6412"/>
+          <w:tab w:val="left" w:pos="7328"/>
+          <w:tab w:val="left" w:pos="8244"/>
+          <w:tab w:val="left" w:pos="9160"/>
+          <w:tab w:val="left" w:pos="10076"/>
+          <w:tab w:val="left" w:pos="10992"/>
+          <w:tab w:val="left" w:pos="11908"/>
+          <w:tab w:val="left" w:pos="12824"/>
+          <w:tab w:val="left" w:pos="13740"/>
+          <w:tab w:val="left" w:pos="14656"/>
+        </w:tabs>
+        <w:spacing w:after="0" w:line="240" w:lineRule="auto"/>
+        <w:rPr>
+          <w:rFonts w:ascii="Courier New" w:eastAsia="Times New Roman" w:hAnsi="Courier New" w:cs="Courier New"/>
+          <w:sz w:val="20"/>
+          <w:szCs w:val="20"/>
+          <w:lang w:eastAsia="ru-RU"/>
+        </w:rPr>
+      </w:pPr>
+    </w:p>
+    <w:p>
+      <w:pPr>
+        <w:tabs>
+          <w:tab w:val="left" w:pos="916"/>
+          <w:tab w:val="left" w:pos="1832"/>
+          <w:tab w:val="left" w:pos="2748"/>
+          <w:tab w:val="left" w:pos="3664"/>
+          <w:tab w:val="left" w:pos="4580"/>
+          <w:tab w:val="left" w:pos="5496"/>
+          <w:tab w:val="left" w:pos="6412"/>
+          <w:tab w:val="left" w:pos="7328"/>
+          <w:tab w:val="left" w:pos="8244"/>
+          <w:tab w:val="left" w:pos="9160"/>
+          <w:tab w:val="left" w:pos="10076"/>
+          <w:tab w:val="left" w:pos="10992"/>
+          <w:tab w:val="left" w:pos="11908"/>
+          <w:tab w:val="left" w:pos="12824"/>
+          <w:tab w:val="left" w:pos="13740"/>
+          <w:tab w:val="left" w:pos="14656"/>
+        </w:tabs>
+        <w:spacing w:after="0" w:line="240" w:lineRule="auto"/>
+        <w:rPr>
+          <w:rFonts w:ascii="Courier New" w:eastAsia="Times New Roman" w:hAnsi="Courier New" w:cs="Courier New"/>
+          <w:sz w:val="20"/>
+          <w:szCs w:val="20"/>
+          <w:lang w:val="en-US" w:eastAsia="ru-RU"/>
+        </w:rPr>
+      </w:pPr>
+      <w:r>
+        <w:rPr>
+          <w:rFonts w:ascii="Courier New" w:eastAsia="Times New Roman" w:hAnsi="Courier New" w:cs="Courier New"/>
+          <w:sz w:val="20"/>
+          <w:szCs w:val="20"/>
+          <w:lang w:val="en-US" w:eastAsia="ru-RU"/>
+        </w:rPr>
+        <w:t>Backend:</w:t>
+      </w:r>
+    </w:p>
+    <w:p>
+      <w:pPr>
+        <w:tabs>
+          <w:tab w:val="left" w:pos="916"/>
+          <w:tab w:val="left" w:pos="1832"/>
+          <w:tab w:val="left" w:pos="2748"/>
+          <w:tab w:val="left" w:pos="3664"/>
+          <w:tab w:val="left" w:pos="4580"/>
+          <w:tab w:val="left" w:pos="5496"/>
+          <w:tab w:val="left" w:pos="6412"/>
+          <w:tab w:val="left" w:pos="7328"/>
+          <w:tab w:val="left" w:pos="8244"/>
+          <w:tab w:val="left" w:pos="9160"/>
+          <w:tab w:val="left" w:pos="10076"/>
+          <w:tab w:val="left" w:pos="10992"/>
+          <w:tab w:val="left" w:pos="11908"/>
+          <w:tab w:val="left" w:pos="12824"/>
+          <w:tab w:val="left" w:pos="13740"/>
+          <w:tab w:val="left" w:pos="14656"/>
+        </w:tabs>
+        <w:spacing w:after="0" w:line="240" w:lineRule="auto"/>
+        <w:rPr>
+          <w:rFonts w:ascii="Courier New" w:eastAsia="Times New Roman" w:hAnsi="Courier New" w:cs="Courier New"/>
+          <w:sz w:val="20"/>
+          <w:szCs w:val="20"/>
+          <w:lang w:val="en-US" w:eastAsia="ru-RU"/>
+        </w:rPr>
+      </w:pPr>
+    </w:p>
+    <w:p>
+      <w:pPr>
+        <w:tabs>
+          <w:tab w:val="left" w:pos="916"/>
+          <w:tab w:val="left" w:pos="1832"/>
+          <w:tab w:val="left" w:pos="2748"/>
+          <w:tab w:val="left" w:pos="3664"/>
+          <w:tab w:val="left" w:pos="4580"/>
+          <w:tab w:val="left" w:pos="5496"/>
+          <w:tab w:val="left" w:pos="6412"/>
+          <w:tab w:val="left" w:pos="7328"/>
+          <w:tab w:val="left" w:pos="8244"/>
+          <w:tab w:val="left" w:pos="9160"/>
+          <w:tab w:val="left" w:pos="10076"/>
+          <w:tab w:val="left" w:pos="10992"/>
+          <w:tab w:val="left" w:pos="11908"/>
+          <w:tab w:val="left" w:pos="12824"/>
+          <w:tab w:val="left" w:pos="13740"/>
+          <w:tab w:val="left" w:pos="14656"/>
+        </w:tabs>
+        <w:spacing w:after="0" w:line="240" w:lineRule="auto"/>
+        <w:rPr>
+          <w:rFonts w:ascii="Courier New" w:eastAsia="Times New Roman" w:hAnsi="Courier New" w:cs="Courier New"/>
+          <w:sz w:val="20"/>
+          <w:szCs w:val="20"/>
+          <w:lang w:val="en-US" w:eastAsia="ru-RU"/>
+        </w:rPr>
+      </w:pPr>
+      <w:r>
+        <w:rPr>
+          <w:rFonts w:ascii="Courier New" w:eastAsia="Times New Roman" w:hAnsi="Courier New" w:cs="Courier New"/>
+          <w:sz w:val="20"/>
+          <w:szCs w:val="20"/>
+          <w:lang w:val="en-US" w:eastAsia="ru-RU"/>
+        </w:rPr>
+        <w:t>• MusicTrack catalog;</w:t>
+      </w:r>
+    </w:p>
+    <w:p>
+      <w:pPr>
+        <w:tabs>
+          <w:tab w:val="left" w:pos="916"/>
+          <w:tab w:val="left" w:pos="1832"/>
+          <w:tab w:val="left" w:pos="2748"/>
+          <w:tab w:val="left" w:pos="3664"/>
+          <w:tab w:val="left" w:pos="4580"/>
+          <w:tab w:val="left" w:pos="5496"/>
+          <w:tab w:val="left" w:pos="6412"/>
+          <w:tab w:val="left" w:pos="7328"/>
+          <w:tab w:val="left" w:pos="8244"/>
+          <w:tab w:val="left" w:pos="9160"/>
+          <w:tab w:val="left" w:pos="10076"/>
+          <w:tab w:val="left" w:pos="10992"/>
+          <w:tab w:val="left" w:pos="11908"/>
+          <w:tab w:val="left" w:pos="12824"/>
+          <w:tab w:val="left" w:pos="13740"/>
+          <w:tab w:val="left" w:pos="14656"/>
+        </w:tabs>
+        <w:spacing w:after="0" w:line="240" w:lineRule="auto"/>
+        <w:rPr>
+          <w:rFonts w:ascii="Courier New" w:eastAsia="Times New Roman" w:hAnsi="Courier New" w:cs="Courier New"/>
+          <w:sz w:val="20"/>
+          <w:szCs w:val="20"/>
+          <w:lang w:val="en-US" w:eastAsia="ru-RU"/>
+        </w:rPr>
+      </w:pPr>
+      <w:r>
+        <w:rPr>
+          <w:rFonts w:ascii="Courier New" w:eastAsia="Times New Roman" w:hAnsi="Courier New" w:cs="Courier New"/>
+          <w:sz w:val="20"/>
+          <w:szCs w:val="20"/>
+          <w:lang w:val="en-US" w:eastAsia="ru-RU"/>
+        </w:rPr>
+        <w:t>• Story soundtrack persistence;</w:t>
+      </w:r>
+    </w:p>
+    <w:p>
+      <w:pPr>
+        <w:tabs>
+          <w:tab w:val="left" w:pos="916"/>
+          <w:tab w:val="left" w:pos="1832"/>
+          <w:tab w:val="left" w:pos="2748"/>
+          <w:tab w:val="left" w:pos="3664"/>
+          <w:tab w:val="left" w:pos="4580"/>
+          <w:tab w:val="left" w:pos="5496"/>
+          <w:tab w:val="left" w:pos="6412"/>
+          <w:tab w:val="left" w:pos="7328"/>
+          <w:tab w:val="left" w:pos="8244"/>
+          <w:tab w:val="left" w:pos="9160"/>
+          <w:tab w:val="left" w:pos="10076"/>
+          <w:tab w:val="left" w:pos="10992"/>
+          <w:tab w:val="left" w:pos="11908"/>
+          <w:tab w:val="left" w:pos="12824"/>
+          <w:tab w:val="left" w:pos="13740"/>
+          <w:tab w:val="left" w:pos="14656"/>
+        </w:tabs>
+        <w:spacing w:after="0" w:line="240" w:lineRule="auto"/>
+        <w:rPr>
+          <w:rFonts w:ascii="Courier New" w:eastAsia="Times New Roman" w:hAnsi="Courier New" w:cs="Courier New"/>
+          <w:sz w:val="20"/>
+          <w:szCs w:val="20"/>
+          <w:lang w:val="en-US" w:eastAsia="ru-RU"/>
+        </w:rPr>
+      </w:pPr>
+      <w:r>
+        <w:rPr>
+          <w:rFonts w:ascii="Courier New" w:eastAsia="Times New Roman" w:hAnsi="Courier New" w:cs="Courier New"/>
+          <w:sz w:val="20"/>
+          <w:szCs w:val="20"/>
+          <w:lang w:val="en-US" w:eastAsia="ru-RU"/>
+        </w:rPr>
+        <w:t>• Story soundtrack authorization;</w:t>
+      </w:r>
+    </w:p>
+    <w:p>
+      <w:pPr>
+        <w:tabs>
+          <w:tab w:val="left" w:pos="916"/>
+          <w:tab w:val="left" w:pos="1832"/>
+          <w:tab w:val="left" w:pos="2748"/>
+          <w:tab w:val="left" w:pos="3664"/>
+          <w:tab w:val="left" w:pos="4580"/>
+          <w:tab w:val="left" w:pos="5496"/>
+          <w:tab w:val="left" w:pos="6412"/>
+          <w:tab w:val="left" w:pos="7328"/>
+          <w:tab w:val="left" w:pos="8244"/>
+          <w:tab w:val="left" w:pos="9160"/>
+          <w:tab w:val="left" w:pos="10076"/>
+          <w:tab w:val="left" w:pos="10992"/>
+          <w:tab w:val="left" w:pos="11908"/>
+          <w:tab w:val="left" w:pos="12824"/>
+          <w:tab w:val="left" w:pos="13740"/>
+          <w:tab w:val="left" w:pos="14656"/>
+        </w:tabs>
+        <w:spacing w:after="0" w:line="240" w:lineRule="auto"/>
+        <w:rPr>
+          <w:rFonts w:ascii="Courier New" w:eastAsia="Times New Roman" w:hAnsi="Courier New" w:cs="Courier New"/>
+          <w:sz w:val="20"/>
+          <w:szCs w:val="20"/>
+          <w:lang w:val="en-US" w:eastAsia="ru-RU"/>
+        </w:rPr>
+      </w:pPr>
+      <w:r>
+        <w:rPr>
+          <w:rFonts w:ascii="Courier New" w:eastAsia="Times New Roman" w:hAnsi="Courier New" w:cs="Courier New"/>
+          <w:sz w:val="20"/>
+          <w:szCs w:val="20"/>
+          <w:lang w:val="en-US" w:eastAsia="ru-RU"/>
+        </w:rPr>
+        <w:t>• effective soundtrack resolution;</w:t>
+      </w:r>
+    </w:p>
+    <w:p>
+      <w:pPr>
+        <w:tabs>
+          <w:tab w:val="left" w:pos="916"/>
+          <w:tab w:val="left" w:pos="1832"/>
+          <w:tab w:val="left" w:pos="2748"/>
+          <w:tab w:val="left" w:pos="3664"/>
+          <w:tab w:val="left" w:pos="4580"/>
+          <w:tab w:val="left" w:pos="5496"/>
+          <w:tab w:val="left" w:pos="6412"/>
+          <w:tab w:val="left" w:pos="7328"/>
+          <w:tab w:val="left" w:pos="8244"/>
+          <w:tab w:val="left" w:pos="9160"/>
+          <w:tab w:val="left" w:pos="10076"/>
+          <w:tab w:val="left" w:pos="10992"/>
+          <w:tab w:val="left" w:pos="11908"/>
+          <w:tab w:val="left" w:pos="12824"/>
+          <w:tab w:val="left" w:pos="13740"/>
+          <w:tab w:val="left" w:pos="14656"/>
+        </w:tabs>
+        <w:spacing w:after="0" w:line="240" w:lineRule="auto"/>
+        <w:rPr>
+          <w:rFonts w:ascii="Courier New" w:eastAsia="Times New Roman" w:hAnsi="Courier New" w:cs="Courier New"/>
+          <w:sz w:val="20"/>
+          <w:szCs w:val="20"/>
+          <w:lang w:val="en-US" w:eastAsia="ru-RU"/>
+        </w:rPr>
+      </w:pPr>
+      <w:r>
+        <w:rPr>
+          <w:rFonts w:ascii="Courier New" w:eastAsia="Times New Roman" w:hAnsi="Courier New" w:cs="Courier New"/>
+          <w:sz w:val="20"/>
+          <w:szCs w:val="20"/>
+          <w:lang w:val="en-US" w:eastAsia="ru-RU"/>
+        </w:rPr>
+        <w:t>• private authenticated soundtrack delivery.</w:t>
+      </w:r>
+    </w:p>
+    <w:p>
+      <w:pPr>
+        <w:tabs>
+          <w:tab w:val="left" w:pos="916"/>
+          <w:tab w:val="left" w:pos="1832"/>
+          <w:tab w:val="left" w:pos="2748"/>
+          <w:tab w:val="left" w:pos="3664"/>
+          <w:tab w:val="left" w:pos="4580"/>
+          <w:tab w:val="left" w:pos="5496"/>
+          <w:tab w:val="left" w:pos="6412"/>
+          <w:tab w:val="left" w:pos="7328"/>
+          <w:tab w:val="left" w:pos="8244"/>
+          <w:tab w:val="left" w:pos="9160"/>
+          <w:tab w:val="left" w:pos="10076"/>
+          <w:tab w:val="left" w:pos="10992"/>
+          <w:tab w:val="left" w:pos="11908"/>
+          <w:tab w:val="left" w:pos="12824"/>
+          <w:tab w:val="left" w:pos="13740"/>
+          <w:tab w:val="left" w:pos="14656"/>
+        </w:tabs>
+        <w:spacing w:after="0" w:line="240" w:lineRule="auto"/>
+        <w:rPr>
+          <w:rFonts w:ascii="Courier New" w:eastAsia="Times New Roman" w:hAnsi="Courier New" w:cs="Courier New"/>
+          <w:sz w:val="20"/>
+          <w:szCs w:val="20"/>
+          <w:lang w:val="en-US" w:eastAsia="ru-RU"/>
+        </w:rPr>
+      </w:pPr>
+    </w:p>
+    <w:p>
+      <w:pPr>
+        <w:tabs>
+          <w:tab w:val="left" w:pos="916"/>
+          <w:tab w:val="left" w:pos="1832"/>
+          <w:tab w:val="left" w:pos="2748"/>
+          <w:tab w:val="left" w:pos="3664"/>
+          <w:tab w:val="left" w:pos="4580"/>
+          <w:tab w:val="left" w:pos="5496"/>
+          <w:tab w:val="left" w:pos="6412"/>
+          <w:tab w:val="left" w:pos="7328"/>
+          <w:tab w:val="left" w:pos="8244"/>
+          <w:tab w:val="left" w:pos="9160"/>
+          <w:tab w:val="left" w:pos="10076"/>
+          <w:tab w:val="left" w:pos="10992"/>
+          <w:tab w:val="left" w:pos="11908"/>
+          <w:tab w:val="left" w:pos="12824"/>
+          <w:tab w:val="left" w:pos="13740"/>
+          <w:tab w:val="left" w:pos="14656"/>
+        </w:tabs>
+        <w:spacing w:after="0" w:line="240" w:lineRule="auto"/>
+        <w:rPr>
+          <w:rFonts w:ascii="Courier New" w:eastAsia="Times New Roman" w:hAnsi="Courier New" w:cs="Courier New"/>
+          <w:sz w:val="20"/>
+          <w:szCs w:val="20"/>
+          <w:lang w:val="en-US" w:eastAsia="ru-RU"/>
+        </w:rPr>
+      </w:pPr>
+      <w:r>
+        <w:rPr>
+          <w:rFonts w:ascii="Courier New" w:eastAsia="Times New Roman" w:hAnsi="Courier New" w:cs="Courier New"/>
+          <w:sz w:val="20"/>
+          <w:szCs w:val="20"/>
+          <w:lang w:val="en-US" w:eastAsia="ru-RU"/>
+        </w:rPr>
+        <w:t>Flutter:</w:t>
+      </w:r>
+    </w:p>
+    <w:p>
+      <w:pPr>
+        <w:tabs>
+          <w:tab w:val="left" w:pos="916"/>
+          <w:tab w:val="left" w:pos="1832"/>
+          <w:tab w:val="left" w:pos="2748"/>
+          <w:tab w:val="left" w:pos="3664"/>
+          <w:tab w:val="left" w:pos="4580"/>
+          <w:tab w:val="left" w:pos="5496"/>
+          <w:tab w:val="left" w:pos="6412"/>
+          <w:tab w:val="left" w:pos="7328"/>
+          <w:tab w:val="left" w:pos="8244"/>
+          <w:tab w:val="left" w:pos="9160"/>
+          <w:tab w:val="left" w:pos="10076"/>
+          <w:tab w:val="left" w:pos="10992"/>
+          <w:tab w:val="left" w:pos="11908"/>
+          <w:tab w:val="left" w:pos="12824"/>
+          <w:tab w:val="left" w:pos="13740"/>
+          <w:tab w:val="left" w:pos="14656"/>
+        </w:tabs>
+        <w:spacing w:after="0" w:line="240" w:lineRule="auto"/>
+        <w:rPr>
+          <w:rFonts w:ascii="Courier New" w:eastAsia="Times New Roman" w:hAnsi="Courier New" w:cs="Courier New"/>
+          <w:sz w:val="20"/>
+          <w:szCs w:val="20"/>
+          <w:lang w:val="en-US" w:eastAsia="ru-RU"/>
+        </w:rPr>
+      </w:pPr>
+    </w:p>
+    <w:p>
+      <w:pPr>
+        <w:tabs>
+          <w:tab w:val="left" w:pos="916"/>
+          <w:tab w:val="left" w:pos="1832"/>
+          <w:tab w:val="left" w:pos="2748"/>
+          <w:tab w:val="left" w:pos="3664"/>
+          <w:tab w:val="left" w:pos="4580"/>
+          <w:tab w:val="left" w:pos="5496"/>
+          <w:tab w:val="left" w:pos="6412"/>
+          <w:tab w:val="left" w:pos="7328"/>
+          <w:tab w:val="left" w:pos="8244"/>
+          <w:tab w:val="left" w:pos="9160"/>
+          <w:tab w:val="left" w:pos="10076"/>
+          <w:tab w:val="left" w:pos="10992"/>
+          <w:tab w:val="left" w:pos="11908"/>
+          <w:tab w:val="left" w:pos="12824"/>
+          <w:tab w:val="left" w:pos="13740"/>
+          <w:tab w:val="left" w:pos="14656"/>
+        </w:tabs>
+        <w:spacing w:after="0" w:line="240" w:lineRule="auto"/>
+        <w:rPr>
+          <w:rFonts w:ascii="Courier New" w:eastAsia="Times New Roman" w:hAnsi="Courier New" w:cs="Courier New"/>
+          <w:sz w:val="20"/>
+          <w:szCs w:val="20"/>
+          <w:lang w:val="en-US" w:eastAsia="ru-RU"/>
+        </w:rPr>
+      </w:pPr>
+      <w:r>
+        <w:rPr>
+          <w:rFonts w:ascii="Courier New" w:eastAsia="Times New Roman" w:hAnsi="Courier New" w:cs="Courier New"/>
+          <w:sz w:val="20"/>
+          <w:szCs w:val="20"/>
+          <w:lang w:val="en-US" w:eastAsia="ru-RU"/>
+        </w:rPr>
+        <w:t>• soundtrack loading;</w:t>
+      </w:r>
+    </w:p>
+    <w:p>
+      <w:pPr>
+        <w:tabs>
+          <w:tab w:val="left" w:pos="916"/>
+          <w:tab w:val="left" w:pos="1832"/>
+          <w:tab w:val="left" w:pos="2748"/>
+          <w:tab w:val="left" w:pos="3664"/>
+          <w:tab w:val="left" w:pos="4580"/>
+          <w:tab w:val="left" w:pos="5496"/>
+          <w:tab w:val="left" w:pos="6412"/>
+          <w:tab w:val="left" w:pos="7328"/>
+          <w:tab w:val="left" w:pos="8244"/>
+          <w:tab w:val="left" w:pos="9160"/>
+          <w:tab w:val="left" w:pos="10076"/>
+          <w:tab w:val="left" w:pos="10992"/>
+          <w:tab w:val="left" w:pos="11908"/>
+          <w:tab w:val="left" w:pos="12824"/>
+          <w:tab w:val="left" w:pos="13740"/>
+          <w:tab w:val="left" w:pos="14656"/>
+        </w:tabs>
+        <w:spacing w:after="0" w:line="240" w:lineRule="auto"/>
+        <w:rPr>
+          <w:rFonts w:ascii="Courier New" w:eastAsia="Times New Roman" w:hAnsi="Courier New" w:cs="Courier New"/>
+          <w:sz w:val="20"/>
+          <w:szCs w:val="20"/>
+          <w:lang w:val="en-US" w:eastAsia="ru-RU"/>
+        </w:rPr>
+      </w:pPr>
+      <w:r>
+        <w:rPr>
+          <w:rFonts w:ascii="Courier New" w:eastAsia="Times New Roman" w:hAnsi="Courier New" w:cs="Courier New"/>
+          <w:sz w:val="20"/>
+          <w:szCs w:val="20"/>
+          <w:lang w:val="en-US" w:eastAsia="ru-RU"/>
+        </w:rPr>
+        <w:t>• audio player abstraction;</w:t>
+      </w:r>
+    </w:p>
+    <w:p>
+      <w:pPr>
+        <w:tabs>
+          <w:tab w:val="left" w:pos="916"/>
+          <w:tab w:val="left" w:pos="1832"/>
+          <w:tab w:val="left" w:pos="2748"/>
+          <w:tab w:val="left" w:pos="3664"/>
+          <w:tab w:val="left" w:pos="4580"/>
+          <w:tab w:val="left" w:pos="5496"/>
+          <w:tab w:val="left" w:pos="6412"/>
+          <w:tab w:val="left" w:pos="7328"/>
+          <w:tab w:val="left" w:pos="8244"/>
+          <w:tab w:val="left" w:pos="9160"/>
+          <w:tab w:val="left" w:pos="10076"/>
+          <w:tab w:val="left" w:pos="10992"/>
+          <w:tab w:val="left" w:pos="11908"/>
+          <w:tab w:val="left" w:pos="12824"/>
+          <w:tab w:val="left" w:pos="13740"/>
+          <w:tab w:val="left" w:pos="14656"/>
+        </w:tabs>
+        <w:spacing w:after="0" w:line="240" w:lineRule="auto"/>
+        <w:rPr>
+          <w:rFonts w:ascii="Courier New" w:eastAsia="Times New Roman" w:hAnsi="Courier New" w:cs="Courier New"/>
+          <w:sz w:val="20"/>
+          <w:szCs w:val="20"/>
+          <w:lang w:val="en-US" w:eastAsia="ru-RU"/>
+        </w:rPr>
+      </w:pPr>
+      <w:r>
+        <w:rPr>
+          <w:rFonts w:ascii="Courier New" w:eastAsia="Times New Roman" w:hAnsi="Courier New" w:cs="Courier New"/>
+          <w:sz w:val="20"/>
+          <w:szCs w:val="20"/>
+          <w:lang w:val="en-US" w:eastAsia="ru-RU"/>
+        </w:rPr>
+        <w:t>• Story Playback audio orchestration;</w:t>
+      </w:r>
+    </w:p>
+    <w:p>
+      <w:pPr>
+        <w:tabs>
+          <w:tab w:val="left" w:pos="916"/>
+          <w:tab w:val="left" w:pos="1832"/>
+          <w:tab w:val="left" w:pos="2748"/>
+          <w:tab w:val="left" w:pos="3664"/>
+          <w:tab w:val="left" w:pos="4580"/>
+          <w:tab w:val="left" w:pos="5496"/>
+          <w:tab w:val="left" w:pos="6412"/>
+          <w:tab w:val="left" w:pos="7328"/>
+          <w:tab w:val="left" w:pos="8244"/>
+          <w:tab w:val="left" w:pos="9160"/>
+          <w:tab w:val="left" w:pos="10076"/>
+          <w:tab w:val="left" w:pos="10992"/>
+          <w:tab w:val="left" w:pos="11908"/>
+          <w:tab w:val="left" w:pos="12824"/>
+          <w:tab w:val="left" w:pos="13740"/>
+          <w:tab w:val="left" w:pos="14656"/>
+        </w:tabs>
+        <w:spacing w:after="0" w:line="240" w:lineRule="auto"/>
+        <w:rPr>
+          <w:rFonts w:ascii="Courier New" w:eastAsia="Times New Roman" w:hAnsi="Courier New" w:cs="Courier New"/>
+          <w:sz w:val="20"/>
+          <w:szCs w:val="20"/>
+          <w:lang w:val="en-US" w:eastAsia="ru-RU"/>
+        </w:rPr>
+      </w:pPr>
+      <w:r>
+        <w:rPr>
+          <w:rFonts w:ascii="Courier New" w:eastAsia="Times New Roman" w:hAnsi="Courier New" w:cs="Courier New"/>
+          <w:sz w:val="20"/>
+          <w:szCs w:val="20"/>
+          <w:lang w:val="en-US" w:eastAsia="ru-RU"/>
+        </w:rPr>
+        <w:t>• play / pause / resume / stop synchronization;</w:t>
+      </w:r>
+    </w:p>
+    <w:p>
+      <w:pPr>
+        <w:tabs>
+          <w:tab w:val="left" w:pos="916"/>
+          <w:tab w:val="left" w:pos="1832"/>
+          <w:tab w:val="left" w:pos="2748"/>
+          <w:tab w:val="left" w:pos="3664"/>
+          <w:tab w:val="left" w:pos="4580"/>
+          <w:tab w:val="left" w:pos="5496"/>
+          <w:tab w:val="left" w:pos="6412"/>
+          <w:tab w:val="left" w:pos="7328"/>
+          <w:tab w:val="left" w:pos="8244"/>
+          <w:tab w:val="left" w:pos="9160"/>
+          <w:tab w:val="left" w:pos="10076"/>
+          <w:tab w:val="left" w:pos="10992"/>
+          <w:tab w:val="left" w:pos="11908"/>
+          <w:tab w:val="left" w:pos="12824"/>
+          <w:tab w:val="left" w:pos="13740"/>
+          <w:tab w:val="left" w:pos="14656"/>
+        </w:tabs>
+        <w:spacing w:after="0" w:line="240" w:lineRule="auto"/>
+        <w:rPr>
+          <w:rFonts w:ascii="Courier New" w:eastAsia="Times New Roman" w:hAnsi="Courier New" w:cs="Courier New"/>
+          <w:sz w:val="20"/>
+          <w:szCs w:val="20"/>
+          <w:lang w:val="en-US" w:eastAsia="ru-RU"/>
+        </w:rPr>
+      </w:pPr>
+      <w:r>
+        <w:rPr>
+          <w:rFonts w:ascii="Courier New" w:eastAsia="Times New Roman" w:hAnsi="Courier New" w:cs="Courier New"/>
+          <w:sz w:val="20"/>
+          <w:szCs w:val="20"/>
+          <w:lang w:val="en-US" w:eastAsia="ru-RU"/>
+        </w:rPr>
+        <w:t>• No music mode;</w:t>
+      </w:r>
+    </w:p>
+    <w:p>
+      <w:pPr>
+        <w:tabs>
+          <w:tab w:val="left" w:pos="916"/>
+          <w:tab w:val="left" w:pos="1832"/>
+          <w:tab w:val="left" w:pos="2748"/>
+          <w:tab w:val="left" w:pos="3664"/>
+          <w:tab w:val="left" w:pos="4580"/>
+          <w:tab w:val="left" w:pos="5496"/>
+          <w:tab w:val="left" w:pos="6412"/>
+          <w:tab w:val="left" w:pos="7328"/>
+          <w:tab w:val="left" w:pos="8244"/>
+          <w:tab w:val="left" w:pos="9160"/>
+          <w:tab w:val="left" w:pos="10076"/>
+          <w:tab w:val="left" w:pos="10992"/>
+          <w:tab w:val="left" w:pos="11908"/>
+          <w:tab w:val="left" w:pos="12824"/>
+          <w:tab w:val="left" w:pos="13740"/>
+          <w:tab w:val="left" w:pos="14656"/>
+        </w:tabs>
+        <w:spacing w:after="0" w:line="240" w:lineRule="auto"/>
+        <w:rPr>
+          <w:rFonts w:ascii="Courier New" w:eastAsia="Times New Roman" w:hAnsi="Courier New" w:cs="Courier New"/>
+          <w:sz w:val="20"/>
+          <w:szCs w:val="20"/>
+          <w:lang w:val="en-US" w:eastAsia="ru-RU"/>
+        </w:rPr>
+      </w:pPr>
+      <w:r>
+        <w:rPr>
+          <w:rFonts w:ascii="Courier New" w:eastAsia="Times New Roman" w:hAnsi="Courier New" w:cs="Courier New"/>
+          <w:sz w:val="20"/>
+          <w:szCs w:val="20"/>
+          <w:lang w:val="en-US" w:eastAsia="ru-RU"/>
+        </w:rPr>
+        <w:t>• safe audio failure fallback.</w:t>
+      </w:r>
+    </w:p>
+    <w:p>
+      <w:pPr>
+        <w:tabs>
+          <w:tab w:val="left" w:pos="916"/>
+          <w:tab w:val="left" w:pos="1832"/>
+          <w:tab w:val="left" w:pos="2748"/>
+          <w:tab w:val="left" w:pos="3664"/>
+          <w:tab w:val="left" w:pos="4580"/>
+          <w:tab w:val="left" w:pos="5496"/>
+          <w:tab w:val="left" w:pos="6412"/>
+          <w:tab w:val="left" w:pos="7328"/>
+          <w:tab w:val="left" w:pos="8244"/>
+          <w:tab w:val="left" w:pos="9160"/>
+          <w:tab w:val="left" w:pos="10076"/>
+          <w:tab w:val="left" w:pos="10992"/>
+          <w:tab w:val="left" w:pos="11908"/>
+          <w:tab w:val="left" w:pos="12824"/>
+          <w:tab w:val="left" w:pos="13740"/>
+          <w:tab w:val="left" w:pos="14656"/>
+        </w:tabs>
+        <w:spacing w:after="0" w:line="240" w:lineRule="auto"/>
+        <w:rPr>
+          <w:rFonts w:ascii="Courier New" w:eastAsia="Times New Roman" w:hAnsi="Courier New" w:cs="Courier New"/>
+          <w:sz w:val="20"/>
+          <w:szCs w:val="20"/>
+          <w:lang w:val="en-US" w:eastAsia="ru-RU"/>
+        </w:rPr>
+      </w:pPr>
+    </w:p>
+    <w:p>
+      <w:pPr>
+        <w:tabs>
+          <w:tab w:val="left" w:pos="916"/>
+          <w:tab w:val="left" w:pos="1832"/>
+          <w:tab w:val="left" w:pos="2748"/>
+          <w:tab w:val="left" w:pos="3664"/>
+          <w:tab w:val="left" w:pos="4580"/>
+          <w:tab w:val="left" w:pos="5496"/>
+          <w:tab w:val="left" w:pos="6412"/>
+          <w:tab w:val="left" w:pos="7328"/>
+          <w:tab w:val="left" w:pos="8244"/>
+          <w:tab w:val="left" w:pos="9160"/>
+          <w:tab w:val="left" w:pos="10076"/>
+          <w:tab w:val="left" w:pos="10992"/>
+          <w:tab w:val="left" w:pos="11908"/>
+          <w:tab w:val="left" w:pos="12824"/>
+          <w:tab w:val="left" w:pos="13740"/>
+          <w:tab w:val="left" w:pos="14656"/>
+        </w:tabs>
+        <w:spacing w:after="0" w:line="240" w:lineRule="auto"/>
+        <w:rPr>
+          <w:rFonts w:ascii="Courier New" w:eastAsia="Times New Roman" w:hAnsi="Courier New" w:cs="Courier New"/>
+          <w:sz w:val="20"/>
+          <w:szCs w:val="20"/>
+          <w:lang w:val="en-US" w:eastAsia="ru-RU"/>
+        </w:rPr>
+      </w:pPr>
+      <w:r>
+        <w:rPr>
+          <w:rFonts w:ascii="Courier New" w:eastAsia="Times New Roman" w:hAnsi="Courier New" w:cs="Courier New"/>
+          <w:sz w:val="20"/>
+          <w:szCs w:val="20"/>
+          <w:lang w:val="en-US" w:eastAsia="ru-RU"/>
+        </w:rPr>
+        <w:t>Business Rules:</w:t>
+      </w:r>
+    </w:p>
+    <w:p>
+      <w:pPr>
+        <w:tabs>
+          <w:tab w:val="left" w:pos="916"/>
+          <w:tab w:val="left" w:pos="1832"/>
+          <w:tab w:val="left" w:pos="2748"/>
+          <w:tab w:val="left" w:pos="3664"/>
+          <w:tab w:val="left" w:pos="4580"/>
+          <w:tab w:val="left" w:pos="5496"/>
+          <w:tab w:val="left" w:pos="6412"/>
+          <w:tab w:val="left" w:pos="7328"/>
+          <w:tab w:val="left" w:pos="8244"/>
+          <w:tab w:val="left" w:pos="9160"/>
+          <w:tab w:val="left" w:pos="10076"/>
+          <w:tab w:val="left" w:pos="10992"/>
+          <w:tab w:val="left" w:pos="11908"/>
+          <w:tab w:val="left" w:pos="12824"/>
+          <w:tab w:val="left" w:pos="13740"/>
+          <w:tab w:val="left" w:pos="14656"/>
+        </w:tabs>
+        <w:spacing w:after="0" w:line="240" w:lineRule="auto"/>
+        <w:rPr>
+          <w:rFonts w:ascii="Courier New" w:eastAsia="Times New Roman" w:hAnsi="Courier New" w:cs="Courier New"/>
+          <w:sz w:val="20"/>
+          <w:szCs w:val="20"/>
+          <w:lang w:val="en-US" w:eastAsia="ru-RU"/>
+        </w:rPr>
+      </w:pPr>
+    </w:p>
+    <w:p>
+      <w:pPr>
+        <w:tabs>
+          <w:tab w:val="left" w:pos="916"/>
+          <w:tab w:val="left" w:pos="1832"/>
+          <w:tab w:val="left" w:pos="2748"/>
+          <w:tab w:val="left" w:pos="3664"/>
+          <w:tab w:val="left" w:pos="4580"/>
+          <w:tab w:val="left" w:pos="5496"/>
+          <w:tab w:val="left" w:pos="6412"/>
+          <w:tab w:val="left" w:pos="7328"/>
+          <w:tab w:val="left" w:pos="8244"/>
+          <w:tab w:val="left" w:pos="9160"/>
+          <w:tab w:val="left" w:pos="10076"/>
+          <w:tab w:val="left" w:pos="10992"/>
+          <w:tab w:val="left" w:pos="11908"/>
+          <w:tab w:val="left" w:pos="12824"/>
+          <w:tab w:val="left" w:pos="13740"/>
+          <w:tab w:val="left" w:pos="14656"/>
+        </w:tabs>
+        <w:spacing w:after="0" w:line="240" w:lineRule="auto"/>
+        <w:rPr>
+          <w:rFonts w:ascii="Courier New" w:eastAsia="Times New Roman" w:hAnsi="Courier New" w:cs="Courier New"/>
+          <w:sz w:val="20"/>
+          <w:szCs w:val="20"/>
+          <w:lang w:val="en-US" w:eastAsia="ru-RU"/>
+        </w:rPr>
+      </w:pPr>
+      <w:r>
+        <w:rPr>
+          <w:rFonts w:ascii="Courier New" w:eastAsia="Times New Roman" w:hAnsi="Courier New" w:cs="Courier New"/>
+          <w:sz w:val="20"/>
+          <w:szCs w:val="20"/>
+          <w:lang w:val="en-US" w:eastAsia="ru-RU"/>
+        </w:rPr>
+        <w:t xml:space="preserve">• soundtrack </w:t>
+      </w:r>
+      <w:r>
+        <w:rPr>
+          <w:rFonts w:ascii="Courier New" w:eastAsia="Times New Roman" w:hAnsi="Courier New" w:cs="Courier New"/>
+          <w:sz w:val="20"/>
+          <w:szCs w:val="20"/>
+          <w:lang w:eastAsia="ru-RU"/>
+        </w:rPr>
+        <w:t>принадлежит</w:t>
+      </w:r>
+      <w:r>
+        <w:rPr>
+          <w:rFonts w:ascii="Courier New" w:eastAsia="Times New Roman" w:hAnsi="Courier New" w:cs="Courier New"/>
+          <w:sz w:val="20"/>
+          <w:szCs w:val="20"/>
+          <w:lang w:val="en-US" w:eastAsia="ru-RU"/>
+        </w:rPr>
+        <w:t xml:space="preserve"> Story;</w:t>
+      </w:r>
+    </w:p>
+    <w:p>
+      <w:pPr>
+        <w:tabs>
+          <w:tab w:val="left" w:pos="916"/>
+          <w:tab w:val="left" w:pos="1832"/>
+          <w:tab w:val="left" w:pos="2748"/>
+          <w:tab w:val="left" w:pos="3664"/>
+          <w:tab w:val="left" w:pos="4580"/>
+          <w:tab w:val="left" w:pos="5496"/>
+          <w:tab w:val="left" w:pos="6412"/>
+          <w:tab w:val="left" w:pos="7328"/>
+          <w:tab w:val="left" w:pos="8244"/>
+          <w:tab w:val="left" w:pos="9160"/>
+          <w:tab w:val="left" w:pos="10076"/>
+          <w:tab w:val="left" w:pos="10992"/>
+          <w:tab w:val="left" w:pos="11908"/>
+          <w:tab w:val="left" w:pos="12824"/>
+          <w:tab w:val="left" w:pos="13740"/>
+          <w:tab w:val="left" w:pos="14656"/>
+        </w:tabs>
+        <w:spacing w:after="0" w:line="240" w:lineRule="auto"/>
+        <w:rPr>
+          <w:rFonts w:ascii="Courier New" w:eastAsia="Times New Roman" w:hAnsi="Courier New" w:cs="Courier New"/>
+          <w:sz w:val="20"/>
+          <w:szCs w:val="20"/>
+          <w:lang w:val="en-US" w:eastAsia="ru-RU"/>
+        </w:rPr>
+      </w:pPr>
+      <w:r>
+        <w:rPr>
+          <w:rFonts w:ascii="Courier New" w:eastAsia="Times New Roman" w:hAnsi="Courier New" w:cs="Courier New"/>
+          <w:sz w:val="20"/>
+          <w:szCs w:val="20"/>
+          <w:lang w:val="en-US" w:eastAsia="ru-RU"/>
+        </w:rPr>
+        <w:t>• soundtrack optional;</w:t>
+      </w:r>
+    </w:p>
+    <w:p>
+      <w:pPr>
+        <w:tabs>
+          <w:tab w:val="left" w:pos="916"/>
+          <w:tab w:val="left" w:pos="1832"/>
+          <w:tab w:val="left" w:pos="2748"/>
+          <w:tab w:val="left" w:pos="3664"/>
+          <w:tab w:val="left" w:pos="4580"/>
+          <w:tab w:val="left" w:pos="5496"/>
+          <w:tab w:val="left" w:pos="6412"/>
+          <w:tab w:val="left" w:pos="7328"/>
+          <w:tab w:val="left" w:pos="8244"/>
+          <w:tab w:val="left" w:pos="9160"/>
+          <w:tab w:val="left" w:pos="10076"/>
+          <w:tab w:val="left" w:pos="10992"/>
+          <w:tab w:val="left" w:pos="11908"/>
+          <w:tab w:val="left" w:pos="12824"/>
+          <w:tab w:val="left" w:pos="13740"/>
+          <w:tab w:val="left" w:pos="14656"/>
+        </w:tabs>
+        <w:spacing w:after="0" w:line="240" w:lineRule="auto"/>
+        <w:rPr>
+          <w:rFonts w:ascii="Courier New" w:eastAsia="Times New Roman" w:hAnsi="Courier New" w:cs="Courier New"/>
+          <w:sz w:val="20"/>
+          <w:szCs w:val="20"/>
+          <w:lang w:val="en-US" w:eastAsia="ru-RU"/>
+        </w:rPr>
+      </w:pPr>
+      <w:r>
+        <w:rPr>
+          <w:rFonts w:ascii="Courier New" w:eastAsia="Times New Roman" w:hAnsi="Courier New" w:cs="Courier New"/>
+          <w:sz w:val="20"/>
+          <w:szCs w:val="20"/>
+          <w:lang w:val="en-US" w:eastAsia="ru-RU"/>
+        </w:rPr>
+        <w:t xml:space="preserve">• OWNER </w:t>
+      </w:r>
+      <w:r>
+        <w:rPr>
+          <w:rFonts w:ascii="Courier New" w:eastAsia="Times New Roman" w:hAnsi="Courier New" w:cs="Courier New"/>
+          <w:sz w:val="20"/>
+          <w:szCs w:val="20"/>
+          <w:lang w:eastAsia="ru-RU"/>
+        </w:rPr>
+        <w:t>и</w:t>
+      </w:r>
+      <w:r>
+        <w:rPr>
+          <w:rFonts w:ascii="Courier New" w:eastAsia="Times New Roman" w:hAnsi="Courier New" w:cs="Courier New"/>
+          <w:sz w:val="20"/>
+          <w:szCs w:val="20"/>
+          <w:lang w:val="en-US" w:eastAsia="ru-RU"/>
+        </w:rPr>
+        <w:t xml:space="preserve"> CO_OWNER </w:t>
+      </w:r>
+      <w:r>
+        <w:rPr>
+          <w:rFonts w:ascii="Courier New" w:eastAsia="Times New Roman" w:hAnsi="Courier New" w:cs="Courier New"/>
+          <w:sz w:val="20"/>
+          <w:szCs w:val="20"/>
+          <w:lang w:eastAsia="ru-RU"/>
+        </w:rPr>
+        <w:t>могут</w:t>
+      </w:r>
+      <w:r>
+        <w:rPr>
+          <w:rFonts w:ascii="Courier New" w:eastAsia="Times New Roman" w:hAnsi="Courier New" w:cs="Courier New"/>
+          <w:sz w:val="20"/>
+          <w:szCs w:val="20"/>
+          <w:lang w:val="en-US" w:eastAsia="ru-RU"/>
+        </w:rPr>
+        <w:t xml:space="preserve"> </w:t>
+      </w:r>
+      <w:r>
+        <w:rPr>
+          <w:rFonts w:ascii="Courier New" w:eastAsia="Times New Roman" w:hAnsi="Courier New" w:cs="Courier New"/>
+          <w:sz w:val="20"/>
+          <w:szCs w:val="20"/>
+          <w:lang w:eastAsia="ru-RU"/>
+        </w:rPr>
+        <w:t>изменять</w:t>
+      </w:r>
+      <w:r>
+        <w:rPr>
+          <w:rFonts w:ascii="Courier New" w:eastAsia="Times New Roman" w:hAnsi="Courier New" w:cs="Courier New"/>
+          <w:sz w:val="20"/>
+          <w:szCs w:val="20"/>
+          <w:lang w:val="en-US" w:eastAsia="ru-RU"/>
+        </w:rPr>
+        <w:t xml:space="preserve"> soundtrack;</w:t>
+      </w:r>
+    </w:p>
+    <w:p>
+      <w:pPr>
+        <w:tabs>
+          <w:tab w:val="left" w:pos="916"/>
+          <w:tab w:val="left" w:pos="1832"/>
+          <w:tab w:val="left" w:pos="2748"/>
+          <w:tab w:val="left" w:pos="3664"/>
+          <w:tab w:val="left" w:pos="4580"/>
+          <w:tab w:val="left" w:pos="5496"/>
+          <w:tab w:val="left" w:pos="6412"/>
+          <w:tab w:val="left" w:pos="7328"/>
+          <w:tab w:val="left" w:pos="8244"/>
+          <w:tab w:val="left" w:pos="9160"/>
+          <w:tab w:val="left" w:pos="10076"/>
+          <w:tab w:val="left" w:pos="10992"/>
+          <w:tab w:val="left" w:pos="11908"/>
+          <w:tab w:val="left" w:pos="12824"/>
+          <w:tab w:val="left" w:pos="13740"/>
+          <w:tab w:val="left" w:pos="14656"/>
+        </w:tabs>
+        <w:spacing w:after="0" w:line="240" w:lineRule="auto"/>
+        <w:rPr>
+          <w:rFonts w:ascii="Courier New" w:eastAsia="Times New Roman" w:hAnsi="Courier New" w:cs="Courier New"/>
+          <w:sz w:val="20"/>
+          <w:szCs w:val="20"/>
+          <w:lang w:val="en-US" w:eastAsia="ru-RU"/>
+        </w:rPr>
+      </w:pPr>
+      <w:r>
+        <w:rPr>
+          <w:rFonts w:ascii="Courier New" w:eastAsia="Times New Roman" w:hAnsi="Courier New" w:cs="Courier New"/>
+          <w:sz w:val="20"/>
+          <w:szCs w:val="20"/>
+          <w:lang w:val="en-US" w:eastAsia="ru-RU"/>
+        </w:rPr>
+        <w:t xml:space="preserve">• EDITOR </w:t>
+      </w:r>
+      <w:r>
+        <w:rPr>
+          <w:rFonts w:ascii="Courier New" w:eastAsia="Times New Roman" w:hAnsi="Courier New" w:cs="Courier New"/>
+          <w:sz w:val="20"/>
+          <w:szCs w:val="20"/>
+          <w:lang w:eastAsia="ru-RU"/>
+        </w:rPr>
+        <w:t>и</w:t>
+      </w:r>
+      <w:r>
+        <w:rPr>
+          <w:rFonts w:ascii="Courier New" w:eastAsia="Times New Roman" w:hAnsi="Courier New" w:cs="Courier New"/>
+          <w:sz w:val="20"/>
+          <w:szCs w:val="20"/>
+          <w:lang w:val="en-US" w:eastAsia="ru-RU"/>
+        </w:rPr>
+        <w:t xml:space="preserve"> VIEWER </w:t>
+      </w:r>
+      <w:r>
+        <w:rPr>
+          <w:rFonts w:ascii="Courier New" w:eastAsia="Times New Roman" w:hAnsi="Courier New" w:cs="Courier New"/>
+          <w:sz w:val="20"/>
+          <w:szCs w:val="20"/>
+          <w:lang w:eastAsia="ru-RU"/>
+        </w:rPr>
+        <w:t>могут</w:t>
+      </w:r>
+      <w:r>
+        <w:rPr>
+          <w:rFonts w:ascii="Courier New" w:eastAsia="Times New Roman" w:hAnsi="Courier New" w:cs="Courier New"/>
+          <w:sz w:val="20"/>
+          <w:szCs w:val="20"/>
+          <w:lang w:val="en-US" w:eastAsia="ru-RU"/>
+        </w:rPr>
+        <w:t xml:space="preserve"> </w:t>
+      </w:r>
+      <w:r>
+        <w:rPr>
+          <w:rFonts w:ascii="Courier New" w:eastAsia="Times New Roman" w:hAnsi="Courier New" w:cs="Courier New"/>
+          <w:sz w:val="20"/>
+          <w:szCs w:val="20"/>
+          <w:lang w:eastAsia="ru-RU"/>
+        </w:rPr>
+        <w:t>слушать</w:t>
+      </w:r>
+      <w:r>
+        <w:rPr>
+          <w:rFonts w:ascii="Courier New" w:eastAsia="Times New Roman" w:hAnsi="Courier New" w:cs="Courier New"/>
+          <w:sz w:val="20"/>
+          <w:szCs w:val="20"/>
+          <w:lang w:val="en-US" w:eastAsia="ru-RU"/>
+        </w:rPr>
+        <w:t xml:space="preserve"> effective Story soundtrack;</w:t>
+      </w:r>
+    </w:p>
+    <w:p>
+      <w:pPr>
+        <w:tabs>
+          <w:tab w:val="left" w:pos="916"/>
+          <w:tab w:val="left" w:pos="1832"/>
+          <w:tab w:val="left" w:pos="2748"/>
+          <w:tab w:val="left" w:pos="3664"/>
+          <w:tab w:val="left" w:pos="4580"/>
+          <w:tab w:val="left" w:pos="5496"/>
+          <w:tab w:val="left" w:pos="6412"/>
+          <w:tab w:val="left" w:pos="7328"/>
+          <w:tab w:val="left" w:pos="8244"/>
+          <w:tab w:val="left" w:pos="9160"/>
+          <w:tab w:val="left" w:pos="10076"/>
+          <w:tab w:val="left" w:pos="10992"/>
+          <w:tab w:val="left" w:pos="11908"/>
+          <w:tab w:val="left" w:pos="12824"/>
+          <w:tab w:val="left" w:pos="13740"/>
+          <w:tab w:val="left" w:pos="14656"/>
+        </w:tabs>
+        <w:spacing w:after="0" w:line="240" w:lineRule="auto"/>
+        <w:rPr>
+          <w:rFonts w:ascii="Courier New" w:eastAsia="Times New Roman" w:hAnsi="Courier New" w:cs="Courier New"/>
+          <w:sz w:val="20"/>
+          <w:szCs w:val="20"/>
+          <w:lang w:val="en-US" w:eastAsia="ru-RU"/>
+        </w:rPr>
+      </w:pPr>
+      <w:r>
+        <w:rPr>
+          <w:rFonts w:ascii="Courier New" w:eastAsia="Times New Roman" w:hAnsi="Courier New" w:cs="Courier New"/>
+          <w:sz w:val="20"/>
+          <w:szCs w:val="20"/>
+          <w:lang w:val="en-US" w:eastAsia="ru-RU"/>
+        </w:rPr>
+        <w:t xml:space="preserve">• DISABLED track </w:t>
+      </w:r>
+      <w:r>
+        <w:rPr>
+          <w:rFonts w:ascii="Courier New" w:eastAsia="Times New Roman" w:hAnsi="Courier New" w:cs="Courier New"/>
+          <w:sz w:val="20"/>
+          <w:szCs w:val="20"/>
+          <w:lang w:eastAsia="ru-RU"/>
+        </w:rPr>
+        <w:t>не</w:t>
+      </w:r>
+      <w:r>
+        <w:rPr>
+          <w:rFonts w:ascii="Courier New" w:eastAsia="Times New Roman" w:hAnsi="Courier New" w:cs="Courier New"/>
+          <w:sz w:val="20"/>
+          <w:szCs w:val="20"/>
+          <w:lang w:val="en-US" w:eastAsia="ru-RU"/>
+        </w:rPr>
+        <w:t xml:space="preserve"> </w:t>
+      </w:r>
+      <w:r>
+        <w:rPr>
+          <w:rFonts w:ascii="Courier New" w:eastAsia="Times New Roman" w:hAnsi="Courier New" w:cs="Courier New"/>
+          <w:sz w:val="20"/>
+          <w:szCs w:val="20"/>
+          <w:lang w:eastAsia="ru-RU"/>
+        </w:rPr>
+        <w:t>используется</w:t>
+      </w:r>
+      <w:r>
+        <w:rPr>
+          <w:rFonts w:ascii="Courier New" w:eastAsia="Times New Roman" w:hAnsi="Courier New" w:cs="Courier New"/>
+          <w:sz w:val="20"/>
+          <w:szCs w:val="20"/>
+          <w:lang w:val="en-US" w:eastAsia="ru-RU"/>
+        </w:rPr>
+        <w:t xml:space="preserve"> </w:t>
+      </w:r>
+      <w:r>
+        <w:rPr>
+          <w:rFonts w:ascii="Courier New" w:eastAsia="Times New Roman" w:hAnsi="Courier New" w:cs="Courier New"/>
+          <w:sz w:val="20"/>
+          <w:szCs w:val="20"/>
+          <w:lang w:eastAsia="ru-RU"/>
+        </w:rPr>
+        <w:t>для</w:t>
+      </w:r>
+      <w:r>
+        <w:rPr>
+          <w:rFonts w:ascii="Courier New" w:eastAsia="Times New Roman" w:hAnsi="Courier New" w:cs="Courier New"/>
+          <w:sz w:val="20"/>
+          <w:szCs w:val="20"/>
+          <w:lang w:val="en-US" w:eastAsia="ru-RU"/>
+        </w:rPr>
+        <w:t xml:space="preserve"> </w:t>
+      </w:r>
+      <w:r>
+        <w:rPr>
+          <w:rFonts w:ascii="Courier New" w:eastAsia="Times New Roman" w:hAnsi="Courier New" w:cs="Courier New"/>
+          <w:sz w:val="20"/>
+          <w:szCs w:val="20"/>
+          <w:lang w:eastAsia="ru-RU"/>
+        </w:rPr>
+        <w:t>новой</w:t>
+      </w:r>
+      <w:r>
+        <w:rPr>
+          <w:rFonts w:ascii="Courier New" w:eastAsia="Times New Roman" w:hAnsi="Courier New" w:cs="Courier New"/>
+          <w:sz w:val="20"/>
+          <w:szCs w:val="20"/>
+          <w:lang w:val="en-US" w:eastAsia="ru-RU"/>
+        </w:rPr>
+        <w:t xml:space="preserve"> Playback session;</w:t>
+      </w:r>
+    </w:p>
+    <w:p>
+      <w:pPr>
+        <w:tabs>
+          <w:tab w:val="left" w:pos="916"/>
+          <w:tab w:val="left" w:pos="1832"/>
+          <w:tab w:val="left" w:pos="2748"/>
+          <w:tab w:val="left" w:pos="3664"/>
+          <w:tab w:val="left" w:pos="4580"/>
+          <w:tab w:val="left" w:pos="5496"/>
+          <w:tab w:val="left" w:pos="6412"/>
+          <w:tab w:val="left" w:pos="7328"/>
+          <w:tab w:val="left" w:pos="8244"/>
+          <w:tab w:val="left" w:pos="9160"/>
+          <w:tab w:val="left" w:pos="10076"/>
+          <w:tab w:val="left" w:pos="10992"/>
+          <w:tab w:val="left" w:pos="11908"/>
+          <w:tab w:val="left" w:pos="12824"/>
+          <w:tab w:val="left" w:pos="13740"/>
+          <w:tab w:val="left" w:pos="14656"/>
+        </w:tabs>
+        <w:spacing w:after="0" w:line="240" w:lineRule="auto"/>
+        <w:rPr>
+          <w:rFonts w:ascii="Courier New" w:eastAsia="Times New Roman" w:hAnsi="Courier New" w:cs="Courier New"/>
+          <w:sz w:val="20"/>
+          <w:szCs w:val="20"/>
+          <w:lang w:val="en-US" w:eastAsia="ru-RU"/>
+        </w:rPr>
+      </w:pPr>
+      <w:r>
+        <w:rPr>
+          <w:rFonts w:ascii="Courier New" w:eastAsia="Times New Roman" w:hAnsi="Courier New" w:cs="Courier New"/>
+          <w:sz w:val="20"/>
+          <w:szCs w:val="20"/>
+          <w:lang w:val="en-US" w:eastAsia="ru-RU"/>
+        </w:rPr>
+        <w:t xml:space="preserve">• audio failure </w:t>
+      </w:r>
+      <w:r>
+        <w:rPr>
+          <w:rFonts w:ascii="Courier New" w:eastAsia="Times New Roman" w:hAnsi="Courier New" w:cs="Courier New"/>
+          <w:sz w:val="20"/>
+          <w:szCs w:val="20"/>
+          <w:lang w:eastAsia="ru-RU"/>
+        </w:rPr>
+        <w:t>не</w:t>
+      </w:r>
+      <w:r>
+        <w:rPr>
+          <w:rFonts w:ascii="Courier New" w:eastAsia="Times New Roman" w:hAnsi="Courier New" w:cs="Courier New"/>
+          <w:sz w:val="20"/>
+          <w:szCs w:val="20"/>
+          <w:lang w:val="en-US" w:eastAsia="ru-RU"/>
+        </w:rPr>
+        <w:t xml:space="preserve"> </w:t>
+      </w:r>
+      <w:r>
+        <w:rPr>
+          <w:rFonts w:ascii="Courier New" w:eastAsia="Times New Roman" w:hAnsi="Courier New" w:cs="Courier New"/>
+          <w:sz w:val="20"/>
+          <w:szCs w:val="20"/>
+          <w:lang w:eastAsia="ru-RU"/>
+        </w:rPr>
+        <w:t>останавливает</w:t>
+      </w:r>
+      <w:r>
+        <w:rPr>
+          <w:rFonts w:ascii="Courier New" w:eastAsia="Times New Roman" w:hAnsi="Courier New" w:cs="Courier New"/>
+          <w:sz w:val="20"/>
+          <w:szCs w:val="20"/>
+          <w:lang w:val="en-US" w:eastAsia="ru-RU"/>
+        </w:rPr>
+        <w:t xml:space="preserve"> visual Playback.</w:t>
+      </w:r>
+    </w:p>
+    <w:p>
+      <w:pPr>
+        <w:tabs>
+          <w:tab w:val="left" w:pos="916"/>
+          <w:tab w:val="left" w:pos="1832"/>
+          <w:tab w:val="left" w:pos="2748"/>
+          <w:tab w:val="left" w:pos="3664"/>
+          <w:tab w:val="left" w:pos="4580"/>
+          <w:tab w:val="left" w:pos="5496"/>
+          <w:tab w:val="left" w:pos="6412"/>
+          <w:tab w:val="left" w:pos="7328"/>
+          <w:tab w:val="left" w:pos="8244"/>
+          <w:tab w:val="left" w:pos="9160"/>
+          <w:tab w:val="left" w:pos="10076"/>
+          <w:tab w:val="left" w:pos="10992"/>
+          <w:tab w:val="left" w:pos="11908"/>
+          <w:tab w:val="left" w:pos="12824"/>
+          <w:tab w:val="left" w:pos="13740"/>
+          <w:tab w:val="left" w:pos="14656"/>
+        </w:tabs>
+        <w:spacing w:after="0" w:line="240" w:lineRule="auto"/>
+        <w:rPr>
+          <w:rFonts w:ascii="Courier New" w:eastAsia="Times New Roman" w:hAnsi="Courier New" w:cs="Courier New"/>
+          <w:sz w:val="20"/>
+          <w:szCs w:val="20"/>
+          <w:lang w:val="en-US" w:eastAsia="ru-RU"/>
+        </w:rPr>
+      </w:pPr>
+    </w:p>
+    <w:p>
+      <w:pPr>
+        <w:tabs>
+          <w:tab w:val="left" w:pos="916"/>
+          <w:tab w:val="left" w:pos="1832"/>
+          <w:tab w:val="left" w:pos="2748"/>
+          <w:tab w:val="left" w:pos="3664"/>
+          <w:tab w:val="left" w:pos="4580"/>
+          <w:tab w:val="left" w:pos="5496"/>
+          <w:tab w:val="left" w:pos="6412"/>
+          <w:tab w:val="left" w:pos="7328"/>
+          <w:tab w:val="left" w:pos="8244"/>
+          <w:tab w:val="left" w:pos="9160"/>
+          <w:tab w:val="left" w:pos="10076"/>
+          <w:tab w:val="left" w:pos="10992"/>
+          <w:tab w:val="left" w:pos="11908"/>
+          <w:tab w:val="left" w:pos="12824"/>
+          <w:tab w:val="left" w:pos="13740"/>
+          <w:tab w:val="left" w:pos="14656"/>
+        </w:tabs>
+        <w:spacing w:after="0" w:line="240" w:lineRule="auto"/>
+        <w:rPr>
+          <w:rFonts w:ascii="Courier New" w:eastAsia="Times New Roman" w:hAnsi="Courier New" w:cs="Courier New"/>
+          <w:sz w:val="20"/>
+          <w:szCs w:val="20"/>
+          <w:lang w:val="en-US" w:eastAsia="ru-RU"/>
+        </w:rPr>
+      </w:pPr>
+      <w:r>
+        <w:rPr>
+          <w:rFonts w:ascii="Courier New" w:eastAsia="Times New Roman" w:hAnsi="Courier New" w:cs="Courier New"/>
+          <w:sz w:val="20"/>
+          <w:szCs w:val="20"/>
+          <w:lang w:eastAsia="ru-RU"/>
+        </w:rPr>
+        <w:t>Не</w:t>
+      </w:r>
+      <w:r>
+        <w:rPr>
+          <w:rFonts w:ascii="Courier New" w:eastAsia="Times New Roman" w:hAnsi="Courier New" w:cs="Courier New"/>
+          <w:sz w:val="20"/>
+          <w:szCs w:val="20"/>
+          <w:lang w:val="en-US" w:eastAsia="ru-RU"/>
+        </w:rPr>
+        <w:t xml:space="preserve"> </w:t>
+      </w:r>
+      <w:r>
+        <w:rPr>
+          <w:rFonts w:ascii="Courier New" w:eastAsia="Times New Roman" w:hAnsi="Courier New" w:cs="Courier New"/>
+          <w:sz w:val="20"/>
+          <w:szCs w:val="20"/>
+          <w:lang w:eastAsia="ru-RU"/>
+        </w:rPr>
+        <w:t>входит</w:t>
+      </w:r>
+      <w:r>
+        <w:rPr>
+          <w:rFonts w:ascii="Courier New" w:eastAsia="Times New Roman" w:hAnsi="Courier New" w:cs="Courier New"/>
+          <w:sz w:val="20"/>
+          <w:szCs w:val="20"/>
+          <w:lang w:val="en-US" w:eastAsia="ru-RU"/>
+        </w:rPr>
+        <w:t>:</w:t>
+      </w:r>
+    </w:p>
+    <w:p>
+      <w:pPr>
+        <w:tabs>
+          <w:tab w:val="left" w:pos="916"/>
+          <w:tab w:val="left" w:pos="1832"/>
+          <w:tab w:val="left" w:pos="2748"/>
+          <w:tab w:val="left" w:pos="3664"/>
+          <w:tab w:val="left" w:pos="4580"/>
+          <w:tab w:val="left" w:pos="5496"/>
+          <w:tab w:val="left" w:pos="6412"/>
+          <w:tab w:val="left" w:pos="7328"/>
+          <w:tab w:val="left" w:pos="8244"/>
+          <w:tab w:val="left" w:pos="9160"/>
+          <w:tab w:val="left" w:pos="10076"/>
+          <w:tab w:val="left" w:pos="10992"/>
+          <w:tab w:val="left" w:pos="11908"/>
+          <w:tab w:val="left" w:pos="12824"/>
+          <w:tab w:val="left" w:pos="13740"/>
+          <w:tab w:val="left" w:pos="14656"/>
+        </w:tabs>
+        <w:spacing w:after="0" w:line="240" w:lineRule="auto"/>
+        <w:rPr>
+          <w:rFonts w:ascii="Courier New" w:eastAsia="Times New Roman" w:hAnsi="Courier New" w:cs="Courier New"/>
+          <w:sz w:val="20"/>
+          <w:szCs w:val="20"/>
+          <w:lang w:val="en-US" w:eastAsia="ru-RU"/>
+        </w:rPr>
+      </w:pPr>
+    </w:p>
+    <w:p>
+      <w:pPr>
+        <w:tabs>
+          <w:tab w:val="left" w:pos="916"/>
+          <w:tab w:val="left" w:pos="1832"/>
+          <w:tab w:val="left" w:pos="2748"/>
+          <w:tab w:val="left" w:pos="3664"/>
+          <w:tab w:val="left" w:pos="4580"/>
+          <w:tab w:val="left" w:pos="5496"/>
+          <w:tab w:val="left" w:pos="6412"/>
+          <w:tab w:val="left" w:pos="7328"/>
+          <w:tab w:val="left" w:pos="8244"/>
+          <w:tab w:val="left" w:pos="9160"/>
+          <w:tab w:val="left" w:pos="10076"/>
+          <w:tab w:val="left" w:pos="10992"/>
+          <w:tab w:val="left" w:pos="11908"/>
+          <w:tab w:val="left" w:pos="12824"/>
+          <w:tab w:val="left" w:pos="13740"/>
+          <w:tab w:val="left" w:pos="14656"/>
+        </w:tabs>
+        <w:spacing w:after="0" w:line="240" w:lineRule="auto"/>
+        <w:rPr>
+          <w:rFonts w:ascii="Courier New" w:eastAsia="Times New Roman" w:hAnsi="Courier New" w:cs="Courier New"/>
+          <w:sz w:val="20"/>
+          <w:szCs w:val="20"/>
+          <w:lang w:val="en-US" w:eastAsia="ru-RU"/>
+        </w:rPr>
+      </w:pPr>
+      <w:r>
+        <w:rPr>
+          <w:rFonts w:ascii="Courier New" w:eastAsia="Times New Roman" w:hAnsi="Courier New" w:cs="Courier New"/>
+          <w:sz w:val="20"/>
+          <w:szCs w:val="20"/>
+          <w:lang w:val="en-US" w:eastAsia="ru-RU"/>
+        </w:rPr>
+        <w:t>• personal curated soundtrack override;</w:t>
+      </w:r>
+    </w:p>
+    <w:p>
+      <w:pPr>
+        <w:tabs>
+          <w:tab w:val="left" w:pos="916"/>
+          <w:tab w:val="left" w:pos="1832"/>
+          <w:tab w:val="left" w:pos="2748"/>
+          <w:tab w:val="left" w:pos="3664"/>
+          <w:tab w:val="left" w:pos="4580"/>
+          <w:tab w:val="left" w:pos="5496"/>
+          <w:tab w:val="left" w:pos="6412"/>
+          <w:tab w:val="left" w:pos="7328"/>
+          <w:tab w:val="left" w:pos="8244"/>
+          <w:tab w:val="left" w:pos="9160"/>
+          <w:tab w:val="left" w:pos="10076"/>
+          <w:tab w:val="left" w:pos="10992"/>
+          <w:tab w:val="left" w:pos="11908"/>
+          <w:tab w:val="left" w:pos="12824"/>
+          <w:tab w:val="left" w:pos="13740"/>
+          <w:tab w:val="left" w:pos="14656"/>
+        </w:tabs>
+        <w:spacing w:after="0" w:line="240" w:lineRule="auto"/>
+        <w:rPr>
+          <w:rFonts w:ascii="Courier New" w:eastAsia="Times New Roman" w:hAnsi="Courier New" w:cs="Courier New"/>
+          <w:sz w:val="20"/>
+          <w:szCs w:val="20"/>
+          <w:lang w:val="en-US" w:eastAsia="ru-RU"/>
+        </w:rPr>
+      </w:pPr>
+      <w:r>
+        <w:rPr>
+          <w:rFonts w:ascii="Courier New" w:eastAsia="Times New Roman" w:hAnsi="Courier New" w:cs="Courier New"/>
+          <w:sz w:val="20"/>
+          <w:szCs w:val="20"/>
+          <w:lang w:val="en-US" w:eastAsia="ru-RU"/>
+        </w:rPr>
+        <w:t>• local user music;</w:t>
+      </w:r>
+    </w:p>
+    <w:p>
+      <w:pPr>
+        <w:tabs>
+          <w:tab w:val="left" w:pos="916"/>
+          <w:tab w:val="left" w:pos="1832"/>
+          <w:tab w:val="left" w:pos="2748"/>
+          <w:tab w:val="left" w:pos="3664"/>
+          <w:tab w:val="left" w:pos="4580"/>
+          <w:tab w:val="left" w:pos="5496"/>
+          <w:tab w:val="left" w:pos="6412"/>
+          <w:tab w:val="left" w:pos="7328"/>
+          <w:tab w:val="left" w:pos="8244"/>
+          <w:tab w:val="left" w:pos="9160"/>
+          <w:tab w:val="left" w:pos="10076"/>
+          <w:tab w:val="left" w:pos="10992"/>
+          <w:tab w:val="left" w:pos="11908"/>
+          <w:tab w:val="left" w:pos="12824"/>
+          <w:tab w:val="left" w:pos="13740"/>
+          <w:tab w:val="left" w:pos="14656"/>
+        </w:tabs>
+        <w:spacing w:after="0" w:line="240" w:lineRule="auto"/>
+        <w:rPr>
+          <w:rFonts w:ascii="Courier New" w:eastAsia="Times New Roman" w:hAnsi="Courier New" w:cs="Courier New"/>
+          <w:sz w:val="20"/>
+          <w:szCs w:val="20"/>
+          <w:lang w:val="en-US" w:eastAsia="ru-RU"/>
+        </w:rPr>
+      </w:pPr>
+      <w:r>
+        <w:rPr>
+          <w:rFonts w:ascii="Courier New" w:eastAsia="Times New Roman" w:hAnsi="Courier New" w:cs="Courier New"/>
+          <w:sz w:val="20"/>
+          <w:szCs w:val="20"/>
+          <w:lang w:val="en-US" w:eastAsia="ru-RU"/>
+        </w:rPr>
+        <w:t>• Spotify / Apple Music integration;</w:t>
+      </w:r>
+    </w:p>
+    <w:p>
+      <w:pPr>
+        <w:tabs>
+          <w:tab w:val="left" w:pos="916"/>
+          <w:tab w:val="left" w:pos="1832"/>
+          <w:tab w:val="left" w:pos="2748"/>
+          <w:tab w:val="left" w:pos="3664"/>
+          <w:tab w:val="left" w:pos="4580"/>
+          <w:tab w:val="left" w:pos="5496"/>
+          <w:tab w:val="left" w:pos="6412"/>
+          <w:tab w:val="left" w:pos="7328"/>
+          <w:tab w:val="left" w:pos="8244"/>
+          <w:tab w:val="left" w:pos="9160"/>
+          <w:tab w:val="left" w:pos="10076"/>
+          <w:tab w:val="left" w:pos="10992"/>
+          <w:tab w:val="left" w:pos="11908"/>
+          <w:tab w:val="left" w:pos="12824"/>
+          <w:tab w:val="left" w:pos="13740"/>
+          <w:tab w:val="left" w:pos="14656"/>
+        </w:tabs>
+        <w:spacing w:after="0" w:line="240" w:lineRule="auto"/>
+        <w:rPr>
+          <w:rFonts w:ascii="Courier New" w:eastAsia="Times New Roman" w:hAnsi="Courier New" w:cs="Courier New"/>
+          <w:sz w:val="20"/>
+          <w:szCs w:val="20"/>
+          <w:lang w:val="en-US" w:eastAsia="ru-RU"/>
+        </w:rPr>
+      </w:pPr>
+      <w:r>
+        <w:rPr>
+          <w:rFonts w:ascii="Courier New" w:eastAsia="Times New Roman" w:hAnsi="Courier New" w:cs="Courier New"/>
+          <w:sz w:val="20"/>
+          <w:szCs w:val="20"/>
+          <w:lang w:val="en-US" w:eastAsia="ru-RU"/>
+        </w:rPr>
+        <w:t>• full Playback Clock;</w:t>
+      </w:r>
+    </w:p>
+    <w:p>
+      <w:pPr>
+        <w:tabs>
+          <w:tab w:val="left" w:pos="916"/>
+          <w:tab w:val="left" w:pos="1832"/>
+          <w:tab w:val="left" w:pos="2748"/>
+          <w:tab w:val="left" w:pos="3664"/>
+          <w:tab w:val="left" w:pos="4580"/>
+          <w:tab w:val="left" w:pos="5496"/>
+          <w:tab w:val="left" w:pos="6412"/>
+          <w:tab w:val="left" w:pos="7328"/>
+          <w:tab w:val="left" w:pos="8244"/>
+          <w:tab w:val="left" w:pos="9160"/>
+          <w:tab w:val="left" w:pos="10076"/>
+          <w:tab w:val="left" w:pos="10992"/>
+          <w:tab w:val="left" w:pos="11908"/>
+          <w:tab w:val="left" w:pos="12824"/>
+          <w:tab w:val="left" w:pos="13740"/>
+          <w:tab w:val="left" w:pos="14656"/>
+        </w:tabs>
+        <w:spacing w:after="0" w:line="240" w:lineRule="auto"/>
+        <w:rPr>
+          <w:rFonts w:ascii="Courier New" w:eastAsia="Times New Roman" w:hAnsi="Courier New" w:cs="Courier New"/>
+          <w:sz w:val="20"/>
+          <w:szCs w:val="20"/>
+          <w:lang w:val="en-US" w:eastAsia="ru-RU"/>
+        </w:rPr>
+      </w:pPr>
+      <w:r>
+        <w:rPr>
+          <w:rFonts w:ascii="Courier New" w:eastAsia="Times New Roman" w:hAnsi="Courier New" w:cs="Courier New"/>
+          <w:sz w:val="20"/>
+          <w:szCs w:val="20"/>
+          <w:lang w:val="en-US" w:eastAsia="ru-RU"/>
+        </w:rPr>
+        <w:t>• seek;</w:t>
+      </w:r>
+    </w:p>
+    <w:p>
+      <w:pPr>
+        <w:tabs>
+          <w:tab w:val="left" w:pos="916"/>
+          <w:tab w:val="left" w:pos="1832"/>
+          <w:tab w:val="left" w:pos="2748"/>
+          <w:tab w:val="left" w:pos="3664"/>
+          <w:tab w:val="left" w:pos="4580"/>
+          <w:tab w:val="left" w:pos="5496"/>
+          <w:tab w:val="left" w:pos="6412"/>
+          <w:tab w:val="left" w:pos="7328"/>
+          <w:tab w:val="left" w:pos="8244"/>
+          <w:tab w:val="left" w:pos="9160"/>
+          <w:tab w:val="left" w:pos="10076"/>
+          <w:tab w:val="left" w:pos="10992"/>
+          <w:tab w:val="left" w:pos="11908"/>
+          <w:tab w:val="left" w:pos="12824"/>
+          <w:tab w:val="left" w:pos="13740"/>
+          <w:tab w:val="left" w:pos="14656"/>
+        </w:tabs>
+        <w:spacing w:after="0" w:line="240" w:lineRule="auto"/>
+        <w:rPr>
+          <w:rFonts w:ascii="Courier New" w:eastAsia="Times New Roman" w:hAnsi="Courier New" w:cs="Courier New"/>
+          <w:sz w:val="20"/>
+          <w:szCs w:val="20"/>
+          <w:lang w:val="en-US" w:eastAsia="ru-RU"/>
+        </w:rPr>
+      </w:pPr>
+      <w:r>
+        <w:rPr>
+          <w:rFonts w:ascii="Courier New" w:eastAsia="Times New Roman" w:hAnsi="Courier New" w:cs="Courier New"/>
+          <w:sz w:val="20"/>
+          <w:szCs w:val="20"/>
+          <w:lang w:val="en-US" w:eastAsia="ru-RU"/>
+        </w:rPr>
+        <w:t>• beat synchronization;</w:t>
+      </w:r>
+    </w:p>
+    <w:p>
+      <w:pPr>
+        <w:tabs>
+          <w:tab w:val="left" w:pos="916"/>
+          <w:tab w:val="left" w:pos="1832"/>
+          <w:tab w:val="left" w:pos="2748"/>
+          <w:tab w:val="left" w:pos="3664"/>
+          <w:tab w:val="left" w:pos="4580"/>
+          <w:tab w:val="left" w:pos="5496"/>
+          <w:tab w:val="left" w:pos="6412"/>
+          <w:tab w:val="left" w:pos="7328"/>
+          <w:tab w:val="left" w:pos="8244"/>
+          <w:tab w:val="left" w:pos="9160"/>
+          <w:tab w:val="left" w:pos="10076"/>
+          <w:tab w:val="left" w:pos="10992"/>
+          <w:tab w:val="left" w:pos="11908"/>
+          <w:tab w:val="left" w:pos="12824"/>
+          <w:tab w:val="left" w:pos="13740"/>
+          <w:tab w:val="left" w:pos="14656"/>
+        </w:tabs>
+        <w:spacing w:after="0" w:line="240" w:lineRule="auto"/>
+        <w:rPr>
+          <w:rFonts w:ascii="Courier New" w:eastAsia="Times New Roman" w:hAnsi="Courier New" w:cs="Courier New"/>
+          <w:sz w:val="20"/>
+          <w:szCs w:val="20"/>
+          <w:lang w:val="en-US" w:eastAsia="ru-RU"/>
+        </w:rPr>
+      </w:pPr>
+      <w:r>
+        <w:rPr>
+          <w:rFonts w:ascii="Courier New" w:eastAsia="Times New Roman" w:hAnsi="Courier New" w:cs="Courier New"/>
+          <w:sz w:val="20"/>
+          <w:szCs w:val="20"/>
+          <w:lang w:val="en-US" w:eastAsia="ru-RU"/>
+        </w:rPr>
+        <w:t>• soundtrack-driven Story timing;</w:t>
+      </w:r>
+    </w:p>
+    <w:p>
+      <w:pPr>
+        <w:tabs>
+          <w:tab w:val="left" w:pos="916"/>
+          <w:tab w:val="left" w:pos="1832"/>
+          <w:tab w:val="left" w:pos="2748"/>
+          <w:tab w:val="left" w:pos="3664"/>
+          <w:tab w:val="left" w:pos="4580"/>
+          <w:tab w:val="left" w:pos="5496"/>
+          <w:tab w:val="left" w:pos="6412"/>
+          <w:tab w:val="left" w:pos="7328"/>
+          <w:tab w:val="left" w:pos="8244"/>
+          <w:tab w:val="left" w:pos="9160"/>
+          <w:tab w:val="left" w:pos="10076"/>
+          <w:tab w:val="left" w:pos="10992"/>
+          <w:tab w:val="left" w:pos="11908"/>
+          <w:tab w:val="left" w:pos="12824"/>
+          <w:tab w:val="left" w:pos="13740"/>
+          <w:tab w:val="left" w:pos="14656"/>
+        </w:tabs>
+        <w:spacing w:after="0" w:line="240" w:lineRule="auto"/>
+        <w:rPr>
+          <w:rFonts w:ascii="Courier New" w:eastAsia="Times New Roman" w:hAnsi="Courier New" w:cs="Courier New"/>
+          <w:sz w:val="20"/>
+          <w:szCs w:val="20"/>
+          <w:lang w:val="en-US" w:eastAsia="ru-RU"/>
+        </w:rPr>
+      </w:pPr>
+      <w:r>
+        <w:rPr>
+          <w:rFonts w:ascii="Courier New" w:eastAsia="Times New Roman" w:hAnsi="Courier New" w:cs="Courier New"/>
+          <w:sz w:val="20"/>
+          <w:szCs w:val="20"/>
+          <w:lang w:val="en-US" w:eastAsia="ru-RU"/>
+        </w:rPr>
+        <w:t>• Shared Story Video;</w:t>
+      </w:r>
+    </w:p>
+    <w:p>
+      <w:pPr>
+        <w:tabs>
+          <w:tab w:val="left" w:pos="916"/>
+          <w:tab w:val="left" w:pos="1832"/>
+          <w:tab w:val="left" w:pos="2748"/>
+          <w:tab w:val="left" w:pos="3664"/>
+          <w:tab w:val="left" w:pos="4580"/>
+          <w:tab w:val="left" w:pos="5496"/>
+          <w:tab w:val="left" w:pos="6412"/>
+          <w:tab w:val="left" w:pos="7328"/>
+          <w:tab w:val="left" w:pos="8244"/>
+          <w:tab w:val="left" w:pos="9160"/>
+          <w:tab w:val="left" w:pos="10076"/>
+          <w:tab w:val="left" w:pos="10992"/>
+          <w:tab w:val="left" w:pos="11908"/>
+          <w:tab w:val="left" w:pos="12824"/>
+          <w:tab w:val="left" w:pos="13740"/>
+          <w:tab w:val="left" w:pos="14656"/>
+        </w:tabs>
+        <w:spacing w:after="0" w:line="240" w:lineRule="auto"/>
+        <w:rPr>
+          <w:rFonts w:ascii="Courier New" w:eastAsia="Times New Roman" w:hAnsi="Courier New" w:cs="Courier New"/>
+          <w:sz w:val="20"/>
+          <w:szCs w:val="20"/>
+          <w:lang w:val="en-US" w:eastAsia="ru-RU"/>
+        </w:rPr>
+      </w:pPr>
+      <w:r>
+        <w:rPr>
+          <w:rFonts w:ascii="Courier New" w:eastAsia="Times New Roman" w:hAnsi="Courier New" w:cs="Courier New"/>
+          <w:sz w:val="20"/>
+          <w:szCs w:val="20"/>
+          <w:lang w:val="en-US" w:eastAsia="ru-RU"/>
+        </w:rPr>
+        <w:t>• video export;</w:t>
+      </w:r>
+    </w:p>
+    <w:p>
+      <w:pPr>
+        <w:tabs>
+          <w:tab w:val="left" w:pos="916"/>
+          <w:tab w:val="left" w:pos="1832"/>
+          <w:tab w:val="left" w:pos="2748"/>
+          <w:tab w:val="left" w:pos="3664"/>
+          <w:tab w:val="left" w:pos="4580"/>
+          <w:tab w:val="left" w:pos="5496"/>
+          <w:tab w:val="left" w:pos="6412"/>
+          <w:tab w:val="left" w:pos="7328"/>
+          <w:tab w:val="left" w:pos="8244"/>
+          <w:tab w:val="left" w:pos="9160"/>
+          <w:tab w:val="left" w:pos="10076"/>
+          <w:tab w:val="left" w:pos="10992"/>
+          <w:tab w:val="left" w:pos="11908"/>
+          <w:tab w:val="left" w:pos="12824"/>
+          <w:tab w:val="left" w:pos="13740"/>
+          <w:tab w:val="left" w:pos="14656"/>
+        </w:tabs>
+        <w:spacing w:after="0" w:line="240" w:lineRule="auto"/>
+        <w:rPr>
+          <w:rFonts w:ascii="Courier New" w:eastAsia="Times New Roman" w:hAnsi="Courier New" w:cs="Courier New"/>
+          <w:sz w:val="20"/>
+          <w:szCs w:val="20"/>
+          <w:lang w:val="en-US" w:eastAsia="ru-RU"/>
+        </w:rPr>
+      </w:pPr>
+      <w:r>
+        <w:rPr>
+          <w:rFonts w:ascii="Courier New" w:eastAsia="Times New Roman" w:hAnsi="Courier New" w:cs="Courier New"/>
+          <w:sz w:val="20"/>
+          <w:szCs w:val="20"/>
+          <w:lang w:val="en-US" w:eastAsia="ru-RU"/>
+        </w:rPr>
+        <w:t>• custom Memory Story Original Soundtracks production.</w:t>
+      </w:r>
+    </w:p>
+    <w:p>
+      <w:pPr>
+        <w:tabs>
+          <w:tab w:val="left" w:pos="916"/>
+          <w:tab w:val="left" w:pos="1832"/>
+          <w:tab w:val="left" w:pos="2748"/>
+          <w:tab w:val="left" w:pos="3664"/>
+          <w:tab w:val="left" w:pos="4580"/>
+          <w:tab w:val="left" w:pos="5496"/>
+          <w:tab w:val="left" w:pos="6412"/>
+          <w:tab w:val="left" w:pos="7328"/>
+          <w:tab w:val="left" w:pos="8244"/>
+          <w:tab w:val="left" w:pos="9160"/>
+          <w:tab w:val="left" w:pos="10076"/>
+          <w:tab w:val="left" w:pos="10992"/>
+          <w:tab w:val="left" w:pos="11908"/>
+          <w:tab w:val="left" w:pos="12824"/>
+          <w:tab w:val="left" w:pos="13740"/>
+          <w:tab w:val="left" w:pos="14656"/>
+        </w:tabs>
+        <w:spacing w:after="0" w:line="240" w:lineRule="auto"/>
+        <w:rPr>
+          <w:rFonts w:ascii="Courier New" w:eastAsia="Times New Roman" w:hAnsi="Courier New" w:cs="Courier New"/>
+          <w:sz w:val="20"/>
+          <w:szCs w:val="20"/>
+          <w:lang w:val="en-US" w:eastAsia="ru-RU"/>
+        </w:rPr>
+      </w:pPr>
+    </w:p>
+    <w:p>
+      <w:pPr>
+        <w:tabs>
+          <w:tab w:val="left" w:pos="916"/>
+          <w:tab w:val="left" w:pos="1832"/>
+          <w:tab w:val="left" w:pos="2748"/>
+          <w:tab w:val="left" w:pos="3664"/>
+          <w:tab w:val="left" w:pos="4580"/>
+          <w:tab w:val="left" w:pos="5496"/>
+          <w:tab w:val="left" w:pos="6412"/>
+          <w:tab w:val="left" w:pos="7328"/>
+          <w:tab w:val="left" w:pos="8244"/>
+          <w:tab w:val="left" w:pos="9160"/>
+          <w:tab w:val="left" w:pos="10076"/>
+          <w:tab w:val="left" w:pos="10992"/>
+          <w:tab w:val="left" w:pos="11908"/>
+          <w:tab w:val="left" w:pos="12824"/>
+          <w:tab w:val="left" w:pos="13740"/>
+          <w:tab w:val="left" w:pos="14656"/>
+        </w:tabs>
+        <w:spacing w:after="0" w:line="240" w:lineRule="auto"/>
+        <w:rPr>
+          <w:rFonts w:ascii="Courier New" w:eastAsia="Times New Roman" w:hAnsi="Courier New" w:cs="Courier New"/>
+          <w:sz w:val="20"/>
+          <w:szCs w:val="20"/>
+          <w:lang w:val="en-US" w:eastAsia="ru-RU"/>
+        </w:rPr>
+      </w:pPr>
+      <w:r>
+        <w:rPr>
+          <w:rFonts w:ascii="Courier New" w:eastAsia="Times New Roman" w:hAnsi="Courier New" w:cs="Courier New"/>
+          <w:sz w:val="20"/>
+          <w:szCs w:val="20"/>
+          <w:lang w:eastAsia="ru-RU"/>
+        </w:rPr>
+        <w:t>Результат</w:t>
+      </w:r>
+      <w:r>
+        <w:rPr>
+          <w:rFonts w:ascii="Courier New" w:eastAsia="Times New Roman" w:hAnsi="Courier New" w:cs="Courier New"/>
+          <w:sz w:val="20"/>
+          <w:szCs w:val="20"/>
+          <w:lang w:val="en-US" w:eastAsia="ru-RU"/>
+        </w:rPr>
+        <w:t>:</w:t>
+      </w:r>
+    </w:p>
+    <w:p>
+      <w:pPr>
+        <w:tabs>
+          <w:tab w:val="left" w:pos="916"/>
+          <w:tab w:val="left" w:pos="1832"/>
+          <w:tab w:val="left" w:pos="2748"/>
+          <w:tab w:val="left" w:pos="3664"/>
+          <w:tab w:val="left" w:pos="4580"/>
+          <w:tab w:val="left" w:pos="5496"/>
+          <w:tab w:val="left" w:pos="6412"/>
+          <w:tab w:val="left" w:pos="7328"/>
+          <w:tab w:val="left" w:pos="8244"/>
+          <w:tab w:val="left" w:pos="9160"/>
+          <w:tab w:val="left" w:pos="10076"/>
+          <w:tab w:val="left" w:pos="10992"/>
+          <w:tab w:val="left" w:pos="11908"/>
+          <w:tab w:val="left" w:pos="12824"/>
+          <w:tab w:val="left" w:pos="13740"/>
+          <w:tab w:val="left" w:pos="14656"/>
+        </w:tabs>
+        <w:spacing w:after="0" w:line="240" w:lineRule="auto"/>
+        <w:rPr>
+          <w:rFonts w:ascii="Courier New" w:eastAsia="Times New Roman" w:hAnsi="Courier New" w:cs="Courier New"/>
+          <w:sz w:val="20"/>
+          <w:szCs w:val="20"/>
+          <w:lang w:val="en-US" w:eastAsia="ru-RU"/>
+        </w:rPr>
+      </w:pPr>
+    </w:p>
+    <w:p>
+      <w:pPr>
+        <w:tabs>
+          <w:tab w:val="left" w:pos="916"/>
+          <w:tab w:val="left" w:pos="1832"/>
+          <w:tab w:val="left" w:pos="2748"/>
+          <w:tab w:val="left" w:pos="3664"/>
+          <w:tab w:val="left" w:pos="4580"/>
+          <w:tab w:val="left" w:pos="5496"/>
+          <w:tab w:val="left" w:pos="6412"/>
+          <w:tab w:val="left" w:pos="7328"/>
+          <w:tab w:val="left" w:pos="8244"/>
+          <w:tab w:val="left" w:pos="9160"/>
+          <w:tab w:val="left" w:pos="10076"/>
+          <w:tab w:val="left" w:pos="10992"/>
+          <w:tab w:val="left" w:pos="11908"/>
+          <w:tab w:val="left" w:pos="12824"/>
+          <w:tab w:val="left" w:pos="13740"/>
+          <w:tab w:val="left" w:pos="14656"/>
+        </w:tabs>
+        <w:spacing w:after="0" w:line="240" w:lineRule="auto"/>
+        <w:rPr>
+          <w:rFonts w:ascii="Courier New" w:eastAsia="Times New Roman" w:hAnsi="Courier New" w:cs="Courier New"/>
+          <w:sz w:val="20"/>
+          <w:szCs w:val="20"/>
+          <w:lang w:val="en-US" w:eastAsia="ru-RU"/>
+        </w:rPr>
+      </w:pPr>
+      <w:r>
+        <w:rPr>
+          <w:rFonts w:ascii="Courier New" w:eastAsia="Times New Roman" w:hAnsi="Courier New" w:cs="Courier New"/>
+          <w:sz w:val="20"/>
+          <w:szCs w:val="20"/>
+          <w:lang w:val="en-US" w:eastAsia="ru-RU"/>
+        </w:rPr>
+        <w:t xml:space="preserve">Story </w:t>
+      </w:r>
+      <w:r>
+        <w:rPr>
+          <w:rFonts w:ascii="Courier New" w:eastAsia="Times New Roman" w:hAnsi="Courier New" w:cs="Courier New"/>
+          <w:sz w:val="20"/>
+          <w:szCs w:val="20"/>
+          <w:lang w:eastAsia="ru-RU"/>
+        </w:rPr>
+        <w:t>может</w:t>
+      </w:r>
+      <w:r>
+        <w:rPr>
+          <w:rFonts w:ascii="Courier New" w:eastAsia="Times New Roman" w:hAnsi="Courier New" w:cs="Courier New"/>
+          <w:sz w:val="20"/>
+          <w:szCs w:val="20"/>
+          <w:lang w:val="en-US" w:eastAsia="ru-RU"/>
+        </w:rPr>
+        <w:t xml:space="preserve"> </w:t>
+      </w:r>
+      <w:r>
+        <w:rPr>
+          <w:rFonts w:ascii="Courier New" w:eastAsia="Times New Roman" w:hAnsi="Courier New" w:cs="Courier New"/>
+          <w:sz w:val="20"/>
+          <w:szCs w:val="20"/>
+          <w:lang w:eastAsia="ru-RU"/>
+        </w:rPr>
+        <w:t>иметь</w:t>
+      </w:r>
+      <w:r>
+        <w:rPr>
+          <w:rFonts w:ascii="Courier New" w:eastAsia="Times New Roman" w:hAnsi="Courier New" w:cs="Courier New"/>
+          <w:sz w:val="20"/>
+          <w:szCs w:val="20"/>
+          <w:lang w:val="en-US" w:eastAsia="ru-RU"/>
+        </w:rPr>
+        <w:t xml:space="preserve"> optional background soundtrack.</w:t>
+      </w:r>
+    </w:p>
+    <w:p>
+      <w:pPr>
+        <w:tabs>
+          <w:tab w:val="left" w:pos="916"/>
+          <w:tab w:val="left" w:pos="1832"/>
+          <w:tab w:val="left" w:pos="2748"/>
+          <w:tab w:val="left" w:pos="3664"/>
+          <w:tab w:val="left" w:pos="4580"/>
+          <w:tab w:val="left" w:pos="5496"/>
+          <w:tab w:val="left" w:pos="6412"/>
+          <w:tab w:val="left" w:pos="7328"/>
+          <w:tab w:val="left" w:pos="8244"/>
+          <w:tab w:val="left" w:pos="9160"/>
+          <w:tab w:val="left" w:pos="10076"/>
+          <w:tab w:val="left" w:pos="10992"/>
+          <w:tab w:val="left" w:pos="11908"/>
+          <w:tab w:val="left" w:pos="12824"/>
+          <w:tab w:val="left" w:pos="13740"/>
+          <w:tab w:val="left" w:pos="14656"/>
+        </w:tabs>
+        <w:spacing w:after="0" w:line="240" w:lineRule="auto"/>
+        <w:rPr>
+          <w:rFonts w:ascii="Courier New" w:eastAsia="Times New Roman" w:hAnsi="Courier New" w:cs="Courier New"/>
+          <w:sz w:val="20"/>
+          <w:szCs w:val="20"/>
+          <w:lang w:val="en-US" w:eastAsia="ru-RU"/>
+        </w:rPr>
+      </w:pPr>
+    </w:p>
+    <w:p>
+      <w:pPr>
+        <w:tabs>
+          <w:tab w:val="left" w:pos="916"/>
+          <w:tab w:val="left" w:pos="1832"/>
+          <w:tab w:val="left" w:pos="2748"/>
+          <w:tab w:val="left" w:pos="3664"/>
+          <w:tab w:val="left" w:pos="4580"/>
+          <w:tab w:val="left" w:pos="5496"/>
+          <w:tab w:val="left" w:pos="6412"/>
+          <w:tab w:val="left" w:pos="7328"/>
+          <w:tab w:val="left" w:pos="8244"/>
+          <w:tab w:val="left" w:pos="9160"/>
+          <w:tab w:val="left" w:pos="10076"/>
+          <w:tab w:val="left" w:pos="10992"/>
+          <w:tab w:val="left" w:pos="11908"/>
+          <w:tab w:val="left" w:pos="12824"/>
+          <w:tab w:val="left" w:pos="13740"/>
+          <w:tab w:val="left" w:pos="14656"/>
+        </w:tabs>
+        <w:spacing w:after="0" w:line="240" w:lineRule="auto"/>
+        <w:rPr>
+          <w:rFonts w:ascii="Courier New" w:eastAsia="Times New Roman" w:hAnsi="Courier New" w:cs="Courier New"/>
+          <w:sz w:val="20"/>
+          <w:szCs w:val="20"/>
+          <w:lang w:eastAsia="ru-RU"/>
+        </w:rPr>
+      </w:pPr>
+      <w:r>
+        <w:rPr>
+          <w:rFonts w:ascii="Courier New" w:eastAsia="Times New Roman" w:hAnsi="Courier New" w:cs="Courier New"/>
+          <w:sz w:val="20"/>
+          <w:szCs w:val="20"/>
+          <w:lang w:eastAsia="ru-RU"/>
+        </w:rPr>
+        <w:t>Все читающие участники Story слышат один и тот же effective</w:t>
+      </w:r>
+    </w:p>
+    <w:p>
+      <w:pPr>
+        <w:tabs>
+          <w:tab w:val="left" w:pos="916"/>
+          <w:tab w:val="left" w:pos="1832"/>
+          <w:tab w:val="left" w:pos="2748"/>
+          <w:tab w:val="left" w:pos="3664"/>
+          <w:tab w:val="left" w:pos="4580"/>
+          <w:tab w:val="left" w:pos="5496"/>
+          <w:tab w:val="left" w:pos="6412"/>
+          <w:tab w:val="left" w:pos="7328"/>
+          <w:tab w:val="left" w:pos="8244"/>
+          <w:tab w:val="left" w:pos="9160"/>
+          <w:tab w:val="left" w:pos="10076"/>
+          <w:tab w:val="left" w:pos="10992"/>
+          <w:tab w:val="left" w:pos="11908"/>
+          <w:tab w:val="left" w:pos="12824"/>
+          <w:tab w:val="left" w:pos="13740"/>
+          <w:tab w:val="left" w:pos="14656"/>
+        </w:tabs>
+        <w:spacing w:after="0" w:line="240" w:lineRule="auto"/>
+        <w:rPr>
+          <w:rFonts w:ascii="Courier New" w:eastAsia="Times New Roman" w:hAnsi="Courier New" w:cs="Courier New"/>
+          <w:sz w:val="20"/>
+          <w:szCs w:val="20"/>
+          <w:lang w:eastAsia="ru-RU"/>
+        </w:rPr>
+      </w:pPr>
+      <w:r>
+        <w:rPr>
+          <w:rFonts w:ascii="Courier New" w:eastAsia="Times New Roman" w:hAnsi="Courier New" w:cs="Courier New"/>
+          <w:sz w:val="20"/>
+          <w:szCs w:val="20"/>
+          <w:lang w:eastAsia="ru-RU"/>
+        </w:rPr>
+        <w:t>Story soundtrack.</w:t>
+      </w:r>
+    </w:p>
+    <w:p>
+      <w:pPr>
+        <w:tabs>
+          <w:tab w:val="left" w:pos="916"/>
+          <w:tab w:val="left" w:pos="1832"/>
+          <w:tab w:val="left" w:pos="2748"/>
+          <w:tab w:val="left" w:pos="3664"/>
+          <w:tab w:val="left" w:pos="4580"/>
+          <w:tab w:val="left" w:pos="5496"/>
+          <w:tab w:val="left" w:pos="6412"/>
+          <w:tab w:val="left" w:pos="7328"/>
+          <w:tab w:val="left" w:pos="8244"/>
+          <w:tab w:val="left" w:pos="9160"/>
+          <w:tab w:val="left" w:pos="10076"/>
+          <w:tab w:val="left" w:pos="10992"/>
+          <w:tab w:val="left" w:pos="11908"/>
+          <w:tab w:val="left" w:pos="12824"/>
+          <w:tab w:val="left" w:pos="13740"/>
+          <w:tab w:val="left" w:pos="14656"/>
+        </w:tabs>
+        <w:spacing w:after="0" w:line="240" w:lineRule="auto"/>
+        <w:rPr>
+          <w:rFonts w:ascii="Courier New" w:eastAsia="Times New Roman" w:hAnsi="Courier New" w:cs="Courier New"/>
+          <w:sz w:val="20"/>
+          <w:szCs w:val="20"/>
+          <w:lang w:eastAsia="ru-RU"/>
+        </w:rPr>
+      </w:pPr>
+    </w:p>
+    <w:p>
+      <w:pPr>
+        <w:tabs>
+          <w:tab w:val="left" w:pos="916"/>
+          <w:tab w:val="left" w:pos="1832"/>
+          <w:tab w:val="left" w:pos="2748"/>
+          <w:tab w:val="left" w:pos="3664"/>
+          <w:tab w:val="left" w:pos="4580"/>
+          <w:tab w:val="left" w:pos="5496"/>
+          <w:tab w:val="left" w:pos="6412"/>
+          <w:tab w:val="left" w:pos="7328"/>
+          <w:tab w:val="left" w:pos="8244"/>
+          <w:tab w:val="left" w:pos="9160"/>
+          <w:tab w:val="left" w:pos="10076"/>
+          <w:tab w:val="left" w:pos="10992"/>
+          <w:tab w:val="left" w:pos="11908"/>
+          <w:tab w:val="left" w:pos="12824"/>
+          <w:tab w:val="left" w:pos="13740"/>
+          <w:tab w:val="left" w:pos="14656"/>
+        </w:tabs>
+        <w:spacing w:after="0" w:line="240" w:lineRule="auto"/>
+        <w:rPr>
+          <w:rFonts w:ascii="Courier New" w:eastAsia="Times New Roman" w:hAnsi="Courier New" w:cs="Courier New"/>
+          <w:sz w:val="20"/>
+          <w:szCs w:val="20"/>
+          <w:lang w:eastAsia="ru-RU"/>
+        </w:rPr>
+      </w:pPr>
+      <w:r>
+        <w:rPr>
+          <w:rFonts w:ascii="Courier New" w:eastAsia="Times New Roman" w:hAnsi="Courier New" w:cs="Courier New"/>
+          <w:sz w:val="20"/>
+          <w:szCs w:val="20"/>
+          <w:lang w:eastAsia="ru-RU"/>
+        </w:rPr>
+        <w:t>Story Playback полностью работает и без музыки.</w:t>
+      </w:r>
+    </w:p>
+    <w:p>
+      <w:pPr>
+        <w:spacing w:after="0" w:line="240" w:lineRule="auto"/>
+        <w:rPr>
+          <w:rFonts w:ascii="Times New Roman" w:eastAsia="Times New Roman" w:hAnsi="Times New Roman" w:cs="Times New Roman"/>
+          <w:sz w:val="24"/>
+          <w:szCs w:val="24"/>
+          <w:lang w:eastAsia="ru-RU"/>
+        </w:rPr>
+      </w:pPr>
+      <w:r>
+        <w:rPr>
+          <w:rFonts w:ascii="Times New Roman" w:eastAsia="Times New Roman" w:hAnsi="Times New Roman" w:cs="Times New Roman"/>
+          <w:sz w:val="24"/>
+          <w:szCs w:val="24"/>
+          <w:lang w:eastAsia="ru-RU"/>
+        </w:rPr>
+        <w:pict w14:anchorId="5678A598">
+          <v:rect id="_x0000_i1061" style="width:0;height:1.5pt" o:hralign="center" o:hrstd="t" o:hr="t" fillcolor="#a0a0a0" stroked="f"/>
+        </w:pict>
+      </w:r>
+    </w:p>
+    <w:p>
+      <w:pPr>
+        <w:spacing w:before="100" w:beforeAutospacing="1" w:after="100" w:afterAutospacing="1" w:line="240" w:lineRule="auto"/>
+        <w:outlineLvl w:val="0"/>
+        <w:rPr>
+          <w:rFonts w:ascii="Times New Roman" w:eastAsia="Times New Roman" w:hAnsi="Times New Roman" w:cs="Times New Roman"/>
+          <w:b/>
+          <w:bCs/>
+          <w:kern w:val="36"/>
+          <w:sz w:val="48"/>
+          <w:szCs w:val="48"/>
+          <w:lang w:eastAsia="ru-RU"/>
+        </w:rPr>
+      </w:pPr>
+      <w:r>
+        <w:rPr>
+          <w:rFonts w:ascii="Times New Roman" w:eastAsia="Times New Roman" w:hAnsi="Times New Roman" w:cs="Times New Roman"/>
+          <w:b/>
+          <w:bCs/>
+          <w:kern w:val="36"/>
+          <w:sz w:val="48"/>
+          <w:szCs w:val="48"/>
+          <w:lang w:eastAsia="ru-RU"/>
+        </w:rPr>
+        <w:t>Phase 10</w:t>
+      </w:r>
+    </w:p>
+    <w:p>
+      <w:pPr>
+        <w:spacing w:before="100" w:beforeAutospacing="1" w:after="100" w:afterAutospacing="1" w:line="240" w:lineRule="auto"/>
+        <w:outlineLvl w:val="1"/>
+        <w:rPr>
+          <w:rFonts w:ascii="Times New Roman" w:eastAsia="Times New Roman" w:hAnsi="Times New Roman" w:cs="Times New Roman"/>
+          <w:b/>
+          <w:bCs/>
+          <w:sz w:val="36"/>
+          <w:szCs w:val="36"/>
+          <w:lang w:eastAsia="ru-RU"/>
+        </w:rPr>
+      </w:pPr>
+      <w:r>
+        <w:rPr>
+          <w:rFonts w:ascii="Times New Roman" w:eastAsia="Times New Roman" w:hAnsi="Times New Roman" w:cs="Times New Roman"/>
+          <w:b/>
+          <w:bCs/>
+          <w:sz w:val="36"/>
+          <w:szCs w:val="36"/>
+          <w:lang w:eastAsia="ru-RU"/>
+        </w:rPr>
+        <w:t>Security Hardening</w:t>
+      </w:r>
+    </w:p>
+    <w:p>
+      <w:pPr>
+        <w:spacing w:before="100" w:beforeAutospacing="1" w:after="100" w:afterAutospacing="1" w:line="240" w:lineRule="auto"/>
+        <w:rPr>
+          <w:rFonts w:ascii="Times New Roman" w:eastAsia="Times New Roman" w:hAnsi="Times New Roman" w:cs="Times New Roman"/>
+          <w:sz w:val="24"/>
+          <w:szCs w:val="24"/>
+          <w:lang w:eastAsia="ru-RU"/>
+        </w:rPr>
+      </w:pPr>
+      <w:r>
+        <w:rPr>
+          <w:rFonts w:ascii="Times New Roman" w:eastAsia="Times New Roman" w:hAnsi="Times New Roman" w:cs="Times New Roman"/>
+          <w:sz w:val="24"/>
+          <w:szCs w:val="24"/>
+          <w:lang w:eastAsia="ru-RU"/>
+        </w:rPr>
+        <w:t>Цель:</w:t>
+      </w:r>
+    </w:p>
+    <w:p>
+      <w:pPr>
+        <w:spacing w:before="100" w:beforeAutospacing="1" w:after="100" w:afterAutospacing="1" w:line="240" w:lineRule="auto"/>
+        <w:rPr>
+          <w:rFonts w:ascii="Times New Roman" w:eastAsia="Times New Roman" w:hAnsi="Times New Roman" w:cs="Times New Roman"/>
+          <w:sz w:val="24"/>
+          <w:szCs w:val="24"/>
+          <w:lang w:eastAsia="ru-RU"/>
+        </w:rPr>
+      </w:pPr>
+      <w:r>
+        <w:rPr>
+          <w:rFonts w:ascii="Times New Roman" w:eastAsia="Times New Roman" w:hAnsi="Times New Roman" w:cs="Times New Roman"/>
+          <w:sz w:val="24"/>
+          <w:szCs w:val="24"/>
+          <w:lang w:eastAsia="ru-RU"/>
+        </w:rPr>
+        <w:t>Подготовить систему к реальным пользователям.</w:t>
+      </w:r>
+    </w:p>
+    <w:p>
+      <w:pPr>
+        <w:spacing w:after="0" w:line="240" w:lineRule="auto"/>
+        <w:rPr>
+          <w:rFonts w:ascii="Times New Roman" w:eastAsia="Times New Roman" w:hAnsi="Times New Roman" w:cs="Times New Roman"/>
+          <w:sz w:val="24"/>
+          <w:szCs w:val="24"/>
+          <w:lang w:eastAsia="ru-RU"/>
+        </w:rPr>
+      </w:pPr>
+      <w:r>
+        <w:rPr>
+          <w:rFonts w:ascii="Times New Roman" w:eastAsia="Times New Roman" w:hAnsi="Times New Roman" w:cs="Times New Roman"/>
+          <w:sz w:val="24"/>
+          <w:szCs w:val="24"/>
+          <w:lang w:eastAsia="ru-RU"/>
+        </w:rPr>
+        <w:pict w14:anchorId="6D75A5D6">
+          <v:rect id="_x0000_i1062" style="width:0;height:1.5pt" o:hralign="center" o:hrstd="t" o:hr="t" fillcolor="#a0a0a0" stroked="f"/>
+        </w:pict>
+      </w:r>
+    </w:p>
+    <w:p>
+      <w:pPr>
+        <w:spacing w:before="100" w:beforeAutospacing="1" w:after="100" w:afterAutospacing="1" w:line="240" w:lineRule="auto"/>
+        <w:rPr>
+          <w:rFonts w:ascii="Times New Roman" w:eastAsia="Times New Roman" w:hAnsi="Times New Roman" w:cs="Times New Roman"/>
+          <w:sz w:val="24"/>
+          <w:szCs w:val="24"/>
+          <w:lang w:eastAsia="ru-RU"/>
+        </w:rPr>
+      </w:pPr>
+      <w:r>
+        <w:rPr>
+          <w:rFonts w:ascii="Times New Roman" w:eastAsia="Times New Roman" w:hAnsi="Times New Roman" w:cs="Times New Roman"/>
+          <w:sz w:val="24"/>
+          <w:szCs w:val="24"/>
+          <w:lang w:eastAsia="ru-RU"/>
+        </w:rPr>
+        <w:t>Реализовать:</w:t>
+      </w:r>
+    </w:p>
+    <w:p>
+      <w:pPr>
+        <w:numPr>
+          <w:ilvl w:val="0"/>
+          <w:numId w:val="21"/>
+        </w:numPr>
+        <w:spacing w:before="100" w:beforeAutospacing="1" w:after="100" w:afterAutospacing="1" w:line="240" w:lineRule="auto"/>
+        <w:rPr>
+          <w:rFonts w:ascii="Times New Roman" w:eastAsia="Times New Roman" w:hAnsi="Times New Roman" w:cs="Times New Roman"/>
+          <w:sz w:val="24"/>
+          <w:szCs w:val="24"/>
+          <w:lang w:eastAsia="ru-RU"/>
+        </w:rPr>
+      </w:pPr>
+      <w:r>
+        <w:rPr>
+          <w:rFonts w:ascii="Times New Roman" w:eastAsia="Times New Roman" w:hAnsi="Times New Roman" w:cs="Times New Roman"/>
+          <w:sz w:val="24"/>
+          <w:szCs w:val="24"/>
+          <w:lang w:eastAsia="ru-RU"/>
+        </w:rPr>
+        <w:t>Rate Limiting;</w:t>
+      </w:r>
+    </w:p>
+    <w:p>
+      <w:pPr>
+        <w:numPr>
+          <w:ilvl w:val="0"/>
+          <w:numId w:val="21"/>
+        </w:numPr>
+        <w:spacing w:before="100" w:beforeAutospacing="1" w:after="100" w:afterAutospacing="1" w:line="240" w:lineRule="auto"/>
+        <w:rPr>
+          <w:rFonts w:ascii="Times New Roman" w:eastAsia="Times New Roman" w:hAnsi="Times New Roman" w:cs="Times New Roman"/>
+          <w:sz w:val="24"/>
+          <w:szCs w:val="24"/>
+          <w:lang w:eastAsia="ru-RU"/>
+        </w:rPr>
+      </w:pPr>
+      <w:r>
+        <w:rPr>
+          <w:rFonts w:ascii="Times New Roman" w:eastAsia="Times New Roman" w:hAnsi="Times New Roman" w:cs="Times New Roman"/>
+          <w:sz w:val="24"/>
+          <w:szCs w:val="24"/>
+          <w:lang w:eastAsia="ru-RU"/>
+        </w:rPr>
+        <w:t>File Validation;</w:t>
+      </w:r>
+    </w:p>
+    <w:p>
+      <w:pPr>
+        <w:numPr>
+          <w:ilvl w:val="0"/>
+          <w:numId w:val="21"/>
+        </w:numPr>
+        <w:spacing w:before="100" w:beforeAutospacing="1" w:after="100" w:afterAutospacing="1" w:line="240" w:lineRule="auto"/>
+        <w:rPr>
+          <w:rFonts w:ascii="Times New Roman" w:eastAsia="Times New Roman" w:hAnsi="Times New Roman" w:cs="Times New Roman"/>
+          <w:sz w:val="24"/>
+          <w:szCs w:val="24"/>
+          <w:lang w:eastAsia="ru-RU"/>
+        </w:rPr>
+      </w:pPr>
+      <w:r>
+        <w:rPr>
+          <w:rFonts w:ascii="Times New Roman" w:eastAsia="Times New Roman" w:hAnsi="Times New Roman" w:cs="Times New Roman"/>
+          <w:sz w:val="24"/>
+          <w:szCs w:val="24"/>
+          <w:lang w:eastAsia="ru-RU"/>
+        </w:rPr>
+        <w:t>Security Headers;</w:t>
+      </w:r>
+    </w:p>
+    <w:p>
+      <w:pPr>
+        <w:numPr>
+          <w:ilvl w:val="0"/>
+          <w:numId w:val="21"/>
+        </w:numPr>
+        <w:spacing w:before="100" w:beforeAutospacing="1" w:after="100" w:afterAutospacing="1" w:line="240" w:lineRule="auto"/>
+        <w:rPr>
+          <w:rFonts w:ascii="Times New Roman" w:eastAsia="Times New Roman" w:hAnsi="Times New Roman" w:cs="Times New Roman"/>
+          <w:sz w:val="24"/>
+          <w:szCs w:val="24"/>
+          <w:lang w:eastAsia="ru-RU"/>
+        </w:rPr>
+      </w:pPr>
+      <w:r>
+        <w:rPr>
+          <w:rFonts w:ascii="Times New Roman" w:eastAsia="Times New Roman" w:hAnsi="Times New Roman" w:cs="Times New Roman"/>
+          <w:sz w:val="24"/>
+          <w:szCs w:val="24"/>
+          <w:lang w:eastAsia="ru-RU"/>
+        </w:rPr>
+        <w:t>Access Review;</w:t>
+      </w:r>
+    </w:p>
+    <w:p>
+      <w:pPr>
+        <w:numPr>
+          <w:ilvl w:val="0"/>
+          <w:numId w:val="21"/>
+        </w:numPr>
+        <w:spacing w:before="100" w:beforeAutospacing="1" w:after="100" w:afterAutospacing="1" w:line="240" w:lineRule="auto"/>
+        <w:rPr>
+          <w:rFonts w:ascii="Times New Roman" w:eastAsia="Times New Roman" w:hAnsi="Times New Roman" w:cs="Times New Roman"/>
+          <w:sz w:val="24"/>
+          <w:szCs w:val="24"/>
+          <w:lang w:eastAsia="ru-RU"/>
+        </w:rPr>
+      </w:pPr>
+      <w:r>
+        <w:rPr>
+          <w:rFonts w:ascii="Times New Roman" w:eastAsia="Times New Roman" w:hAnsi="Times New Roman" w:cs="Times New Roman"/>
+          <w:sz w:val="24"/>
+          <w:szCs w:val="24"/>
+          <w:lang w:eastAsia="ru-RU"/>
+        </w:rPr>
+        <w:t>IDOR Review;</w:t>
+      </w:r>
+    </w:p>
+    <w:p>
+      <w:pPr>
+        <w:numPr>
+          <w:ilvl w:val="0"/>
+          <w:numId w:val="21"/>
+        </w:numPr>
+        <w:spacing w:before="100" w:beforeAutospacing="1" w:after="100" w:afterAutospacing="1" w:line="240" w:lineRule="auto"/>
+        <w:rPr>
+          <w:rFonts w:ascii="Times New Roman" w:eastAsia="Times New Roman" w:hAnsi="Times New Roman" w:cs="Times New Roman"/>
+          <w:sz w:val="24"/>
+          <w:szCs w:val="24"/>
+          <w:lang w:eastAsia="ru-RU"/>
+        </w:rPr>
+      </w:pPr>
+      <w:r>
+        <w:rPr>
+          <w:rFonts w:ascii="Times New Roman" w:eastAsia="Times New Roman" w:hAnsi="Times New Roman" w:cs="Times New Roman"/>
+          <w:sz w:val="24"/>
+          <w:szCs w:val="24"/>
+          <w:lang w:eastAsia="ru-RU"/>
+        </w:rPr>
+        <w:t>JWT Review.</w:t>
+      </w:r>
+    </w:p>
+    <w:p>
+      <w:pPr>
+        <w:spacing w:after="0" w:line="240" w:lineRule="auto"/>
+        <w:rPr>
+          <w:rFonts w:ascii="Times New Roman" w:eastAsia="Times New Roman" w:hAnsi="Times New Roman" w:cs="Times New Roman"/>
+          <w:sz w:val="24"/>
+          <w:szCs w:val="24"/>
+          <w:lang w:eastAsia="ru-RU"/>
+        </w:rPr>
+      </w:pPr>
+      <w:r>
+        <w:rPr>
+          <w:rFonts w:ascii="Times New Roman" w:eastAsia="Times New Roman" w:hAnsi="Times New Roman" w:cs="Times New Roman"/>
+          <w:sz w:val="24"/>
+          <w:szCs w:val="24"/>
+          <w:lang w:eastAsia="ru-RU"/>
+        </w:rPr>
+        <w:pict w14:anchorId="5567F8FA">
+          <v:rect id="_x0000_i1063" style="width:0;height:1.5pt" o:hralign="center" o:hrstd="t" o:hr="t" fillcolor="#a0a0a0" stroked="f"/>
+        </w:pict>
+      </w:r>
+    </w:p>
+    <w:p>
+      <w:pPr>
+        <w:spacing w:before="100" w:beforeAutospacing="1" w:after="100" w:afterAutospacing="1" w:line="240" w:lineRule="auto"/>
+        <w:rPr>
+          <w:rFonts w:ascii="Times New Roman" w:eastAsia="Times New Roman" w:hAnsi="Times New Roman" w:cs="Times New Roman"/>
+          <w:sz w:val="24"/>
+          <w:szCs w:val="24"/>
+          <w:lang w:val="en-US" w:eastAsia="ru-RU"/>
+        </w:rPr>
+      </w:pPr>
+      <w:r>
+        <w:rPr>
+          <w:rFonts w:ascii="Times New Roman" w:eastAsia="Times New Roman" w:hAnsi="Times New Roman" w:cs="Times New Roman"/>
+          <w:sz w:val="24"/>
+          <w:szCs w:val="24"/>
+          <w:lang w:eastAsia="ru-RU"/>
+        </w:rPr>
+        <w:t>Результат</w:t>
+      </w:r>
+      <w:r>
+        <w:rPr>
+          <w:rFonts w:ascii="Times New Roman" w:eastAsia="Times New Roman" w:hAnsi="Times New Roman" w:cs="Times New Roman"/>
+          <w:sz w:val="24"/>
+          <w:szCs w:val="24"/>
+          <w:lang w:val="en-US" w:eastAsia="ru-RU"/>
+        </w:rPr>
+        <w:t>:</w:t>
+      </w:r>
+    </w:p>
+    <w:p>
+      <w:pPr>
+        <w:tabs>
+          <w:tab w:val="left" w:pos="916"/>
+          <w:tab w:val="left" w:pos="1832"/>
+          <w:tab w:val="left" w:pos="2748"/>
+          <w:tab w:val="left" w:pos="3664"/>
+          <w:tab w:val="left" w:pos="4580"/>
+          <w:tab w:val="left" w:pos="5496"/>
+          <w:tab w:val="left" w:pos="6412"/>
+          <w:tab w:val="left" w:pos="7328"/>
+          <w:tab w:val="left" w:pos="8244"/>
+          <w:tab w:val="left" w:pos="9160"/>
+          <w:tab w:val="left" w:pos="10076"/>
+          <w:tab w:val="left" w:pos="10992"/>
+          <w:tab w:val="left" w:pos="11908"/>
+          <w:tab w:val="left" w:pos="12824"/>
+          <w:tab w:val="left" w:pos="13740"/>
+          <w:tab w:val="left" w:pos="14656"/>
+        </w:tabs>
+        <w:spacing w:after="0" w:line="240" w:lineRule="auto"/>
+        <w:rPr>
+          <w:rFonts w:ascii="Courier New" w:eastAsia="Times New Roman" w:hAnsi="Courier New" w:cs="Courier New"/>
+          <w:sz w:val="20"/>
+          <w:szCs w:val="20"/>
+          <w:lang w:val="en-US" w:eastAsia="ru-RU"/>
+        </w:rPr>
+      </w:pPr>
+      <w:r>
+        <w:rPr>
+          <w:rFonts w:ascii="Courier New" w:eastAsia="Times New Roman" w:hAnsi="Courier New" w:cs="Courier New"/>
+          <w:sz w:val="20"/>
+          <w:szCs w:val="20"/>
+          <w:lang w:val="en-US" w:eastAsia="ru-RU"/>
+        </w:rPr>
+        <w:lastRenderedPageBreak/>
+        <w:t>Production-ready security baseline.</w:t>
+      </w:r>
+    </w:p>
+    <w:p>
+      <w:pPr>
+        <w:spacing w:after="0" w:line="240" w:lineRule="auto"/>
+        <w:rPr>
+          <w:rFonts w:ascii="Times New Roman" w:eastAsia="Times New Roman" w:hAnsi="Times New Roman" w:cs="Times New Roman"/>
+          <w:sz w:val="24"/>
+          <w:szCs w:val="24"/>
+          <w:lang w:eastAsia="ru-RU"/>
+        </w:rPr>
+      </w:pPr>
+      <w:r>
+        <w:rPr>
+          <w:rFonts w:ascii="Times New Roman" w:eastAsia="Times New Roman" w:hAnsi="Times New Roman" w:cs="Times New Roman"/>
+          <w:sz w:val="24"/>
+          <w:szCs w:val="24"/>
+          <w:lang w:eastAsia="ru-RU"/>
+        </w:rPr>
+        <w:pict w14:anchorId="10C780F0">
+          <v:rect id="_x0000_i1064" style="width:0;height:1.5pt" o:hralign="center" o:hrstd="t" o:hr="t" fillcolor="#a0a0a0" stroked="f"/>
+        </w:pict>
+      </w:r>
+    </w:p>
+    <w:p>
+      <w:pPr>
+        <w:spacing w:before="100" w:beforeAutospacing="1" w:after="100" w:afterAutospacing="1" w:line="240" w:lineRule="auto"/>
+        <w:outlineLvl w:val="0"/>
+        <w:rPr>
+          <w:rFonts w:ascii="Times New Roman" w:eastAsia="Times New Roman" w:hAnsi="Times New Roman" w:cs="Times New Roman"/>
+          <w:b/>
+          <w:bCs/>
+          <w:kern w:val="36"/>
+          <w:sz w:val="48"/>
+          <w:szCs w:val="48"/>
+          <w:lang w:eastAsia="ru-RU"/>
+        </w:rPr>
+      </w:pPr>
+      <w:r>
+        <w:rPr>
+          <w:rFonts w:ascii="Times New Roman" w:eastAsia="Times New Roman" w:hAnsi="Times New Roman" w:cs="Times New Roman"/>
+          <w:b/>
+          <w:bCs/>
+          <w:kern w:val="36"/>
+          <w:sz w:val="48"/>
+          <w:szCs w:val="48"/>
+          <w:lang w:eastAsia="ru-RU"/>
+        </w:rPr>
+        <w:t>Phase 11</w:t>
+      </w:r>
+    </w:p>
+    <w:p>
+      <w:pPr>
+        <w:spacing w:before="100" w:beforeAutospacing="1" w:after="100" w:afterAutospacing="1" w:line="240" w:lineRule="auto"/>
+        <w:outlineLvl w:val="1"/>
+        <w:rPr>
+          <w:rFonts w:ascii="Times New Roman" w:eastAsia="Times New Roman" w:hAnsi="Times New Roman" w:cs="Times New Roman"/>
+          <w:b/>
+          <w:bCs/>
+          <w:sz w:val="36"/>
+          <w:szCs w:val="36"/>
+          <w:lang w:eastAsia="ru-RU"/>
+        </w:rPr>
+      </w:pPr>
+      <w:r>
+        <w:rPr>
+          <w:rFonts w:ascii="Times New Roman" w:eastAsia="Times New Roman" w:hAnsi="Times New Roman" w:cs="Times New Roman"/>
+          <w:b/>
+          <w:bCs/>
+          <w:sz w:val="36"/>
+          <w:szCs w:val="36"/>
+          <w:lang w:eastAsia="ru-RU"/>
+        </w:rPr>
+        <w:t>Closed Beta</w:t>
+      </w:r>
+    </w:p>
+    <w:p>
+      <w:pPr>
+        <w:spacing w:before="100" w:beforeAutospacing="1" w:after="100" w:afterAutospacing="1" w:line="240" w:lineRule="auto"/>
+        <w:rPr>
+          <w:rFonts w:ascii="Times New Roman" w:eastAsia="Times New Roman" w:hAnsi="Times New Roman" w:cs="Times New Roman"/>
+          <w:sz w:val="24"/>
+          <w:szCs w:val="24"/>
+          <w:lang w:eastAsia="ru-RU"/>
+        </w:rPr>
+      </w:pPr>
+      <w:r>
+        <w:rPr>
+          <w:rFonts w:ascii="Times New Roman" w:eastAsia="Times New Roman" w:hAnsi="Times New Roman" w:cs="Times New Roman"/>
+          <w:sz w:val="24"/>
+          <w:szCs w:val="24"/>
+          <w:lang w:eastAsia="ru-RU"/>
+        </w:rPr>
+        <w:t>Цель:</w:t>
+      </w:r>
+    </w:p>
+    <w:p>
+      <w:pPr>
+        <w:spacing w:before="100" w:beforeAutospacing="1" w:after="100" w:afterAutospacing="1" w:line="240" w:lineRule="auto"/>
+        <w:rPr>
+          <w:rFonts w:ascii="Times New Roman" w:eastAsia="Times New Roman" w:hAnsi="Times New Roman" w:cs="Times New Roman"/>
+          <w:sz w:val="24"/>
+          <w:szCs w:val="24"/>
+          <w:lang w:eastAsia="ru-RU"/>
+        </w:rPr>
+      </w:pPr>
+      <w:r>
+        <w:rPr>
+          <w:rFonts w:ascii="Times New Roman" w:eastAsia="Times New Roman" w:hAnsi="Times New Roman" w:cs="Times New Roman"/>
+          <w:sz w:val="24"/>
+          <w:szCs w:val="24"/>
+          <w:lang w:eastAsia="ru-RU"/>
+        </w:rPr>
+        <w:t>Проверка продукта реальными пользователями.</w:t>
+      </w:r>
+    </w:p>
+    <w:p>
+      <w:pPr>
+        <w:spacing w:after="0" w:line="240" w:lineRule="auto"/>
+        <w:rPr>
+          <w:rFonts w:ascii="Times New Roman" w:eastAsia="Times New Roman" w:hAnsi="Times New Roman" w:cs="Times New Roman"/>
+          <w:sz w:val="24"/>
+          <w:szCs w:val="24"/>
+          <w:lang w:eastAsia="ru-RU"/>
+        </w:rPr>
+      </w:pPr>
+      <w:r>
+        <w:rPr>
+          <w:rFonts w:ascii="Times New Roman" w:eastAsia="Times New Roman" w:hAnsi="Times New Roman" w:cs="Times New Roman"/>
+          <w:sz w:val="24"/>
+          <w:szCs w:val="24"/>
+          <w:lang w:eastAsia="ru-RU"/>
+        </w:rPr>
+        <w:pict w14:anchorId="50AA432A">
+          <v:rect id="_x0000_i1065" style="width:0;height:1.5pt" o:hralign="center" o:hrstd="t" o:hr="t" fillcolor="#a0a0a0" stroked="f"/>
+        </w:pict>
+      </w:r>
+    </w:p>
+    <w:p>
+      <w:pPr>
+        <w:spacing w:before="100" w:beforeAutospacing="1" w:after="100" w:afterAutospacing="1" w:line="240" w:lineRule="auto"/>
+        <w:rPr>
+          <w:rFonts w:ascii="Times New Roman" w:eastAsia="Times New Roman" w:hAnsi="Times New Roman" w:cs="Times New Roman"/>
+          <w:sz w:val="24"/>
+          <w:szCs w:val="24"/>
+          <w:lang w:eastAsia="ru-RU"/>
+        </w:rPr>
+      </w:pPr>
+      <w:r>
+        <w:rPr>
+          <w:rFonts w:ascii="Times New Roman" w:eastAsia="Times New Roman" w:hAnsi="Times New Roman" w:cs="Times New Roman"/>
+          <w:sz w:val="24"/>
+          <w:szCs w:val="24"/>
+          <w:lang w:eastAsia="ru-RU"/>
+        </w:rPr>
+        <w:t>Пригласить:</w:t>
+      </w:r>
+    </w:p>
+    <w:p>
+      <w:pPr>
+        <w:numPr>
+          <w:ilvl w:val="0"/>
+          <w:numId w:val="22"/>
+        </w:numPr>
+        <w:spacing w:before="100" w:beforeAutospacing="1" w:after="100" w:afterAutospacing="1" w:line="240" w:lineRule="auto"/>
+        <w:rPr>
+          <w:rFonts w:ascii="Times New Roman" w:eastAsia="Times New Roman" w:hAnsi="Times New Roman" w:cs="Times New Roman"/>
+          <w:sz w:val="24"/>
+          <w:szCs w:val="24"/>
+          <w:lang w:eastAsia="ru-RU"/>
+        </w:rPr>
+      </w:pPr>
+      <w:r>
+        <w:rPr>
+          <w:rFonts w:ascii="Times New Roman" w:eastAsia="Times New Roman" w:hAnsi="Times New Roman" w:cs="Times New Roman"/>
+          <w:sz w:val="24"/>
+          <w:szCs w:val="24"/>
+          <w:lang w:eastAsia="ru-RU"/>
+        </w:rPr>
+        <w:t>друзей;</w:t>
+      </w:r>
+    </w:p>
+    <w:p>
+      <w:pPr>
+        <w:numPr>
+          <w:ilvl w:val="0"/>
+          <w:numId w:val="22"/>
+        </w:numPr>
+        <w:spacing w:before="100" w:beforeAutospacing="1" w:after="100" w:afterAutospacing="1" w:line="240" w:lineRule="auto"/>
+        <w:rPr>
+          <w:rFonts w:ascii="Times New Roman" w:eastAsia="Times New Roman" w:hAnsi="Times New Roman" w:cs="Times New Roman"/>
+          <w:sz w:val="24"/>
+          <w:szCs w:val="24"/>
+          <w:lang w:eastAsia="ru-RU"/>
+        </w:rPr>
+      </w:pPr>
+      <w:r>
+        <w:rPr>
+          <w:rFonts w:ascii="Times New Roman" w:eastAsia="Times New Roman" w:hAnsi="Times New Roman" w:cs="Times New Roman"/>
+          <w:sz w:val="24"/>
+          <w:szCs w:val="24"/>
+          <w:lang w:eastAsia="ru-RU"/>
+        </w:rPr>
+        <w:t>родственников;</w:t>
+      </w:r>
+    </w:p>
+    <w:p>
+      <w:pPr>
+        <w:numPr>
+          <w:ilvl w:val="0"/>
+          <w:numId w:val="22"/>
+        </w:numPr>
+        <w:spacing w:before="100" w:beforeAutospacing="1" w:after="100" w:afterAutospacing="1" w:line="240" w:lineRule="auto"/>
+        <w:rPr>
+          <w:rFonts w:ascii="Times New Roman" w:eastAsia="Times New Roman" w:hAnsi="Times New Roman" w:cs="Times New Roman"/>
+          <w:sz w:val="24"/>
+          <w:szCs w:val="24"/>
+          <w:lang w:eastAsia="ru-RU"/>
+        </w:rPr>
+      </w:pPr>
+      <w:r>
+        <w:rPr>
+          <w:rFonts w:ascii="Times New Roman" w:eastAsia="Times New Roman" w:hAnsi="Times New Roman" w:cs="Times New Roman"/>
+          <w:sz w:val="24"/>
+          <w:szCs w:val="24"/>
+          <w:lang w:eastAsia="ru-RU"/>
+        </w:rPr>
+        <w:t>пары.</w:t>
+      </w:r>
+    </w:p>
+    <w:p>
+      <w:pPr>
+        <w:spacing w:after="0" w:line="240" w:lineRule="auto"/>
+        <w:rPr>
+          <w:rFonts w:ascii="Times New Roman" w:eastAsia="Times New Roman" w:hAnsi="Times New Roman" w:cs="Times New Roman"/>
+          <w:sz w:val="24"/>
+          <w:szCs w:val="24"/>
+          <w:lang w:eastAsia="ru-RU"/>
+        </w:rPr>
+      </w:pPr>
+      <w:r>
+        <w:rPr>
+          <w:rFonts w:ascii="Times New Roman" w:eastAsia="Times New Roman" w:hAnsi="Times New Roman" w:cs="Times New Roman"/>
+          <w:sz w:val="24"/>
+          <w:szCs w:val="24"/>
+          <w:lang w:eastAsia="ru-RU"/>
+        </w:rPr>
+        <w:pict w14:anchorId="2EDF8324">
+          <v:rect id="_x0000_i1066" style="width:0;height:1.5pt" o:hralign="center" o:hrstd="t" o:hr="t" fillcolor="#a0a0a0" stroked="f"/>
+        </w:pict>
+      </w:r>
+    </w:p>
+    <w:p>
+      <w:pPr>
+        <w:spacing w:before="100" w:beforeAutospacing="1" w:after="100" w:afterAutospacing="1" w:line="240" w:lineRule="auto"/>
+        <w:rPr>
+          <w:rFonts w:ascii="Times New Roman" w:eastAsia="Times New Roman" w:hAnsi="Times New Roman" w:cs="Times New Roman"/>
+          <w:sz w:val="24"/>
+          <w:szCs w:val="24"/>
+          <w:lang w:eastAsia="ru-RU"/>
+        </w:rPr>
+      </w:pPr>
+      <w:r>
+        <w:rPr>
+          <w:rFonts w:ascii="Times New Roman" w:eastAsia="Times New Roman" w:hAnsi="Times New Roman" w:cs="Times New Roman"/>
+          <w:sz w:val="24"/>
+          <w:szCs w:val="24"/>
+          <w:lang w:eastAsia="ru-RU"/>
+        </w:rPr>
+        <w:t>Собрать:</w:t>
+      </w:r>
+    </w:p>
+    <w:p>
+      <w:pPr>
+        <w:numPr>
+          <w:ilvl w:val="0"/>
+          <w:numId w:val="23"/>
+        </w:numPr>
+        <w:spacing w:before="100" w:beforeAutospacing="1" w:after="100" w:afterAutospacing="1" w:line="240" w:lineRule="auto"/>
+        <w:rPr>
+          <w:rFonts w:ascii="Times New Roman" w:eastAsia="Times New Roman" w:hAnsi="Times New Roman" w:cs="Times New Roman"/>
+          <w:sz w:val="24"/>
+          <w:szCs w:val="24"/>
+          <w:lang w:eastAsia="ru-RU"/>
+        </w:rPr>
+      </w:pPr>
+      <w:r>
+        <w:rPr>
+          <w:rFonts w:ascii="Times New Roman" w:eastAsia="Times New Roman" w:hAnsi="Times New Roman" w:cs="Times New Roman"/>
+          <w:sz w:val="24"/>
+          <w:szCs w:val="24"/>
+          <w:lang w:eastAsia="ru-RU"/>
+        </w:rPr>
+        <w:t>UX Feedback;</w:t>
+      </w:r>
+    </w:p>
+    <w:p>
+      <w:pPr>
+        <w:numPr>
+          <w:ilvl w:val="0"/>
+          <w:numId w:val="23"/>
+        </w:numPr>
+        <w:spacing w:before="100" w:beforeAutospacing="1" w:after="100" w:afterAutospacing="1" w:line="240" w:lineRule="auto"/>
+        <w:rPr>
+          <w:rFonts w:ascii="Times New Roman" w:eastAsia="Times New Roman" w:hAnsi="Times New Roman" w:cs="Times New Roman"/>
+          <w:sz w:val="24"/>
+          <w:szCs w:val="24"/>
+          <w:lang w:eastAsia="ru-RU"/>
+        </w:rPr>
+      </w:pPr>
+      <w:r>
+        <w:rPr>
+          <w:rFonts w:ascii="Times New Roman" w:eastAsia="Times New Roman" w:hAnsi="Times New Roman" w:cs="Times New Roman"/>
+          <w:sz w:val="24"/>
+          <w:szCs w:val="24"/>
+          <w:lang w:eastAsia="ru-RU"/>
+        </w:rPr>
+        <w:t>Bug Reports;</w:t>
+      </w:r>
+    </w:p>
+    <w:p>
+      <w:pPr>
+        <w:numPr>
+          <w:ilvl w:val="0"/>
+          <w:numId w:val="23"/>
+        </w:numPr>
+        <w:spacing w:before="100" w:beforeAutospacing="1" w:after="100" w:afterAutospacing="1" w:line="240" w:lineRule="auto"/>
+        <w:rPr>
+          <w:rFonts w:ascii="Times New Roman" w:eastAsia="Times New Roman" w:hAnsi="Times New Roman" w:cs="Times New Roman"/>
+          <w:sz w:val="24"/>
+          <w:szCs w:val="24"/>
+          <w:lang w:val="en-US" w:eastAsia="ru-RU"/>
+        </w:rPr>
+      </w:pPr>
+      <w:r>
+        <w:rPr>
+          <w:rFonts w:ascii="Times New Roman" w:eastAsia="Times New Roman" w:hAnsi="Times New Roman" w:cs="Times New Roman"/>
+          <w:sz w:val="24"/>
+          <w:szCs w:val="24"/>
+          <w:lang w:val="en-US" w:eastAsia="ru-RU"/>
+        </w:rPr>
+        <w:t>Feature Requests.</w:t>
+      </w:r>
+    </w:p>
+    <w:p>
+      <w:pPr>
+        <w:spacing w:after="0" w:line="240" w:lineRule="auto"/>
+        <w:rPr>
+          <w:rFonts w:ascii="Times New Roman" w:eastAsia="Times New Roman" w:hAnsi="Times New Roman" w:cs="Times New Roman"/>
+          <w:sz w:val="24"/>
+          <w:szCs w:val="24"/>
+          <w:lang w:eastAsia="ru-RU"/>
+        </w:rPr>
+      </w:pPr>
+      <w:r>
+        <w:rPr>
+          <w:rFonts w:ascii="Times New Roman" w:eastAsia="Times New Roman" w:hAnsi="Times New Roman" w:cs="Times New Roman"/>
+          <w:sz w:val="24"/>
+          <w:szCs w:val="24"/>
+          <w:lang w:eastAsia="ru-RU"/>
+        </w:rPr>
+        <w:pict w14:anchorId="4FB6D099">
+          <v:rect id="_x0000_i1067" style="width:0;height:1.5pt" o:hralign="center" o:hrstd="t" o:hr="t" fillcolor="#a0a0a0" stroked="f"/>
+        </w:pict>
+      </w:r>
+    </w:p>
+    <w:p>
+      <w:pPr>
+        <w:spacing w:before="100" w:beforeAutospacing="1" w:after="100" w:afterAutospacing="1" w:line="240" w:lineRule="auto"/>
+        <w:rPr>
+          <w:rFonts w:ascii="Times New Roman" w:eastAsia="Times New Roman" w:hAnsi="Times New Roman" w:cs="Times New Roman"/>
+          <w:sz w:val="24"/>
+          <w:szCs w:val="24"/>
+          <w:lang w:eastAsia="ru-RU"/>
+        </w:rPr>
+      </w:pPr>
+      <w:r>
+        <w:rPr>
+          <w:rFonts w:ascii="Times New Roman" w:eastAsia="Times New Roman" w:hAnsi="Times New Roman" w:cs="Times New Roman"/>
+          <w:sz w:val="24"/>
+          <w:szCs w:val="24"/>
+          <w:lang w:eastAsia="ru-RU"/>
+        </w:rPr>
+        <w:t>Результат:</w:t>
+      </w:r>
+    </w:p>
+    <w:p>
+      <w:pPr>
+        <w:tabs>
+          <w:tab w:val="left" w:pos="916"/>
+          <w:tab w:val="left" w:pos="1832"/>
+          <w:tab w:val="left" w:pos="2748"/>
+          <w:tab w:val="left" w:pos="3664"/>
+          <w:tab w:val="left" w:pos="4580"/>
+          <w:tab w:val="left" w:pos="5496"/>
+          <w:tab w:val="left" w:pos="6412"/>
+          <w:tab w:val="left" w:pos="7328"/>
+          <w:tab w:val="left" w:pos="8244"/>
+          <w:tab w:val="left" w:pos="9160"/>
+          <w:tab w:val="left" w:pos="10076"/>
+          <w:tab w:val="left" w:pos="10992"/>
+          <w:tab w:val="left" w:pos="11908"/>
+          <w:tab w:val="left" w:pos="12824"/>
+          <w:tab w:val="left" w:pos="13740"/>
+          <w:tab w:val="left" w:pos="14656"/>
+        </w:tabs>
+        <w:spacing w:after="0" w:line="240" w:lineRule="auto"/>
+        <w:rPr>
+          <w:rFonts w:ascii="Courier New" w:eastAsia="Times New Roman" w:hAnsi="Courier New" w:cs="Courier New"/>
+          <w:sz w:val="20"/>
+          <w:szCs w:val="20"/>
+          <w:lang w:eastAsia="ru-RU"/>
+        </w:rPr>
+      </w:pPr>
+      <w:r>
+        <w:rPr>
+          <w:rFonts w:ascii="Courier New" w:eastAsia="Times New Roman" w:hAnsi="Courier New" w:cs="Courier New"/>
+          <w:sz w:val="20"/>
+          <w:szCs w:val="20"/>
+          <w:lang w:eastAsia="ru-RU"/>
+        </w:rPr>
+        <w:t>Первая реальная обратная связь.</w:t>
+      </w:r>
+    </w:p>
+    <w:p>
+      <w:pPr>
+        <w:spacing w:after="0" w:line="240" w:lineRule="auto"/>
+        <w:rPr>
+          <w:rFonts w:ascii="Times New Roman" w:eastAsia="Times New Roman" w:hAnsi="Times New Roman" w:cs="Times New Roman"/>
+          <w:sz w:val="24"/>
+          <w:szCs w:val="24"/>
+          <w:lang w:eastAsia="ru-RU"/>
+        </w:rPr>
+      </w:pPr>
+      <w:r>
+        <w:rPr>
+          <w:rFonts w:ascii="Times New Roman" w:eastAsia="Times New Roman" w:hAnsi="Times New Roman" w:cs="Times New Roman"/>
+          <w:sz w:val="24"/>
+          <w:szCs w:val="24"/>
+          <w:lang w:eastAsia="ru-RU"/>
+        </w:rPr>
+        <w:pict w14:anchorId="336D533A">
+          <v:rect id="_x0000_i1068" style="width:0;height:1.5pt" o:hralign="center" o:hrstd="t" o:hr="t" fillcolor="#a0a0a0" stroked="f"/>
+        </w:pict>
+      </w:r>
+    </w:p>
+    <w:p>
+      <w:pPr>
+        <w:spacing w:before="100" w:beforeAutospacing="1" w:after="100" w:afterAutospacing="1" w:line="240" w:lineRule="auto"/>
+        <w:outlineLvl w:val="0"/>
+        <w:rPr>
+          <w:rFonts w:ascii="Times New Roman" w:eastAsia="Times New Roman" w:hAnsi="Times New Roman" w:cs="Times New Roman"/>
+          <w:b/>
+          <w:bCs/>
+          <w:kern w:val="36"/>
+          <w:sz w:val="48"/>
+          <w:szCs w:val="48"/>
+          <w:lang w:eastAsia="ru-RU"/>
+        </w:rPr>
+      </w:pPr>
+      <w:r>
+        <w:rPr>
+          <w:rFonts w:ascii="Times New Roman" w:eastAsia="Times New Roman" w:hAnsi="Times New Roman" w:cs="Times New Roman"/>
+          <w:b/>
+          <w:bCs/>
+          <w:kern w:val="36"/>
+          <w:sz w:val="48"/>
+          <w:szCs w:val="48"/>
+          <w:lang w:eastAsia="ru-RU"/>
+        </w:rPr>
+        <w:t>Phase 12</w:t>
+      </w:r>
+    </w:p>
+    <w:p>
+      <w:pPr>
+        <w:spacing w:before="100" w:beforeAutospacing="1" w:after="100" w:afterAutospacing="1" w:line="240" w:lineRule="auto"/>
+        <w:outlineLvl w:val="1"/>
+        <w:rPr>
+          <w:rFonts w:ascii="Times New Roman" w:eastAsia="Times New Roman" w:hAnsi="Times New Roman" w:cs="Times New Roman"/>
+          <w:b/>
+          <w:bCs/>
+          <w:sz w:val="36"/>
+          <w:szCs w:val="36"/>
+          <w:lang w:eastAsia="ru-RU"/>
+        </w:rPr>
+      </w:pPr>
+      <w:r>
+        <w:rPr>
+          <w:rFonts w:ascii="Times New Roman" w:eastAsia="Times New Roman" w:hAnsi="Times New Roman" w:cs="Times New Roman"/>
+          <w:b/>
+          <w:bCs/>
+          <w:sz w:val="36"/>
+          <w:szCs w:val="36"/>
+          <w:lang w:eastAsia="ru-RU"/>
+        </w:rPr>
+        <w:t>MVP Release</w:t>
+      </w:r>
+    </w:p>
+    <w:p>
+      <w:pPr>
+        <w:spacing w:before="100" w:beforeAutospacing="1" w:after="100" w:afterAutospacing="1" w:line="240" w:lineRule="auto"/>
+        <w:rPr>
+          <w:rFonts w:ascii="Times New Roman" w:eastAsia="Times New Roman" w:hAnsi="Times New Roman" w:cs="Times New Roman"/>
+          <w:sz w:val="24"/>
+          <w:szCs w:val="24"/>
+          <w:lang w:eastAsia="ru-RU"/>
+        </w:rPr>
+      </w:pPr>
+      <w:r>
+        <w:rPr>
+          <w:rFonts w:ascii="Times New Roman" w:eastAsia="Times New Roman" w:hAnsi="Times New Roman" w:cs="Times New Roman"/>
+          <w:sz w:val="24"/>
+          <w:szCs w:val="24"/>
+          <w:lang w:eastAsia="ru-RU"/>
+        </w:rPr>
+        <w:t>Условия готовности:</w:t>
+      </w:r>
+    </w:p>
+    <w:p>
+      <w:pPr>
+        <w:numPr>
+          <w:ilvl w:val="0"/>
+          <w:numId w:val="24"/>
+        </w:numPr>
+        <w:spacing w:before="100" w:beforeAutospacing="1" w:after="100" w:afterAutospacing="1" w:line="240" w:lineRule="auto"/>
+        <w:rPr>
+          <w:rFonts w:ascii="Times New Roman" w:eastAsia="Times New Roman" w:hAnsi="Times New Roman" w:cs="Times New Roman"/>
+          <w:sz w:val="24"/>
+          <w:szCs w:val="24"/>
+          <w:lang w:eastAsia="ru-RU"/>
+        </w:rPr>
+      </w:pPr>
+      <w:r>
+        <w:rPr>
+          <w:rFonts w:ascii="Times New Roman" w:eastAsia="Times New Roman" w:hAnsi="Times New Roman" w:cs="Times New Roman"/>
+          <w:sz w:val="24"/>
+          <w:szCs w:val="24"/>
+          <w:lang w:eastAsia="ru-RU"/>
+        </w:rPr>
+        <w:t>Android Release Build;</w:t>
+      </w:r>
+    </w:p>
+    <w:p>
+      <w:pPr>
+        <w:numPr>
+          <w:ilvl w:val="0"/>
+          <w:numId w:val="24"/>
+        </w:numPr>
+        <w:spacing w:before="100" w:beforeAutospacing="1" w:after="100" w:afterAutospacing="1" w:line="240" w:lineRule="auto"/>
+        <w:rPr>
+          <w:rFonts w:ascii="Times New Roman" w:eastAsia="Times New Roman" w:hAnsi="Times New Roman" w:cs="Times New Roman"/>
+          <w:sz w:val="24"/>
+          <w:szCs w:val="24"/>
+          <w:lang w:eastAsia="ru-RU"/>
+        </w:rPr>
+      </w:pPr>
+      <w:r>
+        <w:rPr>
+          <w:rFonts w:ascii="Times New Roman" w:eastAsia="Times New Roman" w:hAnsi="Times New Roman" w:cs="Times New Roman"/>
+          <w:sz w:val="24"/>
+          <w:szCs w:val="24"/>
+          <w:lang w:eastAsia="ru-RU"/>
+        </w:rPr>
+        <w:t>iOS Release Build;</w:t>
+      </w:r>
+    </w:p>
+    <w:p>
+      <w:pPr>
+        <w:numPr>
+          <w:ilvl w:val="0"/>
+          <w:numId w:val="24"/>
+        </w:numPr>
+        <w:spacing w:before="100" w:beforeAutospacing="1" w:after="100" w:afterAutospacing="1" w:line="240" w:lineRule="auto"/>
+        <w:rPr>
+          <w:rFonts w:ascii="Times New Roman" w:eastAsia="Times New Roman" w:hAnsi="Times New Roman" w:cs="Times New Roman"/>
+          <w:sz w:val="24"/>
+          <w:szCs w:val="24"/>
+          <w:lang w:eastAsia="ru-RU"/>
+        </w:rPr>
+      </w:pPr>
+      <w:r>
+        <w:rPr>
+          <w:rFonts w:ascii="Times New Roman" w:eastAsia="Times New Roman" w:hAnsi="Times New Roman" w:cs="Times New Roman"/>
+          <w:sz w:val="24"/>
+          <w:szCs w:val="24"/>
+          <w:lang w:eastAsia="ru-RU"/>
+        </w:rPr>
+        <w:t>Production Backend;</w:t>
+      </w:r>
+    </w:p>
+    <w:p>
+      <w:pPr>
+        <w:numPr>
+          <w:ilvl w:val="0"/>
+          <w:numId w:val="24"/>
+        </w:numPr>
+        <w:spacing w:before="100" w:beforeAutospacing="1" w:after="100" w:afterAutospacing="1" w:line="240" w:lineRule="auto"/>
+        <w:rPr>
+          <w:rFonts w:ascii="Times New Roman" w:eastAsia="Times New Roman" w:hAnsi="Times New Roman" w:cs="Times New Roman"/>
+          <w:sz w:val="24"/>
+          <w:szCs w:val="24"/>
+          <w:lang w:eastAsia="ru-RU"/>
+        </w:rPr>
+      </w:pPr>
+      <w:r>
+        <w:rPr>
+          <w:rFonts w:ascii="Times New Roman" w:eastAsia="Times New Roman" w:hAnsi="Times New Roman" w:cs="Times New Roman"/>
+          <w:sz w:val="24"/>
+          <w:szCs w:val="24"/>
+          <w:lang w:eastAsia="ru-RU"/>
+        </w:rPr>
+        <w:t>Production PostgreSQL;</w:t>
+      </w:r>
+    </w:p>
+    <w:p>
+      <w:pPr>
+        <w:numPr>
+          <w:ilvl w:val="0"/>
+          <w:numId w:val="24"/>
+        </w:numPr>
+        <w:spacing w:before="100" w:beforeAutospacing="1" w:after="100" w:afterAutospacing="1" w:line="240" w:lineRule="auto"/>
+        <w:rPr>
+          <w:rFonts w:ascii="Times New Roman" w:eastAsia="Times New Roman" w:hAnsi="Times New Roman" w:cs="Times New Roman"/>
+          <w:sz w:val="24"/>
+          <w:szCs w:val="24"/>
+          <w:lang w:eastAsia="ru-RU"/>
+        </w:rPr>
+      </w:pPr>
+      <w:r>
+        <w:rPr>
+          <w:rFonts w:ascii="Times New Roman" w:eastAsia="Times New Roman" w:hAnsi="Times New Roman" w:cs="Times New Roman"/>
+          <w:sz w:val="24"/>
+          <w:szCs w:val="24"/>
+          <w:lang w:eastAsia="ru-RU"/>
+        </w:rPr>
+        <w:t>Production MinIO;</w:t>
+      </w:r>
+    </w:p>
+    <w:p>
+      <w:pPr>
+        <w:numPr>
+          <w:ilvl w:val="0"/>
+          <w:numId w:val="24"/>
+        </w:numPr>
+        <w:spacing w:before="100" w:beforeAutospacing="1" w:after="100" w:afterAutospacing="1" w:line="240" w:lineRule="auto"/>
+        <w:rPr>
+          <w:rFonts w:ascii="Times New Roman" w:eastAsia="Times New Roman" w:hAnsi="Times New Roman" w:cs="Times New Roman"/>
+          <w:sz w:val="24"/>
+          <w:szCs w:val="24"/>
+          <w:lang w:eastAsia="ru-RU"/>
+        </w:rPr>
+      </w:pPr>
+      <w:r>
+        <w:rPr>
+          <w:rFonts w:ascii="Times New Roman" w:eastAsia="Times New Roman" w:hAnsi="Times New Roman" w:cs="Times New Roman"/>
+          <w:sz w:val="24"/>
+          <w:szCs w:val="24"/>
+          <w:lang w:eastAsia="ru-RU"/>
+        </w:rPr>
+        <w:t>Monitoring;</w:t>
+      </w:r>
+    </w:p>
+    <w:p>
+      <w:pPr>
+        <w:numPr>
+          <w:ilvl w:val="0"/>
+          <w:numId w:val="24"/>
+        </w:numPr>
+        <w:spacing w:before="100" w:beforeAutospacing="1" w:after="100" w:afterAutospacing="1" w:line="240" w:lineRule="auto"/>
+        <w:rPr>
+          <w:rFonts w:ascii="Times New Roman" w:eastAsia="Times New Roman" w:hAnsi="Times New Roman" w:cs="Times New Roman"/>
+          <w:sz w:val="24"/>
+          <w:szCs w:val="24"/>
+          <w:lang w:eastAsia="ru-RU"/>
+        </w:rPr>
+      </w:pPr>
+      <w:r>
+        <w:rPr>
+          <w:rFonts w:ascii="Times New Roman" w:eastAsia="Times New Roman" w:hAnsi="Times New Roman" w:cs="Times New Roman"/>
+          <w:sz w:val="24"/>
+          <w:szCs w:val="24"/>
+          <w:lang w:eastAsia="ru-RU"/>
+        </w:rPr>
+        <w:t>Backups.</w:t>
+      </w:r>
+    </w:p>
+    <w:p>
+      <w:pPr>
+        <w:spacing w:after="0" w:line="240" w:lineRule="auto"/>
+        <w:rPr>
+          <w:rFonts w:ascii="Times New Roman" w:eastAsia="Times New Roman" w:hAnsi="Times New Roman" w:cs="Times New Roman"/>
+          <w:sz w:val="24"/>
+          <w:szCs w:val="24"/>
+          <w:lang w:eastAsia="ru-RU"/>
+        </w:rPr>
+      </w:pPr>
+      <w:r>
+        <w:rPr>
+          <w:rFonts w:ascii="Times New Roman" w:eastAsia="Times New Roman" w:hAnsi="Times New Roman" w:cs="Times New Roman"/>
+          <w:sz w:val="24"/>
+          <w:szCs w:val="24"/>
+          <w:lang w:eastAsia="ru-RU"/>
+        </w:rPr>
+        <w:pict w14:anchorId="041EA327">
+          <v:rect id="_x0000_i1069" style="width:0;height:1.5pt" o:hralign="center" o:hrstd="t" o:hr="t" fillcolor="#a0a0a0" stroked="f"/>
+        </w:pict>
+      </w:r>
+    </w:p>
+    <w:p>
+      <w:pPr>
+        <w:spacing w:before="100" w:beforeAutospacing="1" w:after="100" w:afterAutospacing="1" w:line="240" w:lineRule="auto"/>
+        <w:rPr>
+          <w:rFonts w:ascii="Times New Roman" w:eastAsia="Times New Roman" w:hAnsi="Times New Roman" w:cs="Times New Roman"/>
+          <w:sz w:val="24"/>
+          <w:szCs w:val="24"/>
+          <w:lang w:eastAsia="ru-RU"/>
+        </w:rPr>
+      </w:pPr>
+      <w:r>
+        <w:rPr>
+          <w:rFonts w:ascii="Times New Roman" w:eastAsia="Times New Roman" w:hAnsi="Times New Roman" w:cs="Times New Roman"/>
+          <w:sz w:val="24"/>
+          <w:szCs w:val="24"/>
+          <w:lang w:eastAsia="ru-RU"/>
+        </w:rPr>
+        <w:lastRenderedPageBreak/>
+        <w:t>Результат:</w:t>
+      </w:r>
+    </w:p>
+    <w:p>
+      <w:pPr>
+        <w:tabs>
+          <w:tab w:val="left" w:pos="916"/>
+          <w:tab w:val="left" w:pos="1832"/>
+          <w:tab w:val="left" w:pos="2748"/>
+          <w:tab w:val="left" w:pos="3664"/>
+          <w:tab w:val="left" w:pos="4580"/>
+          <w:tab w:val="left" w:pos="5496"/>
+          <w:tab w:val="left" w:pos="6412"/>
+          <w:tab w:val="left" w:pos="7328"/>
+          <w:tab w:val="left" w:pos="8244"/>
+          <w:tab w:val="left" w:pos="9160"/>
+          <w:tab w:val="left" w:pos="10076"/>
+          <w:tab w:val="left" w:pos="10992"/>
+          <w:tab w:val="left" w:pos="11908"/>
+          <w:tab w:val="left" w:pos="12824"/>
+          <w:tab w:val="left" w:pos="13740"/>
+          <w:tab w:val="left" w:pos="14656"/>
+        </w:tabs>
+        <w:spacing w:after="0" w:line="240" w:lineRule="auto"/>
+        <w:rPr>
+          <w:rFonts w:ascii="Courier New" w:eastAsia="Times New Roman" w:hAnsi="Courier New" w:cs="Courier New"/>
+          <w:sz w:val="20"/>
+          <w:szCs w:val="20"/>
           <w:lang w:eastAsia="ru-RU"/>
         </w:rPr>
       </w:pPr>
@@ -8307,7 +10691,7 @@
           <w:lang w:eastAsia="ru-RU"/>
         </w:rPr>
         <w:pict w14:anchorId="2665C2CC">
-          <v:rect id="_x0000_i1074" style="width:0;height:1.5pt" o:hralign="center" o:hrstd="t" o:hr="t" fillcolor="#a0a0a0" stroked="f"/>
+          <v:rect id="_x0000_i1070" style="width:0;height:1.5pt" o:hralign="center" o:hrstd="t" o:hr="t" fillcolor="#a0a0a0" stroked="f"/>
         </w:pict>
       </w:r>
     </w:p>
